--- a/downloads/teacher/ai-4-week-31.docx
+++ b/downloads/teacher/ai-4-week-31.docx
@@ -3003,6 +3003,396 @@
         <w:t>For your Responsible Plant Classifier, save the input, procedure, observed result and limitation of this check. Label this worked example as practice; use a different, previously unreviewed case when checking independent understanding.</w:t>
       </w:r>
     </w:p>
+    <w:p>
+      <w:pPr>
+        <w:pStyle w:val="Heading1"/>
+      </w:pPr>
+      <w:r>
+        <w:t>07. Prepare, teach and assess</w:t>
+      </w:r>
+    </w:p>
+    <w:p>
+      <w:r>
+        <w:t>Teaching target: Calculate subgroup results with sample sizes</w:t>
+      </w:r>
+    </w:p>
+    <w:p>
+      <w:r>
+        <w:t>Prepare the labelled worked-case picture, the matching workbook, fictional input cards and a place for individual responses. Check a local Python 3 environment before class; have a paper-trace version ready.</w:t>
+      </w:r>
+    </w:p>
+    <w:tbl>
+      <w:tblPr>
+        <w:tblStyle w:val="LightShading-Accent1"/>
+        <w:tblW w:type="auto" w:w="0"/>
+        <w:tblLook w:firstColumn="1" w:firstRow="1" w:lastColumn="0" w:lastRow="0" w:noHBand="0" w:noVBand="1" w:val="04A0"/>
+      </w:tblPr>
+      <w:tblGrid>
+        <w:gridCol w:w="3408"/>
+        <w:gridCol w:w="3408"/>
+        <w:gridCol w:w="3408"/>
+      </w:tblGrid>
+      <w:tr>
+        <w:trPr>
+          <w:tblHeader/>
+        </w:trPr>
+        <w:tc>
+          <w:tcPr>
+            <w:tcW w:type="dxa" w:w="3408"/>
+          </w:tcPr>
+          <w:p>
+            <w:r>
+              <w:t>Session</w:t>
+            </w:r>
+          </w:p>
+        </w:tc>
+        <w:tc>
+          <w:tcPr>
+            <w:tcW w:type="dxa" w:w="3408"/>
+          </w:tcPr>
+          <w:p>
+            <w:r>
+              <w:t>Plan</w:t>
+            </w:r>
+          </w:p>
+        </w:tc>
+        <w:tc>
+          <w:tcPr>
+            <w:tcW w:type="dxa" w:w="3408"/>
+          </w:tcPr>
+          <w:p>
+            <w:r>
+              <w:t>Resources</w:t>
+            </w:r>
+          </w:p>
+        </w:tc>
+      </w:tr>
+      <w:tr>
+        <w:tc>
+          <w:tcPr>
+            <w:tcW w:type="dxa" w:w="3408"/>
+          </w:tcPr>
+          <w:p>
+            <w:r>
+              <w:t>Session 1 · Understand · 45 min</w:t>
+            </w:r>
+          </w:p>
+        </w:tc>
+        <w:tc>
+          <w:tcPr>
+            <w:tcW w:type="dxa" w:w="3408"/>
+          </w:tcPr>
+          <w:p>
+            <w:r>
+              <w:t>0–7: recall and prerequisite; 7–15: inspect the concrete case and predict; 15–30: teacher models the worked trace; 30–40: learners explain a step using the text and visual; 40–45: check the core idea.</w:t>
+            </w:r>
+          </w:p>
+        </w:tc>
+        <w:tc>
+          <w:tcPr>
+            <w:tcW w:type="dxa" w:w="3408"/>
+          </w:tcPr>
+          <w:p>
+            <w:r>
+              <w:t>Sections 1–6; record the brief recall in the workbook.</w:t>
+            </w:r>
+          </w:p>
+        </w:tc>
+      </w:tr>
+      <w:tr>
+        <w:tc>
+          <w:tcPr>
+            <w:tcW w:type="dxa" w:w="3408"/>
+          </w:tcPr>
+          <w:p>
+            <w:r>
+              <w:t>Session 2 · Practise · 45 min</w:t>
+            </w:r>
+          </w:p>
+        </w:tc>
+        <w:tc>
+          <w:tcPr>
+            <w:tcW w:type="dxa" w:w="3408"/>
+          </w:tcPr>
+          <w:p>
+            <w:r>
+              <w:t>0–5: retrieve the procedure; 5–15: W2 completion practice; 15–23: explain and check with a partner; 23–30: each learner answers the misconception check; 30–40: targeted reteaching or a harder variation; 40–45: prepare the investigation.</w:t>
+            </w:r>
+          </w:p>
+        </w:tc>
+        <w:tc>
+          <w:tcPr>
+            <w:tcW w:type="dxa" w:w="3408"/>
+          </w:tcPr>
+          <w:p>
+            <w:r>
+              <w:t>Sections 7–10; use the matching workbook W2 and misconception check.</w:t>
+            </w:r>
+          </w:p>
+        </w:tc>
+      </w:tr>
+      <w:tr>
+        <w:tc>
+          <w:tcPr>
+            <w:tcW w:type="dxa" w:w="3408"/>
+          </w:tcPr>
+          <w:p>
+            <w:r>
+              <w:t>Session 3 · Investigate and transfer · 45 min</w:t>
+            </w:r>
+          </w:p>
+        </w:tc>
+        <w:tc>
+          <w:tcPr>
+            <w:tcW w:type="dxa" w:w="3408"/>
+          </w:tcPr>
+          <w:p>
+            <w:r>
+              <w:t>0–5: retrieve the decision rule; 5–20: investigate or trace; 20–30: start the independent case; 30–38: connect the project; 38–43: act on feedback; 43–45: plan the return check.</w:t>
+            </w:r>
+          </w:p>
+        </w:tc>
+        <w:tc>
+          <w:tcPr>
+            <w:tcW w:type="dxa" w:w="3408"/>
+          </w:tcPr>
+          <w:p>
+            <w:r>
+              <w:t>Sections 9 and 11–14. Give extra time to finish the full task set; use Section 15 when the week includes a coding lab.</w:t>
+            </w:r>
+          </w:p>
+        </w:tc>
+      </w:tr>
+    </w:tbl>
+    <w:p>
+      <w:r>
+        <w:t>Before class, solve the supported practice: How does correcting one B error affect its rate?</w:t>
+      </w:r>
+    </w:p>
+    <w:p>
+      <w:r>
+        <w:t>Reasoned practice answer: Teacher explanation: B becomes 2/5=40 percent, a 20-percentage-point change from one case.</w:t>
+      </w:r>
+    </w:p>
+    <w:p>
+      <w:r>
+        <w:t>Check every learner before discussion: Use the worked case for Subgroup evaluation. Proposed explanation: “A final answer is enough”. Decide whether this explanation is supported. Point to the step or supplied fact that decides; explain your repair if needed.</w:t>
+      </w:r>
+    </w:p>
+    <w:p>
+      <w:r>
+        <w:t>Misconception repair: Ask for the relevant counts, units, procedure or saved record. For this week: A 2/20=10 percent; B 3/5=60 percent; pooled 5/25=20 percent, a 50-point group gap.</w:t>
+      </w:r>
+    </w:p>
+    <w:p>
+      <w:r>
+        <w:t>Support: read the exact case aloud, enlarge the labelled picture, supply input cards and model only the first deciding step. Accept a spoken explanation or drawing; retain the reasoning goal.</w:t>
+      </w:r>
+    </w:p>
+    <w:p>
+      <w:r>
+        <w:t>Extension: Shade gains5 new cases with no errors. Require a prediction and a reason before comparing. Expected result: Shade error becomes3/10=30%; pooled error becomes5/30≈16.7%. Reason: Extra evaluated cases change denominators; existing errors have not disappeared.</w:t>
+      </w:r>
+    </w:p>
+    <w:p>
+      <w:r>
+        <w:t>Independent assessment: withhold the reserved answer until the learner has attempted the new case. Record support separately from correctness.</w:t>
+      </w:r>
+    </w:p>
+    <w:tbl>
+      <w:tblPr>
+        <w:tblStyle w:val="LightShading-Accent1"/>
+        <w:tblW w:type="auto" w:w="0"/>
+        <w:tblLook w:firstColumn="1" w:firstRow="1" w:lastColumn="0" w:lastRow="0" w:noHBand="0" w:noVBand="1" w:val="04A0"/>
+      </w:tblPr>
+      <w:tblGrid>
+        <w:gridCol w:w="2556"/>
+        <w:gridCol w:w="2556"/>
+        <w:gridCol w:w="2556"/>
+        <w:gridCol w:w="2556"/>
+      </w:tblGrid>
+      <w:tr>
+        <w:trPr>
+          <w:tblHeader/>
+        </w:trPr>
+        <w:tc>
+          <w:tcPr>
+            <w:tcW w:type="dxa" w:w="2556"/>
+          </w:tcPr>
+          <w:p>
+            <w:r>
+              <w:t>Criterion</w:t>
+            </w:r>
+          </w:p>
+        </w:tc>
+        <w:tc>
+          <w:tcPr>
+            <w:tcW w:type="dxa" w:w="2556"/>
+          </w:tcPr>
+          <w:p>
+            <w:r>
+              <w:t>Not yet</w:t>
+            </w:r>
+          </w:p>
+        </w:tc>
+        <w:tc>
+          <w:tcPr>
+            <w:tcW w:type="dxa" w:w="2556"/>
+          </w:tcPr>
+          <w:p>
+            <w:r>
+              <w:t>With support</w:t>
+            </w:r>
+          </w:p>
+        </w:tc>
+        <w:tc>
+          <w:tcPr>
+            <w:tcW w:type="dxa" w:w="2556"/>
+          </w:tcPr>
+          <w:p>
+            <w:r>
+              <w:t>Independent</w:t>
+            </w:r>
+          </w:p>
+        </w:tc>
+      </w:tr>
+      <w:tr>
+        <w:tc>
+          <w:tcPr>
+            <w:tcW w:type="dxa" w:w="2556"/>
+          </w:tcPr>
+          <w:p>
+            <w:r>
+              <w:t>Explanation</w:t>
+            </w:r>
+          </w:p>
+        </w:tc>
+        <w:tc>
+          <w:tcPr>
+            <w:tcW w:type="dxa" w:w="2556"/>
+          </w:tcPr>
+          <w:p>
+            <w:r>
+              <w:t>Names an answer without a deciding fact</w:t>
+            </w:r>
+          </w:p>
+        </w:tc>
+        <w:tc>
+          <w:tcPr>
+            <w:tcW w:type="dxa" w:w="2556"/>
+          </w:tcPr>
+          <w:p>
+            <w:r>
+              <w:t>Uses a hint to link fact and decision</w:t>
+            </w:r>
+          </w:p>
+        </w:tc>
+        <w:tc>
+          <w:tcPr>
+            <w:tcW w:type="dxa" w:w="2556"/>
+          </w:tcPr>
+          <w:p>
+            <w:r>
+              <w:t>Explains the deciding fact in own words</w:t>
+            </w:r>
+          </w:p>
+        </w:tc>
+      </w:tr>
+      <w:tr>
+        <w:tc>
+          <w:tcPr>
+            <w:tcW w:type="dxa" w:w="2556"/>
+          </w:tcPr>
+          <w:p>
+            <w:r>
+              <w:t>Trace or test</w:t>
+            </w:r>
+          </w:p>
+        </w:tc>
+        <w:tc>
+          <w:tcPr>
+            <w:tcW w:type="dxa" w:w="2556"/>
+          </w:tcPr>
+          <w:p>
+            <w:r>
+              <w:t>Cannot connect input and result</w:t>
+            </w:r>
+          </w:p>
+        </w:tc>
+        <w:tc>
+          <w:tcPr>
+            <w:tcW w:type="dxa" w:w="2556"/>
+          </w:tcPr>
+          <w:p>
+            <w:r>
+              <w:t>Completes steps with prompts</w:t>
+            </w:r>
+          </w:p>
+        </w:tc>
+        <w:tc>
+          <w:tcPr>
+            <w:tcW w:type="dxa" w:w="2556"/>
+          </w:tcPr>
+          <w:p>
+            <w:r>
+              <w:t>Traces or tests a changed case accurately</w:t>
+            </w:r>
+          </w:p>
+        </w:tc>
+      </w:tr>
+      <w:tr>
+        <w:tc>
+          <w:tcPr>
+            <w:tcW w:type="dxa" w:w="2556"/>
+          </w:tcPr>
+          <w:p>
+            <w:r>
+              <w:t>Limits and revision</w:t>
+            </w:r>
+          </w:p>
+        </w:tc>
+        <w:tc>
+          <w:tcPr>
+            <w:tcW w:type="dxa" w:w="2556"/>
+          </w:tcPr>
+          <w:p>
+            <w:r>
+              <w:t>Claims more than evidence supports</w:t>
+            </w:r>
+          </w:p>
+        </w:tc>
+        <w:tc>
+          <w:tcPr>
+            <w:tcW w:type="dxa" w:w="2556"/>
+          </w:tcPr>
+          <w:p>
+            <w:r>
+              <w:t>Names a limit after a prompt</w:t>
+            </w:r>
+          </w:p>
+        </w:tc>
+        <w:tc>
+          <w:tcPr>
+            <w:tcW w:type="dxa" w:w="2556"/>
+          </w:tcPr>
+          <w:p>
+            <w:r>
+              <w:t>States a defensible limit and useful next test</w:t>
+            </w:r>
+          </w:p>
+        </w:tc>
+      </w:tr>
+    </w:tbl>
+    <w:p>
+      <w:r>
+        <w:t>Project checkpoint: Present and defend. Demonstrate the system, explain one failure and justify the next improvement with evidence.</w:t>
+      </w:r>
+    </w:p>
+    <w:p>
+      <w:r>
+        <w:t>Use the weekly teacher answer for topic-specific reasoning. A saved progress tick is an activity record; judge mastery from the learner’s explanation and evidence.</w:t>
+      </w:r>
+    </w:p>
     <w:sectPr>
       <w:pgSz w:w="12240" w:h="15840"/>
       <w:pgMar w:top="936" w:right="1008" w:bottom="936" w:left="1008" w:header="720" w:footer="720" w:gutter="0"/>

--- a/downloads/teacher/ai-4-week-31.docx
+++ b/downloads/teacher/ai-4-week-31.docx
@@ -3393,6 +3393,39 @@
         <w:t>Use the weekly teacher answer for topic-specific reasoning. A saved progress tick is an activity record; judge mastery from the learner’s explanation and evidence.</w:t>
       </w:r>
     </w:p>
+    <w:p>
+      <w:pPr>
+        <w:pStyle w:val="Heading1"/>
+      </w:pPr>
+      <w:r>
+        <w:t>08. Use feedback, labs and repair paths</w:t>
+      </w:r>
+    </w:p>
+    <w:p>
+      <w:r>
+        <w:t>Use the two formative questions as supported practice, not as independent mastery scores. Discuss the deciding evidence rather than accepting a guessed selection.</w:t>
+      </w:r>
+    </w:p>
+    <w:p>
+      <w:r>
+        <w:t>The feedback comes from the reviewed public worked case. Do not reveal the separately reserved independent teacher answer until the learner has attempted that case.</w:t>
+      </w:r>
+    </w:p>
+    <w:p>
+      <w:r>
+        <w:t>Ask students to predict before running code. Preserve errors and actual outputs; collect a changed test and an explanation. The branch-boundary and indexing lessons deliberately include failure cases.</w:t>
+      </w:r>
+    </w:p>
+    <w:p>
+      <w:r>
+        <w:t>Use the earlier worked-explanation links to address a specific missing building block, then return to the current question. Adapt this suggestion after observing the learner; it is not an automatic diagnosis.</w:t>
+      </w:r>
+    </w:p>
+    <w:p>
+      <w:r>
+        <w:t>Collect the completed-work portfolio as evidence. Record support separately from correctness, and assess explanation, trace/test and limitations. Progress ticks and quiz selections alone do not establish mastery.</w:t>
+      </w:r>
+    </w:p>
     <w:sectPr>
       <w:pgSz w:w="12240" w:h="15840"/>
       <w:pgMar w:top="936" w:right="1008" w:bottom="936" w:left="1008" w:header="720" w:footer="720" w:gutter="0"/>

--- a/downloads/teacher/ai-4-week-31.docx
+++ b/downloads/teacher/ai-4-week-31.docx
@@ -29,6 +29,11 @@
       </w:r>
     </w:p>
     <w:p>
+      <w:r>
+        <w:t>Prepare Subgroup Performance: check the target, prerequisites, resources and adaptable teaching schedule.</w:t>
+      </w:r>
+    </w:p>
+    <w:p>
       <w:pPr>
         <w:pStyle w:val="Heading3"/>
       </w:pPr>
@@ -37,8 +42,26 @@
       </w:r>
     </w:p>
     <w:p>
-      <w:r>
-        <w:t>Primary target: Calculate subgroup results with sample sizes</w:t>
+      <w:pPr>
+        <w:spacing w:line="336" w:lineRule="auto" w:after="180"/>
+      </w:pPr>
+      <w:r>
+        <w:rPr>
+          <w:b w:val="0"/>
+        </w:rPr>
+        <w:t xml:space="preserve">Primary target: Calculate </w:t>
+      </w:r>
+      <w:r>
+        <w:rPr>
+          <w:b/>
+        </w:rPr>
+        <w:t>subgroup</w:t>
+      </w:r>
+      <w:r>
+        <w:rPr>
+          <w:b w:val="0"/>
+        </w:rPr>
+        <w:t xml:space="preserve"> results with sample sizes</w:t>
       </w:r>
     </w:p>
     <w:tbl>
@@ -185,8 +208,37 @@
       </w:tr>
     </w:tbl>
     <w:p>
-      <w:r>
-        <w:t>This is a starting allocation of 135 minutes, not a validated duration. Preserve all named topics. Schedule extra time for connected examples, the full investigation, independent cases and project building. Repeated copies of a case share one recorded attempt; they are not new evidence.</w:t>
+      <w:pPr>
+        <w:spacing w:line="336" w:lineRule="auto" w:after="180"/>
+      </w:pPr>
+      <w:r>
+        <w:rPr>
+          <w:b w:val="0"/>
+        </w:rPr>
+        <w:t>This is a starting allocation of 135 minutes, not a validated duration. Preserve all named topics. Schedule extra time for connected examples, the full investigation, independent cases and project building.</w:t>
+      </w:r>
+    </w:p>
+    <w:p>
+      <w:pPr>
+        <w:spacing w:line="336" w:lineRule="auto" w:after="180"/>
+      </w:pPr>
+      <w:r>
+        <w:rPr>
+          <w:b w:val="0"/>
+        </w:rPr>
+        <w:t xml:space="preserve">Repeated copies of a case share one recorded attempt; they are not new </w:t>
+      </w:r>
+      <w:r>
+        <w:rPr>
+          <w:b/>
+        </w:rPr>
+        <w:t>evidence</w:t>
+      </w:r>
+      <w:r>
+        <w:rPr>
+          <w:b w:val="0"/>
+        </w:rPr>
+        <w:t>.</w:t>
       </w:r>
     </w:p>
     <w:p>
@@ -206,18 +258,72 @@
       </w:r>
     </w:p>
     <w:p>
-      <w:r>
+      <w:pPr>
+        <w:spacing w:line="336" w:lineRule="auto" w:after="180"/>
+      </w:pPr>
+      <w:r>
+        <w:rPr>
+          <w:b w:val="0"/>
+        </w:rPr>
         <w:t>Without opening the old lesson, explain one key idea from Improve Generalization. Give an example and a mistake that the idea helps you avoid.</w:t>
       </w:r>
     </w:p>
     <w:p>
-      <w:r>
-        <w:t>Look for: Compare training and validation evidence for model capacity</w:t>
-      </w:r>
-    </w:p>
-    <w:p>
-      <w:r>
-        <w:t>Reference example, not the only acceptable wording: Teacher explanation: Choose the line with validation MAE 3. The curve training MAE 0 does not compensate for validation MAE 8.</w:t>
+      <w:pPr>
+        <w:spacing w:line="336" w:lineRule="auto" w:after="180"/>
+      </w:pPr>
+      <w:r>
+        <w:rPr>
+          <w:b w:val="0"/>
+        </w:rPr>
+        <w:t xml:space="preserve">Look for: Compare </w:t>
+      </w:r>
+      <w:r>
+        <w:rPr>
+          <w:b/>
+        </w:rPr>
+        <w:t>training</w:t>
+      </w:r>
+      <w:r>
+        <w:rPr>
+          <w:b w:val="0"/>
+        </w:rPr>
+        <w:t xml:space="preserve"> and validation </w:t>
+      </w:r>
+      <w:r>
+        <w:rPr>
+          <w:b/>
+        </w:rPr>
+        <w:t>evidence</w:t>
+      </w:r>
+      <w:r>
+        <w:rPr>
+          <w:b w:val="0"/>
+        </w:rPr>
+        <w:t xml:space="preserve"> for model capacity</w:t>
+      </w:r>
+    </w:p>
+    <w:p>
+      <w:pPr>
+        <w:spacing w:line="336" w:lineRule="auto" w:after="180"/>
+      </w:pPr>
+      <w:r>
+        <w:rPr>
+          <w:b w:val="0"/>
+        </w:rPr>
+        <w:t xml:space="preserve">Reference example, not the only acceptable wording: Teacher explanation: Choose the line with validation MAE 3. The curve </w:t>
+      </w:r>
+      <w:r>
+        <w:rPr>
+          <w:b/>
+        </w:rPr>
+        <w:t>training</w:t>
+      </w:r>
+      <w:r>
+        <w:rPr>
+          <w:b w:val="0"/>
+        </w:rPr>
+        <w:t xml:space="preserve"> MAE 0 does not compensate for validation MAE 8.</w:t>
       </w:r>
     </w:p>
     <w:p>
@@ -229,17 +335,47 @@
       </w:r>
     </w:p>
     <w:p>
-      <w:r>
+      <w:pPr>
+        <w:spacing w:line="336" w:lineRule="auto" w:after="180"/>
+      </w:pPr>
+      <w:r>
+        <w:rPr>
+          <w:b w:val="0"/>
+        </w:rPr>
         <w:t>Without opening the old lesson, explain one key idea from Learning Curves. Give an example and a mistake that the idea helps you avoid.</w:t>
       </w:r>
     </w:p>
     <w:p>
-      <w:r>
-        <w:t>Look for: Read training-size learning curves</w:t>
-      </w:r>
-    </w:p>
-    <w:p>
-      <w:r>
+      <w:pPr>
+        <w:spacing w:line="336" w:lineRule="auto" w:after="180"/>
+      </w:pPr>
+      <w:r>
+        <w:rPr>
+          <w:b w:val="0"/>
+        </w:rPr>
+        <w:t xml:space="preserve">Look for: Read </w:t>
+      </w:r>
+      <w:r>
+        <w:rPr>
+          <w:b/>
+        </w:rPr>
+        <w:t>training</w:t>
+      </w:r>
+      <w:r>
+        <w:rPr>
+          <w:b w:val="0"/>
+        </w:rPr>
+        <w:t>-size learning curves</w:t>
+      </w:r>
+    </w:p>
+    <w:p>
+      <w:pPr>
+        <w:spacing w:line="336" w:lineRule="auto" w:after="180"/>
+      </w:pPr>
+      <w:r>
+        <w:rPr>
+          <w:b w:val="0"/>
+        </w:rPr>
         <w:t>Reference example, not the only acceptable wording: Teacher explanation: Mean(5+7+6)/3=6; range 7-5=2.</w:t>
       </w:r>
     </w:p>
@@ -252,22 +388,46 @@
       </w:r>
     </w:p>
     <w:p>
-      <w:r>
+      <w:pPr>
+        <w:spacing w:line="336" w:lineRule="auto" w:after="180"/>
+      </w:pPr>
+      <w:r>
+        <w:rPr>
+          <w:b w:val="0"/>
+        </w:rPr>
         <w:t>Without opening the old lesson, explain one key idea from Metrics Match Consequences. Give an example and a mistake that the idea helps you avoid.</w:t>
       </w:r>
     </w:p>
     <w:p>
-      <w:r>
+      <w:pPr>
+        <w:spacing w:line="336" w:lineRule="auto" w:after="180"/>
+      </w:pPr>
+      <w:r>
+        <w:rPr>
+          <w:b w:val="0"/>
+        </w:rPr>
         <w:t>Look for: Apply a declared score threshold including equality</w:t>
       </w:r>
     </w:p>
     <w:p>
-      <w:r>
+      <w:pPr>
+        <w:spacing w:line="336" w:lineRule="auto" w:after="180"/>
+      </w:pPr>
+      <w:r>
+        <w:rPr>
+          <w:b w:val="0"/>
+        </w:rPr>
         <w:t>Reference example, not the only acceptable wording: Teacher explanation: At .5: A, B, C. At .3: A, B, C, D, E, including equality.</w:t>
       </w:r>
     </w:p>
     <w:p>
-      <w:r>
+      <w:pPr>
+        <w:spacing w:line="336" w:lineRule="auto" w:after="180"/>
+      </w:pPr>
+      <w:r>
+        <w:rPr>
+          <w:b w:val="0"/>
+        </w:rPr>
         <w:t>Use the student module and workbook section with this exact week title. The worked case, independent question and answers below form one aligned lesson sequence.</w:t>
       </w:r>
     </w:p>
@@ -280,8 +440,27 @@
       </w:r>
     </w:p>
     <w:p>
-      <w:r>
-        <w:t>Device A gets 18/20 correct; B gets 6/10. Compute overall accuracy and the subgroup gap. What causal claim is not supported?</w:t>
+      <w:pPr>
+        <w:spacing w:line="336" w:lineRule="auto" w:after="180"/>
+        <w:shd w:fill="F5F1FB"/>
+      </w:pPr>
+      <w:r>
+        <w:rPr>
+          <w:b w:val="0"/>
+        </w:rPr>
+        <w:t xml:space="preserve">Device A gets 18/20 correct; B gets 6/10. Compute overall accuracy and the </w:t>
+      </w:r>
+      <w:r>
+        <w:rPr>
+          <w:b/>
+        </w:rPr>
+        <w:t>subgroup</w:t>
+      </w:r>
+      <w:r>
+        <w:rPr>
+          <w:b w:val="0"/>
+        </w:rPr>
+        <w:t xml:space="preserve"> gap. What causal claim is not supported?</w:t>
       </w:r>
     </w:p>
     <w:p>
@@ -293,7 +472,13 @@
       </w:r>
     </w:p>
     <w:p>
-      <w:r>
+      <w:pPr>
+        <w:spacing w:line="336" w:lineRule="auto" w:after="180"/>
+      </w:pPr>
+      <w:r>
+        <w:rPr>
+          <w:b w:val="0"/>
+        </w:rPr>
         <w:t>Overall metrics can conceal uneven behavior across meaningful conditions or user groups.</w:t>
       </w:r>
     </w:p>
@@ -430,12 +615,38 @@
       </w:r>
     </w:p>
     <w:p>
-      <w:r>
+      <w:pPr>
+        <w:spacing w:line="336" w:lineRule="auto" w:after="180"/>
+      </w:pPr>
+      <w:r>
+        <w:rPr>
+          <w:b w:val="0"/>
+        </w:rPr>
         <w:t>Use the supplied scenario, student illustrations and blank paper. For numeric work, offer counters or a calculator after learners show the setup. Fictional records are supplied; personal data and paid accounts are unnecessary.</w:t>
       </w:r>
     </w:p>
     <w:p>
-      <w:r>
+      <w:pPr>
+        <w:pStyle w:val="Heading3"/>
+      </w:pPr>
+      <w:r>
+        <w:t>Alternative compact allocation</w:t>
+      </w:r>
+    </w:p>
+    <w:p>
+      <w:r>
+        <w:t>This compact option is not the full-week schedule. Use the main teaching cycle and allow extra sessions for the investigation, independent work and project.</w:t>
+      </w:r>
+    </w:p>
+    <w:p>
+      <w:pPr>
+        <w:spacing w:line="336" w:lineRule="auto" w:after="180"/>
+        <w:shd w:fill="F1F6F8"/>
+      </w:pPr>
+      <w:r>
+        <w:rPr>
+          <w:b w:val="0"/>
+        </w:rPr>
         <w:t>Allow 80 minutes: recall 8; explanation 12; worked demonstration 15; guided practice 20; independent assessment 15; project and reflection 10. Extend the lab into a second session when needed.</w:t>
       </w:r>
     </w:p>
@@ -448,8 +659,37 @@
       </w:r>
     </w:p>
     <w:p>
-      <w:r>
-        <w:t>Teach two 45-minute sessions. This week focuses on subgroup evaluation. Model the worked example first, collect the new W 4 case independently before feedback, and use the fresh retry to check transfer. Award credit for traceable reasoning and bounded claims, including justified uncertainty.</w:t>
+      <w:pPr>
+        <w:spacing w:line="336" w:lineRule="auto" w:after="180"/>
+      </w:pPr>
+      <w:r>
+        <w:rPr>
+          <w:b w:val="0"/>
+        </w:rPr>
+        <w:t xml:space="preserve">Teach two 45-minute sessions. This week focuses on </w:t>
+      </w:r>
+      <w:r>
+        <w:rPr>
+          <w:b/>
+        </w:rPr>
+        <w:t>subgroup</w:t>
+      </w:r>
+      <w:r>
+        <w:rPr>
+          <w:b w:val="0"/>
+        </w:rPr>
+        <w:t xml:space="preserve"> evaluation. Model the worked example first, collect the new W 4 case independently before feedback, and use the fresh retry to check transfer.</w:t>
+      </w:r>
+    </w:p>
+    <w:p>
+      <w:pPr>
+        <w:spacing w:line="336" w:lineRule="auto" w:after="180"/>
+      </w:pPr>
+      <w:r>
+        <w:rPr>
+          <w:b w:val="0"/>
+        </w:rPr>
+        <w:t>Award credit for traceable reasoning and bounded claims, including justified uncertainty.</w:t>
       </w:r>
     </w:p>
     <w:p>
@@ -461,27 +701,69 @@
       </w:r>
     </w:p>
     <w:p>
-      <w:r>
+      <w:pPr>
+        <w:spacing w:line="336" w:lineRule="auto" w:after="180"/>
+      </w:pPr>
+      <w:r>
+        <w:rPr>
+          <w:b w:val="0"/>
+        </w:rPr>
         <w:t>Different error patterns in different evaluated conditions or groups.</w:t>
       </w:r>
     </w:p>
     <w:p>
-      <w:r>
+      <w:pPr>
+        <w:spacing w:line="336" w:lineRule="auto" w:after="180"/>
+      </w:pPr>
+      <w:r>
+        <w:rPr>
+          <w:b w:val="0"/>
+        </w:rPr>
         <w:t>Printed student lesson and workbook</w:t>
       </w:r>
     </w:p>
     <w:p>
-      <w:r>
+      <w:pPr>
+        <w:spacing w:line="336" w:lineRule="auto" w:after="180"/>
+      </w:pPr>
+      <w:r>
+        <w:rPr>
+          <w:b w:val="0"/>
+        </w:rPr>
         <w:t>Paper, pencils and a calculator for fractions</w:t>
       </w:r>
     </w:p>
     <w:p>
-      <w:r>
-        <w:t>The fictional examples and a blank evidence table</w:t>
-      </w:r>
-    </w:p>
-    <w:p>
-      <w:r>
+      <w:pPr>
+        <w:spacing w:line="336" w:lineRule="auto" w:after="180"/>
+      </w:pPr>
+      <w:r>
+        <w:rPr>
+          <w:b w:val="0"/>
+        </w:rPr>
+        <w:t xml:space="preserve">The fictional examples and a blank </w:t>
+      </w:r>
+      <w:r>
+        <w:rPr>
+          <w:b/>
+        </w:rPr>
+        <w:t>evidence</w:t>
+      </w:r>
+      <w:r>
+        <w:rPr>
+          <w:b w:val="0"/>
+        </w:rPr>
+        <w:t xml:space="preserve"> table</w:t>
+      </w:r>
+    </w:p>
+    <w:p>
+      <w:pPr>
+        <w:spacing w:line="336" w:lineRule="auto" w:after="180"/>
+      </w:pPr>
+      <w:r>
+        <w:rPr>
+          <w:b w:val="0"/>
+        </w:rPr>
         <w:t>Saved classroom project records for critique; no personal student dataset required</w:t>
       </w:r>
     </w:p>
@@ -494,12 +776,36 @@
       </w:r>
     </w:p>
     <w:p>
-      <w:r>
-        <w:t>By the end, I can explain subgroup performance using a traced example and a stated limitation.</w:t>
-      </w:r>
-    </w:p>
-    <w:p>
-      <w:r>
+      <w:pPr>
+        <w:spacing w:line="336" w:lineRule="auto" w:after="180"/>
+      </w:pPr>
+      <w:r>
+        <w:rPr>
+          <w:b w:val="0"/>
+        </w:rPr>
+        <w:t xml:space="preserve">By the end, I can explain </w:t>
+      </w:r>
+      <w:r>
+        <w:rPr>
+          <w:b/>
+        </w:rPr>
+        <w:t>subgroup</w:t>
+      </w:r>
+      <w:r>
+        <w:rPr>
+          <w:b w:val="0"/>
+        </w:rPr>
+        <w:t xml:space="preserve"> performance using a traced example and a stated limitation.</w:t>
+      </w:r>
+    </w:p>
+    <w:p>
+      <w:pPr>
+        <w:spacing w:line="336" w:lineRule="auto" w:after="180"/>
+      </w:pPr>
+      <w:r>
+        <w:rPr>
+          <w:b w:val="0"/>
+        </w:rPr>
         <w:t>This added worked case illustrates the week’s main idea. Retain all original and connected topics; schedule its practice within the teaching cycle.</w:t>
       </w:r>
     </w:p>
@@ -512,76 +818,289 @@
       </w:r>
     </w:p>
     <w:p>
+      <w:r>
+        <w:t>Model Subgroup Performance using the supplied case, labelled mechanism and reasoning. Make the scope of each conclusion explicit.</w:t>
+      </w:r>
+    </w:p>
+    <w:p>
+      <w:pPr>
+        <w:spacing w:line="336" w:lineRule="auto" w:after="180"/>
+      </w:pPr>
+      <w:r>
+        <w:rPr>
+          <w:b w:val="0"/>
+        </w:rPr>
+        <w:t>Trace the information, fitted behavior, and evaluation proof separately.</w:t>
+      </w:r>
+    </w:p>
+    <w:p>
       <w:pPr>
         <w:pStyle w:val="Heading3"/>
       </w:pPr>
       <w:r>
-        <w:t>Explain the mechanism</w:t>
-      </w:r>
-    </w:p>
-    <w:p>
-      <w:r>
-        <w:t>Trace the information, fitted behavior, and evaluation proof separately.</w:t>
-      </w:r>
-    </w:p>
-    <w:p>
-      <w:r>
-        <w:t>QUESTION Calculate subgroup accuracy and recall gaps with adequate denominators.</w:t>
-      </w:r>
-    </w:p>
-    <w:p>
-      <w:r>
+        <w:t>Question to explain</w:t>
+      </w:r>
+    </w:p>
+    <w:p>
+      <w:pPr>
+        <w:spacing w:line="336" w:lineRule="auto" w:after="180"/>
+        <w:shd w:fill="F5F1FB"/>
+      </w:pPr>
+      <w:r>
+        <w:rPr>
+          <w:b w:val="0"/>
+        </w:rPr>
+        <w:t xml:space="preserve">QUESTION Calculate </w:t>
+      </w:r>
+      <w:r>
+        <w:rPr>
+          <w:b/>
+        </w:rPr>
+        <w:t>subgroup</w:t>
+      </w:r>
+      <w:r>
+        <w:rPr>
+          <w:b w:val="0"/>
+        </w:rPr>
+        <w:t xml:space="preserve"> accuracy and recall gaps with adequate </w:t>
+      </w:r>
+      <w:r>
+        <w:rPr>
+          <w:b/>
+        </w:rPr>
+        <w:t>denominator</w:t>
+      </w:r>
+      <w:r>
+        <w:rPr>
+          <w:b w:val="0"/>
+        </w:rPr>
+        <w:t>s.</w:t>
+      </w:r>
+    </w:p>
+    <w:p>
+      <w:pPr>
+        <w:spacing w:line="336" w:lineRule="auto" w:after="180"/>
+      </w:pPr>
+      <w:r>
+        <w:rPr>
+          <w:b w:val="0"/>
+        </w:rPr>
         <w:t>MODEL IDEA Overall metrics can conceal uneven behavior across meaningful conditions or user groups.</w:t>
       </w:r>
     </w:p>
     <w:p>
-      <w:r>
+      <w:pPr>
+        <w:spacing w:line="336" w:lineRule="auto" w:after="180"/>
+      </w:pPr>
+      <w:r>
+        <w:rPr>
+          <w:b w:val="0"/>
+        </w:rPr>
         <w:t>PROOF NEEDED Use an unseen case, visible calculation, error analysis, and a stated limitation.</w:t>
       </w:r>
     </w:p>
     <w:p>
-      <w:r>
+      <w:pPr>
+        <w:pStyle w:val="Heading3"/>
+      </w:pPr>
+      <w:r>
+        <w:t>How the mechanism works</w:t>
+      </w:r>
+    </w:p>
+    <w:p>
+      <w:pPr>
+        <w:spacing w:line="336" w:lineRule="auto" w:after="180"/>
+        <w:shd w:fill="F1F6F8"/>
+      </w:pPr>
+      <w:r>
+        <w:rPr>
+          <w:b w:val="0"/>
+        </w:rPr>
         <w:t>UNDER THE HOOD Daylight: 18/20 correct = 90%; evening: 10/20 = 50%. Accuracy gap = 90% − 50% = 40 percentage points.</w:t>
       </w:r>
     </w:p>
     <w:p>
-      <w:r>
-        <w:t>Draw a fresh data → model → prediction → evaluation trace:</w:t>
-      </w:r>
-    </w:p>
-    <w:p>
-      <w:r>
-        <w:t>Predict first. Then check each step. A correct answer without visible evidence cannot be audited.</w:t>
-      </w:r>
-    </w:p>
-    <w:p>
-      <w:r>
+      <w:pPr>
+        <w:spacing w:line="336" w:lineRule="auto" w:after="180"/>
+      </w:pPr>
+      <w:r>
+        <w:rPr>
+          <w:b w:val="0"/>
+        </w:rPr>
+        <w:t xml:space="preserve">Draw a fresh data → model → </w:t>
+      </w:r>
+      <w:r>
+        <w:rPr>
+          <w:b/>
+        </w:rPr>
+        <w:t>prediction</w:t>
+      </w:r>
+      <w:r>
+        <w:rPr>
+          <w:b w:val="0"/>
+        </w:rPr>
+        <w:t xml:space="preserve"> → evaluation trace:</w:t>
+      </w:r>
+    </w:p>
+    <w:p>
+      <w:pPr>
+        <w:spacing w:line="336" w:lineRule="auto" w:after="180"/>
+      </w:pPr>
+      <w:r>
+        <w:rPr>
+          <w:b w:val="0"/>
+        </w:rPr>
+        <w:t xml:space="preserve">Predict first. Then check each step. A correct answer without visible </w:t>
+      </w:r>
+      <w:r>
+        <w:rPr>
+          <w:b/>
+        </w:rPr>
+        <w:t>evidence</w:t>
+      </w:r>
+      <w:r>
+        <w:rPr>
+          <w:b w:val="0"/>
+        </w:rPr>
+        <w:t xml:space="preserve"> cannot be audited.</w:t>
+      </w:r>
+    </w:p>
+    <w:p>
+      <w:pPr>
+        <w:pStyle w:val="Heading3"/>
+      </w:pPr>
+      <w:r>
+        <w:t>Step 1</w:t>
+      </w:r>
+    </w:p>
+    <w:p>
+      <w:pPr>
+        <w:spacing w:line="336" w:lineRule="auto" w:after="180"/>
+        <w:shd w:fill="F4F9FC"/>
+      </w:pPr>
+      <w:r>
+        <w:rPr>
+          <w:b w:val="0"/>
+        </w:rPr>
         <w:t>STEP 1 Daylight: 18/20 correct = 90%; evening: 10/20 = 50%.</w:t>
       </w:r>
     </w:p>
     <w:p>
-      <w:r>
+      <w:pPr>
+        <w:pStyle w:val="Heading3"/>
+      </w:pPr>
+      <w:r>
+        <w:t>Step 2</w:t>
+      </w:r>
+    </w:p>
+    <w:p>
+      <w:pPr>
+        <w:spacing w:line="336" w:lineRule="auto" w:after="180"/>
+        <w:shd w:fill="F4F9FC"/>
+      </w:pPr>
+      <w:r>
+        <w:rPr>
+          <w:b w:val="0"/>
+        </w:rPr>
         <w:t>STEP 2 Accuracy gap = 90% − 50% = 40 percentage points.</w:t>
       </w:r>
     </w:p>
     <w:p>
-      <w:r>
-        <w:t>STEP 3 Evening spotted recall is 4/10 = 40%, versus daylight 8/10 = 80%.</w:t>
-      </w:r>
-    </w:p>
-    <w:p>
-      <w:r>
+      <w:pPr>
+        <w:pStyle w:val="Heading3"/>
+      </w:pPr>
+      <w:r>
+        <w:t>Step 3</w:t>
+      </w:r>
+    </w:p>
+    <w:p>
+      <w:pPr>
+        <w:spacing w:line="336" w:lineRule="auto" w:after="180"/>
+        <w:shd w:fill="F4F9FC"/>
+      </w:pPr>
+      <w:r>
+        <w:rPr>
+          <w:b w:val="0"/>
+        </w:rPr>
+        <w:t xml:space="preserve">STEP 3 Evening spotted recall is 4/10 = 40%, versus daylight 8/10 = </w:t>
+      </w:r>
+      <w:r>
+        <w:rPr>
+          <w:b/>
+        </w:rPr>
+        <w:t>80%</w:t>
+      </w:r>
+      <w:r>
+        <w:rPr>
+          <w:b w:val="0"/>
+        </w:rPr>
+        <w:t>.</w:t>
+      </w:r>
+    </w:p>
+    <w:p>
+      <w:pPr>
+        <w:pStyle w:val="Heading3"/>
+      </w:pPr>
+      <w:r>
+        <w:t>Step 4</w:t>
+      </w:r>
+    </w:p>
+    <w:p>
+      <w:pPr>
+        <w:spacing w:line="336" w:lineRule="auto" w:after="180"/>
+        <w:shd w:fill="F4F9FC"/>
+      </w:pPr>
+      <w:r>
+        <w:rPr>
+          <w:b w:val="0"/>
+        </w:rPr>
         <w:t>STEP 4 Inspect representation and image quality; report counts and uncertainty before repairing.</w:t>
       </w:r>
     </w:p>
     <w:p>
-      <w:r>
-        <w:t>CHECK Verify the denominator, unit, split, class definition, and data version before interpreting a score.</w:t>
-      </w:r>
-    </w:p>
-    <w:p>
-      <w:r>
-        <w:t>Recalculate, retrace, or restate the evidence independently:</w:t>
+      <w:pPr>
+        <w:spacing w:line="336" w:lineRule="auto" w:after="180"/>
+      </w:pPr>
+      <w:r>
+        <w:rPr>
+          <w:b w:val="0"/>
+        </w:rPr>
+        <w:t xml:space="preserve">CHECK Verify the </w:t>
+      </w:r>
+      <w:r>
+        <w:rPr>
+          <w:b/>
+        </w:rPr>
+        <w:t>denominator</w:t>
+      </w:r>
+      <w:r>
+        <w:rPr>
+          <w:b w:val="0"/>
+        </w:rPr>
+        <w:t>, unit, split, class definition, and data version before interpreting a score.</w:t>
+      </w:r>
+    </w:p>
+    <w:p>
+      <w:pPr>
+        <w:spacing w:line="336" w:lineRule="auto" w:after="180"/>
+      </w:pPr>
+      <w:r>
+        <w:rPr>
+          <w:b w:val="0"/>
+        </w:rPr>
+        <w:t xml:space="preserve">Recalculate, retrace, or restate the </w:t>
+      </w:r>
+      <w:r>
+        <w:rPr>
+          <w:b/>
+        </w:rPr>
+        <w:t>evidence</w:t>
+      </w:r>
+      <w:r>
+        <w:rPr>
+          <w:b w:val="0"/>
+        </w:rPr>
+        <w:t xml:space="preserve"> independently:</w:t>
       </w:r>
     </w:p>
     <w:p>
@@ -593,54 +1112,259 @@
       </w:r>
     </w:p>
     <w:p>
-      <w:r>
+      <w:pPr>
+        <w:pStyle w:val="Heading3"/>
+      </w:pPr>
+      <w:r>
+        <w:t>The teaching case</w:t>
+      </w:r>
+    </w:p>
+    <w:p>
+      <w:pPr>
+        <w:spacing w:line="336" w:lineRule="auto" w:after="180"/>
+        <w:shd w:fill="F1F6FC"/>
+      </w:pPr>
+      <w:r>
+        <w:rPr>
+          <w:b w:val="0"/>
+        </w:rPr>
         <w:t>A has18/20 correct; B has6/10.</w:t>
       </w:r>
     </w:p>
     <w:p>
-      <w:r>
-        <w:t>Compute subgroup results and evidence limits.</w:t>
-      </w:r>
-    </w:p>
-    <w:p>
       <w:pPr>
         <w:pStyle w:val="Heading3"/>
       </w:pPr>
       <w:r>
+        <w:t>The teaching case</w:t>
+      </w:r>
+    </w:p>
+    <w:p>
+      <w:pPr>
+        <w:spacing w:line="336" w:lineRule="auto" w:after="180"/>
+        <w:shd w:fill="F1F6FC"/>
+      </w:pPr>
+      <w:r>
+        <w:rPr>
+          <w:b w:val="0"/>
+        </w:rPr>
+        <w:t xml:space="preserve">Compute </w:t>
+      </w:r>
+      <w:r>
+        <w:rPr>
+          <w:b/>
+        </w:rPr>
+        <w:t>subgroup</w:t>
+      </w:r>
+      <w:r>
+        <w:rPr>
+          <w:b w:val="0"/>
+        </w:rPr>
+        <w:t xml:space="preserve"> results and </w:t>
+      </w:r>
+      <w:r>
+        <w:rPr>
+          <w:b/>
+        </w:rPr>
+        <w:t>evidence</w:t>
+      </w:r>
+      <w:r>
+        <w:rPr>
+          <w:b w:val="0"/>
+        </w:rPr>
+        <w:t xml:space="preserve"> limits.</w:t>
+      </w:r>
+    </w:p>
+    <w:p>
+      <w:pPr>
+        <w:pStyle w:val="Heading3"/>
+      </w:pPr>
+      <w:r>
         <w:t>Exact explanation to model</w:t>
       </w:r>
     </w:p>
     <w:p>
-      <w:r>
-        <w:t>90% versus60%, gap30 percentage points. Report denominators and investigate collection/label differences without assuming an inherent group cause.</w:t>
-      </w:r>
-    </w:p>
-    <w:p>
       <w:pPr>
         <w:pStyle w:val="Heading3"/>
       </w:pPr>
       <w:r>
+        <w:t>Why the result follows</w:t>
+      </w:r>
+    </w:p>
+    <w:p>
+      <w:pPr>
+        <w:spacing w:line="336" w:lineRule="auto" w:after="180"/>
+        <w:shd w:fill="F1F6FC"/>
+      </w:pPr>
+      <w:r>
+        <w:rPr>
+          <w:b w:val="0"/>
+        </w:rPr>
+        <w:t>90% versus</w:t>
+      </w:r>
+      <w:r>
+        <w:rPr>
+          <w:b/>
+        </w:rPr>
+        <w:t>60%</w:t>
+      </w:r>
+      <w:r>
+        <w:rPr>
+          <w:b w:val="0"/>
+        </w:rPr>
+        <w:t xml:space="preserve">, gap30 percentage points. Report </w:t>
+      </w:r>
+      <w:r>
+        <w:rPr>
+          <w:b/>
+        </w:rPr>
+        <w:t>denominator</w:t>
+      </w:r>
+      <w:r>
+        <w:rPr>
+          <w:b w:val="0"/>
+        </w:rPr>
+        <w:t>s and investigate collection/label differences without assuming an inherent group cause.</w:t>
+      </w:r>
+    </w:p>
+    <w:p>
+      <w:pPr>
+        <w:pStyle w:val="Heading3"/>
+      </w:pPr>
+      <w:r>
         <w:t>Explain the added worked example</w:t>
       </w:r>
     </w:p>
     <w:p>
-      <w:r>
-        <w:t>A single overall score can hide different experiences. Define relevant groups before evaluation and report counts as well as rates. This classroom exercise uses fictional sensor conditions, not personal identities. Real evaluations involving people require appropriate permissions, privacy and contextual expertise.</w:t>
-      </w:r>
-    </w:p>
-    <w:p>
-      <w:r>
-        <w:t>Use fictional classroom data throughout this investigation. Keep the task, units, reference labels and data split visible as you reason. Earlier weeks supplied the model-building process; this week examines subgroup evaluation.</w:t>
-      </w:r>
-    </w:p>
-    <w:p>
-      <w:r>
-        <w:t>Sensor group A has 2 errors in 20 examples and group B has 3 in 5. Error rates are 10 and 60 percent; pooled error is 5/25=20 percent. The group difference is 50 percentage points. B has only five examples, so its rate is sensitive to each individual result.</w:t>
-      </w:r>
-    </w:p>
-    <w:p>
-      <w:r>
-        <w:t>Before continuing, underline the decision rule and circle the evidence that supports the conclusion. Explain the example to a partner without replacing the counts or conditions with a stronger claim. Keep the distinction between an observed result and a proposed next step.</w:t>
+      <w:pPr>
+        <w:pStyle w:val="Heading3"/>
+      </w:pPr>
+      <w:r>
+        <w:t>Explain the added worked example · 1</w:t>
+      </w:r>
+    </w:p>
+    <w:p>
+      <w:pPr>
+        <w:spacing w:line="336" w:lineRule="auto" w:after="180"/>
+      </w:pPr>
+      <w:r>
+        <w:rPr>
+          <w:b w:val="0"/>
+        </w:rPr>
+        <w:t>A single overall score can hide different experiences. Define relevant groups before evaluation and report counts as well as rates. This classroom exercise uses fictional sensor conditions, not personal identities.</w:t>
+      </w:r>
+    </w:p>
+    <w:p>
+      <w:pPr>
+        <w:spacing w:line="336" w:lineRule="auto" w:after="180"/>
+      </w:pPr>
+      <w:r>
+        <w:rPr>
+          <w:b w:val="0"/>
+        </w:rPr>
+        <w:t>Real evaluations involving people require appropriate permissions, privacy and contextual expertise.</w:t>
+      </w:r>
+    </w:p>
+    <w:p>
+      <w:pPr>
+        <w:spacing w:line="336" w:lineRule="auto" w:after="180"/>
+      </w:pPr>
+      <w:r>
+        <w:rPr>
+          <w:b w:val="0"/>
+        </w:rPr>
+        <w:t>Use fictional classroom data throughout this investigation. Keep the task, units, reference labels and data split visible as you reason.</w:t>
+      </w:r>
+    </w:p>
+    <w:p>
+      <w:pPr>
+        <w:spacing w:line="336" w:lineRule="auto" w:after="180"/>
+      </w:pPr>
+      <w:r>
+        <w:rPr>
+          <w:b w:val="0"/>
+        </w:rPr>
+        <w:t xml:space="preserve">Earlier weeks supplied the model-building </w:t>
+      </w:r>
+      <w:r>
+        <w:rPr>
+          <w:b/>
+        </w:rPr>
+        <w:t>process</w:t>
+      </w:r>
+      <w:r>
+        <w:rPr>
+          <w:b w:val="0"/>
+        </w:rPr>
+        <w:t xml:space="preserve">; this week examines </w:t>
+      </w:r>
+      <w:r>
+        <w:rPr>
+          <w:b/>
+        </w:rPr>
+        <w:t>subgroup</w:t>
+      </w:r>
+      <w:r>
+        <w:rPr>
+          <w:b w:val="0"/>
+        </w:rPr>
+        <w:t xml:space="preserve"> evaluation.</w:t>
+      </w:r>
+    </w:p>
+    <w:p>
+      <w:pPr>
+        <w:spacing w:line="336" w:lineRule="auto" w:after="180"/>
+      </w:pPr>
+      <w:r>
+        <w:rPr>
+          <w:b w:val="0"/>
+        </w:rPr>
+        <w:t>Sensor group A has 2 errors in 20 examples and group B has 3 in 5. Error rates are 10 and 60 percent; pooled error is 5/25=20 percent. The group difference is 50 percentage points.</w:t>
+      </w:r>
+    </w:p>
+    <w:p>
+      <w:pPr>
+        <w:spacing w:line="336" w:lineRule="auto" w:after="180"/>
+      </w:pPr>
+      <w:r>
+        <w:rPr>
+          <w:b w:val="0"/>
+        </w:rPr>
+        <w:t>B has only five examples, so its rate is sensitive to each individual result.</w:t>
+      </w:r>
+    </w:p>
+    <w:p>
+      <w:pPr>
+        <w:spacing w:line="336" w:lineRule="auto" w:after="180"/>
+      </w:pPr>
+      <w:r>
+        <w:rPr>
+          <w:b w:val="0"/>
+        </w:rPr>
+        <w:t xml:space="preserve">Before continuing, underline the decision rule and circle the </w:t>
+      </w:r>
+      <w:r>
+        <w:rPr>
+          <w:b/>
+        </w:rPr>
+        <w:t>evidence</w:t>
+      </w:r>
+      <w:r>
+        <w:rPr>
+          <w:b w:val="0"/>
+        </w:rPr>
+        <w:t xml:space="preserve"> that supports the conclusion. Explain the example to a partner without replacing the counts or conditions with a stronger claim.</w:t>
+      </w:r>
+    </w:p>
+    <w:p>
+      <w:pPr>
+        <w:spacing w:line="336" w:lineRule="auto" w:after="180"/>
+      </w:pPr>
+      <w:r>
+        <w:rPr>
+          <w:b w:val="0"/>
+        </w:rPr>
+        <w:t>Keep the distinction between an observed result and a proposed next step.</w:t>
       </w:r>
     </w:p>
     <w:p>
@@ -784,8 +1508,37 @@
       </w:r>
     </w:p>
     <w:p>
-      <w:r>
-        <w:t>Use the complete worked example below before asking learners to complete W2. Reveal a small part, invite a prediction, then explain the deciding step. These teacher notes contain solutions; do not reveal the independent case answer during modelling.</w:t>
+      <w:pPr>
+        <w:spacing w:line="336" w:lineRule="auto" w:after="180"/>
+      </w:pPr>
+      <w:r>
+        <w:rPr>
+          <w:b w:val="0"/>
+        </w:rPr>
+        <w:t xml:space="preserve">Use the complete worked example below before asking learners to complete W2. Reveal a small part, invite a </w:t>
+      </w:r>
+      <w:r>
+        <w:rPr>
+          <w:b/>
+        </w:rPr>
+        <w:t>prediction</w:t>
+      </w:r>
+      <w:r>
+        <w:rPr>
+          <w:b w:val="0"/>
+        </w:rPr>
+        <w:t>, then explain the deciding step.</w:t>
+      </w:r>
+    </w:p>
+    <w:p>
+      <w:pPr>
+        <w:spacing w:line="336" w:lineRule="auto" w:after="180"/>
+      </w:pPr>
+      <w:r>
+        <w:rPr>
+          <w:b w:val="0"/>
+        </w:rPr>
+        <w:t>These teacher notes contain solutions; do not reveal the independent case answer during modelling.</w:t>
       </w:r>
     </w:p>
     <w:p>
@@ -1075,7 +1828,13 @@
       </w:tr>
     </w:tbl>
     <w:p>
-      <w:r>
+      <w:pPr>
+        <w:spacing w:line="336" w:lineRule="auto" w:after="180"/>
+      </w:pPr>
+      <w:r>
+        <w:rPr>
+          <w:b w:val="0"/>
+        </w:rPr>
         <w:t>Use the diagram and verbal explanation together. Ask learners to match a sentence to a specific visual step; do not assign learners fixed visual or auditory learning styles.</w:t>
       </w:r>
     </w:p>
@@ -1088,8 +1847,26 @@
       </w:r>
     </w:p>
     <w:p>
-      <w:r>
-        <w:t>Calculate subgroup and pooled error rates without letting the larger group hide a gap.</w:t>
+      <w:pPr>
+        <w:spacing w:line="336" w:lineRule="auto" w:after="180"/>
+      </w:pPr>
+      <w:r>
+        <w:rPr>
+          <w:b w:val="0"/>
+        </w:rPr>
+        <w:t xml:space="preserve">Calculate </w:t>
+      </w:r>
+      <w:r>
+        <w:rPr>
+          <w:b/>
+        </w:rPr>
+        <w:t>subgroup</w:t>
+      </w:r>
+      <w:r>
+        <w:rPr>
+          <w:b w:val="0"/>
+        </w:rPr>
+        <w:t xml:space="preserve"> and pooled error rates without letting the larger group hide a gap.</w:t>
       </w:r>
     </w:p>
     <w:p>
@@ -1101,13 +1878,55 @@
       </w:r>
     </w:p>
     <w:p>
-      <w:r>
+      <w:pPr>
+        <w:pStyle w:val="Heading3"/>
+      </w:pPr>
+      <w:r>
+        <w:t>Supplied facts</w:t>
+      </w:r>
+    </w:p>
+    <w:p>
+      <w:pPr>
+        <w:spacing w:line="336" w:lineRule="auto" w:after="180"/>
+        <w:shd w:fill="F1F6FC"/>
+      </w:pPr>
+      <w:r>
+        <w:rPr>
+          <w:b w:val="0"/>
+        </w:rPr>
         <w:t>Group Sun: 2 errors in20 photos; Shade: 3 errors in5. Same error definition; related plant views are documented.</w:t>
       </w:r>
     </w:p>
     <w:p>
-      <w:r>
-        <w:t>All inputs and outcomes in this worked example are invented classroom data; no real model run is claimed.</w:t>
+      <w:pPr>
+        <w:pStyle w:val="Heading3"/>
+      </w:pPr>
+      <w:r>
+        <w:t>Supplied facts</w:t>
+      </w:r>
+    </w:p>
+    <w:p>
+      <w:pPr>
+        <w:spacing w:line="336" w:lineRule="auto" w:after="180"/>
+        <w:shd w:fill="F1F6FC"/>
+      </w:pPr>
+      <w:r>
+        <w:rPr>
+          <w:b w:val="0"/>
+        </w:rPr>
+        <w:t xml:space="preserve">All </w:t>
+      </w:r>
+      <w:r>
+        <w:rPr>
+          <w:b/>
+        </w:rPr>
+        <w:t>input</w:t>
+      </w:r>
+      <w:r>
+        <w:rPr>
+          <w:b w:val="0"/>
+        </w:rPr>
+        <w:t>s and outcomes in this worked example are invented classroom data; no real model run is claimed.</w:t>
       </w:r>
     </w:p>
     <w:p>
@@ -1306,57 +2125,247 @@
       </w:r>
     </w:p>
     <w:p>
-      <w:r>
-        <w:t>Read the picture in order. Total error=5/25=20%, which hides the 50-percentage-point subgroup difference. The arrows show which recorded input or intermediate result each decision uses. Explain the deciding step aloud before checking the changed case; pointing to the final answer alone does not show how it follows.</w:t>
-      </w:r>
-    </w:p>
-    <w:p>
       <w:pPr>
         <w:pStyle w:val="Heading3"/>
       </w:pPr>
       <w:r>
+        <w:t>Why the result follows</w:t>
+      </w:r>
+    </w:p>
+    <w:p>
+      <w:pPr>
+        <w:spacing w:line="336" w:lineRule="auto" w:after="180"/>
+        <w:shd w:fill="F1F6FC"/>
+      </w:pPr>
+      <w:r>
+        <w:rPr>
+          <w:b w:val="0"/>
+        </w:rPr>
+        <w:t xml:space="preserve">Read the picture in order. Total error=5/25=20%, which hides the 50-percentage-point </w:t>
+      </w:r>
+      <w:r>
+        <w:rPr>
+          <w:b/>
+        </w:rPr>
+        <w:t>subgroup</w:t>
+      </w:r>
+      <w:r>
+        <w:rPr>
+          <w:b w:val="0"/>
+        </w:rPr>
+        <w:t xml:space="preserve"> difference. The arrows show which recorded </w:t>
+      </w:r>
+      <w:r>
+        <w:rPr>
+          <w:b/>
+        </w:rPr>
+        <w:t>input</w:t>
+      </w:r>
+      <w:r>
+        <w:rPr>
+          <w:b w:val="0"/>
+        </w:rPr>
+        <w:t xml:space="preserve"> or intermediate result each decision uses.</w:t>
+      </w:r>
+    </w:p>
+    <w:p>
+      <w:pPr>
+        <w:spacing w:line="336" w:lineRule="auto" w:after="180"/>
+        <w:shd w:fill="F1F6FC"/>
+      </w:pPr>
+      <w:r>
+        <w:rPr>
+          <w:b w:val="0"/>
+        </w:rPr>
+        <w:t>Explain the deciding step aloud before checking the changed case; pointing to the final answer alone does not show how it follows.</w:t>
+      </w:r>
+    </w:p>
+    <w:p>
+      <w:pPr>
+        <w:pStyle w:val="Heading3"/>
+      </w:pPr>
+      <w:r>
         <w:t>What this example does not establish</w:t>
       </w:r>
     </w:p>
     <w:p>
-      <w:r>
-        <w:t>Small subgroup samples have high variability. An observed gap does not by itself establish discrimination or a causal explanation.</w:t>
-      </w:r>
-    </w:p>
-    <w:p>
       <w:pPr>
         <w:pStyle w:val="Heading3"/>
       </w:pPr>
       <w:r>
+        <w:t>Keep the stated limit</w:t>
+      </w:r>
+    </w:p>
+    <w:p>
+      <w:pPr>
+        <w:spacing w:line="336" w:lineRule="auto" w:after="180"/>
+        <w:shd w:fill="FFF5E6"/>
+      </w:pPr>
+      <w:r>
+        <w:rPr>
+          <w:b w:val="0"/>
+        </w:rPr>
+        <w:t xml:space="preserve">Small </w:t>
+      </w:r>
+      <w:r>
+        <w:rPr>
+          <w:b/>
+        </w:rPr>
+        <w:t>subgroup</w:t>
+      </w:r>
+      <w:r>
+        <w:rPr>
+          <w:b w:val="0"/>
+        </w:rPr>
+        <w:t xml:space="preserve"> samples have high variability. An observed gap does not by itself establish discrimination or a causal explanation.</w:t>
+      </w:r>
+    </w:p>
+    <w:p>
+      <w:pPr>
+        <w:pStyle w:val="Heading3"/>
+      </w:pPr>
+      <w:r>
         <w:t>Change one thing in the pictured case</w:t>
       </w:r>
     </w:p>
     <w:p>
-      <w:r>
+      <w:pPr>
+        <w:pStyle w:val="Heading3"/>
+      </w:pPr>
+      <w:r>
+        <w:t>Change one thing</w:t>
+      </w:r>
+    </w:p>
+    <w:p>
+      <w:pPr>
+        <w:spacing w:line="336" w:lineRule="auto" w:after="180"/>
+        <w:shd w:fill="F5F1FB"/>
+      </w:pPr>
+      <w:r>
+        <w:rPr>
+          <w:b w:val="0"/>
+        </w:rPr>
         <w:t>Change: Shade gains5 new cases with no errors.</w:t>
       </w:r>
     </w:p>
     <w:p>
-      <w:r>
-        <w:t>Prediction: Shade error becomes3/10=30%; pooled error becomes5/30≈16.7%.</w:t>
-      </w:r>
-    </w:p>
-    <w:p>
-      <w:r>
-        <w:t>Reason: Extra evaluated cases change denominators; existing errors have not disappeared.</w:t>
-      </w:r>
-    </w:p>
-    <w:p>
       <w:pPr>
         <w:pStyle w:val="Heading3"/>
       </w:pPr>
       <w:r>
+        <w:t>Predicted result</w:t>
+      </w:r>
+    </w:p>
+    <w:p>
+      <w:pPr>
+        <w:spacing w:line="336" w:lineRule="auto" w:after="180"/>
+        <w:shd w:fill="F1F6FC"/>
+      </w:pPr>
+      <w:r>
+        <w:rPr>
+          <w:b/>
+        </w:rPr>
+        <w:t>Prediction</w:t>
+      </w:r>
+      <w:r>
+        <w:rPr>
+          <w:b w:val="0"/>
+        </w:rPr>
+        <w:t>: Shade error becomes3/10=30%; pooled error becomes5/30≈16.7%.</w:t>
+      </w:r>
+    </w:p>
+    <w:p>
+      <w:pPr>
+        <w:pStyle w:val="Heading3"/>
+      </w:pPr>
+      <w:r>
+        <w:t>Why the result follows</w:t>
+      </w:r>
+    </w:p>
+    <w:p>
+      <w:pPr>
+        <w:spacing w:line="336" w:lineRule="auto" w:after="180"/>
+        <w:shd w:fill="F1F6FC"/>
+      </w:pPr>
+      <w:r>
+        <w:rPr>
+          <w:b w:val="0"/>
+        </w:rPr>
+        <w:t xml:space="preserve">Reason: Extra evaluated cases change </w:t>
+      </w:r>
+      <w:r>
+        <w:rPr>
+          <w:b/>
+        </w:rPr>
+        <w:t>denominator</w:t>
+      </w:r>
+      <w:r>
+        <w:rPr>
+          <w:b w:val="0"/>
+        </w:rPr>
+        <w:t>s; existing errors have not disappeared.</w:t>
+      </w:r>
+    </w:p>
+    <w:p>
+      <w:pPr>
+        <w:pStyle w:val="Heading3"/>
+      </w:pPr>
+      <w:r>
         <w:t>Ask while showing the picture</w:t>
       </w:r>
     </w:p>
     <w:p>
-      <w:r>
-        <w:t>Cover the result. Ask learners to name the inputs and predict the next step. Uncover one step, connect the icon to the actual procedure, and explain its evidence. Then change the supplied condition and compare. The picture is a representation; it does not document execution of a real AI model.</w:t>
+      <w:pPr>
+        <w:pStyle w:val="Heading3"/>
+      </w:pPr>
+      <w:r>
+        <w:t>Ask while showing the picture · 2</w:t>
+      </w:r>
+    </w:p>
+    <w:p>
+      <w:pPr>
+        <w:spacing w:line="336" w:lineRule="auto" w:after="180"/>
+      </w:pPr>
+      <w:r>
+        <w:rPr>
+          <w:b w:val="0"/>
+        </w:rPr>
+        <w:t xml:space="preserve">Cover the result. Ask learners to name the </w:t>
+      </w:r>
+      <w:r>
+        <w:rPr>
+          <w:b/>
+        </w:rPr>
+        <w:t>input</w:t>
+      </w:r>
+      <w:r>
+        <w:rPr>
+          <w:b w:val="0"/>
+        </w:rPr>
+        <w:t xml:space="preserve">s and predict the next step. Uncover one step, connect the icon to the actual procedure, and explain its </w:t>
+      </w:r>
+      <w:r>
+        <w:rPr>
+          <w:b/>
+        </w:rPr>
+        <w:t>evidence</w:t>
+      </w:r>
+      <w:r>
+        <w:rPr>
+          <w:b w:val="0"/>
+        </w:rPr>
+        <w:t>. Then change the supplied condition and compare.</w:t>
+      </w:r>
+    </w:p>
+    <w:p>
+      <w:pPr>
+        <w:spacing w:line="336" w:lineRule="auto" w:after="180"/>
+      </w:pPr>
+      <w:r>
+        <w:rPr>
+          <w:b w:val="0"/>
+        </w:rPr>
+        <w:t>The picture is a representation; it does not document execution of a real AI model.</w:t>
       </w:r>
     </w:p>
     <w:p>
@@ -1368,11 +2377,16 @@
       </w:r>
     </w:p>
     <w:p>
+      <w:r>
+        <w:t>Demonstrate Subgroup Performance, reduce support deliberately and check individual reasoning before discussing answers.</w:t>
+      </w:r>
+    </w:p>
+    <w:p>
       <w:pPr>
         <w:pStyle w:val="Heading3"/>
       </w:pPr>
       <w:r>
-        <w:t>Demonstrate and guide practice</w:t>
+        <w:t>Board sequence</w:t>
       </w:r>
     </w:p>
     <w:p>
@@ -1380,26 +2394,138 @@
         <w:pStyle w:val="Heading3"/>
       </w:pPr>
       <w:r>
-        <w:t>Board sequence</w:t>
-      </w:r>
-    </w:p>
-    <w:p>
-      <w:r>
+        <w:t>1. Put the facts on the board</w:t>
+      </w:r>
+    </w:p>
+    <w:p>
+      <w:pPr>
+        <w:spacing w:line="336" w:lineRule="auto" w:after="180"/>
+        <w:shd w:fill="F4F9FC"/>
+      </w:pPr>
+      <w:r>
+        <w:rPr>
+          <w:b w:val="0"/>
+        </w:rPr>
         <w:t>Write the given facts: A has18/20 correct; B has6/10.</w:t>
       </w:r>
     </w:p>
     <w:p>
-      <w:r>
-        <w:t>Write the question to explain: Compute subgroup results and evidence limits.</w:t>
-      </w:r>
-    </w:p>
-    <w:p>
-      <w:r>
-        <w:t>Reveal after predictions: 90% versus60%, gap30 percentage points. Report denominators and investigate collection/label differences without assuming an inherent group cause.</w:t>
-      </w:r>
-    </w:p>
-    <w:p>
-      <w:r>
+      <w:pPr>
+        <w:pStyle w:val="Heading3"/>
+      </w:pPr>
+      <w:r>
+        <w:t>2. State the decision to explain</w:t>
+      </w:r>
+    </w:p>
+    <w:p>
+      <w:pPr>
+        <w:spacing w:line="336" w:lineRule="auto" w:after="180"/>
+        <w:shd w:fill="F4F9FC"/>
+      </w:pPr>
+      <w:r>
+        <w:rPr>
+          <w:b w:val="0"/>
+        </w:rPr>
+        <w:t xml:space="preserve">Write the question to explain: Compute </w:t>
+      </w:r>
+      <w:r>
+        <w:rPr>
+          <w:b/>
+        </w:rPr>
+        <w:t>subgroup</w:t>
+      </w:r>
+      <w:r>
+        <w:rPr>
+          <w:b w:val="0"/>
+        </w:rPr>
+        <w:t xml:space="preserve"> results and </w:t>
+      </w:r>
+      <w:r>
+        <w:rPr>
+          <w:b/>
+        </w:rPr>
+        <w:t>evidence</w:t>
+      </w:r>
+      <w:r>
+        <w:rPr>
+          <w:b w:val="0"/>
+        </w:rPr>
+        <w:t xml:space="preserve"> limits.</w:t>
+      </w:r>
+    </w:p>
+    <w:p>
+      <w:pPr>
+        <w:pStyle w:val="Heading3"/>
+      </w:pPr>
+      <w:r>
+        <w:t>3. Reveal the worked reasoning</w:t>
+      </w:r>
+    </w:p>
+    <w:p>
+      <w:pPr>
+        <w:spacing w:line="336" w:lineRule="auto" w:after="180"/>
+        <w:shd w:fill="F1F6FC"/>
+      </w:pPr>
+      <w:r>
+        <w:rPr>
+          <w:b w:val="0"/>
+        </w:rPr>
+        <w:t xml:space="preserve">Reveal after </w:t>
+      </w:r>
+      <w:r>
+        <w:rPr>
+          <w:b/>
+        </w:rPr>
+        <w:t>prediction</w:t>
+      </w:r>
+      <w:r>
+        <w:rPr>
+          <w:b w:val="0"/>
+        </w:rPr>
+        <w:t>s: 90% versus</w:t>
+      </w:r>
+      <w:r>
+        <w:rPr>
+          <w:b/>
+        </w:rPr>
+        <w:t>60%</w:t>
+      </w:r>
+      <w:r>
+        <w:rPr>
+          <w:b w:val="0"/>
+        </w:rPr>
+        <w:t xml:space="preserve">, gap30 percentage points. Report </w:t>
+      </w:r>
+      <w:r>
+        <w:rPr>
+          <w:b/>
+        </w:rPr>
+        <w:t>denominator</w:t>
+      </w:r>
+      <w:r>
+        <w:rPr>
+          <w:b w:val="0"/>
+        </w:rPr>
+        <w:t>s and investigate collection/label differences without assuming an inherent group cause.</w:t>
+      </w:r>
+    </w:p>
+    <w:p>
+      <w:pPr>
+        <w:pStyle w:val="Heading3"/>
+      </w:pPr>
+      <w:r>
+        <w:t>Hold back the independent task</w:t>
+      </w:r>
+    </w:p>
+    <w:p>
+      <w:pPr>
+        <w:spacing w:line="336" w:lineRule="auto" w:after="180"/>
+        <w:shd w:fill="FFF5E6"/>
+      </w:pPr>
+      <w:r>
+        <w:rPr>
+          <w:b w:val="0"/>
+        </w:rPr>
         <w:t>Keep for an independent attempt: Accuracy is 18/20 in bright light and 6/10 in dim light. Compute both rates and the percentage-point gap.</w:t>
       </w:r>
     </w:p>
@@ -1412,23 +2538,89 @@
       </w:r>
     </w:p>
     <w:p>
-      <w:r>
+      <w:pPr>
+        <w:pStyle w:val="Heading3"/>
+      </w:pPr>
+      <w:r>
+        <w:t>Ask the class</w:t>
+      </w:r>
+    </w:p>
+    <w:p>
+      <w:pPr>
+        <w:spacing w:line="336" w:lineRule="auto" w:after="180"/>
+        <w:shd w:fill="F5F1FB"/>
+      </w:pPr>
+      <w:r>
+        <w:rPr>
+          <w:b w:val="0"/>
+        </w:rPr>
         <w:t>Ask: Which facts are given, and which would we have to assume? Learners mark relevant details before discussing answers.</w:t>
       </w:r>
     </w:p>
     <w:p>
-      <w:r>
+      <w:pPr>
+        <w:pStyle w:val="Heading3"/>
+      </w:pPr>
+      <w:r>
+        <w:t>Language to model</w:t>
+      </w:r>
+    </w:p>
+    <w:p>
+      <w:pPr>
+        <w:spacing w:line="336" w:lineRule="auto" w:after="180"/>
+        <w:shd w:fill="F1F6F8"/>
+      </w:pPr>
+      <w:r>
+        <w:rPr>
+          <w:b w:val="0"/>
+        </w:rPr>
         <w:t>Say: Predict first. Show the rule, information path or calculation that would produce the result. A correct guess is not yet an explanation.</w:t>
       </w:r>
     </w:p>
     <w:p>
-      <w:r>
-        <w:t>Reveal reasoning one step at a time. Explain why a tempting alternative fails. Write units and denominators for arithmetic, trace conditions for decisions, and identify supporting sources for claims.</w:t>
-      </w:r>
-    </w:p>
-    <w:p>
-      <w:r>
-        <w:t>In pairs, one learner solves while the other checks evidence; exchange roles. Remove the worked answer before independent assessment.</w:t>
+      <w:pPr>
+        <w:spacing w:line="336" w:lineRule="auto" w:after="180"/>
+      </w:pPr>
+      <w:r>
+        <w:rPr>
+          <w:b w:val="0"/>
+        </w:rPr>
+        <w:t xml:space="preserve">Reveal reasoning one step at a time. Explain why a tempting alternative fails. Write units and </w:t>
+      </w:r>
+      <w:r>
+        <w:rPr>
+          <w:b/>
+        </w:rPr>
+        <w:t>denominator</w:t>
+      </w:r>
+      <w:r>
+        <w:rPr>
+          <w:b w:val="0"/>
+        </w:rPr>
+        <w:t>s for arithmetic, trace conditions for decisions, and identify supporting sources for claims.</w:t>
+      </w:r>
+    </w:p>
+    <w:p>
+      <w:pPr>
+        <w:spacing w:line="336" w:lineRule="auto" w:after="180"/>
+      </w:pPr>
+      <w:r>
+        <w:rPr>
+          <w:b w:val="0"/>
+        </w:rPr>
+        <w:t xml:space="preserve">In pairs, one learner solves while the other checks </w:t>
+      </w:r>
+      <w:r>
+        <w:rPr>
+          <w:b/>
+        </w:rPr>
+        <w:t>evidence</w:t>
+      </w:r>
+      <w:r>
+        <w:rPr>
+          <w:b w:val="0"/>
+        </w:rPr>
+        <w:t>; exchange roles. Remove the worked answer before independent assessment.</w:t>
       </w:r>
     </w:p>
     <w:p>
@@ -1440,7 +2632,13 @@
       </w:r>
     </w:p>
     <w:p>
-      <w:r>
+      <w:pPr>
+        <w:spacing w:line="336" w:lineRule="auto" w:after="180"/>
+      </w:pPr>
+      <w:r>
+        <w:rPr>
+          <w:b w:val="0"/>
+        </w:rPr>
         <w:t>Guided response: B becomes 2/5=40 percent, a 20-percentage-point change from one case. Exit response: Error types, consequences, access, labels and context can differ; a single equality does not establish acceptable treatment.</w:t>
       </w:r>
     </w:p>
@@ -1673,18 +2871,77 @@
       </w:r>
     </w:p>
     <w:p>
-      <w:r>
+      <w:pPr>
+        <w:pStyle w:val="Heading3"/>
+      </w:pPr>
+      <w:r>
+        <w:t>Completion practice</w:t>
+      </w:r>
+    </w:p>
+    <w:p>
+      <w:pPr>
+        <w:spacing w:line="336" w:lineRule="auto" w:after="180"/>
+        <w:shd w:fill="F5F1FB"/>
+      </w:pPr>
+      <w:r>
+        <w:rPr>
+          <w:b w:val="0"/>
+        </w:rPr>
         <w:t>Completion task: How does correcting one B error affect its rate?</w:t>
       </w:r>
     </w:p>
     <w:p>
-      <w:r>
+      <w:pPr>
+        <w:pStyle w:val="Heading3"/>
+      </w:pPr>
+      <w:r>
+        <w:t>Reasoning to listen for</w:t>
+      </w:r>
+    </w:p>
+    <w:p>
+      <w:pPr>
+        <w:spacing w:line="336" w:lineRule="auto" w:after="180"/>
+        <w:shd w:fill="F1F6FC"/>
+      </w:pPr>
+      <w:r>
+        <w:rPr>
+          <w:b w:val="0"/>
+        </w:rPr>
         <w:t>Teacher check: Teacher explanation: B becomes 2/5=40 percent, a 20-percentage-point change from one case.</w:t>
       </w:r>
     </w:p>
     <w:p>
-      <w:r>
-        <w:t>Start by identifying the given inputs together. Leave the intermediate steps blank. If needed, model one step, then withdraw that help on the next step. Move to a full trace only when the partial trace is understood. For partners, alternate explainer and checker; collect a response from every learner before discussion.</w:t>
+      <w:pPr>
+        <w:spacing w:line="336" w:lineRule="auto" w:after="180"/>
+      </w:pPr>
+      <w:r>
+        <w:rPr>
+          <w:b w:val="0"/>
+        </w:rPr>
+        <w:t xml:space="preserve">Start by identifying the given </w:t>
+      </w:r>
+      <w:r>
+        <w:rPr>
+          <w:b/>
+        </w:rPr>
+        <w:t>input</w:t>
+      </w:r>
+      <w:r>
+        <w:rPr>
+          <w:b w:val="0"/>
+        </w:rPr>
+        <w:t>s together. Leave the intermediate steps blank. If needed, model one step, then withdraw that help on the next step. Move to a full trace only when the partial trace is understood.</w:t>
+      </w:r>
+    </w:p>
+    <w:p>
+      <w:pPr>
+        <w:spacing w:line="336" w:lineRule="auto" w:after="180"/>
+      </w:pPr>
+      <w:r>
+        <w:rPr>
+          <w:b w:val="0"/>
+        </w:rPr>
+        <w:t>For partners, alternate explainer and checker; collect a response from every learner before discussion.</w:t>
       </w:r>
     </w:p>
     <w:p>
@@ -1696,18 +2953,68 @@
       </w:r>
     </w:p>
     <w:p>
-      <w:r>
-        <w:t>Use the worked case for Subgroup evaluation. Proposed explanation: “A final answer is enough”. Decide whether this explanation is supported. Point to the step or supplied fact that decides; explain your repair if needed.</w:t>
-      </w:r>
-    </w:p>
-    <w:p>
-      <w:r>
+      <w:pPr>
+        <w:spacing w:line="336" w:lineRule="auto" w:after="180"/>
+      </w:pPr>
+      <w:r>
+        <w:rPr>
+          <w:b w:val="0"/>
+        </w:rPr>
+        <w:t xml:space="preserve">Use the worked case for </w:t>
+      </w:r>
+      <w:r>
+        <w:rPr>
+          <w:b/>
+        </w:rPr>
+        <w:t>Subgroup</w:t>
+      </w:r>
+      <w:r>
+        <w:rPr>
+          <w:b w:val="0"/>
+        </w:rPr>
+        <w:t xml:space="preserve"> evaluation. Proposed explanation: “A final answer is enough”. Decide whether this explanation is supported. Point to the step or supplied fact that decides; explain your repair if needed.</w:t>
+      </w:r>
+    </w:p>
+    <w:p>
+      <w:pPr>
+        <w:pStyle w:val="Heading3"/>
+      </w:pPr>
+      <w:r>
+        <w:t>Expected repair</w:t>
+      </w:r>
+    </w:p>
+    <w:p>
+      <w:pPr>
+        <w:spacing w:line="336" w:lineRule="auto" w:after="180"/>
+        <w:shd w:fill="F1F6FC"/>
+      </w:pPr>
+      <w:r>
+        <w:rPr>
+          <w:b w:val="0"/>
+        </w:rPr>
         <w:t>Expected correction: Ask for the relevant counts, units, procedure or saved record. For this week: A 2/20=10 percent; B 3/5=60 percent; pooled 5/25=20 percent, a 50-point group gap.</w:t>
       </w:r>
     </w:p>
     <w:p>
-      <w:r>
-        <w:t>Collect explanations, not only yes/no votes. If a misunderstanding is common, re-model the relevant step for the class. If it affects a few learners, give a short targeted group explanation while others solve a more demanding variation.</w:t>
+      <w:pPr>
+        <w:spacing w:line="336" w:lineRule="auto" w:after="180"/>
+      </w:pPr>
+      <w:r>
+        <w:rPr>
+          <w:b w:val="0"/>
+        </w:rPr>
+        <w:t>Collect explanations, not only yes/no votes. If a misunderstanding is common, re-model the relevant step for the class.</w:t>
+      </w:r>
+    </w:p>
+    <w:p>
+      <w:pPr>
+        <w:spacing w:line="336" w:lineRule="auto" w:after="180"/>
+      </w:pPr>
+      <w:r>
+        <w:rPr>
+          <w:b w:val="0"/>
+        </w:rPr>
+        <w:t>If it affects a few learners, give a short targeted group explanation while others solve a more demanding variation.</w:t>
       </w:r>
     </w:p>
     <w:p>
@@ -1719,8 +3026,38 @@
       </w:r>
     </w:p>
     <w:p>
-      <w:r>
-        <w:t>Why should the report retain subgroup rates alongside the total? Point to the relevant step in the picture, then write the changed result and the rule or evidence that supports it.</w:t>
+      <w:pPr>
+        <w:spacing w:line="336" w:lineRule="auto" w:after="180"/>
+      </w:pPr>
+      <w:r>
+        <w:rPr>
+          <w:b w:val="0"/>
+        </w:rPr>
+        <w:t xml:space="preserve">Why should the report retain </w:t>
+      </w:r>
+      <w:r>
+        <w:rPr>
+          <w:b/>
+        </w:rPr>
+        <w:t>subgroup</w:t>
+      </w:r>
+      <w:r>
+        <w:rPr>
+          <w:b w:val="0"/>
+        </w:rPr>
+        <w:t xml:space="preserve"> rates alongside the total? Point to the relevant step in the picture, then write the changed result and the rule or </w:t>
+      </w:r>
+      <w:r>
+        <w:rPr>
+          <w:b/>
+        </w:rPr>
+        <w:t>evidence</w:t>
+      </w:r>
+      <w:r>
+        <w:rPr>
+          <w:b w:val="0"/>
+        </w:rPr>
+        <w:t xml:space="preserve"> that supports it.</w:t>
       </w:r>
     </w:p>
     <w:p>
@@ -1732,18 +3069,95 @@
       </w:r>
     </w:p>
     <w:p>
-      <w:r>
-        <w:t>The20% original total is dominated by Sun’s larger sample and understates the observed Shade difficulty. Include counts, conditions and uncertainty. Changed-case check: Shade error becomes3/10=30%; pooled error becomes5/30≈16.7%. Extra evaluated cases change denominators; existing errors have not disappeared.</w:t>
-      </w:r>
-    </w:p>
-    <w:p>
-      <w:r>
-        <w:t>Changed-case reasoning: Shade error becomes3/10=30%; pooled error becomes5/30≈16.7%. Extra evaluated cases change denominators; existing errors have not disappeared.</w:t>
-      </w:r>
-    </w:p>
-    <w:p>
-      <w:r>
-        <w:t>Collect each learner’s explanation before discussion. Use the first missing connection between input, deciding step and result to choose support. This question is worked-case practice, not fresh mastery evidence.</w:t>
+      <w:pPr>
+        <w:spacing w:line="336" w:lineRule="auto" w:after="180"/>
+      </w:pPr>
+      <w:r>
+        <w:rPr>
+          <w:b w:val="0"/>
+        </w:rPr>
+        <w:t>The20% original total is dominated by Sun’s larger sample and understates the observed Shade difficulty. Include counts, conditions and uncertainty.</w:t>
+      </w:r>
+    </w:p>
+    <w:p>
+      <w:pPr>
+        <w:spacing w:line="336" w:lineRule="auto" w:after="180"/>
+      </w:pPr>
+      <w:r>
+        <w:rPr>
+          <w:b w:val="0"/>
+        </w:rPr>
+        <w:t xml:space="preserve">Changed-case check: Shade error becomes3/10=30%; pooled error becomes5/30≈16.7%. Extra evaluated cases change </w:t>
+      </w:r>
+      <w:r>
+        <w:rPr>
+          <w:b/>
+        </w:rPr>
+        <w:t>denominator</w:t>
+      </w:r>
+      <w:r>
+        <w:rPr>
+          <w:b w:val="0"/>
+        </w:rPr>
+        <w:t>s; existing errors have not disappeared.</w:t>
+      </w:r>
+    </w:p>
+    <w:p>
+      <w:pPr>
+        <w:spacing w:line="336" w:lineRule="auto" w:after="180"/>
+      </w:pPr>
+      <w:r>
+        <w:rPr>
+          <w:b w:val="0"/>
+        </w:rPr>
+        <w:t xml:space="preserve">Changed-case reasoning: Shade error becomes3/10=30%; pooled error becomes5/30≈16.7%. Extra evaluated cases change </w:t>
+      </w:r>
+      <w:r>
+        <w:rPr>
+          <w:b/>
+        </w:rPr>
+        <w:t>denominator</w:t>
+      </w:r>
+      <w:r>
+        <w:rPr>
+          <w:b w:val="0"/>
+        </w:rPr>
+        <w:t>s; existing errors have not disappeared.</w:t>
+      </w:r>
+    </w:p>
+    <w:p>
+      <w:pPr>
+        <w:spacing w:line="336" w:lineRule="auto" w:after="180"/>
+      </w:pPr>
+      <w:r>
+        <w:rPr>
+          <w:b w:val="0"/>
+        </w:rPr>
+        <w:t xml:space="preserve">Collect each learner’s explanation before discussion. Use the first missing connection between </w:t>
+      </w:r>
+      <w:r>
+        <w:rPr>
+          <w:b/>
+        </w:rPr>
+        <w:t>input</w:t>
+      </w:r>
+      <w:r>
+        <w:rPr>
+          <w:b w:val="0"/>
+        </w:rPr>
+        <w:t xml:space="preserve">, deciding step and result to choose support. This question is worked-case practice, not fresh mastery </w:t>
+      </w:r>
+      <w:r>
+        <w:rPr>
+          <w:b/>
+        </w:rPr>
+        <w:t>evidence</w:t>
+      </w:r>
+      <w:r>
+        <w:rPr>
+          <w:b w:val="0"/>
+        </w:rPr>
+        <w:t>.</w:t>
       </w:r>
     </w:p>
     <w:p>
@@ -1755,54 +3169,133 @@
       </w:r>
     </w:p>
     <w:p>
+      <w:r>
+        <w:t>Run the Subgroup Performance investigation and use the first unsupported step to choose a teaching response.</w:t>
+      </w:r>
+    </w:p>
+    <w:p>
+      <w:pPr>
+        <w:spacing w:line="336" w:lineRule="auto" w:after="180"/>
+      </w:pPr>
+      <w:r>
+        <w:rPr>
+          <w:b w:val="0"/>
+        </w:rPr>
+        <w:t>Keep the test conditions fixed, record every result, and change only one planned factor.</w:t>
+      </w:r>
+    </w:p>
+    <w:p>
+      <w:pPr>
+        <w:spacing w:line="336" w:lineRule="auto" w:after="180"/>
+        <w:shd w:fill="F4F9FC"/>
+      </w:pPr>
+      <w:r>
+        <w:rPr>
+          <w:b w:val="0"/>
+        </w:rPr>
+        <w:t xml:space="preserve">1. Write the hypothesis and expected </w:t>
+      </w:r>
+      <w:r>
+        <w:rPr>
+          <w:b/>
+        </w:rPr>
+        <w:t>evidence</w:t>
+      </w:r>
+      <w:r>
+        <w:rPr>
+          <w:b w:val="0"/>
+        </w:rPr>
+        <w:t xml:space="preserve"> before running.</w:t>
+      </w:r>
+    </w:p>
+    <w:p>
+      <w:pPr>
+        <w:spacing w:line="336" w:lineRule="auto" w:after="180"/>
+        <w:shd w:fill="F4F9FC"/>
+      </w:pPr>
+      <w:r>
+        <w:rPr>
+          <w:b w:val="0"/>
+        </w:rPr>
+        <w:t xml:space="preserve">2. Slice Audit: compute metrics and </w:t>
+      </w:r>
+      <w:r>
+        <w:rPr>
+          <w:b/>
+        </w:rPr>
+        <w:t>denominator</w:t>
+      </w:r>
+      <w:r>
+        <w:rPr>
+          <w:b w:val="0"/>
+        </w:rPr>
+        <w:t>s for lighting, species, and camera; flag small samples and prioritize one gap.</w:t>
+      </w:r>
+    </w:p>
+    <w:p>
+      <w:pPr>
+        <w:spacing w:line="336" w:lineRule="auto" w:after="180"/>
+        <w:shd w:fill="F4F9FC"/>
+      </w:pPr>
+      <w:r>
+        <w:rPr>
+          <w:b w:val="0"/>
+        </w:rPr>
+        <w:t>3. Run one normal, one boundary, one missing, and one shifted case.</w:t>
+      </w:r>
+    </w:p>
+    <w:p>
+      <w:pPr>
+        <w:spacing w:line="336" w:lineRule="auto" w:after="180"/>
+        <w:shd w:fill="F4F9FC"/>
+      </w:pPr>
+      <w:r>
+        <w:rPr>
+          <w:b w:val="0"/>
+        </w:rPr>
+        <w:t>4. Calculate the metric from raw counts or row-level errors.</w:t>
+      </w:r>
+    </w:p>
+    <w:p>
+      <w:pPr>
+        <w:spacing w:line="336" w:lineRule="auto" w:after="180"/>
+        <w:shd w:fill="F4F9FC"/>
+      </w:pPr>
+      <w:r>
+        <w:rPr>
+          <w:b w:val="0"/>
+        </w:rPr>
+        <w:t>5. Interpret what changed, what did not, and what remains unsafe or unknown.</w:t>
+      </w:r>
+    </w:p>
+    <w:p>
       <w:pPr>
         <w:pStyle w:val="Heading3"/>
       </w:pPr>
       <w:r>
-        <w:t>Run the weekly evidence lab</w:t>
-      </w:r>
-    </w:p>
-    <w:p>
-      <w:r>
-        <w:t>Keep the test conditions fixed, record every result, and change only one planned factor.</w:t>
-      </w:r>
-    </w:p>
-    <w:p>
-      <w:r>
-        <w:t>1. Write the hypothesis and expected evidence before running.</w:t>
-      </w:r>
-    </w:p>
-    <w:p>
-      <w:r>
-        <w:t>2. Slice Audit: compute metrics and denominators for lighting, species, and camera; flag small samples and prioritize one gap.</w:t>
-      </w:r>
-    </w:p>
-    <w:p>
-      <w:r>
-        <w:t>3. Run one normal, one boundary, one missing, and one shifted case.</w:t>
-      </w:r>
-    </w:p>
-    <w:p>
-      <w:r>
-        <w:t>4. Calculate the metric from raw counts or row-level errors.</w:t>
-      </w:r>
-    </w:p>
-    <w:p>
-      <w:r>
-        <w:t>5. Interpret what changed, what did not, and what remains unsafe or unknown.</w:t>
-      </w:r>
-    </w:p>
-    <w:p>
-      <w:pPr>
-        <w:pStyle w:val="Heading3"/>
-      </w:pPr>
-      <w:r>
         <w:t>Make the lab runnable</w:t>
       </w:r>
     </w:p>
     <w:p>
-      <w:r>
-        <w:t>Use the concrete case as the shared normal case and the independent question as a second case. Each pair creates a boundary or missing-information case and predicts its result before testing. Keep the expected result separate from an observed mistake.</w:t>
+      <w:pPr>
+        <w:spacing w:line="336" w:lineRule="auto" w:after="180"/>
+      </w:pPr>
+      <w:r>
+        <w:rPr>
+          <w:b w:val="0"/>
+        </w:rPr>
+        <w:t>Use the concrete case as the shared normal case and the independent question as a second case. Each pair creates a boundary or missing-information case and predicts its result before testing.</w:t>
+      </w:r>
+    </w:p>
+    <w:p>
+      <w:pPr>
+        <w:spacing w:line="336" w:lineRule="auto" w:after="180"/>
+      </w:pPr>
+      <w:r>
+        <w:rPr>
+          <w:b w:val="0"/>
+        </w:rPr>
+        <w:t>Keep the expected result separate from an observed mistake.</w:t>
       </w:r>
     </w:p>
     <w:tbl>
@@ -1960,13 +3453,48 @@
       </w:r>
     </w:p>
     <w:p>
-      <w:r>
-        <w:t>MISCONCEPTION TO REPAIR A good overall result guarantees acceptable performance for every subgroup.</w:t>
-      </w:r>
-    </w:p>
-    <w:p>
-      <w:r>
-        <w:t>For guessing, return to given facts and request a trace. For vocabulary without application, use one example and one non-example. For arithmetic errors, check the setup before the calculation. Finish with a different uncoached case before recording mastery.</w:t>
+      <w:pPr>
+        <w:spacing w:line="336" w:lineRule="auto" w:after="180"/>
+      </w:pPr>
+      <w:r>
+        <w:rPr>
+          <w:b w:val="0"/>
+        </w:rPr>
+        <w:t xml:space="preserve">MISCONCEPTION TO REPAIR A good overall result guarantees acceptable performance for every </w:t>
+      </w:r>
+      <w:r>
+        <w:rPr>
+          <w:b/>
+        </w:rPr>
+        <w:t>subgroup</w:t>
+      </w:r>
+      <w:r>
+        <w:rPr>
+          <w:b w:val="0"/>
+        </w:rPr>
+        <w:t>.</w:t>
+      </w:r>
+    </w:p>
+    <w:p>
+      <w:pPr>
+        <w:spacing w:line="336" w:lineRule="auto" w:after="180"/>
+      </w:pPr>
+      <w:r>
+        <w:rPr>
+          <w:b w:val="0"/>
+        </w:rPr>
+        <w:t>For guessing, return to given facts and request a trace. For vocabulary without application, use one example and one non-example. For arithmetic errors, check the setup before the calculation.</w:t>
+      </w:r>
+    </w:p>
+    <w:p>
+      <w:pPr>
+        <w:spacing w:line="336" w:lineRule="auto" w:after="180"/>
+      </w:pPr>
+      <w:r>
+        <w:rPr>
+          <w:b w:val="0"/>
+        </w:rPr>
+        <w:t>Finish with a different uncoached case before recording mastery.</w:t>
       </w:r>
     </w:p>
     <w:p>
@@ -1978,18 +3506,59 @@
       </w:r>
     </w:p>
     <w:p>
-      <w:r>
+      <w:pPr>
+        <w:spacing w:line="336" w:lineRule="auto" w:after="180"/>
+      </w:pPr>
+      <w:r>
+        <w:rPr>
+          <w:b w:val="0"/>
+        </w:rPr>
         <w:t>A final answer is enough: Ask for the relevant counts, units, procedure or saved record. For this week: A 2/20=10 percent; B 3/5=60 percent; pooled 5/25=20 percent, a 50-point group gap.</w:t>
       </w:r>
     </w:p>
     <w:p>
-      <w:r>
+      <w:pPr>
+        <w:spacing w:line="336" w:lineRule="auto" w:after="180"/>
+      </w:pPr>
+      <w:r>
+        <w:rPr>
+          <w:b w:val="0"/>
+        </w:rPr>
         <w:t>A stronger claim makes a stronger project: Error types, consequences, access, labels and context can differ; a single equality does not establish acceptable treatment.</w:t>
       </w:r>
     </w:p>
     <w:p>
-      <w:r>
-        <w:t>The new case can be copied from the example: The independent task changes the evidence. Require a fresh explanation: X 10 percent; Y 50 percent; pooled 3/14 about 21.4 percent. Y has only four examples, and the table does not establish a cause.</w:t>
+      <w:pPr>
+        <w:spacing w:line="336" w:lineRule="auto" w:after="180"/>
+      </w:pPr>
+      <w:r>
+        <w:rPr>
+          <w:b w:val="0"/>
+        </w:rPr>
+        <w:t xml:space="preserve">The new case can be copied from the example: The independent task changes the </w:t>
+      </w:r>
+      <w:r>
+        <w:rPr>
+          <w:b/>
+        </w:rPr>
+        <w:t>evidence</w:t>
+      </w:r>
+      <w:r>
+        <w:rPr>
+          <w:b w:val="0"/>
+        </w:rPr>
+        <w:t>. Require a fresh explanation: X 10 percent; Y 50 percent; pooled 3/14 about 21.4 percent.</w:t>
+      </w:r>
+    </w:p>
+    <w:p>
+      <w:pPr>
+        <w:spacing w:line="336" w:lineRule="auto" w:after="180"/>
+      </w:pPr>
+      <w:r>
+        <w:rPr>
+          <w:b w:val="0"/>
+        </w:rPr>
+        <w:t>Y has only four examples, and the table does not establish a cause.</w:t>
       </w:r>
     </w:p>
     <w:p>
@@ -2147,8 +3716,25 @@
       </w:tr>
     </w:tbl>
     <w:p>
-      <w:r>
-        <w:t>Offer an oral explanation, drawing, enlarged visual or fewer examples when that removes a reading/writing barrier. Keep the same reasoning goal. Stretch secure learners by changing a boundary or assumption and asking them to defend the effect, not simply by assigning more of the same questions.</w:t>
+      <w:pPr>
+        <w:spacing w:line="336" w:lineRule="auto" w:after="180"/>
+      </w:pPr>
+      <w:r>
+        <w:rPr>
+          <w:b w:val="0"/>
+        </w:rPr>
+        <w:t>Offer an oral explanation, drawing, enlarged visual or fewer examples when that removes a reading/writing barrier. Keep the same reasoning goal.</w:t>
+      </w:r>
+    </w:p>
+    <w:p>
+      <w:pPr>
+        <w:spacing w:line="336" w:lineRule="auto" w:after="180"/>
+      </w:pPr>
+      <w:r>
+        <w:rPr>
+          <w:b w:val="0"/>
+        </w:rPr>
+        <w:t>Stretch secure learners by changing a boundary or assumption and asking them to defend the effect, not simply by assigning more of the same questions.</w:t>
       </w:r>
     </w:p>
     <w:p>
@@ -2160,11 +3746,16 @@
       </w:r>
     </w:p>
     <w:p>
+      <w:r>
+        <w:t>Use the Subgroup Performance questions, teacher keys and criteria after the relevant attempts. Previously discussed cases are practice; protect the separately selected independent task.</w:t>
+      </w:r>
+    </w:p>
+    <w:p>
       <w:pPr>
         <w:pStyle w:val="Heading3"/>
       </w:pPr>
       <w:r>
-        <w:t>Assess and explain the answers</w:t>
+        <w:t>Worked case answer</w:t>
       </w:r>
     </w:p>
     <w:p>
@@ -2172,12 +3763,43 @@
         <w:pStyle w:val="Heading3"/>
       </w:pPr>
       <w:r>
-        <w:t>Worked case answer</w:t>
-      </w:r>
-    </w:p>
-    <w:p>
-      <w:r>
-        <w:t>90% versus60%, gap30 percentage points. Report denominators and investigate collection/label differences without assuming an inherent group cause.</w:t>
+        <w:t>Teacher key · Worked case answer</w:t>
+      </w:r>
+    </w:p>
+    <w:p>
+      <w:pPr>
+        <w:spacing w:line="336" w:lineRule="auto" w:after="180"/>
+        <w:shd w:fill="F1F6FC"/>
+      </w:pPr>
+      <w:r>
+        <w:rPr>
+          <w:b w:val="0"/>
+        </w:rPr>
+        <w:t>90% versus</w:t>
+      </w:r>
+      <w:r>
+        <w:rPr>
+          <w:b/>
+        </w:rPr>
+        <w:t>60%</w:t>
+      </w:r>
+      <w:r>
+        <w:rPr>
+          <w:b w:val="0"/>
+        </w:rPr>
+        <w:t xml:space="preserve">, gap30 percentage points. Report </w:t>
+      </w:r>
+      <w:r>
+        <w:rPr>
+          <w:b/>
+        </w:rPr>
+        <w:t>denominator</w:t>
+      </w:r>
+      <w:r>
+        <w:rPr>
+          <w:b w:val="0"/>
+        </w:rPr>
+        <w:t>s and investigate collection/label differences without assuming an inherent group cause.</w:t>
       </w:r>
     </w:p>
     <w:p>
@@ -2189,7 +3811,22 @@
       </w:r>
     </w:p>
     <w:p>
-      <w:r>
+      <w:pPr>
+        <w:pStyle w:val="Heading3"/>
+      </w:pPr>
+      <w:r>
+        <w:t>Independent question · withhold the key</w:t>
+      </w:r>
+    </w:p>
+    <w:p>
+      <w:pPr>
+        <w:spacing w:line="336" w:lineRule="auto" w:after="180"/>
+        <w:shd w:fill="F5F1FB"/>
+      </w:pPr>
+      <w:r>
+        <w:rPr>
+          <w:b w:val="0"/>
+        </w:rPr>
         <w:t>Accuracy is 18/20 in bright light and 6/10 in dim light. Compute both rates and the percentage-point gap.</w:t>
       </w:r>
     </w:p>
@@ -2202,8 +3839,47 @@
       </w:r>
     </w:p>
     <w:p>
-      <w:r>
-        <w:t>Bright: 90%; dim: 60%; gap: 30 percentage points. Report denominators and uncertainty from small samples before making broad claims.</w:t>
+      <w:pPr>
+        <w:pStyle w:val="Heading3"/>
+      </w:pPr>
+      <w:r>
+        <w:t>Teacher key · Expected independent answer</w:t>
+      </w:r>
+    </w:p>
+    <w:p>
+      <w:pPr>
+        <w:spacing w:line="336" w:lineRule="auto" w:after="180"/>
+        <w:shd w:fill="F1F6FC"/>
+      </w:pPr>
+      <w:r>
+        <w:rPr>
+          <w:b w:val="0"/>
+        </w:rPr>
+        <w:t xml:space="preserve">Bright: 90%; dim: </w:t>
+      </w:r>
+      <w:r>
+        <w:rPr>
+          <w:b/>
+        </w:rPr>
+        <w:t>60%</w:t>
+      </w:r>
+      <w:r>
+        <w:rPr>
+          <w:b w:val="0"/>
+        </w:rPr>
+        <w:t xml:space="preserve">; gap: 30 percentage points. Report </w:t>
+      </w:r>
+      <w:r>
+        <w:rPr>
+          <w:b/>
+        </w:rPr>
+        <w:t>denominator</w:t>
+      </w:r>
+      <w:r>
+        <w:rPr>
+          <w:b w:val="0"/>
+        </w:rPr>
+        <w:t>s and uncertainty from small samples before making broad claims.</w:t>
       </w:r>
     </w:p>
     <w:p>
@@ -2441,8 +4117,25 @@
       </w:tr>
     </w:tbl>
     <w:p>
-      <w:r>
-        <w:t>Use 6/8 as a classroom checkpoint, with 2 required for both Result and Reasoning. This is a proposed teaching rule, not a validated certification threshold. Do not count a coached answer as independent mastery; correct unsafe or unsupported claims regardless of total.</w:t>
+      <w:pPr>
+        <w:spacing w:line="336" w:lineRule="auto" w:after="180"/>
+      </w:pPr>
+      <w:r>
+        <w:rPr>
+          <w:b w:val="0"/>
+        </w:rPr>
+        <w:t>Use 6/8 as a classroom checkpoint, with 2 required for both Result and Reasoning. This is a proposed teaching rule, not a validated certification threshold.</w:t>
+      </w:r>
+    </w:p>
+    <w:p>
+      <w:pPr>
+        <w:spacing w:line="336" w:lineRule="auto" w:after="180"/>
+      </w:pPr>
+      <w:r>
+        <w:rPr>
+          <w:b w:val="0"/>
+        </w:rPr>
+        <w:t>Do not count a coached answer as independent mastery; correct unsafe or unsupported claims regardless of total.</w:t>
       </w:r>
     </w:p>
     <w:p>
@@ -2454,8 +4147,26 @@
       </w:r>
     </w:p>
     <w:p>
-      <w:r>
-        <w:t>Ask the learner to find the evidence that challenges this claim: “The difference is 30 percent of all examples rather than 30 percentage points between rates.” Keep the first attempt and an uncoached retry separate.</w:t>
+      <w:pPr>
+        <w:spacing w:line="336" w:lineRule="auto" w:after="180"/>
+      </w:pPr>
+      <w:r>
+        <w:rPr>
+          <w:b w:val="0"/>
+        </w:rPr>
+        <w:t xml:space="preserve">Ask the learner to find the </w:t>
+      </w:r>
+      <w:r>
+        <w:rPr>
+          <w:b/>
+        </w:rPr>
+        <w:t>evidence</w:t>
+      </w:r>
+      <w:r>
+        <w:rPr>
+          <w:b w:val="0"/>
+        </w:rPr>
+        <w:t xml:space="preserve"> that challenges this claim: “The difference is 30 percent of all examples rather than 30 percentage points between rates.” Keep the first attempt and an uncoached retry separate.</w:t>
       </w:r>
     </w:p>
     <w:p>
@@ -2467,15 +4178,66 @@
       </w:r>
     </w:p>
     <w:p>
-      <w:r>
-        <w:t>Overall=24/30=80%; A=90%, B=60%, gap=30 percentage points. These data do not prove the device itself causes the difference; lighting, leaf mix or labels may differ. Investigate with comparable cases and preserve small-sample uncertainty.</w:t>
-      </w:r>
-    </w:p>
-    <w:p>
       <w:pPr>
         <w:pStyle w:val="Heading3"/>
       </w:pPr>
       <w:r>
+        <w:t>Teacher key · Original transfer answer</w:t>
+      </w:r>
+    </w:p>
+    <w:p>
+      <w:pPr>
+        <w:spacing w:line="336" w:lineRule="auto" w:after="180"/>
+        <w:shd w:fill="F1F6FC"/>
+      </w:pPr>
+      <w:r>
+        <w:rPr>
+          <w:b w:val="0"/>
+        </w:rPr>
+        <w:t>Overall=24/30=</w:t>
+      </w:r>
+      <w:r>
+        <w:rPr>
+          <w:b/>
+        </w:rPr>
+        <w:t>80%</w:t>
+      </w:r>
+      <w:r>
+        <w:rPr>
+          <w:b w:val="0"/>
+        </w:rPr>
+        <w:t>; A=90%, B=</w:t>
+      </w:r>
+      <w:r>
+        <w:rPr>
+          <w:b/>
+        </w:rPr>
+        <w:t>60%</w:t>
+      </w:r>
+      <w:r>
+        <w:rPr>
+          <w:b w:val="0"/>
+        </w:rPr>
+        <w:t>, gap=30 percentage points. These data do not prove the device itself causes the difference; lighting, leaf mix or labels may differ.</w:t>
+      </w:r>
+    </w:p>
+    <w:p>
+      <w:pPr>
+        <w:spacing w:line="336" w:lineRule="auto" w:after="180"/>
+        <w:shd w:fill="F1F6FC"/>
+      </w:pPr>
+      <w:r>
+        <w:rPr>
+          <w:b w:val="0"/>
+        </w:rPr>
+        <w:t>Investigate with comparable cases and preserve small-sample uncertainty.</w:t>
+      </w:r>
+    </w:p>
+    <w:p>
+      <w:pPr>
+        <w:pStyle w:val="Heading3"/>
+      </w:pPr>
+      <w:r>
         <w:t>Explanations for the additional workbook examples</w:t>
       </w:r>
     </w:p>
@@ -2488,12 +4250,42 @@
       </w:r>
     </w:p>
     <w:p>
-      <w:r>
+      <w:pPr>
+        <w:pStyle w:val="Heading3"/>
+      </w:pPr>
+      <w:r>
+        <w:t>Workbook question · W1</w:t>
+      </w:r>
+    </w:p>
+    <w:p>
+      <w:pPr>
+        <w:spacing w:line="336" w:lineRule="auto" w:after="180"/>
+        <w:shd w:fill="F5F1FB"/>
+      </w:pPr>
+      <w:r>
+        <w:rPr>
+          <w:b w:val="0"/>
+        </w:rPr>
         <w:t>Calculate the worked group and pooled rates.</w:t>
       </w:r>
     </w:p>
     <w:p>
-      <w:r>
+      <w:pPr>
+        <w:pStyle w:val="Heading3"/>
+      </w:pPr>
+      <w:r>
+        <w:t>Teacher reasoning · W1</w:t>
+      </w:r>
+    </w:p>
+    <w:p>
+      <w:pPr>
+        <w:spacing w:line="336" w:lineRule="auto" w:after="180"/>
+        <w:shd w:fill="F1F6FC"/>
+      </w:pPr>
+      <w:r>
+        <w:rPr>
+          <w:b w:val="0"/>
+        </w:rPr>
         <w:t>Teacher explanation: A 2/20=10 percent; B 3/5=60 percent; pooled 5/25=20 percent, a 50-point group gap.</w:t>
       </w:r>
     </w:p>
@@ -2506,12 +4298,42 @@
       </w:r>
     </w:p>
     <w:p>
-      <w:r>
+      <w:pPr>
+        <w:pStyle w:val="Heading3"/>
+      </w:pPr>
+      <w:r>
+        <w:t>Workbook question · W2</w:t>
+      </w:r>
+    </w:p>
+    <w:p>
+      <w:pPr>
+        <w:spacing w:line="336" w:lineRule="auto" w:after="180"/>
+        <w:shd w:fill="F5F1FB"/>
+      </w:pPr>
+      <w:r>
+        <w:rPr>
+          <w:b w:val="0"/>
+        </w:rPr>
         <w:t>How does correcting one B error affect its rate?</w:t>
       </w:r>
     </w:p>
     <w:p>
-      <w:r>
+      <w:pPr>
+        <w:pStyle w:val="Heading3"/>
+      </w:pPr>
+      <w:r>
+        <w:t>Teacher reasoning · W2</w:t>
+      </w:r>
+    </w:p>
+    <w:p>
+      <w:pPr>
+        <w:spacing w:line="336" w:lineRule="auto" w:after="180"/>
+        <w:shd w:fill="F1F6FC"/>
+      </w:pPr>
+      <w:r>
+        <w:rPr>
+          <w:b w:val="0"/>
+        </w:rPr>
         <w:t>Teacher explanation: B becomes 2/5=40 percent, a 20-percentage-point change from one case.</w:t>
       </w:r>
     </w:p>
@@ -2524,30 +4346,114 @@
       </w:r>
     </w:p>
     <w:p>
-      <w:r>
+      <w:pPr>
+        <w:pStyle w:val="Heading3"/>
+      </w:pPr>
+      <w:r>
+        <w:t>Workbook question · W3</w:t>
+      </w:r>
+    </w:p>
+    <w:p>
+      <w:pPr>
+        <w:spacing w:line="336" w:lineRule="auto" w:after="180"/>
+        <w:shd w:fill="F5F1FB"/>
+      </w:pPr>
+      <w:r>
+        <w:rPr>
+          <w:b w:val="0"/>
+        </w:rPr>
         <w:t>Group C has no evaluated cases. What is its measured error rate?</w:t>
       </w:r>
     </w:p>
     <w:p>
-      <w:r>
-        <w:t>Teacher explanation: Unavailable because the denominator is zero; report missing coverage and do not substitute zero.</w:t>
-      </w:r>
-    </w:p>
-    <w:p>
       <w:pPr>
         <w:pStyle w:val="Heading3"/>
       </w:pPr>
       <w:r>
+        <w:t>Teacher reasoning · W3</w:t>
+      </w:r>
+    </w:p>
+    <w:p>
+      <w:pPr>
+        <w:spacing w:line="336" w:lineRule="auto" w:after="180"/>
+        <w:shd w:fill="F1F6FC"/>
+      </w:pPr>
+      <w:r>
+        <w:rPr>
+          <w:b w:val="0"/>
+        </w:rPr>
+        <w:t xml:space="preserve">Teacher explanation: Unavailable because the </w:t>
+      </w:r>
+      <w:r>
+        <w:rPr>
+          <w:b/>
+        </w:rPr>
+        <w:t>denominator</w:t>
+      </w:r>
+      <w:r>
+        <w:rPr>
+          <w:b w:val="0"/>
+        </w:rPr>
+        <w:t xml:space="preserve"> is zero; report missing </w:t>
+      </w:r>
+      <w:r>
+        <w:rPr>
+          <w:b/>
+        </w:rPr>
+        <w:t>coverage</w:t>
+      </w:r>
+      <w:r>
+        <w:rPr>
+          <w:b w:val="0"/>
+        </w:rPr>
+        <w:t xml:space="preserve"> and do not substitute zero.</w:t>
+      </w:r>
+    </w:p>
+    <w:p>
+      <w:pPr>
+        <w:pStyle w:val="Heading3"/>
+      </w:pPr>
+      <w:r>
         <w:t>W4 Apply independently</w:t>
       </w:r>
     </w:p>
     <w:p>
-      <w:r>
+      <w:pPr>
+        <w:pStyle w:val="Heading3"/>
+      </w:pPr>
+      <w:r>
+        <w:t>Workbook question · W4</w:t>
+      </w:r>
+    </w:p>
+    <w:p>
+      <w:pPr>
+        <w:spacing w:line="336" w:lineRule="auto" w:after="180"/>
+        <w:shd w:fill="F5F1FB"/>
+      </w:pPr>
+      <w:r>
+        <w:rPr>
+          <w:b w:val="0"/>
+        </w:rPr>
         <w:t>Groups X 1 error/10 and Y 2/4: calculate separate and pooled rates, then state one limit.</w:t>
       </w:r>
     </w:p>
     <w:p>
-      <w:r>
+      <w:pPr>
+        <w:pStyle w:val="Heading3"/>
+      </w:pPr>
+      <w:r>
+        <w:t>Teacher reasoning · W4</w:t>
+      </w:r>
+    </w:p>
+    <w:p>
+      <w:pPr>
+        <w:spacing w:line="336" w:lineRule="auto" w:after="180"/>
+        <w:shd w:fill="F1F6FC"/>
+      </w:pPr>
+      <w:r>
+        <w:rPr>
+          <w:b w:val="0"/>
+        </w:rPr>
         <w:t>Teacher explanation: X 10 percent; Y 50 percent; pooled 3/14 about 21.4 percent. Y has only four examples, and the table does not establish a cause.</w:t>
       </w:r>
     </w:p>
@@ -2560,12 +4466,42 @@
       </w:r>
     </w:p>
     <w:p>
-      <w:r>
+      <w:pPr>
+        <w:pStyle w:val="Heading3"/>
+      </w:pPr>
+      <w:r>
+        <w:t>Workbook question · W5</w:t>
+      </w:r>
+    </w:p>
+    <w:p>
+      <w:pPr>
+        <w:spacing w:line="336" w:lineRule="auto" w:after="180"/>
+        <w:shd w:fill="F5F1FB"/>
+      </w:pPr>
+      <w:r>
+        <w:rPr>
+          <w:b w:val="0"/>
+        </w:rPr>
         <w:t>Why does equal accuracy not settle whether use is fair?</w:t>
       </w:r>
     </w:p>
     <w:p>
-      <w:r>
+      <w:pPr>
+        <w:pStyle w:val="Heading3"/>
+      </w:pPr>
+      <w:r>
+        <w:t>Teacher reasoning · W5</w:t>
+      </w:r>
+    </w:p>
+    <w:p>
+      <w:pPr>
+        <w:spacing w:line="336" w:lineRule="auto" w:after="180"/>
+        <w:shd w:fill="F1F6FC"/>
+      </w:pPr>
+      <w:r>
+        <w:rPr>
+          <w:b w:val="0"/>
+        </w:rPr>
         <w:t>Teacher explanation: Error types, consequences, access, labels and context can differ; a single equality does not establish acceptable treatment.</w:t>
       </w:r>
     </w:p>
@@ -2578,7 +4514,22 @@
       </w:r>
     </w:p>
     <w:p>
-      <w:r>
+      <w:pPr>
+        <w:pStyle w:val="Heading3"/>
+      </w:pPr>
+      <w:r>
+        <w:t>Independent question · withhold the key</w:t>
+      </w:r>
+    </w:p>
+    <w:p>
+      <w:pPr>
+        <w:spacing w:line="336" w:lineRule="auto" w:after="180"/>
+        <w:shd w:fill="F5F1FB"/>
+      </w:pPr>
+      <w:r>
+        <w:rPr>
+          <w:b w:val="0"/>
+        </w:rPr>
         <w:t>Selected case: Groups X 1 error/10 and Y 2/4: calculate separate and pooled rates, then state one limit.</w:t>
       </w:r>
     </w:p>
@@ -2591,7 +4542,22 @@
       </w:r>
     </w:p>
     <w:p>
-      <w:r>
+      <w:pPr>
+        <w:pStyle w:val="Heading3"/>
+      </w:pPr>
+      <w:r>
+        <w:t>Teacher key · Selected case answer</w:t>
+      </w:r>
+    </w:p>
+    <w:p>
+      <w:pPr>
+        <w:spacing w:line="336" w:lineRule="auto" w:after="180"/>
+        <w:shd w:fill="F1F6FC"/>
+      </w:pPr>
+      <w:r>
+        <w:rPr>
+          <w:b w:val="0"/>
+        </w:rPr>
         <w:t>Teacher explanation: X 10 percent; Y 50 percent; pooled 3/14 about 21.4 percent. Y has only four examples, and the table does not establish a cause.</w:t>
       </w:r>
     </w:p>
@@ -2698,21 +4664,77 @@
       </w:tr>
     </w:tbl>
     <w:p>
-      <w:r>
-        <w:t>Record each dimension as not yet, with support, or independent. Accept a valid alternative procedure with a defensible trace. Do not penalise an honestly recorded model failure if the learner correctly explains its evidence and limits.</w:t>
-      </w:r>
-    </w:p>
-    <w:p>
       <w:pPr>
         <w:pStyle w:val="Heading3"/>
       </w:pPr>
       <w:r>
+        <w:t>Teacher key · Selected case answer</w:t>
+      </w:r>
+    </w:p>
+    <w:p>
+      <w:pPr>
+        <w:spacing w:line="336" w:lineRule="auto" w:after="180"/>
+        <w:shd w:fill="F1F6FC"/>
+      </w:pPr>
+      <w:r>
+        <w:rPr>
+          <w:b w:val="0"/>
+        </w:rPr>
+        <w:t>Record each dimension as not yet, with support, or independent. Accept a valid alternative procedure with a defensible trace.</w:t>
+      </w:r>
+    </w:p>
+    <w:p>
+      <w:pPr>
+        <w:spacing w:line="336" w:lineRule="auto" w:after="180"/>
+        <w:shd w:fill="F1F6FC"/>
+      </w:pPr>
+      <w:r>
+        <w:rPr>
+          <w:b w:val="0"/>
+        </w:rPr>
+        <w:t xml:space="preserve">Do not penalise an honestly recorded model failure if the learner correctly explains its </w:t>
+      </w:r>
+      <w:r>
+        <w:rPr>
+          <w:b/>
+        </w:rPr>
+        <w:t>evidence</w:t>
+      </w:r>
+      <w:r>
+        <w:rPr>
+          <w:b w:val="0"/>
+        </w:rPr>
+        <w:t xml:space="preserve"> and limits.</w:t>
+      </w:r>
+    </w:p>
+    <w:p>
+      <w:pPr>
+        <w:pStyle w:val="Heading3"/>
+      </w:pPr>
+      <w:r>
         <w:t>Feedback that the learner uses</w:t>
       </w:r>
     </w:p>
     <w:p>
-      <w:r>
-        <w:t>Name the earliest unsupported step and give one action to repair it. Have the learner make that repair now and explain why. Then assess the relevant skill on a fresh, fully specified case. Confirm it was not previously practised with feedback; solve and check the new case before assigning it. A follow-up design prompt is a starting brief, not automatically an equivalent test.</w:t>
+      <w:pPr>
+        <w:spacing w:line="336" w:lineRule="auto" w:after="180"/>
+      </w:pPr>
+      <w:r>
+        <w:rPr>
+          <w:b w:val="0"/>
+        </w:rPr>
+        <w:t>Name the earliest unsupported step and give one action to repair it. Have the learner make that repair now and explain why. Then assess the relevant skill on a fresh, fully specified case.</w:t>
+      </w:r>
+    </w:p>
+    <w:p>
+      <w:pPr>
+        <w:spacing w:line="336" w:lineRule="auto" w:after="180"/>
+      </w:pPr>
+      <w:r>
+        <w:rPr>
+          <w:b w:val="0"/>
+        </w:rPr>
+        <w:t>Confirm it was not previously practised with feedback; solve and check the new case before assigning it. A follow-up design prompt is a starting brief, not automatically an equivalent test.</w:t>
       </w:r>
     </w:p>
     <w:p>
@@ -2724,11 +4746,74 @@
       </w:r>
     </w:p>
     <w:p>
+      <w:r>
+        <w:t>Connect Subgroup Performance to Responsible Plant Classifier, adapt support and plan a later changed-case check.</w:t>
+      </w:r>
+    </w:p>
+    <w:p>
       <w:pPr>
         <w:pStyle w:val="Heading3"/>
       </w:pPr>
       <w:r>
-        <w:t>Connect and extend learning</w:t>
+        <w:t>Responsible Plant Classifier</w:t>
+      </w:r>
+    </w:p>
+    <w:p>
+      <w:pPr>
+        <w:spacing w:line="336" w:lineRule="auto" w:after="180"/>
+      </w:pPr>
+      <w:r>
+        <w:rPr>
+          <w:b w:val="0"/>
+        </w:rPr>
+        <w:t xml:space="preserve">Add </w:t>
+      </w:r>
+      <w:r>
+        <w:rPr>
+          <w:b/>
+        </w:rPr>
+        <w:t>subgroup</w:t>
+      </w:r>
+      <w:r>
+        <w:rPr>
+          <w:b w:val="0"/>
+        </w:rPr>
+        <w:t xml:space="preserve"> tables and a minimum acceptable threshold to the Plant Classifier release criteria.</w:t>
+      </w:r>
+    </w:p>
+    <w:p>
+      <w:pPr>
+        <w:spacing w:line="336" w:lineRule="auto" w:after="180"/>
+      </w:pPr>
+      <w:r>
+        <w:rPr>
+          <w:b w:val="0"/>
+        </w:rPr>
+        <w:t xml:space="preserve">Keep the decision, </w:t>
+      </w:r>
+      <w:r>
+        <w:rPr>
+          <w:b/>
+        </w:rPr>
+        <w:t>input</w:t>
+      </w:r>
+      <w:r>
+        <w:rPr>
+          <w:b w:val="0"/>
+        </w:rPr>
+        <w:t xml:space="preserve">, result, explanation and remaining limitation in the project </w:t>
+      </w:r>
+      <w:r>
+        <w:rPr>
+          <w:b/>
+        </w:rPr>
+        <w:t>evidence</w:t>
+      </w:r>
+      <w:r>
+        <w:rPr>
+          <w:b w:val="0"/>
+        </w:rPr>
+        <w:t xml:space="preserve"> record. Retrieve this record next week rather than restarting the project.</w:t>
       </w:r>
     </w:p>
     <w:p>
@@ -2736,17 +4821,42 @@
         <w:pStyle w:val="Heading3"/>
       </w:pPr>
       <w:r>
-        <w:t>Responsible Plant Classifier</w:t>
-      </w:r>
-    </w:p>
-    <w:p>
-      <w:r>
-        <w:t>Add subgroup tables and a minimum acceptable threshold to the Plant Classifier release criteria.</w:t>
-      </w:r>
-    </w:p>
-    <w:p>
-      <w:r>
-        <w:t>Keep the decision, input, result, explanation and remaining limitation in the project evidence record. Retrieve this record next week rather than restarting the project.</w:t>
+        <w:t>Support and stretch</w:t>
+      </w:r>
+    </w:p>
+    <w:p>
+      <w:pPr>
+        <w:spacing w:line="336" w:lineRule="auto" w:after="180"/>
+      </w:pPr>
+      <w:r>
+        <w:rPr>
+          <w:b w:val="0"/>
+        </w:rPr>
+        <w:t xml:space="preserve">Use a tiny labelled dataset, explicit units and a named positive class. Stretch: require a baseline, held-out evaluation and </w:t>
+      </w:r>
+      <w:r>
+        <w:rPr>
+          <w:b/>
+        </w:rPr>
+        <w:t>subgroup</w:t>
+      </w:r>
+      <w:r>
+        <w:rPr>
+          <w:b w:val="0"/>
+        </w:rPr>
+        <w:t xml:space="preserve"> or shifted-condition analysis with </w:t>
+      </w:r>
+      <w:r>
+        <w:rPr>
+          <w:b/>
+        </w:rPr>
+        <w:t>denominator</w:t>
+      </w:r>
+      <w:r>
+        <w:rPr>
+          <w:b w:val="0"/>
+        </w:rPr>
+        <w:t>s.</w:t>
       </w:r>
     </w:p>
     <w:p>
@@ -2754,12 +4864,30 @@
         <w:pStyle w:val="Heading3"/>
       </w:pPr>
       <w:r>
-        <w:t>Support and stretch</w:t>
-      </w:r>
-    </w:p>
-    <w:p>
-      <w:r>
-        <w:t>Use a tiny labelled dataset, explicit units and a named positive class. Stretch: require a baseline, held-out evaluation and subgroup or shifted-condition analysis with denominators.</w:t>
+        <w:t>Exit reflection</w:t>
+      </w:r>
+    </w:p>
+    <w:p>
+      <w:pPr>
+        <w:spacing w:line="336" w:lineRule="auto" w:after="180"/>
+      </w:pPr>
+      <w:r>
+        <w:rPr>
+          <w:b w:val="0"/>
+        </w:rPr>
+        <w:t xml:space="preserve">Ask for one decision the learner can now justify and one situation requiring more </w:t>
+      </w:r>
+      <w:r>
+        <w:rPr>
+          <w:b/>
+        </w:rPr>
+        <w:t>evidence</w:t>
+      </w:r>
+      <w:r>
+        <w:rPr>
+          <w:b w:val="0"/>
+        </w:rPr>
+        <w:t xml:space="preserve"> or human review. Confidence ratings are separate from correct independent performance.</w:t>
       </w:r>
     </w:p>
     <w:p>
@@ -2767,12 +4895,30 @@
         <w:pStyle w:val="Heading3"/>
       </w:pPr>
       <w:r>
-        <w:t>Exit reflection</w:t>
-      </w:r>
-    </w:p>
-    <w:p>
-      <w:r>
-        <w:t>Ask for one decision the learner can now justify and one situation requiring more evidence or human review. Confidence ratings are separate from correct independent performance.</w:t>
+        <w:t>Bridge to the next week</w:t>
+      </w:r>
+    </w:p>
+    <w:p>
+      <w:pPr>
+        <w:spacing w:line="336" w:lineRule="auto" w:after="180"/>
+      </w:pPr>
+      <w:r>
+        <w:rPr>
+          <w:b w:val="0"/>
+        </w:rPr>
+        <w:t xml:space="preserve">Next: Week 32: Proxy Features and Fairness. Retrieve today’s </w:t>
+      </w:r>
+      <w:r>
+        <w:rPr>
+          <w:b/>
+        </w:rPr>
+        <w:t>evidence</w:t>
+      </w:r>
+      <w:r>
+        <w:rPr>
+          <w:b w:val="0"/>
+        </w:rPr>
+        <w:t xml:space="preserve"> and identify what carries forward and what is new.</w:t>
       </w:r>
     </w:p>
     <w:p>
@@ -2780,12 +4926,133 @@
         <w:pStyle w:val="Heading3"/>
       </w:pPr>
       <w:r>
-        <w:t>Bridge to the next week</w:t>
-      </w:r>
-    </w:p>
-    <w:p>
-      <w:r>
-        <w:t>Next: Week 32: Proxy Features and Fairness. Retrieve today’s evidence and identify what carries forward and what is new.</w:t>
+        <w:t>Support and fresh reassessment</w:t>
+      </w:r>
+    </w:p>
+    <w:p>
+      <w:pPr>
+        <w:spacing w:line="336" w:lineRule="auto" w:after="180"/>
+      </w:pPr>
+      <w:r>
+        <w:rPr>
+          <w:b w:val="0"/>
+        </w:rPr>
+        <w:t xml:space="preserve">Provide a blank </w:t>
+      </w:r>
+      <w:r>
+        <w:rPr>
+          <w:b/>
+        </w:rPr>
+        <w:t>evidence</w:t>
+      </w:r>
+      <w:r>
+        <w:rPr>
+          <w:b w:val="0"/>
+        </w:rPr>
+        <w:t xml:space="preserve"> table and allow a verbal explanation before writing. Highlight the given conditions without supplying the W 4 conclusion. Use </w:t>
+      </w:r>
+      <w:r>
+        <w:rPr>
+          <w:b/>
+        </w:rPr>
+        <w:t>subgroup</w:t>
+      </w:r>
+      <w:r>
+        <w:rPr>
+          <w:b w:val="0"/>
+        </w:rPr>
+        <w:t xml:space="preserve"> and </w:t>
+      </w:r>
+      <w:r>
+        <w:rPr>
+          <w:b/>
+        </w:rPr>
+        <w:t>disaggregation</w:t>
+      </w:r>
+      <w:r>
+        <w:rPr>
+          <w:b w:val="0"/>
+        </w:rPr>
+        <w:t xml:space="preserve"> in full sentences.</w:t>
+      </w:r>
+    </w:p>
+    <w:p>
+      <w:pPr>
+        <w:spacing w:line="336" w:lineRule="auto" w:after="180"/>
+      </w:pPr>
+      <w:r>
+        <w:rPr>
+          <w:b w:val="0"/>
+        </w:rPr>
+        <w:t>Extension: alter one condition in the worked example and explain which conclusion changes and which remains supported.</w:t>
+      </w:r>
+    </w:p>
+    <w:p>
+      <w:pPr>
+        <w:spacing w:line="336" w:lineRule="auto" w:after="180"/>
+      </w:pPr>
+      <w:r>
+        <w:rPr>
+          <w:b w:val="0"/>
+        </w:rPr>
+        <w:t>For independent W 4, require: X 10 percent; Y 50 percent; pooled 3/14 about 21.4 percent. Y has only four examples, and the table does not establish a cause.</w:t>
+      </w:r>
+    </w:p>
+    <w:p>
+      <w:pPr>
+        <w:spacing w:line="336" w:lineRule="auto" w:after="180"/>
+      </w:pPr>
+      <w:r>
+        <w:rPr>
+          <w:b w:val="0"/>
+        </w:rPr>
+        <w:t xml:space="preserve">Fresh retry X 2/8 and Y 1/2:25 and 50 percent, pooled 3/10=30 percent. Require </w:t>
+      </w:r>
+      <w:r>
+        <w:rPr>
+          <w:b/>
+        </w:rPr>
+        <w:t>denominator</w:t>
+      </w:r>
+      <w:r>
+        <w:rPr>
+          <w:b w:val="0"/>
+        </w:rPr>
+        <w:t>s, the small Y sample and no causal inference. Mark each criterion as independent, supported or not yet demonstrated.</w:t>
+      </w:r>
+    </w:p>
+    <w:p>
+      <w:pPr>
+        <w:spacing w:line="336" w:lineRule="auto" w:after="180"/>
+      </w:pPr>
+      <w:r>
+        <w:rPr>
+          <w:b w:val="0"/>
+        </w:rPr>
+        <w:t>Reassess the reasoning after feedback; do not replace the first attempt silently.</w:t>
+      </w:r>
+    </w:p>
+    <w:p>
+      <w:pPr>
+        <w:spacing w:line="336" w:lineRule="auto" w:after="180"/>
+      </w:pPr>
+      <w:r>
+        <w:rPr>
+          <w:b w:val="0"/>
+        </w:rPr>
+        <w:t xml:space="preserve">Next week: Proxy features and fairness. Carry forward the saved </w:t>
+      </w:r>
+      <w:r>
+        <w:rPr>
+          <w:b/>
+        </w:rPr>
+        <w:t>evidence</w:t>
+      </w:r>
+      <w:r>
+        <w:rPr>
+          <w:b w:val="0"/>
+        </w:rPr>
+        <w:t xml:space="preserve"> and the distinction between development choices and justified claims.</w:t>
       </w:r>
     </w:p>
     <w:p>
@@ -2793,40 +5060,40 @@
         <w:pStyle w:val="Heading3"/>
       </w:pPr>
       <w:r>
-        <w:t>Support and fresh reassessment</w:t>
-      </w:r>
-    </w:p>
-    <w:p>
-      <w:r>
-        <w:t>Provide a blank evidence table and allow a verbal explanation before writing. Highlight the given conditions without supplying the W 4 conclusion. Use subgroup and disaggregation in full sentences. Extension: alter one condition in the worked example and explain which conclusion changes and which remains supported.</w:t>
-      </w:r>
-    </w:p>
-    <w:p>
-      <w:r>
-        <w:t>For independent W 4, require: X 10 percent; Y 50 percent; pooled 3/14 about 21.4 percent. Y has only four examples, and the table does not establish a cause. Fresh retry X 2/8 and Y 1/2:25 and 50 percent, pooled 3/10=30 percent. Require denominators, the small Y sample and no causal inference. Mark each criterion as independent, supported or not yet demonstrated. Reassess the reasoning after feedback; do not replace the first attempt silently.</w:t>
-      </w:r>
-    </w:p>
-    <w:p>
-      <w:r>
-        <w:t>Next week: Proxy features and fairness. Carry forward the saved evidence and the distinction between development choices and justified claims.</w:t>
-      </w:r>
-    </w:p>
-    <w:p>
-      <w:pPr>
-        <w:pStyle w:val="Heading3"/>
-      </w:pPr>
-      <w:r>
         <w:t>Plan the delayed return</w:t>
       </w:r>
     </w:p>
     <w:p>
-      <w:r>
+      <w:pPr>
+        <w:spacing w:line="336" w:lineRule="auto" w:after="180"/>
+      </w:pPr>
+      <w:r>
+        <w:rPr>
+          <w:b w:val="0"/>
+        </w:rPr>
         <w:t>Suggested return points in this level: ai-4/32, ai-4/34. Use actual classroom dates, adjusting for holidays and gaps. One, three and six teaching weeks are scheduling choices, not a claimed optimal spacing.</w:t>
       </w:r>
     </w:p>
     <w:p>
-      <w:r>
-        <w:t>At a delayed check, ask for the idea from memory and a changed application. Compare with the earlier independent response and record support used. For a new level, revisit the previous capstone before checking the new prerequisites.</w:t>
+      <w:pPr>
+        <w:spacing w:line="336" w:lineRule="auto" w:after="180"/>
+      </w:pPr>
+      <w:r>
+        <w:rPr>
+          <w:b w:val="0"/>
+        </w:rPr>
+        <w:t>At a delayed check, ask for the idea from memory and a changed application. Compare with the earlier independent response and record support used.</w:t>
+      </w:r>
+    </w:p>
+    <w:p>
+      <w:pPr>
+        <w:spacing w:line="336" w:lineRule="auto" w:after="180"/>
+      </w:pPr>
+      <w:r>
+        <w:rPr>
+          <w:b w:val="0"/>
+        </w:rPr>
+        <w:t>For a new level, revisit the previous capstone before checking the new prerequisites.</w:t>
       </w:r>
     </w:p>
     <w:tbl>
@@ -2986,8 +5253,26 @@
       </w:tr>
     </w:tbl>
     <w:p>
-      <w:r>
-        <w:t>Use the evidence to choose reteaching or the next step. A completed page, confidence rating or attractive project does not by itself demonstrate understanding.</w:t>
+      <w:pPr>
+        <w:spacing w:line="336" w:lineRule="auto" w:after="180"/>
+      </w:pPr>
+      <w:r>
+        <w:rPr>
+          <w:b w:val="0"/>
+        </w:rPr>
+        <w:t xml:space="preserve">Use the </w:t>
+      </w:r>
+      <w:r>
+        <w:rPr>
+          <w:b/>
+        </w:rPr>
+        <w:t>evidence</w:t>
+      </w:r>
+      <w:r>
+        <w:rPr>
+          <w:b w:val="0"/>
+        </w:rPr>
+        <w:t xml:space="preserve"> to choose reteaching or the next step. A completed page, confidence rating or attractive project does not by itself demonstrate understanding.</w:t>
       </w:r>
     </w:p>
     <w:p>
@@ -2999,8 +5284,37 @@
       </w:r>
     </w:p>
     <w:p>
-      <w:r>
-        <w:t>For your Responsible Plant Classifier, save the input, procedure, observed result and limitation of this check. Label this worked example as practice; use a different, previously unreviewed case when checking independent understanding.</w:t>
+      <w:pPr>
+        <w:spacing w:line="336" w:lineRule="auto" w:after="180"/>
+      </w:pPr>
+      <w:r>
+        <w:rPr>
+          <w:b w:val="0"/>
+        </w:rPr>
+        <w:t xml:space="preserve">For your Responsible Plant Classifier, save the </w:t>
+      </w:r>
+      <w:r>
+        <w:rPr>
+          <w:b/>
+        </w:rPr>
+        <w:t>input</w:t>
+      </w:r>
+      <w:r>
+        <w:rPr>
+          <w:b w:val="0"/>
+        </w:rPr>
+        <w:t>, procedure, observed result and limitation of this check.</w:t>
+      </w:r>
+    </w:p>
+    <w:p>
+      <w:pPr>
+        <w:spacing w:line="336" w:lineRule="auto" w:after="180"/>
+      </w:pPr>
+      <w:r>
+        <w:rPr>
+          <w:b w:val="0"/>
+        </w:rPr>
+        <w:t>Label this worked example as practice; use a different, previously unreviewed case when checking independent understanding.</w:t>
       </w:r>
     </w:p>
     <w:p>
@@ -3013,12 +5327,62 @@
     </w:p>
     <w:p>
       <w:r>
-        <w:t>Teaching target: Calculate subgroup results with sample sizes</w:t>
-      </w:r>
-    </w:p>
-    <w:p>
-      <w:r>
-        <w:t>Prepare the labelled worked-case picture, the matching workbook, fictional input cards and a place for individual responses. Check a local Python 3 environment before class; have a paper-trace version ready.</w:t>
+        <w:t>Use this preparation summary alongside the detailed Subgroup Performance lesson; it is a checklist rather than a replacement for the full sequence.</w:t>
+      </w:r>
+    </w:p>
+    <w:p>
+      <w:pPr>
+        <w:pStyle w:val="Heading3"/>
+      </w:pPr>
+      <w:r>
+        <w:t>Teaching target</w:t>
+      </w:r>
+    </w:p>
+    <w:p>
+      <w:pPr>
+        <w:spacing w:line="336" w:lineRule="auto" w:after="180"/>
+        <w:shd w:fill="EDF7F3"/>
+      </w:pPr>
+      <w:r>
+        <w:rPr>
+          <w:b w:val="0"/>
+        </w:rPr>
+        <w:t xml:space="preserve">Teaching target: Calculate </w:t>
+      </w:r>
+      <w:r>
+        <w:rPr>
+          <w:b/>
+        </w:rPr>
+        <w:t>subgroup</w:t>
+      </w:r>
+      <w:r>
+        <w:rPr>
+          <w:b w:val="0"/>
+        </w:rPr>
+        <w:t xml:space="preserve"> results with sample sizes</w:t>
+      </w:r>
+    </w:p>
+    <w:p>
+      <w:pPr>
+        <w:spacing w:line="336" w:lineRule="auto" w:after="180"/>
+      </w:pPr>
+      <w:r>
+        <w:rPr>
+          <w:b w:val="0"/>
+        </w:rPr>
+        <w:t xml:space="preserve">Prepare the labelled worked-case picture, the matching workbook, fictional </w:t>
+      </w:r>
+      <w:r>
+        <w:rPr>
+          <w:b/>
+        </w:rPr>
+        <w:t>input</w:t>
+      </w:r>
+      <w:r>
+        <w:rPr>
+          <w:b w:val="0"/>
+        </w:rPr>
+        <w:t xml:space="preserve"> cards and a place for individual responses. Check a local Python 3 environment before class; have a paper-trace version ready.</w:t>
       </w:r>
     </w:p>
     <w:tbl>
@@ -3165,37 +5529,196 @@
       </w:tr>
     </w:tbl>
     <w:p>
-      <w:r>
+      <w:pPr>
+        <w:spacing w:line="336" w:lineRule="auto" w:after="180"/>
+        <w:shd w:fill="F5F1FB"/>
+      </w:pPr>
+      <w:r>
+        <w:rPr>
+          <w:b w:val="0"/>
+        </w:rPr>
         <w:t>Before class, solve the supported practice: How does correcting one B error affect its rate?</w:t>
       </w:r>
     </w:p>
     <w:p>
-      <w:r>
+      <w:pPr>
+        <w:pStyle w:val="Heading3"/>
+      </w:pPr>
+      <w:r>
+        <w:t>Supported practice answer</w:t>
+      </w:r>
+    </w:p>
+    <w:p>
+      <w:pPr>
+        <w:spacing w:line="336" w:lineRule="auto" w:after="180"/>
+        <w:shd w:fill="F1F6FC"/>
+      </w:pPr>
+      <w:r>
+        <w:rPr>
+          <w:b w:val="0"/>
+        </w:rPr>
         <w:t>Reasoned practice answer: Teacher explanation: B becomes 2/5=40 percent, a 20-percentage-point change from one case.</w:t>
       </w:r>
     </w:p>
     <w:p>
-      <w:r>
-        <w:t>Check every learner before discussion: Use the worked case for Subgroup evaluation. Proposed explanation: “A final answer is enough”. Decide whether this explanation is supported. Point to the step or supplied fact that decides; explain your repair if needed.</w:t>
-      </w:r>
-    </w:p>
-    <w:p>
-      <w:r>
+      <w:pPr>
+        <w:spacing w:line="336" w:lineRule="auto" w:after="180"/>
+      </w:pPr>
+      <w:r>
+        <w:rPr>
+          <w:b w:val="0"/>
+        </w:rPr>
+        <w:t xml:space="preserve">Check every learner before discussion: Use the worked case for </w:t>
+      </w:r>
+      <w:r>
+        <w:rPr>
+          <w:b/>
+        </w:rPr>
+        <w:t>Subgroup</w:t>
+      </w:r>
+      <w:r>
+        <w:rPr>
+          <w:b w:val="0"/>
+        </w:rPr>
+        <w:t xml:space="preserve"> evaluation. Proposed explanation: “A final answer is enough”. Decide whether this explanation is supported.</w:t>
+      </w:r>
+    </w:p>
+    <w:p>
+      <w:pPr>
+        <w:spacing w:line="336" w:lineRule="auto" w:after="180"/>
+      </w:pPr>
+      <w:r>
+        <w:rPr>
+          <w:b w:val="0"/>
+        </w:rPr>
+        <w:t>Point to the step or supplied fact that decides; explain your repair if needed.</w:t>
+      </w:r>
+    </w:p>
+    <w:p>
+      <w:pPr>
+        <w:pStyle w:val="Heading3"/>
+      </w:pPr>
+      <w:r>
+        <w:t>Repair the misconception</w:t>
+      </w:r>
+    </w:p>
+    <w:p>
+      <w:pPr>
+        <w:spacing w:line="336" w:lineRule="auto" w:after="180"/>
+        <w:shd w:fill="FFF5E6"/>
+      </w:pPr>
+      <w:r>
+        <w:rPr>
+          <w:b w:val="0"/>
+        </w:rPr>
         <w:t>Misconception repair: Ask for the relevant counts, units, procedure or saved record. For this week: A 2/20=10 percent; B 3/5=60 percent; pooled 5/25=20 percent, a 50-point group gap.</w:t>
       </w:r>
     </w:p>
     <w:p>
-      <w:r>
-        <w:t>Support: read the exact case aloud, enlarge the labelled picture, supply input cards and model only the first deciding step. Accept a spoken explanation or drawing; retain the reasoning goal.</w:t>
-      </w:r>
-    </w:p>
-    <w:p>
-      <w:r>
-        <w:t>Extension: Shade gains5 new cases with no errors. Require a prediction and a reason before comparing. Expected result: Shade error becomes3/10=30%; pooled error becomes5/30≈16.7%. Reason: Extra evaluated cases change denominators; existing errors have not disappeared.</w:t>
-      </w:r>
-    </w:p>
-    <w:p>
-      <w:r>
+      <w:pPr>
+        <w:pStyle w:val="Heading3"/>
+      </w:pPr>
+      <w:r>
+        <w:t>Support without giving away the answer</w:t>
+      </w:r>
+    </w:p>
+    <w:p>
+      <w:pPr>
+        <w:spacing w:line="336" w:lineRule="auto" w:after="180"/>
+        <w:shd w:fill="F1F6F8"/>
+      </w:pPr>
+      <w:r>
+        <w:rPr>
+          <w:b w:val="0"/>
+        </w:rPr>
+        <w:t xml:space="preserve">Support: read the exact case aloud, enlarge the labelled picture, supply </w:t>
+      </w:r>
+      <w:r>
+        <w:rPr>
+          <w:b/>
+        </w:rPr>
+        <w:t>input</w:t>
+      </w:r>
+      <w:r>
+        <w:rPr>
+          <w:b w:val="0"/>
+        </w:rPr>
+        <w:t xml:space="preserve"> cards and model only the first deciding step. Accept a spoken explanation or drawing; retain the reasoning goal.</w:t>
+      </w:r>
+    </w:p>
+    <w:p>
+      <w:pPr>
+        <w:pStyle w:val="Heading3"/>
+      </w:pPr>
+      <w:r>
+        <w:t>Extend the reasoning</w:t>
+      </w:r>
+    </w:p>
+    <w:p>
+      <w:pPr>
+        <w:spacing w:line="336" w:lineRule="auto" w:after="180"/>
+        <w:shd w:fill="F5F1FB"/>
+      </w:pPr>
+      <w:r>
+        <w:rPr>
+          <w:b w:val="0"/>
+        </w:rPr>
+        <w:t xml:space="preserve">Extension: Shade gains5 new cases with no errors. Require a </w:t>
+      </w:r>
+      <w:r>
+        <w:rPr>
+          <w:b/>
+        </w:rPr>
+        <w:t>prediction</w:t>
+      </w:r>
+      <w:r>
+        <w:rPr>
+          <w:b w:val="0"/>
+        </w:rPr>
+        <w:t xml:space="preserve"> and a reason before comparing. Expected result: Shade error becomes3/10=30%; pooled error becomes5/30≈16.7%.</w:t>
+      </w:r>
+    </w:p>
+    <w:p>
+      <w:pPr>
+        <w:spacing w:line="336" w:lineRule="auto" w:after="180"/>
+        <w:shd w:fill="F5F1FB"/>
+      </w:pPr>
+      <w:r>
+        <w:rPr>
+          <w:b w:val="0"/>
+        </w:rPr>
+        <w:t xml:space="preserve">Reason: Extra evaluated cases change </w:t>
+      </w:r>
+      <w:r>
+        <w:rPr>
+          <w:b/>
+        </w:rPr>
+        <w:t>denominator</w:t>
+      </w:r>
+      <w:r>
+        <w:rPr>
+          <w:b w:val="0"/>
+        </w:rPr>
+        <w:t>s; existing errors have not disappeared.</w:t>
+      </w:r>
+    </w:p>
+    <w:p>
+      <w:pPr>
+        <w:pStyle w:val="Heading3"/>
+      </w:pPr>
+      <w:r>
+        <w:t>Protect the independent attempt</w:t>
+      </w:r>
+    </w:p>
+    <w:p>
+      <w:pPr>
+        <w:spacing w:line="336" w:lineRule="auto" w:after="180"/>
+        <w:shd w:fill="FFF5E6"/>
+      </w:pPr>
+      <w:r>
+        <w:rPr>
+          <w:b w:val="0"/>
+        </w:rPr>
         <w:t>Independent assessment: withhold the reserved answer until the learner has attempted the new case. Record support separately from correctness.</w:t>
       </w:r>
     </w:p>
@@ -3384,13 +5907,58 @@
       </w:tr>
     </w:tbl>
     <w:p>
-      <w:r>
-        <w:t>Project checkpoint: Present and defend. Demonstrate the system, explain one failure and justify the next improvement with evidence.</w:t>
-      </w:r>
-    </w:p>
-    <w:p>
-      <w:r>
-        <w:t>Use the weekly teacher answer for topic-specific reasoning. A saved progress tick is an activity record; judge mastery from the learner’s explanation and evidence.</w:t>
+      <w:pPr>
+        <w:pStyle w:val="Heading3"/>
+      </w:pPr>
+      <w:r>
+        <w:t>Project checkpoint</w:t>
+      </w:r>
+    </w:p>
+    <w:p>
+      <w:pPr>
+        <w:spacing w:line="336" w:lineRule="auto" w:after="180"/>
+        <w:shd w:fill="EDF7F3"/>
+      </w:pPr>
+      <w:r>
+        <w:rPr>
+          <w:b w:val="0"/>
+        </w:rPr>
+        <w:t xml:space="preserve">Project checkpoint: Present and defend. Demonstrate the system, explain one failure and justify the next improvement with </w:t>
+      </w:r>
+      <w:r>
+        <w:rPr>
+          <w:b/>
+        </w:rPr>
+        <w:t>evidence</w:t>
+      </w:r>
+      <w:r>
+        <w:rPr>
+          <w:b w:val="0"/>
+        </w:rPr>
+        <w:t>.</w:t>
+      </w:r>
+    </w:p>
+    <w:p>
+      <w:pPr>
+        <w:spacing w:line="336" w:lineRule="auto" w:after="180"/>
+      </w:pPr>
+      <w:r>
+        <w:rPr>
+          <w:b w:val="0"/>
+        </w:rPr>
+        <w:t xml:space="preserve">Use the weekly teacher answer for topic-specific reasoning. A saved progress tick is an activity record; judge mastery from the learner’s explanation and </w:t>
+      </w:r>
+      <w:r>
+        <w:rPr>
+          <w:b/>
+        </w:rPr>
+        <w:t>evidence</w:t>
+      </w:r>
+      <w:r>
+        <w:rPr>
+          <w:b w:val="0"/>
+        </w:rPr>
+        <w:t>.</w:t>
       </w:r>
     </w:p>
     <w:p>
@@ -3403,27 +5971,1054 @@
     </w:p>
     <w:p>
       <w:r>
-        <w:t>Use the two formative questions as supported practice, not as independent mastery scores. Discuss the deciding evidence rather than accepting a guessed selection.</w:t>
-      </w:r>
-    </w:p>
-    <w:p>
-      <w:r>
+        <w:t>Use feedback, earlier review and portfolios purposefully. Apply the coding routine only when this lesson has an executable lab.</w:t>
+      </w:r>
+    </w:p>
+    <w:p>
+      <w:pPr>
+        <w:spacing w:line="336" w:lineRule="auto" w:after="180"/>
+      </w:pPr>
+      <w:r>
+        <w:rPr>
+          <w:b w:val="0"/>
+        </w:rPr>
+        <w:t xml:space="preserve">Use the two formative questions as supported practice, not as independent mastery scores. Discuss the deciding </w:t>
+      </w:r>
+      <w:r>
+        <w:rPr>
+          <w:b/>
+        </w:rPr>
+        <w:t>evidence</w:t>
+      </w:r>
+      <w:r>
+        <w:rPr>
+          <w:b w:val="0"/>
+        </w:rPr>
+        <w:t xml:space="preserve"> rather than accepting a guessed selection.</w:t>
+      </w:r>
+    </w:p>
+    <w:p>
+      <w:pPr>
+        <w:spacing w:line="336" w:lineRule="auto" w:after="180"/>
+      </w:pPr>
+      <w:r>
+        <w:rPr>
+          <w:b w:val="0"/>
+        </w:rPr>
         <w:t>The feedback comes from the reviewed public worked case. Do not reveal the separately reserved independent teacher answer until the learner has attempted that case.</w:t>
       </w:r>
     </w:p>
     <w:p>
-      <w:r>
-        <w:t>Ask students to predict before running code. Preserve errors and actual outputs; collect a changed test and an explanation. The branch-boundary and indexing lessons deliberately include failure cases.</w:t>
-      </w:r>
-    </w:p>
-    <w:p>
-      <w:r>
+      <w:pPr>
+        <w:pStyle w:val="Heading3"/>
+      </w:pPr>
+      <w:r>
+        <w:t>For later coding lessons</w:t>
+      </w:r>
+    </w:p>
+    <w:p>
+      <w:r>
+        <w:t>This week has no code block. Use this routine when a later lesson includes an executable lab.</w:t>
+      </w:r>
+    </w:p>
+    <w:p>
+      <w:pPr>
+        <w:spacing w:line="336" w:lineRule="auto" w:after="180"/>
+        <w:shd w:fill="F1F6F8"/>
+      </w:pPr>
+      <w:r>
+        <w:rPr>
+          <w:b w:val="0"/>
+        </w:rPr>
+        <w:t xml:space="preserve">Ask students to predict before running code. Preserve errors and actual </w:t>
+      </w:r>
+      <w:r>
+        <w:rPr>
+          <w:b/>
+        </w:rPr>
+        <w:t>output</w:t>
+      </w:r>
+      <w:r>
+        <w:rPr>
+          <w:b w:val="0"/>
+        </w:rPr>
+        <w:t>s; collect a changed test and an explanation. The branch-boundary and indexing lessons deliberately include failure cases.</w:t>
+      </w:r>
+    </w:p>
+    <w:p>
+      <w:pPr>
+        <w:spacing w:line="336" w:lineRule="auto" w:after="180"/>
+      </w:pPr>
+      <w:r>
+        <w:rPr>
+          <w:b w:val="0"/>
+        </w:rPr>
         <w:t>Use the earlier worked-explanation links to address a specific missing building block, then return to the current question. Adapt this suggestion after observing the learner; it is not an automatic diagnosis.</w:t>
       </w:r>
     </w:p>
     <w:p>
-      <w:r>
-        <w:t>Collect the completed-work portfolio as evidence. Record support separately from correctness, and assess explanation, trace/test and limitations. Progress ticks and quiz selections alone do not establish mastery.</w:t>
+      <w:pPr>
+        <w:spacing w:line="336" w:lineRule="auto" w:after="180"/>
+      </w:pPr>
+      <w:r>
+        <w:rPr>
+          <w:b w:val="0"/>
+        </w:rPr>
+        <w:t xml:space="preserve">Collect the completed-work portfolio as </w:t>
+      </w:r>
+      <w:r>
+        <w:rPr>
+          <w:b/>
+        </w:rPr>
+        <w:t>evidence</w:t>
+      </w:r>
+      <w:r>
+        <w:rPr>
+          <w:b w:val="0"/>
+        </w:rPr>
+        <w:t>. Record support separately from correctness, and assess explanation, trace/test and limitations. Progress ticks and quiz selections alone do not establish mastery.</w:t>
+      </w:r>
+    </w:p>
+    <w:p>
+      <w:pPr>
+        <w:pStyle w:val="Heading1"/>
+      </w:pPr>
+      <w:r>
+        <w:t>09. Visual concept journey</w:t>
+      </w:r>
+    </w:p>
+    <w:p>
+      <w:r>
+        <w:t>Show one Subgroup Performance graphic at a time, request a prediction and discuss its trace before the independent assessment.</w:t>
+      </w:r>
+    </w:p>
+    <w:p>
+      <w:pPr>
+        <w:spacing w:line="336" w:lineRule="auto" w:after="180"/>
+      </w:pPr>
+      <w:r>
+        <w:rPr>
+          <w:b w:val="0"/>
+        </w:rPr>
+        <w:t xml:space="preserve">Use one picture at a time. Hide a worked result before asking for a </w:t>
+      </w:r>
+      <w:r>
+        <w:rPr>
+          <w:b/>
+        </w:rPr>
+        <w:t>prediction</w:t>
+      </w:r>
+      <w:r>
+        <w:rPr>
+          <w:b w:val="0"/>
+        </w:rPr>
+        <w:t>, then reveal it for feedback. These are supported teaching cases; retain the separate independent assessment for a fresh first attempt.</w:t>
+      </w:r>
+    </w:p>
+    <w:p>
+      <w:pPr>
+        <w:pStyle w:val="Heading3"/>
+      </w:pPr>
+      <w:r>
+        <w:t>01. Subgroup Performance: the case</w:t>
+      </w:r>
+    </w:p>
+    <w:p>
+      <w:r>
+        <w:drawing>
+          <wp:inline xmlns:a="http://schemas.openxmlformats.org/drawingml/2006/main" xmlns:pic="http://schemas.openxmlformats.org/drawingml/2006/picture">
+            <wp:extent cx="5486400" cy="2990088"/>
+            <wp:docPr id="3" name="Picture 3" descr="Calculate subgroup and pooled error rates without letting the larger group hide a gap. Supplied facts: Group Sun: 2 errors in20 photos; Shade: 3 errors in5. Same error definition; related plant views are documented. All inputs and outcomes in this worked example are invented classroom data; no real model run is claimed."/>
+            <wp:cNvGraphicFramePr>
+              <a:graphicFrameLocks noChangeAspect="1"/>
+            </wp:cNvGraphicFramePr>
+            <a:graphic>
+              <a:graphicData uri="http://schemas.openxmlformats.org/drawingml/2006/picture">
+                <pic:pic>
+                  <pic:nvPicPr>
+                    <pic:cNvPr id="0" name="academy-story-ai-4-31-01.png"/>
+                    <pic:cNvPicPr/>
+                  </pic:nvPicPr>
+                  <pic:blipFill>
+                    <a:blip r:embed="rId11"/>
+                    <a:stretch>
+                      <a:fillRect/>
+                    </a:stretch>
+                  </pic:blipFill>
+                  <pic:spPr>
+                    <a:xfrm>
+                      <a:off x="0" y="0"/>
+                      <a:ext cx="5486400" cy="2990088"/>
+                    </a:xfrm>
+                    <a:prstGeom prst="rect"/>
+                  </pic:spPr>
+                </pic:pic>
+              </a:graphicData>
+            </a:graphic>
+          </wp:inline>
+        </w:drawing>
+      </w:r>
+    </w:p>
+    <w:p>
+      <w:pPr>
+        <w:spacing w:line="336" w:lineRule="auto" w:after="180"/>
+      </w:pPr>
+      <w:r>
+        <w:rPr>
+          <w:b w:val="0"/>
+        </w:rPr>
+        <w:t xml:space="preserve">Calculate </w:t>
+      </w:r>
+      <w:r>
+        <w:rPr>
+          <w:b/>
+        </w:rPr>
+        <w:t>subgroup</w:t>
+      </w:r>
+      <w:r>
+        <w:rPr>
+          <w:b w:val="0"/>
+        </w:rPr>
+        <w:t xml:space="preserve"> and pooled error rates without letting the larger group hide a gap. Supplied facts: Group Sun: 2 errors in20 photos; Shade: 3 errors in5. Same error definition; related plant views are documented.</w:t>
+      </w:r>
+    </w:p>
+    <w:p>
+      <w:pPr>
+        <w:spacing w:line="336" w:lineRule="auto" w:after="180"/>
+      </w:pPr>
+      <w:r>
+        <w:rPr>
+          <w:b w:val="0"/>
+        </w:rPr>
+        <w:t xml:space="preserve">All </w:t>
+      </w:r>
+      <w:r>
+        <w:rPr>
+          <w:b/>
+        </w:rPr>
+        <w:t>input</w:t>
+      </w:r>
+      <w:r>
+        <w:rPr>
+          <w:b w:val="0"/>
+        </w:rPr>
+        <w:t>s and outcomes in this worked example are invented classroom data; no real model run is claimed.</w:t>
+      </w:r>
+    </w:p>
+    <w:p>
+      <w:pPr>
+        <w:spacing w:line="336" w:lineRule="auto" w:after="180"/>
+        <w:shd w:fill="F5F1FB"/>
+      </w:pPr>
+      <w:r>
+        <w:rPr>
+          <w:b w:val="0"/>
+        </w:rPr>
+        <w:t>Point to the given fact that matters most. Explain why it matters.</w:t>
+      </w:r>
+    </w:p>
+    <w:p>
+      <w:pPr>
+        <w:pStyle w:val="Heading3"/>
+      </w:pPr>
+      <w:r>
+        <w:t>Discuss while showing the picture</w:t>
+      </w:r>
+    </w:p>
+    <w:p>
+      <w:pPr>
+        <w:spacing w:line="336" w:lineRule="auto" w:after="180"/>
+        <w:shd w:fill="F1F6F8"/>
+      </w:pPr>
+      <w:r>
+        <w:rPr>
+          <w:b w:val="0"/>
+        </w:rPr>
+        <w:t>Teacher prompt: Point to the given fact that matters most. Explain why it matters. Ask learners to describe one label or arrow in ordinary words. Use the adjacent transcript if the image is difficult to see.</w:t>
+      </w:r>
+    </w:p>
+    <w:p>
+      <w:pPr>
+        <w:pStyle w:val="Heading3"/>
+      </w:pPr>
+      <w:r>
+        <w:t>02. Follow the deciding steps</w:t>
+      </w:r>
+    </w:p>
+    <w:p>
+      <w:r>
+        <w:drawing>
+          <wp:inline xmlns:a="http://schemas.openxmlformats.org/drawingml/2006/main" xmlns:pic="http://schemas.openxmlformats.org/drawingml/2006/picture">
+            <wp:extent cx="5486400" cy="3337560"/>
+            <wp:docPr id="4" name="Picture 4" descr="Sun rate: Sun error=2/20=10%. → Shade rate: Shade error=3/5=60%. → Pooled rate: Total error=5/25=20%, which hides the 50-percentage-point subgroup difference."/>
+            <wp:cNvGraphicFramePr>
+              <a:graphicFrameLocks noChangeAspect="1"/>
+            </wp:cNvGraphicFramePr>
+            <a:graphic>
+              <a:graphicData uri="http://schemas.openxmlformats.org/drawingml/2006/picture">
+                <pic:pic>
+                  <pic:nvPicPr>
+                    <pic:cNvPr id="0" name="academy-story-ai-4-31-02.png"/>
+                    <pic:cNvPicPr/>
+                  </pic:nvPicPr>
+                  <pic:blipFill>
+                    <a:blip r:embed="rId12"/>
+                    <a:stretch>
+                      <a:fillRect/>
+                    </a:stretch>
+                  </pic:blipFill>
+                  <pic:spPr>
+                    <a:xfrm>
+                      <a:off x="0" y="0"/>
+                      <a:ext cx="5486400" cy="3337560"/>
+                    </a:xfrm>
+                    <a:prstGeom prst="rect"/>
+                  </pic:spPr>
+                </pic:pic>
+              </a:graphicData>
+            </a:graphic>
+          </wp:inline>
+        </w:drawing>
+      </w:r>
+    </w:p>
+    <w:p>
+      <w:pPr>
+        <w:spacing w:line="336" w:lineRule="auto" w:after="180"/>
+      </w:pPr>
+      <w:r>
+        <w:rPr>
+          <w:b w:val="0"/>
+        </w:rPr>
+        <w:t>Sun rate: Sun error=2/20=10%. → Shade rate: Shade error=3/5=</w:t>
+      </w:r>
+      <w:r>
+        <w:rPr>
+          <w:b/>
+        </w:rPr>
+        <w:t>60%</w:t>
+      </w:r>
+      <w:r>
+        <w:rPr>
+          <w:b w:val="0"/>
+        </w:rPr>
+        <w:t xml:space="preserve">. → Pooled rate: Total error=5/25=20%, which hides the 50-percentage-point </w:t>
+      </w:r>
+      <w:r>
+        <w:rPr>
+          <w:b/>
+        </w:rPr>
+        <w:t>subgroup</w:t>
+      </w:r>
+      <w:r>
+        <w:rPr>
+          <w:b w:val="0"/>
+        </w:rPr>
+        <w:t xml:space="preserve"> difference.</w:t>
+      </w:r>
+    </w:p>
+    <w:p>
+      <w:pPr>
+        <w:spacing w:line="336" w:lineRule="auto" w:after="180"/>
+        <w:shd w:fill="F5F1FB"/>
+      </w:pPr>
+      <w:r>
+        <w:rPr>
+          <w:b w:val="0"/>
+        </w:rPr>
+        <w:t xml:space="preserve">Point to each numbered stage and explain which recorded </w:t>
+      </w:r>
+      <w:r>
+        <w:rPr>
+          <w:b/>
+        </w:rPr>
+        <w:t>input</w:t>
+      </w:r>
+      <w:r>
+        <w:rPr>
+          <w:b w:val="0"/>
+        </w:rPr>
+        <w:t xml:space="preserve"> it uses.</w:t>
+      </w:r>
+    </w:p>
+    <w:p>
+      <w:pPr>
+        <w:pStyle w:val="Heading3"/>
+      </w:pPr>
+      <w:r>
+        <w:t>Discuss while showing the picture</w:t>
+      </w:r>
+    </w:p>
+    <w:p>
+      <w:pPr>
+        <w:spacing w:line="336" w:lineRule="auto" w:after="180"/>
+        <w:shd w:fill="F1F6F8"/>
+      </w:pPr>
+      <w:r>
+        <w:rPr>
+          <w:b w:val="0"/>
+        </w:rPr>
+        <w:t xml:space="preserve">Teacher prompt: Point to each numbered stage and explain which recorded </w:t>
+      </w:r>
+      <w:r>
+        <w:rPr>
+          <w:b/>
+        </w:rPr>
+        <w:t>input</w:t>
+      </w:r>
+      <w:r>
+        <w:rPr>
+          <w:b w:val="0"/>
+        </w:rPr>
+        <w:t xml:space="preserve"> it uses. Ask learners to describe one label or arrow in ordinary words. Use the adjacent transcript if the image is difficult to see.</w:t>
+      </w:r>
+    </w:p>
+    <w:p>
+      <w:pPr>
+        <w:pStyle w:val="Heading3"/>
+      </w:pPr>
+      <w:r>
+        <w:t>03. Subgroup error rates</w:t>
+      </w:r>
+    </w:p>
+    <w:p>
+      <w:r>
+        <w:drawing>
+          <wp:inline xmlns:a="http://schemas.openxmlformats.org/drawingml/2006/main" xmlns:pic="http://schemas.openxmlformats.org/drawingml/2006/picture">
+            <wp:extent cx="5486400" cy="3145536"/>
+            <wp:docPr id="5" name="Picture 5" descr="Subgroup error rates. Units: percent. Sun (n20): 10. Shade (n5): 60. pooled (n25): 20."/>
+            <wp:cNvGraphicFramePr>
+              <a:graphicFrameLocks noChangeAspect="1"/>
+            </wp:cNvGraphicFramePr>
+            <a:graphic>
+              <a:graphicData uri="http://schemas.openxmlformats.org/drawingml/2006/picture">
+                <pic:pic>
+                  <pic:nvPicPr>
+                    <pic:cNvPr id="0" name="academy-story-ai-4-31-03.png"/>
+                    <pic:cNvPicPr/>
+                  </pic:nvPicPr>
+                  <pic:blipFill>
+                    <a:blip r:embed="rId13"/>
+                    <a:stretch>
+                      <a:fillRect/>
+                    </a:stretch>
+                  </pic:blipFill>
+                  <pic:spPr>
+                    <a:xfrm>
+                      <a:off x="0" y="0"/>
+                      <a:ext cx="5486400" cy="3145536"/>
+                    </a:xfrm>
+                    <a:prstGeom prst="rect"/>
+                  </pic:spPr>
+                </pic:pic>
+              </a:graphicData>
+            </a:graphic>
+          </wp:inline>
+        </w:drawing>
+      </w:r>
+    </w:p>
+    <w:p>
+      <w:pPr>
+        <w:spacing w:line="336" w:lineRule="auto" w:after="180"/>
+      </w:pPr>
+      <w:r>
+        <w:rPr>
+          <w:b/>
+        </w:rPr>
+        <w:t>Subgroup</w:t>
+      </w:r>
+      <w:r>
+        <w:rPr>
+          <w:b w:val="0"/>
+        </w:rPr>
+        <w:t xml:space="preserve"> error rates. Units: percent. Sun (n20): 10. Shade (n5): 60. pooled (n25): 20.</w:t>
+      </w:r>
+    </w:p>
+    <w:p>
+      <w:pPr>
+        <w:spacing w:line="336" w:lineRule="auto" w:after="180"/>
+        <w:shd w:fill="F5F1FB"/>
+      </w:pPr>
+      <w:r>
+        <w:rPr>
+          <w:b w:val="0"/>
+        </w:rPr>
+        <w:t>Read the labels and values. Explain the relationship the model shows.</w:t>
+      </w:r>
+    </w:p>
+    <w:p>
+      <w:pPr>
+        <w:pStyle w:val="Heading3"/>
+      </w:pPr>
+      <w:r>
+        <w:t>Discuss while showing the picture</w:t>
+      </w:r>
+    </w:p>
+    <w:p>
+      <w:pPr>
+        <w:spacing w:line="336" w:lineRule="auto" w:after="180"/>
+        <w:shd w:fill="F1F6F8"/>
+      </w:pPr>
+      <w:r>
+        <w:rPr>
+          <w:b w:val="0"/>
+        </w:rPr>
+        <w:t>Teacher prompt: Read the labels and values. Explain the relationship the model shows. Ask learners to describe one label or arrow in ordinary words. Use the adjacent transcript if the image is difficult to see.</w:t>
+      </w:r>
+    </w:p>
+    <w:p>
+      <w:pPr>
+        <w:spacing w:line="336" w:lineRule="auto" w:after="180"/>
+        <w:shd w:fill="F1F6F8"/>
+      </w:pPr>
+      <w:r>
+        <w:rPr>
+          <w:b w:val="0"/>
+        </w:rPr>
+        <w:t xml:space="preserve">Check row/column meanings, units and </w:t>
+      </w:r>
+      <w:r>
+        <w:rPr>
+          <w:b/>
+        </w:rPr>
+        <w:t>denominator</w:t>
+      </w:r>
+      <w:r>
+        <w:rPr>
+          <w:b w:val="0"/>
+        </w:rPr>
+        <w:t>s before discussing a difference. Supplied toy values are not real class or model results.</w:t>
+      </w:r>
+    </w:p>
+    <w:p>
+      <w:pPr>
+        <w:pStyle w:val="Heading3"/>
+      </w:pPr>
+      <w:r>
+        <w:t>04. Change one thing. Trace what follows.</w:t>
+      </w:r>
+    </w:p>
+    <w:p>
+      <w:r>
+        <w:drawing>
+          <wp:inline xmlns:a="http://schemas.openxmlformats.org/drawingml/2006/main" xmlns:pic="http://schemas.openxmlformats.org/drawingml/2006/picture">
+            <wp:extent cx="5486400" cy="3026664"/>
+            <wp:docPr id="6" name="Picture 6" descr="Original case: Total error=5/25=20%, which hides the 50-percentage-point subgroup difference. Changed condition: Shade gains5 new cases with no errors. Expected result: Shade error becomes3/10=30%; pooled error becomes5/30≈16.7%. Reason: Extra evaluated cases change denominators; existing errors have not disappeared."/>
+            <wp:cNvGraphicFramePr>
+              <a:graphicFrameLocks noChangeAspect="1"/>
+            </wp:cNvGraphicFramePr>
+            <a:graphic>
+              <a:graphicData uri="http://schemas.openxmlformats.org/drawingml/2006/picture">
+                <pic:pic>
+                  <pic:nvPicPr>
+                    <pic:cNvPr id="0" name="academy-story-ai-4-31-04.png"/>
+                    <pic:cNvPicPr/>
+                  </pic:nvPicPr>
+                  <pic:blipFill>
+                    <a:blip r:embed="rId14"/>
+                    <a:stretch>
+                      <a:fillRect/>
+                    </a:stretch>
+                  </pic:blipFill>
+                  <pic:spPr>
+                    <a:xfrm>
+                      <a:off x="0" y="0"/>
+                      <a:ext cx="5486400" cy="3026664"/>
+                    </a:xfrm>
+                    <a:prstGeom prst="rect"/>
+                  </pic:spPr>
+                </pic:pic>
+              </a:graphicData>
+            </a:graphic>
+          </wp:inline>
+        </w:drawing>
+      </w:r>
+    </w:p>
+    <w:p>
+      <w:pPr>
+        <w:spacing w:line="336" w:lineRule="auto" w:after="180"/>
+      </w:pPr>
+      <w:r>
+        <w:rPr>
+          <w:b w:val="0"/>
+        </w:rPr>
+        <w:t xml:space="preserve">Original case: Total error=5/25=20%, which hides the 50-percentage-point </w:t>
+      </w:r>
+      <w:r>
+        <w:rPr>
+          <w:b/>
+        </w:rPr>
+        <w:t>subgroup</w:t>
+      </w:r>
+      <w:r>
+        <w:rPr>
+          <w:b w:val="0"/>
+        </w:rPr>
+        <w:t xml:space="preserve"> difference. Changed condition: Shade gains5 new cases with no errors.</w:t>
+      </w:r>
+    </w:p>
+    <w:p>
+      <w:pPr>
+        <w:spacing w:line="336" w:lineRule="auto" w:after="180"/>
+      </w:pPr>
+      <w:r>
+        <w:rPr>
+          <w:b w:val="0"/>
+        </w:rPr>
+        <w:t xml:space="preserve">Expected result: Shade error becomes3/10=30%; pooled error becomes5/30≈16.7%. Reason: Extra evaluated cases change </w:t>
+      </w:r>
+      <w:r>
+        <w:rPr>
+          <w:b/>
+        </w:rPr>
+        <w:t>denominator</w:t>
+      </w:r>
+      <w:r>
+        <w:rPr>
+          <w:b w:val="0"/>
+        </w:rPr>
+        <w:t>s; existing errors have not disappeared.</w:t>
+      </w:r>
+    </w:p>
+    <w:p>
+      <w:pPr>
+        <w:spacing w:line="336" w:lineRule="auto" w:after="180"/>
+        <w:shd w:fill="F5F1FB"/>
+      </w:pPr>
+      <w:r>
+        <w:rPr>
+          <w:b w:val="0"/>
+        </w:rPr>
+        <w:t>Predict before checking the worked changed-case result. Name what changed and what the supplied facts allow you to conclude.</w:t>
+      </w:r>
+    </w:p>
+    <w:p>
+      <w:pPr>
+        <w:pStyle w:val="Heading3"/>
+      </w:pPr>
+      <w:r>
+        <w:t>Discuss while showing the picture</w:t>
+      </w:r>
+    </w:p>
+    <w:p>
+      <w:pPr>
+        <w:spacing w:line="336" w:lineRule="auto" w:after="180"/>
+        <w:shd w:fill="F1F6F8"/>
+      </w:pPr>
+      <w:r>
+        <w:rPr>
+          <w:b w:val="0"/>
+        </w:rPr>
+        <w:t>Teacher prompt: Predict before checking the worked changed-case result. Name what changed and what the supplied facts allow you to conclude. Ask learners to describe one label or arrow in ordinary words.</w:t>
+      </w:r>
+    </w:p>
+    <w:p>
+      <w:pPr>
+        <w:spacing w:line="336" w:lineRule="auto" w:after="180"/>
+        <w:shd w:fill="F1F6F8"/>
+      </w:pPr>
+      <w:r>
+        <w:rPr>
+          <w:b w:val="0"/>
+        </w:rPr>
+        <w:t xml:space="preserve">Use the adjacent transcript if the image is difficult to see. Changed-case reasoning: Extra evaluated cases change </w:t>
+      </w:r>
+      <w:r>
+        <w:rPr>
+          <w:b/>
+        </w:rPr>
+        <w:t>denominator</w:t>
+      </w:r>
+      <w:r>
+        <w:rPr>
+          <w:b w:val="0"/>
+        </w:rPr>
+        <w:t>s; existing errors have not disappeared.</w:t>
+      </w:r>
+    </w:p>
+    <w:p>
+      <w:pPr>
+        <w:pStyle w:val="Heading3"/>
+      </w:pPr>
+      <w:r>
+        <w:t>05. Connect the explanation to its limit</w:t>
+      </w:r>
+    </w:p>
+    <w:p>
+      <w:r>
+        <w:drawing>
+          <wp:inline xmlns:a="http://schemas.openxmlformats.org/drawingml/2006/main" xmlns:pic="http://schemas.openxmlformats.org/drawingml/2006/picture">
+            <wp:extent cx="5486400" cy="2834640"/>
+            <wp:docPr id="7" name="Picture 7" descr="Read the picture in order. Total error=5/25=20%, which hides the 50-percentage-point subgroup difference. The arrows show which recorded input or intermediate result each decision uses. Explain the deciding step aloud before checking the changed case; pointing to the final answer alone does not show how it follows. Limit: Small subgroup samples have high variability. An observed gap does not by itself establish discrimination or a causal explanation."/>
+            <wp:cNvGraphicFramePr>
+              <a:graphicFrameLocks noChangeAspect="1"/>
+            </wp:cNvGraphicFramePr>
+            <a:graphic>
+              <a:graphicData uri="http://schemas.openxmlformats.org/drawingml/2006/picture">
+                <pic:pic>
+                  <pic:nvPicPr>
+                    <pic:cNvPr id="0" name="academy-story-ai-4-31-05.png"/>
+                    <pic:cNvPicPr/>
+                  </pic:nvPicPr>
+                  <pic:blipFill>
+                    <a:blip r:embed="rId15"/>
+                    <a:stretch>
+                      <a:fillRect/>
+                    </a:stretch>
+                  </pic:blipFill>
+                  <pic:spPr>
+                    <a:xfrm>
+                      <a:off x="0" y="0"/>
+                      <a:ext cx="5486400" cy="2834640"/>
+                    </a:xfrm>
+                    <a:prstGeom prst="rect"/>
+                  </pic:spPr>
+                </pic:pic>
+              </a:graphicData>
+            </a:graphic>
+          </wp:inline>
+        </w:drawing>
+      </w:r>
+    </w:p>
+    <w:p>
+      <w:pPr>
+        <w:spacing w:line="336" w:lineRule="auto" w:after="180"/>
+      </w:pPr>
+      <w:r>
+        <w:rPr>
+          <w:b w:val="0"/>
+        </w:rPr>
+        <w:t xml:space="preserve">Read the picture in order. Total error=5/25=20%, which hides the 50-percentage-point </w:t>
+      </w:r>
+      <w:r>
+        <w:rPr>
+          <w:b/>
+        </w:rPr>
+        <w:t>subgroup</w:t>
+      </w:r>
+      <w:r>
+        <w:rPr>
+          <w:b w:val="0"/>
+        </w:rPr>
+        <w:t xml:space="preserve"> difference. The arrows show which recorded </w:t>
+      </w:r>
+      <w:r>
+        <w:rPr>
+          <w:b/>
+        </w:rPr>
+        <w:t>input</w:t>
+      </w:r>
+      <w:r>
+        <w:rPr>
+          <w:b w:val="0"/>
+        </w:rPr>
+        <w:t xml:space="preserve"> or intermediate result each decision uses.</w:t>
+      </w:r>
+    </w:p>
+    <w:p>
+      <w:pPr>
+        <w:spacing w:line="336" w:lineRule="auto" w:after="180"/>
+      </w:pPr>
+      <w:r>
+        <w:rPr>
+          <w:b w:val="0"/>
+        </w:rPr>
+        <w:t xml:space="preserve">Explain the deciding step aloud before checking the changed case; pointing to the final answer alone does not show how it follows. Limit: Small </w:t>
+      </w:r>
+      <w:r>
+        <w:rPr>
+          <w:b/>
+        </w:rPr>
+        <w:t>subgroup</w:t>
+      </w:r>
+      <w:r>
+        <w:rPr>
+          <w:b w:val="0"/>
+        </w:rPr>
+        <w:t xml:space="preserve"> samples have high variability.</w:t>
+      </w:r>
+    </w:p>
+    <w:p>
+      <w:pPr>
+        <w:spacing w:line="336" w:lineRule="auto" w:after="180"/>
+      </w:pPr>
+      <w:r>
+        <w:rPr>
+          <w:b w:val="0"/>
+        </w:rPr>
+        <w:t>An observed gap does not by itself establish discrimination or a causal explanation.</w:t>
+      </w:r>
+    </w:p>
+    <w:p>
+      <w:pPr>
+        <w:spacing w:line="336" w:lineRule="auto" w:after="180"/>
+        <w:shd w:fill="F5F1FB"/>
+      </w:pPr>
+      <w:r>
+        <w:rPr>
+          <w:b w:val="0"/>
+        </w:rPr>
+        <w:t>Explain the case, then point to a limit on the claim.</w:t>
+      </w:r>
+    </w:p>
+    <w:p>
+      <w:pPr>
+        <w:pStyle w:val="Heading3"/>
+      </w:pPr>
+      <w:r>
+        <w:t>Discuss while showing the picture</w:t>
+      </w:r>
+    </w:p>
+    <w:p>
+      <w:pPr>
+        <w:spacing w:line="336" w:lineRule="auto" w:after="180"/>
+        <w:shd w:fill="F1F6F8"/>
+      </w:pPr>
+      <w:r>
+        <w:rPr>
+          <w:b w:val="0"/>
+        </w:rPr>
+        <w:t>Teacher prompt: Explain the case, then point to a limit on the claim. Ask learners to describe one label or arrow in ordinary words. Use the adjacent transcript if the image is difficult to see.</w:t>
+      </w:r>
+    </w:p>
+    <w:p>
+      <w:pPr>
+        <w:spacing w:line="336" w:lineRule="auto" w:after="180"/>
+        <w:shd w:fill="F1F6F8"/>
+      </w:pPr>
+      <w:r>
+        <w:rPr>
+          <w:b w:val="0"/>
+        </w:rPr>
+        <w:t xml:space="preserve">Keep the stated scope: Small </w:t>
+      </w:r>
+      <w:r>
+        <w:rPr>
+          <w:b/>
+        </w:rPr>
+        <w:t>subgroup</w:t>
+      </w:r>
+      <w:r>
+        <w:rPr>
+          <w:b w:val="0"/>
+        </w:rPr>
+        <w:t xml:space="preserve"> samples have high variability. An observed gap does not by itself establish discrimination or a causal explanation.</w:t>
+      </w:r>
+    </w:p>
+    <w:p>
+      <w:pPr>
+        <w:pStyle w:val="Heading3"/>
+      </w:pPr>
+      <w:r>
+        <w:t>06. Make the idea visible in your project</w:t>
+      </w:r>
+    </w:p>
+    <w:p>
+      <w:r>
+        <w:drawing>
+          <wp:inline xmlns:a="http://schemas.openxmlformats.org/drawingml/2006/main" xmlns:pic="http://schemas.openxmlformats.org/drawingml/2006/picture">
+            <wp:extent cx="5486400" cy="3681984"/>
+            <wp:docPr id="8" name="Picture 8" descr="For your Responsible Plant Classifier, save the input, procedure, observed result and limitation of this check. Label this worked example as practice; use a different, previously unreviewed case when checking independent understanding. Draw your input, deciding step, result and limit. Supported question: Why should the report retain subgroup rates alongside the total? Point to the relevant step in the picture, then write the changed result and the rule or evidence that supports it."/>
+            <wp:cNvGraphicFramePr>
+              <a:graphicFrameLocks noChangeAspect="1"/>
+            </wp:cNvGraphicFramePr>
+            <a:graphic>
+              <a:graphicData uri="http://schemas.openxmlformats.org/drawingml/2006/picture">
+                <pic:pic>
+                  <pic:nvPicPr>
+                    <pic:cNvPr id="0" name="academy-story-ai-4-31-06.png"/>
+                    <pic:cNvPicPr/>
+                  </pic:nvPicPr>
+                  <pic:blipFill>
+                    <a:blip r:embed="rId16"/>
+                    <a:stretch>
+                      <a:fillRect/>
+                    </a:stretch>
+                  </pic:blipFill>
+                  <pic:spPr>
+                    <a:xfrm>
+                      <a:off x="0" y="0"/>
+                      <a:ext cx="5486400" cy="3681984"/>
+                    </a:xfrm>
+                    <a:prstGeom prst="rect"/>
+                  </pic:spPr>
+                </pic:pic>
+              </a:graphicData>
+            </a:graphic>
+          </wp:inline>
+        </w:drawing>
+      </w:r>
+    </w:p>
+    <w:p>
+      <w:pPr>
+        <w:spacing w:line="336" w:lineRule="auto" w:after="180"/>
+      </w:pPr>
+      <w:r>
+        <w:rPr>
+          <w:b w:val="0"/>
+        </w:rPr>
+        <w:t xml:space="preserve">For your Responsible Plant Classifier, save the </w:t>
+      </w:r>
+      <w:r>
+        <w:rPr>
+          <w:b/>
+        </w:rPr>
+        <w:t>input</w:t>
+      </w:r>
+      <w:r>
+        <w:rPr>
+          <w:b w:val="0"/>
+        </w:rPr>
+        <w:t>, procedure, observed result and limitation of this check.</w:t>
+      </w:r>
+    </w:p>
+    <w:p>
+      <w:pPr>
+        <w:spacing w:line="336" w:lineRule="auto" w:after="180"/>
+      </w:pPr>
+      <w:r>
+        <w:rPr>
+          <w:b w:val="0"/>
+        </w:rPr>
+        <w:t xml:space="preserve">Label this worked example as practice; use a different, previously unreviewed case when checking independent understanding. Draw your </w:t>
+      </w:r>
+      <w:r>
+        <w:rPr>
+          <w:b/>
+        </w:rPr>
+        <w:t>input</w:t>
+      </w:r>
+      <w:r>
+        <w:rPr>
+          <w:b w:val="0"/>
+        </w:rPr>
+        <w:t>, deciding step, result and limit.</w:t>
+      </w:r>
+    </w:p>
+    <w:p>
+      <w:pPr>
+        <w:spacing w:line="336" w:lineRule="auto" w:after="180"/>
+      </w:pPr>
+      <w:r>
+        <w:rPr>
+          <w:b w:val="0"/>
+        </w:rPr>
+        <w:t xml:space="preserve">Supported question: Why should the report retain </w:t>
+      </w:r>
+      <w:r>
+        <w:rPr>
+          <w:b/>
+        </w:rPr>
+        <w:t>subgroup</w:t>
+      </w:r>
+      <w:r>
+        <w:rPr>
+          <w:b w:val="0"/>
+        </w:rPr>
+        <w:t xml:space="preserve"> rates alongside the total? Point to the relevant step in the picture, then write the changed result and the rule or </w:t>
+      </w:r>
+      <w:r>
+        <w:rPr>
+          <w:b/>
+        </w:rPr>
+        <w:t>evidence</w:t>
+      </w:r>
+      <w:r>
+        <w:rPr>
+          <w:b w:val="0"/>
+        </w:rPr>
+        <w:t xml:space="preserve"> that supports it.</w:t>
+      </w:r>
+    </w:p>
+    <w:p>
+      <w:pPr>
+        <w:spacing w:line="336" w:lineRule="auto" w:after="180"/>
+        <w:shd w:fill="F5F1FB"/>
+      </w:pPr>
+      <w:r>
+        <w:rPr>
+          <w:b w:val="0"/>
+        </w:rPr>
+        <w:t xml:space="preserve">Draw your project trace and justify the deciding step using </w:t>
+      </w:r>
+      <w:r>
+        <w:rPr>
+          <w:b/>
+        </w:rPr>
+        <w:t>evidence</w:t>
+      </w:r>
+      <w:r>
+        <w:rPr>
+          <w:b w:val="0"/>
+        </w:rPr>
+        <w:t>.</w:t>
+      </w:r>
+    </w:p>
+    <w:p>
+      <w:pPr>
+        <w:pStyle w:val="Heading3"/>
+      </w:pPr>
+      <w:r>
+        <w:t>Discuss while showing the picture</w:t>
+      </w:r>
+    </w:p>
+    <w:p>
+      <w:pPr>
+        <w:spacing w:line="336" w:lineRule="auto" w:after="180"/>
+        <w:shd w:fill="F1F6F8"/>
+      </w:pPr>
+      <w:r>
+        <w:rPr>
+          <w:b w:val="0"/>
+        </w:rPr>
+        <w:t xml:space="preserve">Teacher prompt: Draw your project trace and justify the deciding step using </w:t>
+      </w:r>
+      <w:r>
+        <w:rPr>
+          <w:b/>
+        </w:rPr>
+        <w:t>evidence</w:t>
+      </w:r>
+      <w:r>
+        <w:rPr>
+          <w:b w:val="0"/>
+        </w:rPr>
+        <w:t>. Ask learners to describe one label or arrow in ordinary words. Use the adjacent transcript if the image is difficult to see.</w:t>
+      </w:r>
+    </w:p>
+    <w:p>
+      <w:pPr>
+        <w:spacing w:line="336" w:lineRule="auto" w:after="180"/>
+        <w:shd w:fill="F1F6F8"/>
+      </w:pPr>
+      <w:r>
+        <w:rPr>
+          <w:b w:val="0"/>
+        </w:rPr>
+        <w:t>Supported practice key: The20% original total is dominated by Sun’s larger sample and understates the observed Shade difficulty. Include counts, conditions and uncertainty.</w:t>
+      </w:r>
+    </w:p>
+    <w:p>
+      <w:pPr>
+        <w:spacing w:line="336" w:lineRule="auto" w:after="180"/>
+        <w:shd w:fill="F1F6F8"/>
+      </w:pPr>
+      <w:r>
+        <w:rPr>
+          <w:b w:val="0"/>
+        </w:rPr>
+        <w:t xml:space="preserve">Changed-case check: Shade error becomes3/10=30%; pooled error becomes5/30≈16.7%. Extra evaluated cases change </w:t>
+      </w:r>
+      <w:r>
+        <w:rPr>
+          <w:b/>
+        </w:rPr>
+        <w:t>denominator</w:t>
+      </w:r>
+      <w:r>
+        <w:rPr>
+          <w:b w:val="0"/>
+        </w:rPr>
+        <w:t>s; existing errors have not disappeared.</w:t>
       </w:r>
     </w:p>
     <w:sectPr>

--- a/downloads/teacher/ai-4-week-31.docx
+++ b/downloads/teacher/ai-4-week-31.docx
@@ -201,7 +201,7 @@
           </w:tcPr>
           <w:p>
             <w:r>
-              <w:t>Sections 9 and 11–14. Give extra time to finish the full task set; use Section 15 when the week includes a coding lab.</w:t>
+              <w:t>Use “Run the investigation”, “Connect your project”, “Show what you know”, “Study a complete case” and “Try a new case independently”. Give extra time for the full task set. If this week has a coding lab, use its named section; section numbers can change when extra explanations are included.</w:t>
             </w:r>
           </w:p>
         </w:tc>
@@ -2379,6 +2379,26 @@
     <w:p>
       <w:r>
         <w:t>Demonstrate Subgroup Performance, reduce support deliberately and check individual reasoning before discussing answers.</w:t>
+      </w:r>
+    </w:p>
+    <w:p>
+      <w:pPr>
+        <w:pStyle w:val="Heading3"/>
+      </w:pPr>
+      <w:r>
+        <w:t>Choose the pacing route</w:t>
+      </w:r>
+    </w:p>
+    <w:p>
+      <w:pPr>
+        <w:spacing w:line="336" w:lineRule="auto" w:after="180"/>
+        <w:shd w:fill="F1F6F8"/>
+      </w:pPr>
+      <w:r>
+        <w:rPr>
+          <w:b w:val="0"/>
+        </w:rPr>
+        <w:t>Compact alternative: this two-session sequence covers selected core tasks. Use the three-session weekly plan for the full lesson, independent transfer, feedback and project work; allow extra time for extensions.</w:t>
       </w:r>
     </w:p>
     <w:p>
@@ -5522,7 +5542,7 @@
           </w:tcPr>
           <w:p>
             <w:r>
-              <w:t>Sections 9 and 11–14. Give extra time to finish the full task set; use Section 15 when the week includes a coding lab.</w:t>
+              <w:t>Use “Run the investigation”, “Connect your project”, “Show what you know”, “Study a complete case” and “Try a new case independently”. Give extra time for the full task set. If this week has a coding lab, use its named section; section numbers can change when extra explanations are included.</w:t>
             </w:r>
           </w:p>
         </w:tc>

--- a/downloads/teacher/ai-4-week-31.docx
+++ b/downloads/teacher/ai-4-week-31.docx
@@ -25,20 +25,38 @@
         <w:pStyle w:val="Heading1"/>
       </w:pPr>
       <w:r>
-        <w:t>01. Subgroup Performance</w:t>
-      </w:r>
-    </w:p>
-    <w:p>
-      <w:r>
-        <w:t>Prepare Subgroup Performance: check the target, prerequisites, resources and adaptable teaching schedule.</w:t>
-      </w:r>
-    </w:p>
-    <w:p>
-      <w:pPr>
-        <w:pStyle w:val="Heading3"/>
-      </w:pPr>
-      <w:r>
-        <w:t>Teach the learning cycle</w:t>
+        <w:t>Teach subgroup comparisons with all needed records.</w:t>
+      </w:r>
+    </w:p>
+    <w:p>
+      <w:r>
+        <w:t>Supply complete metrics and source IDs,explain small/empty groups and keep exploratory overlap separate from pooled evidence.</w:t>
+      </w:r>
+    </w:p>
+    <w:p>
+      <w:r>
+        <w:t>Require denominators,label quality,context and bounded conclusions before a release discussion.</w:t>
+      </w:r>
+    </w:p>
+    <w:p>
+      <w:pPr>
+        <w:pStyle w:val="Heading1"/>
+      </w:pPr>
+      <w:r>
+        <w:t>01. Prepare the connected experiment</w:t>
+      </w:r>
+    </w:p>
+    <w:p>
+      <w:r>
+        <w:t>Keep prior exposure, shared practice and independent evidence distinct.</w:t>
+      </w:r>
+    </w:p>
+    <w:p>
+      <w:pPr>
+        <w:pStyle w:val="Heading2"/>
+      </w:pPr>
+      <w:r>
+        <w:t>Goal and main teaching plan</w:t>
       </w:r>
     </w:p>
     <w:p>
@@ -243,9 +261,319 @@
     </w:p>
     <w:p>
       <w:pPr>
+        <w:pStyle w:val="Heading2"/>
+      </w:pPr>
+      <w:r>
+        <w:t>Materials and prerequisite</w:t>
+      </w:r>
+    </w:p>
+    <w:p>
+      <w:pPr>
+        <w:spacing w:line="336" w:lineRule="auto" w:after="180"/>
+      </w:pPr>
+      <w:r>
+        <w:rPr>
+          <w:b w:val="0"/>
+        </w:rPr>
+        <w:t xml:space="preserve">Teach two 45-minute sessions. This week focuses on </w:t>
+      </w:r>
+      <w:r>
+        <w:rPr>
+          <w:b/>
+        </w:rPr>
+        <w:t>subgroup</w:t>
+      </w:r>
+      <w:r>
+        <w:rPr>
+          <w:b w:val="0"/>
+        </w:rPr>
+        <w:t xml:space="preserve"> evaluation. Model the worked example first, collect the new W 4 case independently before feedback, and use the fresh retry to check transfer.</w:t>
+      </w:r>
+    </w:p>
+    <w:p>
+      <w:pPr>
+        <w:spacing w:line="336" w:lineRule="auto" w:after="180"/>
+      </w:pPr>
+      <w:r>
+        <w:rPr>
+          <w:b w:val="0"/>
+        </w:rPr>
+        <w:t>Award credit for traceable reasoning and bounded claims, including justified uncertainty.</w:t>
+      </w:r>
+    </w:p>
+    <w:p>
+      <w:pPr>
+        <w:spacing w:line="336" w:lineRule="auto" w:after="180"/>
+      </w:pPr>
+      <w:r>
+        <w:rPr>
+          <w:b w:val="0"/>
+        </w:rPr>
+        <w:t>Use the supplied scenario, student illustrations and blank paper. For numeric work, offer counters or a calculator after learners show the setup. Fictional records are supplied; personal data and paid accounts are unnecessary.</w:t>
+      </w:r>
+    </w:p>
+    <w:p>
+      <w:pPr>
+        <w:spacing w:line="336" w:lineRule="auto" w:after="180"/>
+      </w:pPr>
+      <w:r>
+        <w:rPr>
+          <w:b w:val="0"/>
+        </w:rPr>
+        <w:t>Different error patterns in different evaluated conditions or groups.</w:t>
+      </w:r>
+    </w:p>
+    <w:p>
+      <w:pPr>
+        <w:spacing w:line="336" w:lineRule="auto" w:after="180"/>
+      </w:pPr>
+      <w:r>
+        <w:rPr>
+          <w:b w:val="0"/>
+        </w:rPr>
+        <w:t>Printed student lesson and workbook</w:t>
+      </w:r>
+    </w:p>
+    <w:p>
+      <w:pPr>
+        <w:spacing w:line="336" w:lineRule="auto" w:after="180"/>
+      </w:pPr>
+      <w:r>
+        <w:rPr>
+          <w:b w:val="0"/>
+        </w:rPr>
+        <w:t>Paper, pencils and a calculator for fractions</w:t>
+      </w:r>
+    </w:p>
+    <w:p>
+      <w:pPr>
+        <w:spacing w:line="336" w:lineRule="auto" w:after="180"/>
+      </w:pPr>
+      <w:r>
+        <w:rPr>
+          <w:b w:val="0"/>
+        </w:rPr>
+        <w:t xml:space="preserve">The fictional examples and a blank </w:t>
+      </w:r>
+      <w:r>
+        <w:rPr>
+          <w:b/>
+        </w:rPr>
+        <w:t>evidence</w:t>
+      </w:r>
+      <w:r>
+        <w:rPr>
+          <w:b w:val="0"/>
+        </w:rPr>
+        <w:t xml:space="preserve"> table</w:t>
+      </w:r>
+    </w:p>
+    <w:p>
+      <w:pPr>
+        <w:spacing w:line="336" w:lineRule="auto" w:after="180"/>
+      </w:pPr>
+      <w:r>
+        <w:rPr>
+          <w:b w:val="0"/>
+        </w:rPr>
+        <w:t>Saved classroom project records for critique; no personal student dataset required</w:t>
+      </w:r>
+    </w:p>
+    <w:p>
+      <w:pPr>
+        <w:pStyle w:val="Heading2"/>
+      </w:pPr>
+      <w:r>
+        <w:t>Opening retrieval</w:t>
+      </w:r>
+    </w:p>
+    <w:p>
+      <w:pPr>
+        <w:spacing w:line="336" w:lineRule="auto" w:after="180"/>
+      </w:pPr>
+      <w:r>
+        <w:rPr>
+          <w:b w:val="0"/>
+        </w:rPr>
+        <w:t>Without opening the old lesson, explain one key idea from Improve Generalization. Give an example and a mistake that the idea helps you avoid.</w:t>
+      </w:r>
+    </w:p>
+    <w:p>
+      <w:pPr>
+        <w:spacing w:line="336" w:lineRule="auto" w:after="180"/>
+      </w:pPr>
+      <w:r>
+        <w:rPr>
+          <w:b w:val="0"/>
+        </w:rPr>
+        <w:t xml:space="preserve">Look for: Plan one </w:t>
+      </w:r>
+      <w:r>
+        <w:rPr>
+          <w:b/>
+        </w:rPr>
+        <w:t>evidence</w:t>
+      </w:r>
+      <w:r>
+        <w:rPr>
+          <w:b w:val="0"/>
+        </w:rPr>
+        <w:t>-led change and test it on source-separated validation cases</w:t>
+      </w:r>
+    </w:p>
+    <w:p>
+      <w:pPr>
+        <w:spacing w:line="336" w:lineRule="auto" w:after="180"/>
+      </w:pPr>
+      <w:r>
+        <w:rPr>
+          <w:b w:val="0"/>
+        </w:rPr>
+        <w:t>Reference example, not the only acceptable wording: Name the exact hypothesis,changed factor and fixed comparison protocol. In the synthetic crossed-background trial,</w:t>
+      </w:r>
+      <w:r>
+        <w:rPr>
+          <w:b/>
+        </w:rPr>
+        <w:t>training</w:t>
+      </w:r>
+      <w:r>
+        <w:rPr>
+          <w:b w:val="0"/>
+        </w:rPr>
+        <w:t xml:space="preserve"> additions change the chosen feature and improve four validation views from two plants;this does not establish real diagnosis or final reliability. Preserve all outputs,source groups and fresh final-evaluation needs.</w:t>
+      </w:r>
+    </w:p>
+    <w:p>
+      <w:pPr>
+        <w:spacing w:line="336" w:lineRule="auto" w:after="180"/>
+      </w:pPr>
+      <w:r>
+        <w:rPr>
+          <w:b w:val="0"/>
+        </w:rPr>
+        <w:t>Without opening the old lesson, explain one key idea from Learning Curves. Give an example and a mistake that the idea helps you avoid.</w:t>
+      </w:r>
+    </w:p>
+    <w:p>
+      <w:pPr>
+        <w:spacing w:line="336" w:lineRule="auto" w:after="180"/>
+      </w:pPr>
+      <w:r>
+        <w:rPr>
+          <w:b w:val="0"/>
+        </w:rPr>
+        <w:t xml:space="preserve">Look for: Read </w:t>
+      </w:r>
+      <w:r>
+        <w:rPr>
+          <w:b/>
+        </w:rPr>
+        <w:t>training</w:t>
+      </w:r>
+      <w:r>
+        <w:rPr>
+          <w:b w:val="0"/>
+        </w:rPr>
+        <w:t>-size learning curves</w:t>
+      </w:r>
+    </w:p>
+    <w:p>
+      <w:pPr>
+        <w:spacing w:line="336" w:lineRule="auto" w:after="180"/>
+      </w:pPr>
+      <w:r>
+        <w:rPr>
+          <w:b w:val="0"/>
+        </w:rPr>
+        <w:t>Reference example, not the only acceptable wording: Teacher explanation: Mean(5+7+6)/3=6; range 7-5=2.</w:t>
+      </w:r>
+    </w:p>
+    <w:p>
+      <w:pPr>
+        <w:spacing w:line="336" w:lineRule="auto" w:after="180"/>
+      </w:pPr>
+      <w:r>
+        <w:rPr>
+          <w:b w:val="0"/>
+        </w:rPr>
+        <w:t>Without opening the old lesson, explain one key idea from Metrics Match Consequences. Give an example and a mistake that the idea helps you avoid.</w:t>
+      </w:r>
+    </w:p>
+    <w:p>
+      <w:pPr>
+        <w:spacing w:line="336" w:lineRule="auto" w:after="180"/>
+      </w:pPr>
+      <w:r>
+        <w:rPr>
+          <w:b w:val="0"/>
+        </w:rPr>
+        <w:t>Look for: Apply a declared score threshold including equality</w:t>
+      </w:r>
+    </w:p>
+    <w:p>
+      <w:pPr>
+        <w:spacing w:line="336" w:lineRule="auto" w:after="180"/>
+      </w:pPr>
+      <w:r>
+        <w:rPr>
+          <w:b w:val="0"/>
+        </w:rPr>
+        <w:t>Reference example, not the only acceptable wording: Teacher explanation: At .5: A, B, C. At .3: A, B, C, D, E, including equality.</w:t>
+      </w:r>
+    </w:p>
+    <w:p>
+      <w:pPr>
+        <w:pStyle w:val="Heading2"/>
+      </w:pPr>
+      <w:r>
+        <w:t>End goal</w:t>
+      </w:r>
+    </w:p>
+    <w:p>
+      <w:pPr>
+        <w:spacing w:line="336" w:lineRule="auto" w:after="180"/>
+      </w:pPr>
+      <w:r>
+        <w:rPr>
+          <w:b w:val="0"/>
+        </w:rPr>
+        <w:t xml:space="preserve">By the end, I can explain </w:t>
+      </w:r>
+      <w:r>
+        <w:rPr>
+          <w:b/>
+        </w:rPr>
+        <w:t>subgroup</w:t>
+      </w:r>
+      <w:r>
+        <w:rPr>
+          <w:b w:val="0"/>
+        </w:rPr>
+        <w:t xml:space="preserve"> performance using a traced example and a stated limitation.</w:t>
+      </w:r>
+    </w:p>
+    <w:p>
+      <w:pPr>
+        <w:pStyle w:val="Heading2"/>
+      </w:pPr>
+      <w:r>
+        <w:t>Earlier wording, alternatives and picture transcripts · reference / check after trying</w:t>
+      </w:r>
+    </w:p>
+    <w:p>
+      <w:pPr>
         <w:pStyle w:val="Heading3"/>
       </w:pPr>
       <w:r>
+        <w:t>Teach the learning cycle</w:t>
+      </w:r>
+    </w:p>
+    <w:p>
+      <w:pPr>
+        <w:pStyle w:val="Heading3"/>
+      </w:pPr>
+      <w:r>
         <w:t>Retrieval answer guidance</w:t>
       </w:r>
     </w:p>
@@ -259,190 +587,42 @@
     </w:p>
     <w:p>
       <w:pPr>
+        <w:pStyle w:val="Heading3"/>
+      </w:pPr>
+      <w:r>
+        <w:t>Learning Curves</w:t>
+      </w:r>
+    </w:p>
+    <w:p>
+      <w:pPr>
+        <w:pStyle w:val="Heading3"/>
+      </w:pPr>
+      <w:r>
+        <w:t>Metrics Match Consequences</w:t>
+      </w:r>
+    </w:p>
+    <w:p>
+      <w:pPr>
         <w:spacing w:line="336" w:lineRule="auto" w:after="180"/>
       </w:pPr>
       <w:r>
         <w:rPr>
           <w:b w:val="0"/>
         </w:rPr>
-        <w:t>Without opening the old lesson, explain one key idea from Improve Generalization. Give an example and a mistake that the idea helps you avoid.</w:t>
+        <w:t>Use the student module and workbook section with this exact week title. The worked case, independent question and answers below form one aligned lesson sequence.</w:t>
+      </w:r>
+    </w:p>
+    <w:p>
+      <w:pPr>
+        <w:pStyle w:val="Heading3"/>
+      </w:pPr>
+      <w:r>
+        <w:t>What the learner must demonstrate</w:t>
       </w:r>
     </w:p>
     <w:p>
       <w:pPr>
         <w:spacing w:line="336" w:lineRule="auto" w:after="180"/>
-      </w:pPr>
-      <w:r>
-        <w:rPr>
-          <w:b w:val="0"/>
-        </w:rPr>
-        <w:t xml:space="preserve">Look for: Compare </w:t>
-      </w:r>
-      <w:r>
-        <w:rPr>
-          <w:b/>
-        </w:rPr>
-        <w:t>training</w:t>
-      </w:r>
-      <w:r>
-        <w:rPr>
-          <w:b w:val="0"/>
-        </w:rPr>
-        <w:t xml:space="preserve"> and validation </w:t>
-      </w:r>
-      <w:r>
-        <w:rPr>
-          <w:b/>
-        </w:rPr>
-        <w:t>evidence</w:t>
-      </w:r>
-      <w:r>
-        <w:rPr>
-          <w:b w:val="0"/>
-        </w:rPr>
-        <w:t xml:space="preserve"> for model capacity</w:t>
-      </w:r>
-    </w:p>
-    <w:p>
-      <w:pPr>
-        <w:spacing w:line="336" w:lineRule="auto" w:after="180"/>
-      </w:pPr>
-      <w:r>
-        <w:rPr>
-          <w:b w:val="0"/>
-        </w:rPr>
-        <w:t xml:space="preserve">Reference example, not the only acceptable wording: Teacher explanation: Choose the line with validation MAE 3. The curve </w:t>
-      </w:r>
-      <w:r>
-        <w:rPr>
-          <w:b/>
-        </w:rPr>
-        <w:t>training</w:t>
-      </w:r>
-      <w:r>
-        <w:rPr>
-          <w:b w:val="0"/>
-        </w:rPr>
-        <w:t xml:space="preserve"> MAE 0 does not compensate for validation MAE 8.</w:t>
-      </w:r>
-    </w:p>
-    <w:p>
-      <w:pPr>
-        <w:pStyle w:val="Heading3"/>
-      </w:pPr>
-      <w:r>
-        <w:t>Learning Curves</w:t>
-      </w:r>
-    </w:p>
-    <w:p>
-      <w:pPr>
-        <w:spacing w:line="336" w:lineRule="auto" w:after="180"/>
-      </w:pPr>
-      <w:r>
-        <w:rPr>
-          <w:b w:val="0"/>
-        </w:rPr>
-        <w:t>Without opening the old lesson, explain one key idea from Learning Curves. Give an example and a mistake that the idea helps you avoid.</w:t>
-      </w:r>
-    </w:p>
-    <w:p>
-      <w:pPr>
-        <w:spacing w:line="336" w:lineRule="auto" w:after="180"/>
-      </w:pPr>
-      <w:r>
-        <w:rPr>
-          <w:b w:val="0"/>
-        </w:rPr>
-        <w:t xml:space="preserve">Look for: Read </w:t>
-      </w:r>
-      <w:r>
-        <w:rPr>
-          <w:b/>
-        </w:rPr>
-        <w:t>training</w:t>
-      </w:r>
-      <w:r>
-        <w:rPr>
-          <w:b w:val="0"/>
-        </w:rPr>
-        <w:t>-size learning curves</w:t>
-      </w:r>
-    </w:p>
-    <w:p>
-      <w:pPr>
-        <w:spacing w:line="336" w:lineRule="auto" w:after="180"/>
-      </w:pPr>
-      <w:r>
-        <w:rPr>
-          <w:b w:val="0"/>
-        </w:rPr>
-        <w:t>Reference example, not the only acceptable wording: Teacher explanation: Mean(5+7+6)/3=6; range 7-5=2.</w:t>
-      </w:r>
-    </w:p>
-    <w:p>
-      <w:pPr>
-        <w:pStyle w:val="Heading3"/>
-      </w:pPr>
-      <w:r>
-        <w:t>Metrics Match Consequences</w:t>
-      </w:r>
-    </w:p>
-    <w:p>
-      <w:pPr>
-        <w:spacing w:line="336" w:lineRule="auto" w:after="180"/>
-      </w:pPr>
-      <w:r>
-        <w:rPr>
-          <w:b w:val="0"/>
-        </w:rPr>
-        <w:t>Without opening the old lesson, explain one key idea from Metrics Match Consequences. Give an example and a mistake that the idea helps you avoid.</w:t>
-      </w:r>
-    </w:p>
-    <w:p>
-      <w:pPr>
-        <w:spacing w:line="336" w:lineRule="auto" w:after="180"/>
-      </w:pPr>
-      <w:r>
-        <w:rPr>
-          <w:b w:val="0"/>
-        </w:rPr>
-        <w:t>Look for: Apply a declared score threshold including equality</w:t>
-      </w:r>
-    </w:p>
-    <w:p>
-      <w:pPr>
-        <w:spacing w:line="336" w:lineRule="auto" w:after="180"/>
-      </w:pPr>
-      <w:r>
-        <w:rPr>
-          <w:b w:val="0"/>
-        </w:rPr>
-        <w:t>Reference example, not the only acceptable wording: Teacher explanation: At .5: A, B, C. At .3: A, B, C, D, E, including equality.</w:t>
-      </w:r>
-    </w:p>
-    <w:p>
-      <w:pPr>
-        <w:spacing w:line="336" w:lineRule="auto" w:after="180"/>
-      </w:pPr>
-      <w:r>
-        <w:rPr>
-          <w:b w:val="0"/>
-        </w:rPr>
-        <w:t>Use the student module and workbook section with this exact week title. The worked case, independent question and answers below form one aligned lesson sequence.</w:t>
-      </w:r>
-    </w:p>
-    <w:p>
-      <w:pPr>
-        <w:pStyle w:val="Heading3"/>
-      </w:pPr>
-      <w:r>
-        <w:t>What the learner must demonstrate</w:t>
-      </w:r>
-    </w:p>
-    <w:p>
-      <w:pPr>
-        <w:spacing w:line="336" w:lineRule="auto" w:after="180"/>
-        <w:shd w:fill="F5F1FB"/>
       </w:pPr>
       <w:r>
         <w:rPr>
@@ -615,6 +795,11 @@
       </w:r>
     </w:p>
     <w:p>
+      <w:r>
+        <w:t>This compact option is not the full-week schedule. Use the main teaching cycle and allow extra sessions for the investigation, independent work and project.</w:t>
+      </w:r>
+    </w:p>
+    <w:p>
       <w:pPr>
         <w:spacing w:line="336" w:lineRule="auto" w:after="180"/>
       </w:pPr>
@@ -622,7 +807,7 @@
         <w:rPr>
           <w:b w:val="0"/>
         </w:rPr>
-        <w:t>Use the supplied scenario, student illustrations and blank paper. For numeric work, offer counters or a calculator after learners show the setup. Fictional records are supplied; personal data and paid accounts are unnecessary.</w:t>
+        <w:t>Allow 80 minutes: recall 8; explanation 12; worked demonstration 15; guided practice 20; independent assessment 15; project and reflection 10. Extend the lab into a second session when needed.</w:t>
       </w:r>
     </w:p>
     <w:p>
@@ -630,32 +815,55 @@
         <w:pStyle w:val="Heading3"/>
       </w:pPr>
       <w:r>
-        <w:t>Alternative compact allocation</w:t>
-      </w:r>
-    </w:p>
-    <w:p>
-      <w:r>
-        <w:t>This compact option is not the full-week schedule. Use the main teaching cycle and allow extra sessions for the investigation, independent work and project.</w:t>
+        <w:t>Preparation for the connected explanation</w:t>
+      </w:r>
+    </w:p>
+    <w:p>
+      <w:pPr>
+        <w:pStyle w:val="Heading3"/>
+      </w:pPr>
+      <w:r>
+        <w:t>Readiness answer</w:t>
+      </w:r>
+    </w:p>
+    <w:p>
+      <w:pPr>
+        <w:pStyle w:val="Heading3"/>
+      </w:pPr>
+      <w:r>
+        <w:t>End goal for the pictorial case</w:t>
       </w:r>
     </w:p>
     <w:p>
       <w:pPr>
         <w:spacing w:line="336" w:lineRule="auto" w:after="180"/>
-        <w:shd w:fill="F1F6F8"/>
       </w:pPr>
       <w:r>
         <w:rPr>
           <w:b w:val="0"/>
         </w:rPr>
-        <w:t>Allow 80 minutes: recall 8; explanation 12; worked demonstration 15; guided practice 20; independent assessment 15; project and reflection 10. Extend the lab into a second session when needed.</w:t>
-      </w:r>
-    </w:p>
-    <w:p>
-      <w:pPr>
-        <w:pStyle w:val="Heading3"/>
-      </w:pPr>
-      <w:r>
-        <w:t>Preparation for the connected explanation</w:t>
+        <w:t>This added worked case illustrates the week’s main idea. Retain all original and connected topics; schedule its practice within the teaching cycle.</w:t>
+      </w:r>
+    </w:p>
+    <w:p>
+      <w:pPr>
+        <w:pStyle w:val="Heading1"/>
+      </w:pPr>
+      <w:r>
+        <w:t>02. Teach weighted pooling and denominator sensitivity first</w:t>
+      </w:r>
+    </w:p>
+    <w:p>
+      <w:r>
+        <w:t>Keep per-case source IDs,positive counts and correlation/causation distinctions visible.</w:t>
+      </w:r>
+    </w:p>
+    <w:p>
+      <w:pPr>
+        <w:pStyle w:val="Heading2"/>
+      </w:pPr>
+      <w:r>
+        <w:t>Main object-condition scope and complete aggregate table</w:t>
       </w:r>
     </w:p>
     <w:p>
@@ -666,21 +874,292 @@
         <w:rPr>
           <w:b w:val="0"/>
         </w:rPr>
-        <w:t xml:space="preserve">Teach two 45-minute sessions. This week focuses on </w:t>
+        <w:t>A single overall score can hide different experiences. Define relevant groups before evaluation and report counts as well as rates. This classroom exercise uses fictional sensor conditions, not personal identities.</w:t>
+      </w:r>
+    </w:p>
+    <w:p>
+      <w:pPr>
+        <w:spacing w:line="336" w:lineRule="auto" w:after="180"/>
+      </w:pPr>
+      <w:r>
+        <w:rPr>
+          <w:b w:val="0"/>
+        </w:rPr>
+        <w:t>Real evaluations involving people require appropriate permissions, privacy and contextual expertise.</w:t>
+      </w:r>
+    </w:p>
+    <w:p>
+      <w:pPr>
+        <w:spacing w:line="336" w:lineRule="auto" w:after="180"/>
+      </w:pPr>
+      <w:r>
+        <w:rPr>
+          <w:b w:val="0"/>
+        </w:rPr>
+        <w:t>Use fictional classroom data throughout this investigation. Keep the task, units, reference labels and data split visible as you reason.</w:t>
+      </w:r>
+    </w:p>
+    <w:p>
+      <w:pPr>
+        <w:spacing w:line="336" w:lineRule="auto" w:after="180"/>
+      </w:pPr>
+      <w:r>
+        <w:rPr>
+          <w:b w:val="0"/>
+        </w:rPr>
+        <w:t xml:space="preserve">Earlier weeks supplied the model-building </w:t>
       </w:r>
       <w:r>
         <w:rPr>
           <w:b/>
         </w:rPr>
+        <w:t>process</w:t>
+      </w:r>
+      <w:r>
+        <w:rPr>
+          <w:b w:val="0"/>
+        </w:rPr>
+        <w:t xml:space="preserve">; this week examines </w:t>
+      </w:r>
+      <w:r>
+        <w:rPr>
+          <w:b/>
+        </w:rPr>
         <w:t>subgroup</w:t>
       </w:r>
       <w:r>
         <w:rPr>
           <w:b w:val="0"/>
         </w:rPr>
-        <w:t xml:space="preserve"> evaluation. Model the worked example first, collect the new W 4 case independently before feedback, and use the fresh retry to check transfer.</w:t>
-      </w:r>
-    </w:p>
+        <w:t xml:space="preserve"> evaluation.</w:t>
+      </w:r>
+    </w:p>
+    <w:tbl>
+      <w:tblPr>
+        <w:tblStyle w:val="LightShading-Accent1"/>
+        <w:tblW w:type="auto" w:w="0"/>
+        <w:tblLook w:firstColumn="1" w:firstRow="1" w:lastColumn="0" w:lastRow="0" w:noHBand="0" w:noVBand="1" w:val="04A0"/>
+      </w:tblPr>
+      <w:tblGrid>
+        <w:gridCol w:w="2556"/>
+        <w:gridCol w:w="2556"/>
+        <w:gridCol w:w="2556"/>
+        <w:gridCol w:w="2556"/>
+      </w:tblGrid>
+      <w:tr>
+        <w:trPr>
+          <w:tblHeader/>
+        </w:trPr>
+        <w:tc>
+          <w:tcPr>
+            <w:tcW w:type="dxa" w:w="2556"/>
+          </w:tcPr>
+          <w:p>
+            <w:r>
+              <w:t>Main sensor/camera slice</w:t>
+            </w:r>
+          </w:p>
+        </w:tc>
+        <w:tc>
+          <w:tcPr>
+            <w:tcW w:type="dxa" w:w="2556"/>
+          </w:tcPr>
+          <w:p>
+            <w:r>
+              <w:t>Observed errors</w:t>
+            </w:r>
+          </w:p>
+        </w:tc>
+        <w:tc>
+          <w:tcPr>
+            <w:tcW w:type="dxa" w:w="2556"/>
+          </w:tcPr>
+          <w:p>
+            <w:r>
+              <w:t>Evaluated count</w:t>
+            </w:r>
+          </w:p>
+        </w:tc>
+        <w:tc>
+          <w:tcPr>
+            <w:tcW w:type="dxa" w:w="2556"/>
+          </w:tcPr>
+          <w:p>
+            <w:r>
+              <w:t>Error rate / accuracy</w:t>
+            </w:r>
+          </w:p>
+        </w:tc>
+      </w:tr>
+      <w:tr>
+        <w:tc>
+          <w:tcPr>
+            <w:tcW w:type="dxa" w:w="2556"/>
+          </w:tcPr>
+          <w:p>
+            <w:r>
+              <w:t>A</w:t>
+            </w:r>
+          </w:p>
+        </w:tc>
+        <w:tc>
+          <w:tcPr>
+            <w:tcW w:type="dxa" w:w="2556"/>
+          </w:tcPr>
+          <w:p>
+            <w:r>
+              <w:t>2</w:t>
+            </w:r>
+          </w:p>
+        </w:tc>
+        <w:tc>
+          <w:tcPr>
+            <w:tcW w:type="dxa" w:w="2556"/>
+          </w:tcPr>
+          <w:p>
+            <w:r>
+              <w:t>20</w:t>
+            </w:r>
+          </w:p>
+        </w:tc>
+        <w:tc>
+          <w:tcPr>
+            <w:tcW w:type="dxa" w:w="2556"/>
+          </w:tcPr>
+          <w:p>
+            <w:r>
+              <w:t>10% /90%</w:t>
+            </w:r>
+          </w:p>
+        </w:tc>
+      </w:tr>
+      <w:tr>
+        <w:tc>
+          <w:tcPr>
+            <w:tcW w:type="dxa" w:w="2556"/>
+          </w:tcPr>
+          <w:p>
+            <w:r>
+              <w:t>B</w:t>
+            </w:r>
+          </w:p>
+        </w:tc>
+        <w:tc>
+          <w:tcPr>
+            <w:tcW w:type="dxa" w:w="2556"/>
+          </w:tcPr>
+          <w:p>
+            <w:r>
+              <w:t>3</w:t>
+            </w:r>
+          </w:p>
+        </w:tc>
+        <w:tc>
+          <w:tcPr>
+            <w:tcW w:type="dxa" w:w="2556"/>
+          </w:tcPr>
+          <w:p>
+            <w:r>
+              <w:t>5</w:t>
+            </w:r>
+          </w:p>
+        </w:tc>
+        <w:tc>
+          <w:tcPr>
+            <w:tcW w:type="dxa" w:w="2556"/>
+          </w:tcPr>
+          <w:p>
+            <w:r>
+              <w:t>60% /40%</w:t>
+            </w:r>
+          </w:p>
+        </w:tc>
+      </w:tr>
+      <w:tr>
+        <w:tc>
+          <w:tcPr>
+            <w:tcW w:type="dxa" w:w="2556"/>
+          </w:tcPr>
+          <w:p>
+            <w:r>
+              <w:t>Pooled disjoint A/Bcases</w:t>
+            </w:r>
+          </w:p>
+        </w:tc>
+        <w:tc>
+          <w:tcPr>
+            <w:tcW w:type="dxa" w:w="2556"/>
+          </w:tcPr>
+          <w:p>
+            <w:r>
+              <w:t>5</w:t>
+            </w:r>
+          </w:p>
+        </w:tc>
+        <w:tc>
+          <w:tcPr>
+            <w:tcW w:type="dxa" w:w="2556"/>
+          </w:tcPr>
+          <w:p>
+            <w:r>
+              <w:t>25</w:t>
+            </w:r>
+          </w:p>
+        </w:tc>
+        <w:tc>
+          <w:tcPr>
+            <w:tcW w:type="dxa" w:w="2556"/>
+          </w:tcPr>
+          <w:p>
+            <w:r>
+              <w:t>20% /80%</w:t>
+            </w:r>
+          </w:p>
+        </w:tc>
+      </w:tr>
+      <w:tr>
+        <w:tc>
+          <w:tcPr>
+            <w:tcW w:type="dxa" w:w="2556"/>
+          </w:tcPr>
+          <w:p>
+            <w:r>
+              <w:t>Observed error-rate difference</w:t>
+            </w:r>
+          </w:p>
+        </w:tc>
+        <w:tc>
+          <w:tcPr>
+            <w:tcW w:type="dxa" w:w="2556"/>
+          </w:tcPr>
+          <w:p>
+            <w:r>
+              <w:t>Bminus A</w:t>
+            </w:r>
+          </w:p>
+        </w:tc>
+        <w:tc>
+          <w:tcPr>
+            <w:tcW w:type="dxa" w:w="2556"/>
+          </w:tcPr>
+          <w:p>
+            <w:r>
+              <w:t>Same error definition</w:t>
+            </w:r>
+          </w:p>
+        </w:tc>
+        <w:tc>
+          <w:tcPr>
+            <w:tcW w:type="dxa" w:w="2556"/>
+          </w:tcPr>
+          <w:p>
+            <w:r>
+              <w:t>50 percentage points</w:t>
+            </w:r>
+          </w:p>
+        </w:tc>
+      </w:tr>
+    </w:tbl>
     <w:p>
       <w:pPr>
         <w:spacing w:line="336" w:lineRule="auto" w:after="180"/>
@@ -689,15 +1168,7 @@
         <w:rPr>
           <w:b w:val="0"/>
         </w:rPr>
-        <w:t>Award credit for traceable reasoning and bounded claims, including justified uncertainty.</w:t>
-      </w:r>
-    </w:p>
-    <w:p>
-      <w:pPr>
-        <w:pStyle w:val="Heading3"/>
-      </w:pPr>
-      <w:r>
-        <w:t>Readiness answer</w:t>
+        <w:t>Sensor group A has 2 errors in 20 examples and group B has 3 in 5. Error rates are 10 and 60 percent; pooled error is 5/25=20 percent. The group difference is 50 percentage points.</w:t>
       </w:r>
     </w:p>
     <w:p>
@@ -708,7 +1179,7 @@
         <w:rPr>
           <w:b w:val="0"/>
         </w:rPr>
-        <w:t>Different error patterns in different evaluated conditions or groups.</w:t>
+        <w:t>B has only five examples, so its rate is sensitive to each individual result.</w:t>
       </w:r>
     </w:p>
     <w:p>
@@ -719,7 +1190,19 @@
         <w:rPr>
           <w:b w:val="0"/>
         </w:rPr>
-        <w:t>Printed student lesson and workbook</w:t>
+        <w:t xml:space="preserve">Before continuing, underline the decision rule and circle the </w:t>
+      </w:r>
+      <w:r>
+        <w:rPr>
+          <w:b/>
+        </w:rPr>
+        <w:t>evidence</w:t>
+      </w:r>
+      <w:r>
+        <w:rPr>
+          <w:b w:val="0"/>
+        </w:rPr>
+        <w:t xml:space="preserve"> that supports the conclusion. Explain the example to a partner without replacing the counts or conditions with a stronger claim.</w:t>
       </w:r>
     </w:p>
     <w:p>
@@ -730,649 +1213,7 @@
         <w:rPr>
           <w:b w:val="0"/>
         </w:rPr>
-        <w:t>Paper, pencils and a calculator for fractions</w:t>
-      </w:r>
-    </w:p>
-    <w:p>
-      <w:pPr>
-        <w:spacing w:line="336" w:lineRule="auto" w:after="180"/>
-      </w:pPr>
-      <w:r>
-        <w:rPr>
-          <w:b w:val="0"/>
-        </w:rPr>
-        <w:t xml:space="preserve">The fictional examples and a blank </w:t>
-      </w:r>
-      <w:r>
-        <w:rPr>
-          <w:b/>
-        </w:rPr>
-        <w:t>evidence</w:t>
-      </w:r>
-      <w:r>
-        <w:rPr>
-          <w:b w:val="0"/>
-        </w:rPr>
-        <w:t xml:space="preserve"> table</w:t>
-      </w:r>
-    </w:p>
-    <w:p>
-      <w:pPr>
-        <w:spacing w:line="336" w:lineRule="auto" w:after="180"/>
-      </w:pPr>
-      <w:r>
-        <w:rPr>
-          <w:b w:val="0"/>
-        </w:rPr>
-        <w:t>Saved classroom project records for critique; no personal student dataset required</w:t>
-      </w:r>
-    </w:p>
-    <w:p>
-      <w:pPr>
-        <w:pStyle w:val="Heading3"/>
-      </w:pPr>
-      <w:r>
-        <w:t>End goal for the pictorial case</w:t>
-      </w:r>
-    </w:p>
-    <w:p>
-      <w:pPr>
-        <w:spacing w:line="336" w:lineRule="auto" w:after="180"/>
-      </w:pPr>
-      <w:r>
-        <w:rPr>
-          <w:b w:val="0"/>
-        </w:rPr>
-        <w:t xml:space="preserve">By the end, I can explain </w:t>
-      </w:r>
-      <w:r>
-        <w:rPr>
-          <w:b/>
-        </w:rPr>
-        <w:t>subgroup</w:t>
-      </w:r>
-      <w:r>
-        <w:rPr>
-          <w:b w:val="0"/>
-        </w:rPr>
-        <w:t xml:space="preserve"> performance using a traced example and a stated limitation.</w:t>
-      </w:r>
-    </w:p>
-    <w:p>
-      <w:pPr>
-        <w:spacing w:line="336" w:lineRule="auto" w:after="180"/>
-      </w:pPr>
-      <w:r>
-        <w:rPr>
-          <w:b w:val="0"/>
-        </w:rPr>
-        <w:t>This added worked case illustrates the week’s main idea. Retain all original and connected topics; schedule its practice within the teaching cycle.</w:t>
-      </w:r>
-    </w:p>
-    <w:p>
-      <w:pPr>
-        <w:pStyle w:val="Heading1"/>
-      </w:pPr>
-      <w:r>
-        <w:t>02. Explain the mechanism</w:t>
-      </w:r>
-    </w:p>
-    <w:p>
-      <w:r>
-        <w:t>Model Subgroup Performance using the supplied case, labelled mechanism and reasoning. Make the scope of each conclusion explicit.</w:t>
-      </w:r>
-    </w:p>
-    <w:p>
-      <w:pPr>
-        <w:spacing w:line="336" w:lineRule="auto" w:after="180"/>
-      </w:pPr>
-      <w:r>
-        <w:rPr>
-          <w:b w:val="0"/>
-        </w:rPr>
-        <w:t>Trace the information, fitted behavior, and evaluation proof separately.</w:t>
-      </w:r>
-    </w:p>
-    <w:p>
-      <w:pPr>
-        <w:pStyle w:val="Heading3"/>
-      </w:pPr>
-      <w:r>
-        <w:t>Question to explain</w:t>
-      </w:r>
-    </w:p>
-    <w:p>
-      <w:pPr>
-        <w:spacing w:line="336" w:lineRule="auto" w:after="180"/>
-        <w:shd w:fill="F5F1FB"/>
-      </w:pPr>
-      <w:r>
-        <w:rPr>
-          <w:b w:val="0"/>
-        </w:rPr>
-        <w:t xml:space="preserve">QUESTION Calculate </w:t>
-      </w:r>
-      <w:r>
-        <w:rPr>
-          <w:b/>
-        </w:rPr>
-        <w:t>subgroup</w:t>
-      </w:r>
-      <w:r>
-        <w:rPr>
-          <w:b w:val="0"/>
-        </w:rPr>
-        <w:t xml:space="preserve"> accuracy and recall gaps with adequate </w:t>
-      </w:r>
-      <w:r>
-        <w:rPr>
-          <w:b/>
-        </w:rPr>
-        <w:t>denominator</w:t>
-      </w:r>
-      <w:r>
-        <w:rPr>
-          <w:b w:val="0"/>
-        </w:rPr>
-        <w:t>s.</w:t>
-      </w:r>
-    </w:p>
-    <w:p>
-      <w:pPr>
-        <w:spacing w:line="336" w:lineRule="auto" w:after="180"/>
-      </w:pPr>
-      <w:r>
-        <w:rPr>
-          <w:b w:val="0"/>
-        </w:rPr>
-        <w:t>MODEL IDEA Overall metrics can conceal uneven behavior across meaningful conditions or user groups.</w:t>
-      </w:r>
-    </w:p>
-    <w:p>
-      <w:pPr>
-        <w:spacing w:line="336" w:lineRule="auto" w:after="180"/>
-      </w:pPr>
-      <w:r>
-        <w:rPr>
-          <w:b w:val="0"/>
-        </w:rPr>
-        <w:t>PROOF NEEDED Use an unseen case, visible calculation, error analysis, and a stated limitation.</w:t>
-      </w:r>
-    </w:p>
-    <w:p>
-      <w:pPr>
-        <w:pStyle w:val="Heading3"/>
-      </w:pPr>
-      <w:r>
-        <w:t>How the mechanism works</w:t>
-      </w:r>
-    </w:p>
-    <w:p>
-      <w:pPr>
-        <w:spacing w:line="336" w:lineRule="auto" w:after="180"/>
-        <w:shd w:fill="F1F6F8"/>
-      </w:pPr>
-      <w:r>
-        <w:rPr>
-          <w:b w:val="0"/>
-        </w:rPr>
-        <w:t>UNDER THE HOOD Daylight: 18/20 correct = 90%; evening: 10/20 = 50%. Accuracy gap = 90% − 50% = 40 percentage points.</w:t>
-      </w:r>
-    </w:p>
-    <w:p>
-      <w:pPr>
-        <w:spacing w:line="336" w:lineRule="auto" w:after="180"/>
-      </w:pPr>
-      <w:r>
-        <w:rPr>
-          <w:b w:val="0"/>
-        </w:rPr>
-        <w:t xml:space="preserve">Draw a fresh data → model → </w:t>
-      </w:r>
-      <w:r>
-        <w:rPr>
-          <w:b/>
-        </w:rPr>
-        <w:t>prediction</w:t>
-      </w:r>
-      <w:r>
-        <w:rPr>
-          <w:b w:val="0"/>
-        </w:rPr>
-        <w:t xml:space="preserve"> → evaluation trace:</w:t>
-      </w:r>
-    </w:p>
-    <w:p>
-      <w:pPr>
-        <w:spacing w:line="336" w:lineRule="auto" w:after="180"/>
-      </w:pPr>
-      <w:r>
-        <w:rPr>
-          <w:b w:val="0"/>
-        </w:rPr>
-        <w:t xml:space="preserve">Predict first. Then check each step. A correct answer without visible </w:t>
-      </w:r>
-      <w:r>
-        <w:rPr>
-          <w:b/>
-        </w:rPr>
-        <w:t>evidence</w:t>
-      </w:r>
-      <w:r>
-        <w:rPr>
-          <w:b w:val="0"/>
-        </w:rPr>
-        <w:t xml:space="preserve"> cannot be audited.</w:t>
-      </w:r>
-    </w:p>
-    <w:p>
-      <w:pPr>
-        <w:pStyle w:val="Heading3"/>
-      </w:pPr>
-      <w:r>
-        <w:t>Step 1</w:t>
-      </w:r>
-    </w:p>
-    <w:p>
-      <w:pPr>
-        <w:spacing w:line="336" w:lineRule="auto" w:after="180"/>
-        <w:shd w:fill="F4F9FC"/>
-      </w:pPr>
-      <w:r>
-        <w:rPr>
-          <w:b w:val="0"/>
-        </w:rPr>
-        <w:t>STEP 1 Daylight: 18/20 correct = 90%; evening: 10/20 = 50%.</w:t>
-      </w:r>
-    </w:p>
-    <w:p>
-      <w:pPr>
-        <w:pStyle w:val="Heading3"/>
-      </w:pPr>
-      <w:r>
-        <w:t>Step 2</w:t>
-      </w:r>
-    </w:p>
-    <w:p>
-      <w:pPr>
-        <w:spacing w:line="336" w:lineRule="auto" w:after="180"/>
-        <w:shd w:fill="F4F9FC"/>
-      </w:pPr>
-      <w:r>
-        <w:rPr>
-          <w:b w:val="0"/>
-        </w:rPr>
-        <w:t>STEP 2 Accuracy gap = 90% − 50% = 40 percentage points.</w:t>
-      </w:r>
-    </w:p>
-    <w:p>
-      <w:pPr>
-        <w:pStyle w:val="Heading3"/>
-      </w:pPr>
-      <w:r>
-        <w:t>Step 3</w:t>
-      </w:r>
-    </w:p>
-    <w:p>
-      <w:pPr>
-        <w:spacing w:line="336" w:lineRule="auto" w:after="180"/>
-        <w:shd w:fill="F4F9FC"/>
-      </w:pPr>
-      <w:r>
-        <w:rPr>
-          <w:b w:val="0"/>
-        </w:rPr>
-        <w:t xml:space="preserve">STEP 3 Evening spotted recall is 4/10 = 40%, versus daylight 8/10 = </w:t>
-      </w:r>
-      <w:r>
-        <w:rPr>
-          <w:b/>
-        </w:rPr>
-        <w:t>80%</w:t>
-      </w:r>
-      <w:r>
-        <w:rPr>
-          <w:b w:val="0"/>
-        </w:rPr>
-        <w:t>.</w:t>
-      </w:r>
-    </w:p>
-    <w:p>
-      <w:pPr>
-        <w:pStyle w:val="Heading3"/>
-      </w:pPr>
-      <w:r>
-        <w:t>Step 4</w:t>
-      </w:r>
-    </w:p>
-    <w:p>
-      <w:pPr>
-        <w:spacing w:line="336" w:lineRule="auto" w:after="180"/>
-        <w:shd w:fill="F4F9FC"/>
-      </w:pPr>
-      <w:r>
-        <w:rPr>
-          <w:b w:val="0"/>
-        </w:rPr>
-        <w:t>STEP 4 Inspect representation and image quality; report counts and uncertainty before repairing.</w:t>
-      </w:r>
-    </w:p>
-    <w:p>
-      <w:pPr>
-        <w:spacing w:line="336" w:lineRule="auto" w:after="180"/>
-      </w:pPr>
-      <w:r>
-        <w:rPr>
-          <w:b w:val="0"/>
-        </w:rPr>
-        <w:t xml:space="preserve">CHECK Verify the </w:t>
-      </w:r>
-      <w:r>
-        <w:rPr>
-          <w:b/>
-        </w:rPr>
-        <w:t>denominator</w:t>
-      </w:r>
-      <w:r>
-        <w:rPr>
-          <w:b w:val="0"/>
-        </w:rPr>
-        <w:t>, unit, split, class definition, and data version before interpreting a score.</w:t>
-      </w:r>
-    </w:p>
-    <w:p>
-      <w:pPr>
-        <w:spacing w:line="336" w:lineRule="auto" w:after="180"/>
-      </w:pPr>
-      <w:r>
-        <w:rPr>
-          <w:b w:val="0"/>
-        </w:rPr>
-        <w:t xml:space="preserve">Recalculate, retrace, or restate the </w:t>
-      </w:r>
-      <w:r>
-        <w:rPr>
-          <w:b/>
-        </w:rPr>
-        <w:t>evidence</w:t>
-      </w:r>
-      <w:r>
-        <w:rPr>
-          <w:b w:val="0"/>
-        </w:rPr>
-        <w:t xml:space="preserve"> independently:</w:t>
-      </w:r>
-    </w:p>
-    <w:p>
-      <w:pPr>
-        <w:pStyle w:val="Heading3"/>
-      </w:pPr>
-      <w:r>
-        <w:t>Concrete teaching case</w:t>
-      </w:r>
-    </w:p>
-    <w:p>
-      <w:pPr>
-        <w:pStyle w:val="Heading3"/>
-      </w:pPr>
-      <w:r>
-        <w:t>The teaching case</w:t>
-      </w:r>
-    </w:p>
-    <w:p>
-      <w:pPr>
-        <w:spacing w:line="336" w:lineRule="auto" w:after="180"/>
-        <w:shd w:fill="F1F6FC"/>
-      </w:pPr>
-      <w:r>
-        <w:rPr>
-          <w:b w:val="0"/>
-        </w:rPr>
-        <w:t>A has18/20 correct; B has6/10.</w:t>
-      </w:r>
-    </w:p>
-    <w:p>
-      <w:pPr>
-        <w:pStyle w:val="Heading3"/>
-      </w:pPr>
-      <w:r>
-        <w:t>The teaching case</w:t>
-      </w:r>
-    </w:p>
-    <w:p>
-      <w:pPr>
-        <w:spacing w:line="336" w:lineRule="auto" w:after="180"/>
-        <w:shd w:fill="F1F6FC"/>
-      </w:pPr>
-      <w:r>
-        <w:rPr>
-          <w:b w:val="0"/>
-        </w:rPr>
-        <w:t xml:space="preserve">Compute </w:t>
-      </w:r>
-      <w:r>
-        <w:rPr>
-          <w:b/>
-        </w:rPr>
-        <w:t>subgroup</w:t>
-      </w:r>
-      <w:r>
-        <w:rPr>
-          <w:b w:val="0"/>
-        </w:rPr>
-        <w:t xml:space="preserve"> results and </w:t>
-      </w:r>
-      <w:r>
-        <w:rPr>
-          <w:b/>
-        </w:rPr>
-        <w:t>evidence</w:t>
-      </w:r>
-      <w:r>
-        <w:rPr>
-          <w:b w:val="0"/>
-        </w:rPr>
-        <w:t xml:space="preserve"> limits.</w:t>
-      </w:r>
-    </w:p>
-    <w:p>
-      <w:pPr>
-        <w:pStyle w:val="Heading3"/>
-      </w:pPr>
-      <w:r>
-        <w:t>Exact explanation to model</w:t>
-      </w:r>
-    </w:p>
-    <w:p>
-      <w:pPr>
-        <w:pStyle w:val="Heading3"/>
-      </w:pPr>
-      <w:r>
-        <w:t>Why the result follows</w:t>
-      </w:r>
-    </w:p>
-    <w:p>
-      <w:pPr>
-        <w:spacing w:line="336" w:lineRule="auto" w:after="180"/>
-        <w:shd w:fill="F1F6FC"/>
-      </w:pPr>
-      <w:r>
-        <w:rPr>
-          <w:b w:val="0"/>
-        </w:rPr>
-        <w:t>90% versus</w:t>
-      </w:r>
-      <w:r>
-        <w:rPr>
-          <w:b/>
-        </w:rPr>
-        <w:t>60%</w:t>
-      </w:r>
-      <w:r>
-        <w:rPr>
-          <w:b w:val="0"/>
-        </w:rPr>
-        <w:t xml:space="preserve">, gap30 percentage points. Report </w:t>
-      </w:r>
-      <w:r>
-        <w:rPr>
-          <w:b/>
-        </w:rPr>
-        <w:t>denominator</w:t>
-      </w:r>
-      <w:r>
-        <w:rPr>
-          <w:b w:val="0"/>
-        </w:rPr>
-        <w:t>s and investigate collection/label differences without assuming an inherent group cause.</w:t>
-      </w:r>
-    </w:p>
-    <w:p>
-      <w:pPr>
-        <w:pStyle w:val="Heading3"/>
-      </w:pPr>
-      <w:r>
-        <w:t>Explain the added worked example</w:t>
-      </w:r>
-    </w:p>
-    <w:p>
-      <w:pPr>
-        <w:pStyle w:val="Heading3"/>
-      </w:pPr>
-      <w:r>
-        <w:t>Explain the added worked example · 1</w:t>
-      </w:r>
-    </w:p>
-    <w:p>
-      <w:pPr>
-        <w:spacing w:line="336" w:lineRule="auto" w:after="180"/>
-      </w:pPr>
-      <w:r>
-        <w:rPr>
-          <w:b w:val="0"/>
-        </w:rPr>
-        <w:t>A single overall score can hide different experiences. Define relevant groups before evaluation and report counts as well as rates. This classroom exercise uses fictional sensor conditions, not personal identities.</w:t>
-      </w:r>
-    </w:p>
-    <w:p>
-      <w:pPr>
-        <w:spacing w:line="336" w:lineRule="auto" w:after="180"/>
-      </w:pPr>
-      <w:r>
-        <w:rPr>
-          <w:b w:val="0"/>
-        </w:rPr>
-        <w:t>Real evaluations involving people require appropriate permissions, privacy and contextual expertise.</w:t>
-      </w:r>
-    </w:p>
-    <w:p>
-      <w:pPr>
-        <w:spacing w:line="336" w:lineRule="auto" w:after="180"/>
-      </w:pPr>
-      <w:r>
-        <w:rPr>
-          <w:b w:val="0"/>
-        </w:rPr>
-        <w:t>Use fictional classroom data throughout this investigation. Keep the task, units, reference labels and data split visible as you reason.</w:t>
-      </w:r>
-    </w:p>
-    <w:p>
-      <w:pPr>
-        <w:spacing w:line="336" w:lineRule="auto" w:after="180"/>
-      </w:pPr>
-      <w:r>
-        <w:rPr>
-          <w:b w:val="0"/>
-        </w:rPr>
-        <w:t xml:space="preserve">Earlier weeks supplied the model-building </w:t>
-      </w:r>
-      <w:r>
-        <w:rPr>
-          <w:b/>
-        </w:rPr>
-        <w:t>process</w:t>
-      </w:r>
-      <w:r>
-        <w:rPr>
-          <w:b w:val="0"/>
-        </w:rPr>
-        <w:t xml:space="preserve">; this week examines </w:t>
-      </w:r>
-      <w:r>
-        <w:rPr>
-          <w:b/>
-        </w:rPr>
-        <w:t>subgroup</w:t>
-      </w:r>
-      <w:r>
-        <w:rPr>
-          <w:b w:val="0"/>
-        </w:rPr>
-        <w:t xml:space="preserve"> evaluation.</w:t>
-      </w:r>
-    </w:p>
-    <w:p>
-      <w:pPr>
-        <w:spacing w:line="336" w:lineRule="auto" w:after="180"/>
-      </w:pPr>
-      <w:r>
-        <w:rPr>
-          <w:b w:val="0"/>
-        </w:rPr>
-        <w:t>Sensor group A has 2 errors in 20 examples and group B has 3 in 5. Error rates are 10 and 60 percent; pooled error is 5/25=20 percent. The group difference is 50 percentage points.</w:t>
-      </w:r>
-    </w:p>
-    <w:p>
-      <w:pPr>
-        <w:spacing w:line="336" w:lineRule="auto" w:after="180"/>
-      </w:pPr>
-      <w:r>
-        <w:rPr>
-          <w:b w:val="0"/>
-        </w:rPr>
-        <w:t>B has only five examples, so its rate is sensitive to each individual result.</w:t>
-      </w:r>
-    </w:p>
-    <w:p>
-      <w:pPr>
-        <w:spacing w:line="336" w:lineRule="auto" w:after="180"/>
-      </w:pPr>
-      <w:r>
-        <w:rPr>
-          <w:b w:val="0"/>
-        </w:rPr>
-        <w:t xml:space="preserve">Before continuing, underline the decision rule and circle the </w:t>
-      </w:r>
-      <w:r>
-        <w:rPr>
-          <w:b/>
-        </w:rPr>
-        <w:t>evidence</w:t>
-      </w:r>
-      <w:r>
-        <w:rPr>
-          <w:b w:val="0"/>
-        </w:rPr>
-        <w:t xml:space="preserve"> that supports the conclusion. Explain the example to a partner without replacing the counts or conditions with a stronger claim.</w:t>
-      </w:r>
-    </w:p>
-    <w:p>
-      <w:pPr>
-        <w:spacing w:line="336" w:lineRule="auto" w:after="180"/>
-      </w:pPr>
-      <w:r>
-        <w:rPr>
-          <w:b w:val="0"/>
-        </w:rPr>
         <w:t>Keep the distinction between an observed result and a proposed next step.</w:t>
-      </w:r>
-    </w:p>
-    <w:p>
-      <w:pPr>
-        <w:pStyle w:val="Heading3"/>
-      </w:pPr>
-      <w:r>
-        <w:t>Key terms</w:t>
       </w:r>
     </w:p>
     <w:tbl>
@@ -1499,48 +1340,6 @@
         </w:tc>
       </w:tr>
     </w:tbl>
-    <w:p>
-      <w:pPr>
-        <w:pStyle w:val="Heading3"/>
-      </w:pPr>
-      <w:r>
-        <w:t>Model the reasoning aloud</w:t>
-      </w:r>
-    </w:p>
-    <w:p>
-      <w:pPr>
-        <w:spacing w:line="336" w:lineRule="auto" w:after="180"/>
-      </w:pPr>
-      <w:r>
-        <w:rPr>
-          <w:b w:val="0"/>
-        </w:rPr>
-        <w:t xml:space="preserve">Use the complete worked example below before asking learners to complete W2. Reveal a small part, invite a </w:t>
-      </w:r>
-      <w:r>
-        <w:rPr>
-          <w:b/>
-        </w:rPr>
-        <w:t>prediction</w:t>
-      </w:r>
-      <w:r>
-        <w:rPr>
-          <w:b w:val="0"/>
-        </w:rPr>
-        <w:t>, then explain the deciding step.</w:t>
-      </w:r>
-    </w:p>
-    <w:p>
-      <w:pPr>
-        <w:spacing w:line="336" w:lineRule="auto" w:after="180"/>
-      </w:pPr>
-      <w:r>
-        <w:rPr>
-          <w:b w:val="0"/>
-        </w:rPr>
-        <w:t>These teacher notes contain solutions; do not reveal the independent case answer during modelling.</w:t>
-      </w:r>
-    </w:p>
     <w:p>
       <w:pPr>
         <w:pStyle w:val="Heading3"/>
@@ -1725,6 +1524,817 @@
         <w:t>________________________________________________________________</w:t>
       </w:r>
     </w:p>
+    <w:p>
+      <w:pPr>
+        <w:pStyle w:val="Heading2"/>
+      </w:pPr>
+      <w:r>
+        <w:t>Read pictured added-case comparison</w:t>
+      </w:r>
+    </w:p>
+    <w:p>
+      <w:pPr>
+        <w:spacing w:line="336" w:lineRule="auto" w:after="180"/>
+      </w:pPr>
+      <w:r>
+        <w:rPr>
+          <w:b w:val="0"/>
+        </w:rPr>
+        <w:t xml:space="preserve">Calculate </w:t>
+      </w:r>
+      <w:r>
+        <w:rPr>
+          <w:b/>
+        </w:rPr>
+        <w:t>subgroup</w:t>
+      </w:r>
+      <w:r>
+        <w:rPr>
+          <w:b w:val="0"/>
+        </w:rPr>
+        <w:t xml:space="preserve"> and pooled error rates without letting the larger group hide a gap.</w:t>
+      </w:r>
+    </w:p>
+    <w:p>
+      <w:pPr>
+        <w:spacing w:line="336" w:lineRule="auto" w:after="180"/>
+      </w:pPr>
+      <w:r>
+        <w:rPr>
+          <w:b w:val="0"/>
+        </w:rPr>
+        <w:t>Group Sun: 2 errors in20 photos; Shade: 3 errors in5. Same error definition; related plant views are documented.</w:t>
+      </w:r>
+    </w:p>
+    <w:p>
+      <w:pPr>
+        <w:spacing w:line="336" w:lineRule="auto" w:after="180"/>
+      </w:pPr>
+      <w:r>
+        <w:rPr>
+          <w:b w:val="0"/>
+        </w:rPr>
+        <w:t xml:space="preserve">All </w:t>
+      </w:r>
+      <w:r>
+        <w:rPr>
+          <w:b/>
+        </w:rPr>
+        <w:t>input</w:t>
+      </w:r>
+      <w:r>
+        <w:rPr>
+          <w:b w:val="0"/>
+        </w:rPr>
+        <w:t>s and outcomes in this worked example are invented classroom data; no real model run is claimed.</w:t>
+      </w:r>
+    </w:p>
+    <w:p>
+      <w:pPr>
+        <w:spacing w:line="336" w:lineRule="auto" w:after="180"/>
+      </w:pPr>
+      <w:r>
+        <w:rPr>
+          <w:b w:val="0"/>
+        </w:rPr>
+        <w:t>Picture Sun2/20 errors and Shade3/5 match the main 10%/60%arithmetic; pooled 5/25=20%, gap 50 percentage points. Adding five new Shadecases with no errors changes Shade to3/10=30%and pooled to5/30≈16.7%, without removing any original error. The model was not improved merely by changing the evaluation sample. New per-class labels are not supplied for those additions, so do not invent revised recall.</w:t>
+      </w:r>
+    </w:p>
+    <w:p>
+      <w:pPr>
+        <w:spacing w:line="336" w:lineRule="auto" w:after="180"/>
+      </w:pPr>
+      <w:r>
+        <w:rPr>
+          <w:b w:val="0"/>
+        </w:rPr>
+        <w:t>Correcting one of the original five Shadeoutputs instead would give 2/5=40%; record a reviewed output or model-version change separately.</w:t>
+      </w:r>
+    </w:p>
+    <w:p>
+      <w:r>
+        <w:drawing>
+          <wp:inline xmlns:a="http://schemas.openxmlformats.org/drawingml/2006/main" xmlns:pic="http://schemas.openxmlformats.org/drawingml/2006/picture">
+            <wp:extent cx="5486400" cy="3131457"/>
+            <wp:docPr id="1" name="Picture 1" descr="Subgroup error rates"/>
+            <wp:cNvGraphicFramePr>
+              <a:graphicFrameLocks noChangeAspect="1"/>
+            </wp:cNvGraphicFramePr>
+            <a:graphic>
+              <a:graphicData uri="http://schemas.openxmlformats.org/drawingml/2006/picture">
+                <pic:pic>
+                  <pic:nvPicPr>
+                    <pic:cNvPr id="0" name="academy-detail-ai-4-31.png"/>
+                    <pic:cNvPicPr/>
+                  </pic:nvPicPr>
+                  <pic:blipFill>
+                    <a:blip r:embed="rId9"/>
+                    <a:stretch>
+                      <a:fillRect/>
+                    </a:stretch>
+                  </pic:blipFill>
+                  <pic:spPr>
+                    <a:xfrm>
+                      <a:off x="0" y="0"/>
+                      <a:ext cx="5486400" cy="3131457"/>
+                    </a:xfrm>
+                    <a:prstGeom prst="rect"/>
+                  </pic:spPr>
+                </pic:pic>
+              </a:graphicData>
+            </a:graphic>
+          </wp:inline>
+        </w:drawing>
+      </w:r>
+    </w:p>
+    <w:p>
+      <w:pPr>
+        <w:pStyle w:val="Heading2"/>
+      </w:pPr>
+      <w:r>
+        <w:t>Trace subgroup rates and unchanged errors</w:t>
+      </w:r>
+    </w:p>
+    <w:p>
+      <w:r>
+        <w:drawing>
+          <wp:inline xmlns:a="http://schemas.openxmlformats.org/drawingml/2006/main" xmlns:pic="http://schemas.openxmlformats.org/drawingml/2006/picture">
+            <wp:extent cx="5486400" cy="3337560"/>
+            <wp:docPr id="2" name="Picture 2" descr="Sun rate: Sun error=2/20=10%. → Shade rate: Shade error=3/5=60%. → Pooled rate: Total error=5/25=20%, which hides the 50-percentage-point subgroup difference."/>
+            <wp:cNvGraphicFramePr>
+              <a:graphicFrameLocks noChangeAspect="1"/>
+            </wp:cNvGraphicFramePr>
+            <a:graphic>
+              <a:graphicData uri="http://schemas.openxmlformats.org/drawingml/2006/picture">
+                <pic:pic>
+                  <pic:nvPicPr>
+                    <pic:cNvPr id="0" name="academy-story-ai-4-31-02.png"/>
+                    <pic:cNvPicPr/>
+                  </pic:nvPicPr>
+                  <pic:blipFill>
+                    <a:blip r:embed="rId10"/>
+                    <a:stretch>
+                      <a:fillRect/>
+                    </a:stretch>
+                  </pic:blipFill>
+                  <pic:spPr>
+                    <a:xfrm>
+                      <a:off x="0" y="0"/>
+                      <a:ext cx="5486400" cy="3337560"/>
+                    </a:xfrm>
+                    <a:prstGeom prst="rect"/>
+                  </pic:spPr>
+                </pic:pic>
+              </a:graphicData>
+            </a:graphic>
+          </wp:inline>
+        </w:drawing>
+      </w:r>
+    </w:p>
+    <w:p>
+      <w:pPr>
+        <w:pStyle w:val="Heading3"/>
+      </w:pPr>
+      <w:r>
+        <w:t>Read the picture one step at a time</w:t>
+      </w:r>
+    </w:p>
+    <w:tbl>
+      <w:tblPr>
+        <w:tblStyle w:val="LightShading-Accent1"/>
+        <w:tblW w:type="auto" w:w="0"/>
+        <w:tblLook w:firstColumn="1" w:firstRow="1" w:lastColumn="0" w:lastRow="0" w:noHBand="0" w:noVBand="1" w:val="04A0"/>
+      </w:tblPr>
+      <w:tblGrid>
+        <w:gridCol w:w="5112"/>
+        <w:gridCol w:w="5112"/>
+      </w:tblGrid>
+      <w:tr>
+        <w:trPr>
+          <w:tblHeader/>
+        </w:trPr>
+        <w:tc>
+          <w:tcPr>
+            <w:tcW w:type="dxa" w:w="5112"/>
+          </w:tcPr>
+          <w:p>
+            <w:r>
+              <w:t>Step</w:t>
+            </w:r>
+          </w:p>
+        </w:tc>
+        <w:tc>
+          <w:tcPr>
+            <w:tcW w:type="dxa" w:w="5112"/>
+          </w:tcPr>
+          <w:p>
+            <w:r>
+              <w:t>What happens and why</w:t>
+            </w:r>
+          </w:p>
+        </w:tc>
+      </w:tr>
+      <w:tr>
+        <w:tc>
+          <w:tcPr>
+            <w:tcW w:type="dxa" w:w="5112"/>
+          </w:tcPr>
+          <w:p>
+            <w:r>
+              <w:t>1. Sun rate</w:t>
+            </w:r>
+          </w:p>
+        </w:tc>
+        <w:tc>
+          <w:tcPr>
+            <w:tcW w:type="dxa" w:w="5112"/>
+          </w:tcPr>
+          <w:p>
+            <w:r>
+              <w:t>Sun error=2/20=10%.</w:t>
+            </w:r>
+          </w:p>
+        </w:tc>
+      </w:tr>
+      <w:tr>
+        <w:tc>
+          <w:tcPr>
+            <w:tcW w:type="dxa" w:w="5112"/>
+          </w:tcPr>
+          <w:p>
+            <w:r>
+              <w:t>2. Shade rate</w:t>
+            </w:r>
+          </w:p>
+        </w:tc>
+        <w:tc>
+          <w:tcPr>
+            <w:tcW w:type="dxa" w:w="5112"/>
+          </w:tcPr>
+          <w:p>
+            <w:r>
+              <w:t>Shade error=3/5=60%.</w:t>
+            </w:r>
+          </w:p>
+        </w:tc>
+      </w:tr>
+      <w:tr>
+        <w:tc>
+          <w:tcPr>
+            <w:tcW w:type="dxa" w:w="5112"/>
+          </w:tcPr>
+          <w:p>
+            <w:r>
+              <w:t>3. Pooled rate</w:t>
+            </w:r>
+          </w:p>
+        </w:tc>
+        <w:tc>
+          <w:tcPr>
+            <w:tcW w:type="dxa" w:w="5112"/>
+          </w:tcPr>
+          <w:p>
+            <w:r>
+              <w:t>Total error=5/25=20%, which hides the 50-percentage-point subgroup difference.</w:t>
+            </w:r>
+          </w:p>
+        </w:tc>
+      </w:tr>
+    </w:tbl>
+    <w:p>
+      <w:r>
+        <w:t>Match each pictured step to the supplied facts. This is a worked teaching case, not an independent assessment.</w:t>
+      </w:r>
+    </w:p>
+    <w:p>
+      <w:pPr>
+        <w:spacing w:line="336" w:lineRule="auto" w:after="180"/>
+      </w:pPr>
+      <w:r>
+        <w:rPr>
+          <w:b w:val="0"/>
+        </w:rPr>
+        <w:t xml:space="preserve">Read the picture in order. Total error=5/25=20%, which hides the 50-percentage-point </w:t>
+      </w:r>
+      <w:r>
+        <w:rPr>
+          <w:b/>
+        </w:rPr>
+        <w:t>subgroup</w:t>
+      </w:r>
+      <w:r>
+        <w:rPr>
+          <w:b w:val="0"/>
+        </w:rPr>
+        <w:t xml:space="preserve"> difference. The arrows show which recorded </w:t>
+      </w:r>
+      <w:r>
+        <w:rPr>
+          <w:b/>
+        </w:rPr>
+        <w:t>input</w:t>
+      </w:r>
+      <w:r>
+        <w:rPr>
+          <w:b w:val="0"/>
+        </w:rPr>
+        <w:t xml:space="preserve"> or intermediate result each decision uses.</w:t>
+      </w:r>
+    </w:p>
+    <w:p>
+      <w:pPr>
+        <w:spacing w:line="336" w:lineRule="auto" w:after="180"/>
+      </w:pPr>
+      <w:r>
+        <w:rPr>
+          <w:b w:val="0"/>
+        </w:rPr>
+        <w:t>Explain the deciding step aloud before checking the changed case; pointing to the final answer alone does not show how it follows.</w:t>
+      </w:r>
+    </w:p>
+    <w:p>
+      <w:pPr>
+        <w:spacing w:line="336" w:lineRule="auto" w:after="180"/>
+      </w:pPr>
+      <w:r>
+        <w:rPr>
+          <w:b w:val="0"/>
+        </w:rPr>
+        <w:t xml:space="preserve">Small </w:t>
+      </w:r>
+      <w:r>
+        <w:rPr>
+          <w:b/>
+        </w:rPr>
+        <w:t>subgroup</w:t>
+      </w:r>
+      <w:r>
+        <w:rPr>
+          <w:b w:val="0"/>
+        </w:rPr>
+        <w:t xml:space="preserve"> samples have high variability. An observed gap does not by itself establish discrimination or a causal explanation.</w:t>
+      </w:r>
+    </w:p>
+    <w:p>
+      <w:pPr>
+        <w:spacing w:line="336" w:lineRule="auto" w:after="180"/>
+      </w:pPr>
+      <w:r>
+        <w:rPr>
+          <w:b w:val="0"/>
+        </w:rPr>
+        <w:t>Change: Shade gains5 new cases with no errors.</w:t>
+      </w:r>
+    </w:p>
+    <w:p>
+      <w:pPr>
+        <w:spacing w:line="336" w:lineRule="auto" w:after="180"/>
+      </w:pPr>
+      <w:r>
+        <w:rPr>
+          <w:b/>
+        </w:rPr>
+        <w:t>Prediction</w:t>
+      </w:r>
+      <w:r>
+        <w:rPr>
+          <w:b w:val="0"/>
+        </w:rPr>
+        <w:t>: Shade error becomes3/10=30%; pooled error becomes5/30≈16.7%.</w:t>
+      </w:r>
+    </w:p>
+    <w:p>
+      <w:pPr>
+        <w:spacing w:line="336" w:lineRule="auto" w:after="180"/>
+      </w:pPr>
+      <w:r>
+        <w:rPr>
+          <w:b w:val="0"/>
+        </w:rPr>
+        <w:t xml:space="preserve">Reason: Extra evaluated cases change </w:t>
+      </w:r>
+      <w:r>
+        <w:rPr>
+          <w:b/>
+        </w:rPr>
+        <w:t>denominator</w:t>
+      </w:r>
+      <w:r>
+        <w:rPr>
+          <w:b w:val="0"/>
+        </w:rPr>
+        <w:t>s; existing errors have not disappeared.</w:t>
+      </w:r>
+    </w:p>
+    <w:p>
+      <w:pPr>
+        <w:pStyle w:val="Heading2"/>
+      </w:pPr>
+      <w:r>
+        <w:t>Additional18/20versus6/10accuracy example · reference / check after trying</w:t>
+      </w:r>
+    </w:p>
+    <w:p>
+      <w:pPr>
+        <w:spacing w:line="336" w:lineRule="auto" w:after="180"/>
+      </w:pPr>
+      <w:r>
+        <w:rPr>
+          <w:b w:val="0"/>
+        </w:rPr>
+        <w:t>A has18/20 correct; B has6/10.</w:t>
+      </w:r>
+    </w:p>
+    <w:p>
+      <w:pPr>
+        <w:spacing w:line="336" w:lineRule="auto" w:after="180"/>
+      </w:pPr>
+      <w:r>
+        <w:rPr>
+          <w:b w:val="0"/>
+        </w:rPr>
+        <w:t xml:space="preserve">Compute </w:t>
+      </w:r>
+      <w:r>
+        <w:rPr>
+          <w:b/>
+        </w:rPr>
+        <w:t>subgroup</w:t>
+      </w:r>
+      <w:r>
+        <w:rPr>
+          <w:b w:val="0"/>
+        </w:rPr>
+        <w:t xml:space="preserve"> results and </w:t>
+      </w:r>
+      <w:r>
+        <w:rPr>
+          <w:b/>
+        </w:rPr>
+        <w:t>evidence</w:t>
+      </w:r>
+      <w:r>
+        <w:rPr>
+          <w:b w:val="0"/>
+        </w:rPr>
+        <w:t xml:space="preserve"> limits.</w:t>
+      </w:r>
+    </w:p>
+    <w:p>
+      <w:pPr>
+        <w:spacing w:line="336" w:lineRule="auto" w:after="180"/>
+      </w:pPr>
+      <w:r>
+        <w:rPr>
+          <w:b w:val="0"/>
+        </w:rPr>
+        <w:t>90% versus</w:t>
+      </w:r>
+      <w:r>
+        <w:rPr>
+          <w:b/>
+        </w:rPr>
+        <w:t>60%</w:t>
+      </w:r>
+      <w:r>
+        <w:rPr>
+          <w:b w:val="0"/>
+        </w:rPr>
+        <w:t xml:space="preserve">, gap30 percentage points. Report </w:t>
+      </w:r>
+      <w:r>
+        <w:rPr>
+          <w:b/>
+        </w:rPr>
+        <w:t>denominator</w:t>
+      </w:r>
+      <w:r>
+        <w:rPr>
+          <w:b w:val="0"/>
+        </w:rPr>
+        <w:t>s and investigate collection/label differences without assuming an inherent group cause.</w:t>
+      </w:r>
+    </w:p>
+    <w:p>
+      <w:pPr>
+        <w:pStyle w:val="Heading2"/>
+      </w:pPr>
+      <w:r>
+        <w:t>Earlier wording, alternatives and picture transcripts · reference / check after trying</w:t>
+      </w:r>
+    </w:p>
+    <w:p>
+      <w:pPr>
+        <w:spacing w:line="336" w:lineRule="auto" w:after="180"/>
+      </w:pPr>
+      <w:r>
+        <w:rPr>
+          <w:b w:val="0"/>
+        </w:rPr>
+        <w:t>Explain the mechanism</w:t>
+      </w:r>
+    </w:p>
+    <w:p>
+      <w:pPr>
+        <w:spacing w:line="336" w:lineRule="auto" w:after="180"/>
+      </w:pPr>
+      <w:r>
+        <w:rPr>
+          <w:b w:val="0"/>
+        </w:rPr>
+        <w:t>Trace the information, fitted behavior, and evaluation proof separately.</w:t>
+      </w:r>
+    </w:p>
+    <w:p>
+      <w:pPr>
+        <w:spacing w:line="336" w:lineRule="auto" w:after="180"/>
+      </w:pPr>
+      <w:r>
+        <w:rPr>
+          <w:b w:val="0"/>
+        </w:rPr>
+        <w:t xml:space="preserve">QUESTION Calculate </w:t>
+      </w:r>
+      <w:r>
+        <w:rPr>
+          <w:b/>
+        </w:rPr>
+        <w:t>subgroup</w:t>
+      </w:r>
+      <w:r>
+        <w:rPr>
+          <w:b w:val="0"/>
+        </w:rPr>
+        <w:t xml:space="preserve"> accuracy and recall gaps with adequate </w:t>
+      </w:r>
+      <w:r>
+        <w:rPr>
+          <w:b/>
+        </w:rPr>
+        <w:t>denominator</w:t>
+      </w:r>
+      <w:r>
+        <w:rPr>
+          <w:b w:val="0"/>
+        </w:rPr>
+        <w:t>s.</w:t>
+      </w:r>
+    </w:p>
+    <w:p>
+      <w:pPr>
+        <w:spacing w:line="336" w:lineRule="auto" w:after="180"/>
+      </w:pPr>
+      <w:r>
+        <w:rPr>
+          <w:b w:val="0"/>
+        </w:rPr>
+        <w:t>MODEL IDEA Overall metrics can conceal uneven behavior across meaningful conditions or user groups.</w:t>
+      </w:r>
+    </w:p>
+    <w:p>
+      <w:pPr>
+        <w:spacing w:line="336" w:lineRule="auto" w:after="180"/>
+      </w:pPr>
+      <w:r>
+        <w:rPr>
+          <w:b w:val="0"/>
+        </w:rPr>
+        <w:t>PROOF NEEDED Use an unseen case, visible calculation, error analysis, and a stated limitation.</w:t>
+      </w:r>
+    </w:p>
+    <w:p>
+      <w:pPr>
+        <w:spacing w:line="336" w:lineRule="auto" w:after="180"/>
+      </w:pPr>
+      <w:r>
+        <w:rPr>
+          <w:b w:val="0"/>
+        </w:rPr>
+        <w:t>UNDER THE HOOD Daylight: 18/20 correct = 90%; evening: 10/20 = 50%. Accuracy gap = 90% − 50% = 40 percentage points.</w:t>
+      </w:r>
+    </w:p>
+    <w:p>
+      <w:pPr>
+        <w:spacing w:line="336" w:lineRule="auto" w:after="180"/>
+      </w:pPr>
+      <w:r>
+        <w:rPr>
+          <w:b w:val="0"/>
+        </w:rPr>
+        <w:t xml:space="preserve">Draw a fresh data → model → </w:t>
+      </w:r>
+      <w:r>
+        <w:rPr>
+          <w:b/>
+        </w:rPr>
+        <w:t>prediction</w:t>
+      </w:r>
+      <w:r>
+        <w:rPr>
+          <w:b w:val="0"/>
+        </w:rPr>
+        <w:t xml:space="preserve"> → evaluation trace:</w:t>
+      </w:r>
+    </w:p>
+    <w:p>
+      <w:pPr>
+        <w:spacing w:line="336" w:lineRule="auto" w:after="180"/>
+      </w:pPr>
+      <w:r>
+        <w:rPr>
+          <w:b w:val="0"/>
+        </w:rPr>
+        <w:t xml:space="preserve">Predict first. Then check each step. A correct answer without visible </w:t>
+      </w:r>
+      <w:r>
+        <w:rPr>
+          <w:b/>
+        </w:rPr>
+        <w:t>evidence</w:t>
+      </w:r>
+      <w:r>
+        <w:rPr>
+          <w:b w:val="0"/>
+        </w:rPr>
+        <w:t xml:space="preserve"> cannot be audited.</w:t>
+      </w:r>
+    </w:p>
+    <w:p>
+      <w:pPr>
+        <w:spacing w:line="336" w:lineRule="auto" w:after="180"/>
+      </w:pPr>
+      <w:r>
+        <w:rPr>
+          <w:b w:val="0"/>
+        </w:rPr>
+        <w:t>STEP 1 Daylight: 18/20 correct = 90%; evening: 10/20 = 50%.</w:t>
+      </w:r>
+    </w:p>
+    <w:p>
+      <w:pPr>
+        <w:spacing w:line="336" w:lineRule="auto" w:after="180"/>
+      </w:pPr>
+      <w:r>
+        <w:rPr>
+          <w:b w:val="0"/>
+        </w:rPr>
+        <w:t>STEP 2 Accuracy gap = 90% − 50% = 40 percentage points.</w:t>
+      </w:r>
+    </w:p>
+    <w:p>
+      <w:pPr>
+        <w:spacing w:line="336" w:lineRule="auto" w:after="180"/>
+      </w:pPr>
+      <w:r>
+        <w:rPr>
+          <w:b w:val="0"/>
+        </w:rPr>
+        <w:t xml:space="preserve">STEP 3 Evening spotted recall is 4/10 = 40%, versus daylight 8/10 = </w:t>
+      </w:r>
+      <w:r>
+        <w:rPr>
+          <w:b/>
+        </w:rPr>
+        <w:t>80%</w:t>
+      </w:r>
+      <w:r>
+        <w:rPr>
+          <w:b w:val="0"/>
+        </w:rPr>
+        <w:t>.</w:t>
+      </w:r>
+    </w:p>
+    <w:p>
+      <w:pPr>
+        <w:spacing w:line="336" w:lineRule="auto" w:after="180"/>
+      </w:pPr>
+      <w:r>
+        <w:rPr>
+          <w:b w:val="0"/>
+        </w:rPr>
+        <w:t>STEP 4 Inspect representation and image quality; report counts and uncertainty before repairing.</w:t>
+      </w:r>
+    </w:p>
+    <w:p>
+      <w:pPr>
+        <w:spacing w:line="336" w:lineRule="auto" w:after="180"/>
+      </w:pPr>
+      <w:r>
+        <w:rPr>
+          <w:b w:val="0"/>
+        </w:rPr>
+        <w:t xml:space="preserve">CHECK Verify the </w:t>
+      </w:r>
+      <w:r>
+        <w:rPr>
+          <w:b/>
+        </w:rPr>
+        <w:t>denominator</w:t>
+      </w:r>
+      <w:r>
+        <w:rPr>
+          <w:b w:val="0"/>
+        </w:rPr>
+        <w:t>, unit, split, class definition, and data version before interpreting a score.</w:t>
+      </w:r>
+    </w:p>
+    <w:p>
+      <w:pPr>
+        <w:spacing w:line="336" w:lineRule="auto" w:after="180"/>
+      </w:pPr>
+      <w:r>
+        <w:rPr>
+          <w:b w:val="0"/>
+        </w:rPr>
+        <w:t xml:space="preserve">Recalculate, retrace, or restate the </w:t>
+      </w:r>
+      <w:r>
+        <w:rPr>
+          <w:b/>
+        </w:rPr>
+        <w:t>evidence</w:t>
+      </w:r>
+      <w:r>
+        <w:rPr>
+          <w:b w:val="0"/>
+        </w:rPr>
+        <w:t xml:space="preserve"> independently:</w:t>
+      </w:r>
+    </w:p>
+    <w:p>
+      <w:pPr>
+        <w:pStyle w:val="Heading3"/>
+      </w:pPr>
+      <w:r>
+        <w:t>Concrete teaching case</w:t>
+      </w:r>
+    </w:p>
+    <w:p>
+      <w:pPr>
+        <w:pStyle w:val="Heading3"/>
+      </w:pPr>
+      <w:r>
+        <w:t>Exact explanation to model</w:t>
+      </w:r>
+    </w:p>
+    <w:p>
+      <w:pPr>
+        <w:pStyle w:val="Heading3"/>
+      </w:pPr>
+      <w:r>
+        <w:t>Explain the added worked example</w:t>
+      </w:r>
+    </w:p>
+    <w:p>
+      <w:pPr>
+        <w:pStyle w:val="Heading3"/>
+      </w:pPr>
+      <w:r>
+        <w:t>Key terms</w:t>
+      </w:r>
+    </w:p>
+    <w:p>
+      <w:pPr>
+        <w:pStyle w:val="Heading3"/>
+      </w:pPr>
+      <w:r>
+        <w:t>Model the reasoning aloud</w:t>
+      </w:r>
+    </w:p>
+    <w:p>
+      <w:pPr>
+        <w:spacing w:line="336" w:lineRule="auto" w:after="180"/>
+      </w:pPr>
+      <w:r>
+        <w:rPr>
+          <w:b w:val="0"/>
+        </w:rPr>
+        <w:t xml:space="preserve">Use the complete worked example below before asking learners to complete W2. Reveal a small part, invite a </w:t>
+      </w:r>
+      <w:r>
+        <w:rPr>
+          <w:b/>
+        </w:rPr>
+        <w:t>prediction</w:t>
+      </w:r>
+      <w:r>
+        <w:rPr>
+          <w:b w:val="0"/>
+        </w:rPr>
+        <w:t>, then explain the deciding step.</w:t>
+      </w:r>
+    </w:p>
+    <w:p>
+      <w:pPr>
+        <w:spacing w:line="336" w:lineRule="auto" w:after="180"/>
+      </w:pPr>
+      <w:r>
+        <w:rPr>
+          <w:b w:val="0"/>
+        </w:rPr>
+        <w:t>These teacher notes contain solutions; do not reveal the independent case answer during modelling.</w:t>
+      </w:r>
+    </w:p>
     <w:tbl>
       <w:tblPr>
         <w:tblStyle w:val="LightShading-Accent1"/>
@@ -1848,121 +2458,10 @@
     </w:p>
     <w:p>
       <w:pPr>
-        <w:spacing w:line="336" w:lineRule="auto" w:after="180"/>
-      </w:pPr>
-      <w:r>
-        <w:rPr>
-          <w:b w:val="0"/>
-        </w:rPr>
-        <w:t xml:space="preserve">Calculate </w:t>
-      </w:r>
-      <w:r>
-        <w:rPr>
-          <w:b/>
-        </w:rPr>
-        <w:t>subgroup</w:t>
-      </w:r>
-      <w:r>
-        <w:rPr>
-          <w:b w:val="0"/>
-        </w:rPr>
-        <w:t xml:space="preserve"> and pooled error rates without letting the larger group hide a gap.</w:t>
-      </w:r>
-    </w:p>
-    <w:p>
-      <w:pPr>
         <w:pStyle w:val="Heading3"/>
       </w:pPr>
       <w:r>
         <w:t>The facts we will use</w:t>
-      </w:r>
-    </w:p>
-    <w:p>
-      <w:pPr>
-        <w:pStyle w:val="Heading3"/>
-      </w:pPr>
-      <w:r>
-        <w:t>Supplied facts</w:t>
-      </w:r>
-    </w:p>
-    <w:p>
-      <w:pPr>
-        <w:spacing w:line="336" w:lineRule="auto" w:after="180"/>
-        <w:shd w:fill="F1F6FC"/>
-      </w:pPr>
-      <w:r>
-        <w:rPr>
-          <w:b w:val="0"/>
-        </w:rPr>
-        <w:t>Group Sun: 2 errors in20 photos; Shade: 3 errors in5. Same error definition; related plant views are documented.</w:t>
-      </w:r>
-    </w:p>
-    <w:p>
-      <w:pPr>
-        <w:pStyle w:val="Heading3"/>
-      </w:pPr>
-      <w:r>
-        <w:t>Supplied facts</w:t>
-      </w:r>
-    </w:p>
-    <w:p>
-      <w:pPr>
-        <w:spacing w:line="336" w:lineRule="auto" w:after="180"/>
-        <w:shd w:fill="F1F6FC"/>
-      </w:pPr>
-      <w:r>
-        <w:rPr>
-          <w:b w:val="0"/>
-        </w:rPr>
-        <w:t xml:space="preserve">All </w:t>
-      </w:r>
-      <w:r>
-        <w:rPr>
-          <w:b/>
-        </w:rPr>
-        <w:t>input</w:t>
-      </w:r>
-      <w:r>
-        <w:rPr>
-          <w:b w:val="0"/>
-        </w:rPr>
-        <w:t>s and outcomes in this worked example are invented classroom data; no real model run is claimed.</w:t>
-      </w:r>
-    </w:p>
-    <w:p>
-      <w:r>
-        <w:drawing>
-          <wp:inline xmlns:a="http://schemas.openxmlformats.org/drawingml/2006/main" xmlns:pic="http://schemas.openxmlformats.org/drawingml/2006/picture">
-            <wp:extent cx="5486400" cy="3131457"/>
-            <wp:docPr id="1" name="Picture 1" descr="Subgroup error rates"/>
-            <wp:cNvGraphicFramePr>
-              <a:graphicFrameLocks noChangeAspect="1"/>
-            </wp:cNvGraphicFramePr>
-            <a:graphic>
-              <a:graphicData uri="http://schemas.openxmlformats.org/drawingml/2006/picture">
-                <pic:pic>
-                  <pic:nvPicPr>
-                    <pic:cNvPr id="0" name="academy-detail-ai-4-31.png"/>
-                    <pic:cNvPicPr/>
-                  </pic:nvPicPr>
-                  <pic:blipFill>
-                    <a:blip r:embed="rId9"/>
-                    <a:stretch>
-                      <a:fillRect/>
-                    </a:stretch>
-                  </pic:blipFill>
-                  <pic:spPr>
-                    <a:xfrm>
-                      <a:off x="0" y="0"/>
-                      <a:ext cx="5486400" cy="3131457"/>
-                    </a:xfrm>
-                    <a:prstGeom prst="rect"/>
-                  </pic:spPr>
-                </pic:pic>
-              </a:graphicData>
-            </a:graphic>
-          </wp:inline>
-        </w:drawing>
       </w:r>
     </w:p>
     <w:p>
@@ -1970,7 +2469,7 @@
         <w:drawing>
           <wp:inline xmlns:a="http://schemas.openxmlformats.org/drawingml/2006/main" xmlns:pic="http://schemas.openxmlformats.org/drawingml/2006/picture">
             <wp:extent cx="5486400" cy="5185229"/>
-            <wp:docPr id="2" name="Picture 2" descr="Subgroup Performance. Sun rate: Sun error=2/20=10%.. Shade rate: Shade error=3/5=60%.. Pooled rate: Total error=5/25=20%, which hides the 50-percentage-point subgroup difference."/>
+            <wp:docPr id="3" name="Picture 3" descr="Subgroup Performance. Sun rate: Sun error=2/20=10%.. Shade rate: Shade error=3/5=60%.. Pooled rate: Total error=5/25=20%, which hides the 50-percentage-point subgroup difference."/>
             <wp:cNvGraphicFramePr>
               <a:graphicFrameLocks noChangeAspect="1"/>
             </wp:cNvGraphicFramePr>
@@ -1982,7 +2481,7 @@
                     <pic:cNvPicPr/>
                   </pic:nvPicPr>
                   <pic:blipFill>
-                    <a:blip r:embed="rId10"/>
+                    <a:blip r:embed="rId11"/>
                     <a:stretch>
                       <a:fillRect/>
                     </a:stretch>
@@ -2006,114 +2505,7 @@
         <w:pStyle w:val="Heading3"/>
       </w:pPr>
       <w:r>
-        <w:t>Read the picture one step at a time</w:t>
-      </w:r>
-    </w:p>
-    <w:tbl>
-      <w:tblPr>
-        <w:tblStyle w:val="LightShading-Accent1"/>
-        <w:tblW w:type="auto" w:w="0"/>
-        <w:tblLook w:firstColumn="1" w:firstRow="1" w:lastColumn="0" w:lastRow="0" w:noHBand="0" w:noVBand="1" w:val="04A0"/>
-      </w:tblPr>
-      <w:tblGrid>
-        <w:gridCol w:w="5112"/>
-        <w:gridCol w:w="5112"/>
-      </w:tblGrid>
-      <w:tr>
-        <w:trPr>
-          <w:tblHeader/>
-        </w:trPr>
-        <w:tc>
-          <w:tcPr>
-            <w:tcW w:type="dxa" w:w="5112"/>
-          </w:tcPr>
-          <w:p>
-            <w:r>
-              <w:t>Step</w:t>
-            </w:r>
-          </w:p>
-        </w:tc>
-        <w:tc>
-          <w:tcPr>
-            <w:tcW w:type="dxa" w:w="5112"/>
-          </w:tcPr>
-          <w:p>
-            <w:r>
-              <w:t>What happens and why</w:t>
-            </w:r>
-          </w:p>
-        </w:tc>
-      </w:tr>
-      <w:tr>
-        <w:tc>
-          <w:tcPr>
-            <w:tcW w:type="dxa" w:w="5112"/>
-          </w:tcPr>
-          <w:p>
-            <w:r>
-              <w:t>1. Sun rate</w:t>
-            </w:r>
-          </w:p>
-        </w:tc>
-        <w:tc>
-          <w:tcPr>
-            <w:tcW w:type="dxa" w:w="5112"/>
-          </w:tcPr>
-          <w:p>
-            <w:r>
-              <w:t>Sun error=2/20=10%.</w:t>
-            </w:r>
-          </w:p>
-        </w:tc>
-      </w:tr>
-      <w:tr>
-        <w:tc>
-          <w:tcPr>
-            <w:tcW w:type="dxa" w:w="5112"/>
-          </w:tcPr>
-          <w:p>
-            <w:r>
-              <w:t>2. Shade rate</w:t>
-            </w:r>
-          </w:p>
-        </w:tc>
-        <w:tc>
-          <w:tcPr>
-            <w:tcW w:type="dxa" w:w="5112"/>
-          </w:tcPr>
-          <w:p>
-            <w:r>
-              <w:t>Shade error=3/5=60%.</w:t>
-            </w:r>
-          </w:p>
-        </w:tc>
-      </w:tr>
-      <w:tr>
-        <w:tc>
-          <w:tcPr>
-            <w:tcW w:type="dxa" w:w="5112"/>
-          </w:tcPr>
-          <w:p>
-            <w:r>
-              <w:t>3. Pooled rate</w:t>
-            </w:r>
-          </w:p>
-        </w:tc>
-        <w:tc>
-          <w:tcPr>
-            <w:tcW w:type="dxa" w:w="5112"/>
-          </w:tcPr>
-          <w:p>
-            <w:r>
-              <w:t>Total error=5/25=20%, which hides the 50-percentage-point subgroup difference.</w:t>
-            </w:r>
-          </w:p>
-        </w:tc>
-      </w:tr>
-    </w:tbl>
-    <w:p>
-      <w:r>
-        <w:t>Match each pictured step to the supplied facts. This is a worked teaching case, not an independent assessment.</w:t>
+        <w:t>Why this result follows</w:t>
       </w:r>
     </w:p>
     <w:p>
@@ -2121,7 +2513,7 @@
         <w:pStyle w:val="Heading3"/>
       </w:pPr>
       <w:r>
-        <w:t>Why this result follows</w:t>
+        <w:t>What this example does not establish</w:t>
       </w:r>
     </w:p>
     <w:p>
@@ -2129,55 +2521,420 @@
         <w:pStyle w:val="Heading3"/>
       </w:pPr>
       <w:r>
-        <w:t>Why the result follows</w:t>
+        <w:t>Change one thing in the pictured case</w:t>
+      </w:r>
+    </w:p>
+    <w:p>
+      <w:pPr>
+        <w:pStyle w:val="Heading3"/>
+      </w:pPr>
+      <w:r>
+        <w:t>Ask while showing the picture</w:t>
       </w:r>
     </w:p>
     <w:p>
       <w:pPr>
         <w:spacing w:line="336" w:lineRule="auto" w:after="180"/>
-        <w:shd w:fill="F1F6FC"/>
       </w:pPr>
       <w:r>
         <w:rPr>
           <w:b w:val="0"/>
         </w:rPr>
-        <w:t xml:space="preserve">Read the picture in order. Total error=5/25=20%, which hides the 50-percentage-point </w:t>
+        <w:t xml:space="preserve">Cover the result. Ask learners to name the </w:t>
       </w:r>
       <w:r>
         <w:rPr>
           <w:b/>
         </w:rPr>
+        <w:t>input</w:t>
+      </w:r>
+      <w:r>
+        <w:rPr>
+          <w:b w:val="0"/>
+        </w:rPr>
+        <w:t xml:space="preserve">s and predict the next step. Uncover one step, connect the icon to the actual procedure, and explain its </w:t>
+      </w:r>
+      <w:r>
+        <w:rPr>
+          <w:b/>
+        </w:rPr>
+        <w:t>evidence</w:t>
+      </w:r>
+      <w:r>
+        <w:rPr>
+          <w:b w:val="0"/>
+        </w:rPr>
+        <w:t>. Then change the supplied condition and compare.</w:t>
+      </w:r>
+    </w:p>
+    <w:p>
+      <w:pPr>
+        <w:spacing w:line="336" w:lineRule="auto" w:after="180"/>
+      </w:pPr>
+      <w:r>
+        <w:rPr>
+          <w:b w:val="0"/>
+        </w:rPr>
+        <w:t>The picture is a representation; it does not document execution of a real AI model.</w:t>
+      </w:r>
+    </w:p>
+    <w:p>
+      <w:pPr>
+        <w:pStyle w:val="Heading1"/>
+      </w:pPr>
+      <w:r>
+        <w:t>03. Guide the calculation, then remove help</w:t>
+      </w:r>
+    </w:p>
+    <w:p>
+      <w:r>
+        <w:t>Collect each learner’s prediction before showing its key.</w:t>
+      </w:r>
+    </w:p>
+    <w:p>
+      <w:pPr>
+        <w:pStyle w:val="Heading2"/>
+      </w:pPr>
+      <w:r>
+        <w:t>Current completion task and checked key</w:t>
+      </w:r>
+    </w:p>
+    <w:p>
+      <w:pPr>
+        <w:spacing w:line="336" w:lineRule="auto" w:after="180"/>
+      </w:pPr>
+      <w:r>
+        <w:rPr>
+          <w:b w:val="0"/>
+        </w:rPr>
+        <w:t>Completion task: How does correcting one B error affect its rate?</w:t>
+      </w:r>
+    </w:p>
+    <w:p>
+      <w:pPr>
+        <w:spacing w:line="336" w:lineRule="auto" w:after="180"/>
+      </w:pPr>
+      <w:r>
+        <w:rPr>
+          <w:b w:val="0"/>
+        </w:rPr>
+        <w:t>Teacher check: Teacher explanation: B becomes 2/5=40 percent, a 20-percentage-point change from one case.</w:t>
+      </w:r>
+    </w:p>
+    <w:p>
+      <w:pPr>
+        <w:spacing w:line="336" w:lineRule="auto" w:after="180"/>
+      </w:pPr>
+      <w:r>
+        <w:rPr>
+          <w:b w:val="0"/>
+        </w:rPr>
+        <w:t xml:space="preserve">Start by identifying the given </w:t>
+      </w:r>
+      <w:r>
+        <w:rPr>
+          <w:b/>
+        </w:rPr>
+        <w:t>input</w:t>
+      </w:r>
+      <w:r>
+        <w:rPr>
+          <w:b w:val="0"/>
+        </w:rPr>
+        <w:t>s together. Leave the intermediate steps blank. If needed, model one step, then withdraw that help on the next step. Move to a full trace only when the partial trace is understood.</w:t>
+      </w:r>
+    </w:p>
+    <w:p>
+      <w:pPr>
+        <w:spacing w:line="336" w:lineRule="auto" w:after="180"/>
+      </w:pPr>
+      <w:r>
+        <w:rPr>
+          <w:b w:val="0"/>
+        </w:rPr>
+        <w:t>For partners, alternate explainer and checker; collect a response from every learner before discussion.</w:t>
+      </w:r>
+    </w:p>
+    <w:p>
+      <w:pPr>
+        <w:pStyle w:val="Heading2"/>
+      </w:pPr>
+      <w:r>
+        <w:t>Individual misconception check</w:t>
+      </w:r>
+    </w:p>
+    <w:p>
+      <w:pPr>
+        <w:spacing w:line="336" w:lineRule="auto" w:after="180"/>
+      </w:pPr>
+      <w:r>
+        <w:rPr>
+          <w:b w:val="0"/>
+        </w:rPr>
+        <w:t xml:space="preserve">Use the worked case for </w:t>
+      </w:r>
+      <w:r>
+        <w:rPr>
+          <w:b/>
+        </w:rPr>
+        <w:t>Subgroup</w:t>
+      </w:r>
+      <w:r>
+        <w:rPr>
+          <w:b w:val="0"/>
+        </w:rPr>
+        <w:t xml:space="preserve"> evaluation. Proposed explanation: “A final answer is enough”. Decide whether this explanation is supported. Point to the step or supplied fact that decides; explain your repair if needed.</w:t>
+      </w:r>
+    </w:p>
+    <w:p>
+      <w:pPr>
+        <w:spacing w:line="336" w:lineRule="auto" w:after="180"/>
+      </w:pPr>
+      <w:r>
+        <w:rPr>
+          <w:b w:val="0"/>
+        </w:rPr>
+        <w:t>Expected correction: Ask for the relevant counts, units, procedure or saved record. For this week: A 2/20=10 percent; B 3/5=60 percent; pooled 5/25=20 percent, a 50-point group gap.</w:t>
+      </w:r>
+    </w:p>
+    <w:p>
+      <w:pPr>
+        <w:spacing w:line="336" w:lineRule="auto" w:after="180"/>
+      </w:pPr>
+      <w:r>
+        <w:rPr>
+          <w:b w:val="0"/>
+        </w:rPr>
+        <w:t>Collect explanations, not only yes/no votes. If a misunderstanding is common, re-model the relevant step for the class.</w:t>
+      </w:r>
+    </w:p>
+    <w:p>
+      <w:pPr>
+        <w:spacing w:line="336" w:lineRule="auto" w:after="180"/>
+      </w:pPr>
+      <w:r>
+        <w:rPr>
+          <w:b w:val="0"/>
+        </w:rPr>
+        <w:t>If it affects a few learners, give a short targeted group explanation while others solve a more demanding variation.</w:t>
+      </w:r>
+    </w:p>
+    <w:p>
+      <w:pPr>
+        <w:pStyle w:val="Heading2"/>
+      </w:pPr>
+      <w:r>
+        <w:t>Pictorial question and changed-case reasoning</w:t>
+      </w:r>
+    </w:p>
+    <w:p>
+      <w:pPr>
+        <w:spacing w:line="336" w:lineRule="auto" w:after="180"/>
+      </w:pPr>
+      <w:r>
+        <w:rPr>
+          <w:b w:val="0"/>
+        </w:rPr>
+        <w:t xml:space="preserve">Why should the report retain </w:t>
+      </w:r>
+      <w:r>
+        <w:rPr>
+          <w:b/>
+        </w:rPr>
         <w:t>subgroup</w:t>
       </w:r>
       <w:r>
         <w:rPr>
           <w:b w:val="0"/>
         </w:rPr>
-        <w:t xml:space="preserve"> difference. The arrows show which recorded </w:t>
+        <w:t xml:space="preserve"> rates alongside the total? Point to the relevant step in the picture, then write the changed result and the rule or </w:t>
       </w:r>
       <w:r>
         <w:rPr>
           <w:b/>
         </w:rPr>
+        <w:t>evidence</w:t>
+      </w:r>
+      <w:r>
+        <w:rPr>
+          <w:b w:val="0"/>
+        </w:rPr>
+        <w:t xml:space="preserve"> that supports it.</w:t>
+      </w:r>
+    </w:p>
+    <w:p>
+      <w:pPr>
+        <w:spacing w:line="336" w:lineRule="auto" w:after="180"/>
+      </w:pPr>
+      <w:r>
+        <w:rPr>
+          <w:b w:val="0"/>
+        </w:rPr>
+        <w:t>The20% original total is dominated by Sun’s larger sample and understates the observed Shade difficulty. Include counts, conditions and uncertainty.</w:t>
+      </w:r>
+    </w:p>
+    <w:p>
+      <w:pPr>
+        <w:spacing w:line="336" w:lineRule="auto" w:after="180"/>
+      </w:pPr>
+      <w:r>
+        <w:rPr>
+          <w:b w:val="0"/>
+        </w:rPr>
+        <w:t xml:space="preserve">Changed-case check: Shade error becomes3/10=30%; pooled error becomes5/30≈16.7%. Extra evaluated cases change </w:t>
+      </w:r>
+      <w:r>
+        <w:rPr>
+          <w:b/>
+        </w:rPr>
+        <w:t>denominator</w:t>
+      </w:r>
+      <w:r>
+        <w:rPr>
+          <w:b w:val="0"/>
+        </w:rPr>
+        <w:t>s; existing errors have not disappeared.</w:t>
+      </w:r>
+    </w:p>
+    <w:p>
+      <w:pPr>
+        <w:spacing w:line="336" w:lineRule="auto" w:after="180"/>
+      </w:pPr>
+      <w:r>
+        <w:rPr>
+          <w:b w:val="0"/>
+        </w:rPr>
+        <w:t xml:space="preserve">Changed-case reasoning: Shade error becomes3/10=30%; pooled error becomes5/30≈16.7%. Extra evaluated cases change </w:t>
+      </w:r>
+      <w:r>
+        <w:rPr>
+          <w:b/>
+        </w:rPr>
+        <w:t>denominator</w:t>
+      </w:r>
+      <w:r>
+        <w:rPr>
+          <w:b w:val="0"/>
+        </w:rPr>
+        <w:t>s; existing errors have not disappeared.</w:t>
+      </w:r>
+    </w:p>
+    <w:p>
+      <w:pPr>
+        <w:spacing w:line="336" w:lineRule="auto" w:after="180"/>
+      </w:pPr>
+      <w:r>
+        <w:rPr>
+          <w:b w:val="0"/>
+        </w:rPr>
+        <w:t xml:space="preserve">Collect each learner’s explanation before discussion. Use the first missing connection between </w:t>
+      </w:r>
+      <w:r>
+        <w:rPr>
+          <w:b/>
+        </w:rPr>
         <w:t>input</w:t>
       </w:r>
       <w:r>
         <w:rPr>
           <w:b w:val="0"/>
         </w:rPr>
-        <w:t xml:space="preserve"> or intermediate result each decision uses.</w:t>
+        <w:t xml:space="preserve">, deciding step and result to choose support. This question is worked-case practice, not fresh mastery </w:t>
+      </w:r>
+      <w:r>
+        <w:rPr>
+          <w:b/>
+        </w:rPr>
+        <w:t>evidence</w:t>
+      </w:r>
+      <w:r>
+        <w:rPr>
+          <w:b w:val="0"/>
+        </w:rPr>
+        <w:t>.</w:t>
+      </w:r>
+    </w:p>
+    <w:p>
+      <w:pPr>
+        <w:pStyle w:val="Heading2"/>
+      </w:pPr>
+      <w:r>
+        <w:t>Keep each learner explaining</w:t>
       </w:r>
     </w:p>
     <w:p>
       <w:pPr>
         <w:spacing w:line="336" w:lineRule="auto" w:after="180"/>
-        <w:shd w:fill="F1F6FC"/>
       </w:pPr>
       <w:r>
         <w:rPr>
           <w:b w:val="0"/>
         </w:rPr>
-        <w:t>Explain the deciding step aloud before checking the changed case; pointing to the final answer alone does not show how it follows.</w:t>
+        <w:t>Ask: Which facts are given, and which would we have to assume? Learners mark relevant details before discussing answers.</w:t>
+      </w:r>
+    </w:p>
+    <w:p>
+      <w:pPr>
+        <w:spacing w:line="336" w:lineRule="auto" w:after="180"/>
+      </w:pPr>
+      <w:r>
+        <w:rPr>
+          <w:b w:val="0"/>
+        </w:rPr>
+        <w:t>Say: Predict first. Show the rule, information path or calculation that would produce the result. A correct guess is not yet an explanation.</w:t>
+      </w:r>
+    </w:p>
+    <w:p>
+      <w:pPr>
+        <w:spacing w:line="336" w:lineRule="auto" w:after="180"/>
+      </w:pPr>
+      <w:r>
+        <w:rPr>
+          <w:b w:val="0"/>
+        </w:rPr>
+        <w:t xml:space="preserve">In pairs, one learner solves while the other checks </w:t>
+      </w:r>
+      <w:r>
+        <w:rPr>
+          <w:b/>
+        </w:rPr>
+        <w:t>evidence</w:t>
+      </w:r>
+      <w:r>
+        <w:rPr>
+          <w:b w:val="0"/>
+        </w:rPr>
+        <w:t>; exchange roles. Remove the worked answer before independent assessment.</w:t>
+      </w:r>
+    </w:p>
+    <w:p>
+      <w:pPr>
+        <w:pStyle w:val="Heading2"/>
+      </w:pPr>
+      <w:r>
+        <w:t>Earlier wording, alternatives and picture transcripts · reference / check after trying</w:t>
+      </w:r>
+    </w:p>
+    <w:p>
+      <w:pPr>
+        <w:spacing w:line="336" w:lineRule="auto" w:after="180"/>
+      </w:pPr>
+      <w:r>
+        <w:rPr>
+          <w:b w:val="0"/>
+        </w:rPr>
+        <w:t>Compact alternative: this two-session sequence covers selected core tasks. Use the three-session weekly plan for the full lesson, independent transfer, feedback and project work; allow extra time for extensions.</w:t>
+      </w:r>
+    </w:p>
+    <w:p>
+      <w:pPr>
+        <w:spacing w:line="336" w:lineRule="auto" w:after="180"/>
+      </w:pPr>
+      <w:r>
+        <w:rPr>
+          <w:b w:val="0"/>
+        </w:rPr>
+        <w:t>Demonstrate and guide practice</w:t>
       </w:r>
     </w:p>
     <w:p>
@@ -2185,7 +2942,111 @@
         <w:pStyle w:val="Heading3"/>
       </w:pPr>
       <w:r>
-        <w:t>What this example does not establish</w:t>
+        <w:t>Board sequence</w:t>
+      </w:r>
+    </w:p>
+    <w:p>
+      <w:pPr>
+        <w:spacing w:line="336" w:lineRule="auto" w:after="180"/>
+      </w:pPr>
+      <w:r>
+        <w:rPr>
+          <w:b w:val="0"/>
+        </w:rPr>
+        <w:t>Write the given facts: A has18/20 correct; B has6/10.</w:t>
+      </w:r>
+    </w:p>
+    <w:p>
+      <w:pPr>
+        <w:spacing w:line="336" w:lineRule="auto" w:after="180"/>
+      </w:pPr>
+      <w:r>
+        <w:rPr>
+          <w:b w:val="0"/>
+        </w:rPr>
+        <w:t xml:space="preserve">Write the question to explain: Compute </w:t>
+      </w:r>
+      <w:r>
+        <w:rPr>
+          <w:b/>
+        </w:rPr>
+        <w:t>subgroup</w:t>
+      </w:r>
+      <w:r>
+        <w:rPr>
+          <w:b w:val="0"/>
+        </w:rPr>
+        <w:t xml:space="preserve"> results and </w:t>
+      </w:r>
+      <w:r>
+        <w:rPr>
+          <w:b/>
+        </w:rPr>
+        <w:t>evidence</w:t>
+      </w:r>
+      <w:r>
+        <w:rPr>
+          <w:b w:val="0"/>
+        </w:rPr>
+        <w:t xml:space="preserve"> limits.</w:t>
+      </w:r>
+    </w:p>
+    <w:p>
+      <w:pPr>
+        <w:spacing w:line="336" w:lineRule="auto" w:after="180"/>
+      </w:pPr>
+      <w:r>
+        <w:rPr>
+          <w:b w:val="0"/>
+        </w:rPr>
+        <w:t xml:space="preserve">Reveal after </w:t>
+      </w:r>
+      <w:r>
+        <w:rPr>
+          <w:b/>
+        </w:rPr>
+        <w:t>prediction</w:t>
+      </w:r>
+      <w:r>
+        <w:rPr>
+          <w:b w:val="0"/>
+        </w:rPr>
+        <w:t>s: 90% versus</w:t>
+      </w:r>
+      <w:r>
+        <w:rPr>
+          <w:b/>
+        </w:rPr>
+        <w:t>60%</w:t>
+      </w:r>
+      <w:r>
+        <w:rPr>
+          <w:b w:val="0"/>
+        </w:rPr>
+        <w:t xml:space="preserve">, gap30 percentage points. Report </w:t>
+      </w:r>
+      <w:r>
+        <w:rPr>
+          <w:b/>
+        </w:rPr>
+        <w:t>denominator</w:t>
+      </w:r>
+      <w:r>
+        <w:rPr>
+          <w:b w:val="0"/>
+        </w:rPr>
+        <w:t>s and investigate collection/label differences without assuming an inherent group cause.</w:t>
+      </w:r>
+    </w:p>
+    <w:p>
+      <w:pPr>
+        <w:spacing w:line="336" w:lineRule="auto" w:after="180"/>
+      </w:pPr>
+      <w:r>
+        <w:rPr>
+          <w:b w:val="0"/>
+        </w:rPr>
+        <w:t>Use the earlier transfer question as additional practice. Reserve the selected fresh X1/10andY2/4error-rate task for the first individual attempt and record support used.</w:t>
       </w:r>
     </w:p>
     <w:p>
@@ -2193,454 +3054,30 @@
         <w:pStyle w:val="Heading3"/>
       </w:pPr>
       <w:r>
-        <w:t>Keep the stated limit</w:t>
+        <w:t>Classroom dialogue</w:t>
       </w:r>
     </w:p>
     <w:p>
       <w:pPr>
         <w:spacing w:line="336" w:lineRule="auto" w:after="180"/>
-        <w:shd w:fill="FFF5E6"/>
       </w:pPr>
       <w:r>
         <w:rPr>
           <w:b w:val="0"/>
         </w:rPr>
-        <w:t xml:space="preserve">Small </w:t>
+        <w:t xml:space="preserve">Reveal reasoning one step at a time. Explain why a tempting alternative fails. Write units and </w:t>
       </w:r>
       <w:r>
         <w:rPr>
           <w:b/>
         </w:rPr>
-        <w:t>subgroup</w:t>
+        <w:t>denominator</w:t>
       </w:r>
       <w:r>
         <w:rPr>
           <w:b w:val="0"/>
         </w:rPr>
-        <w:t xml:space="preserve"> samples have high variability. An observed gap does not by itself establish discrimination or a causal explanation.</w:t>
-      </w:r>
-    </w:p>
-    <w:p>
-      <w:pPr>
-        <w:pStyle w:val="Heading3"/>
-      </w:pPr>
-      <w:r>
-        <w:t>Change one thing in the pictured case</w:t>
-      </w:r>
-    </w:p>
-    <w:p>
-      <w:pPr>
-        <w:pStyle w:val="Heading3"/>
-      </w:pPr>
-      <w:r>
-        <w:t>Change one thing</w:t>
-      </w:r>
-    </w:p>
-    <w:p>
-      <w:pPr>
-        <w:spacing w:line="336" w:lineRule="auto" w:after="180"/>
-        <w:shd w:fill="F5F1FB"/>
-      </w:pPr>
-      <w:r>
-        <w:rPr>
-          <w:b w:val="0"/>
-        </w:rPr>
-        <w:t>Change: Shade gains5 new cases with no errors.</w:t>
-      </w:r>
-    </w:p>
-    <w:p>
-      <w:pPr>
-        <w:pStyle w:val="Heading3"/>
-      </w:pPr>
-      <w:r>
-        <w:t>Predicted result</w:t>
-      </w:r>
-    </w:p>
-    <w:p>
-      <w:pPr>
-        <w:spacing w:line="336" w:lineRule="auto" w:after="180"/>
-        <w:shd w:fill="F1F6FC"/>
-      </w:pPr>
-      <w:r>
-        <w:rPr>
-          <w:b/>
-        </w:rPr>
-        <w:t>Prediction</w:t>
-      </w:r>
-      <w:r>
-        <w:rPr>
-          <w:b w:val="0"/>
-        </w:rPr>
-        <w:t>: Shade error becomes3/10=30%; pooled error becomes5/30≈16.7%.</w:t>
-      </w:r>
-    </w:p>
-    <w:p>
-      <w:pPr>
-        <w:pStyle w:val="Heading3"/>
-      </w:pPr>
-      <w:r>
-        <w:t>Why the result follows</w:t>
-      </w:r>
-    </w:p>
-    <w:p>
-      <w:pPr>
-        <w:spacing w:line="336" w:lineRule="auto" w:after="180"/>
-        <w:shd w:fill="F1F6FC"/>
-      </w:pPr>
-      <w:r>
-        <w:rPr>
-          <w:b w:val="0"/>
-        </w:rPr>
-        <w:t xml:space="preserve">Reason: Extra evaluated cases change </w:t>
-      </w:r>
-      <w:r>
-        <w:rPr>
-          <w:b/>
-        </w:rPr>
-        <w:t>denominator</w:t>
-      </w:r>
-      <w:r>
-        <w:rPr>
-          <w:b w:val="0"/>
-        </w:rPr>
-        <w:t>s; existing errors have not disappeared.</w:t>
-      </w:r>
-    </w:p>
-    <w:p>
-      <w:pPr>
-        <w:pStyle w:val="Heading3"/>
-      </w:pPr>
-      <w:r>
-        <w:t>Ask while showing the picture</w:t>
-      </w:r>
-    </w:p>
-    <w:p>
-      <w:pPr>
-        <w:pStyle w:val="Heading3"/>
-      </w:pPr>
-      <w:r>
-        <w:t>Ask while showing the picture · 2</w:t>
-      </w:r>
-    </w:p>
-    <w:p>
-      <w:pPr>
-        <w:spacing w:line="336" w:lineRule="auto" w:after="180"/>
-      </w:pPr>
-      <w:r>
-        <w:rPr>
-          <w:b w:val="0"/>
-        </w:rPr>
-        <w:t xml:space="preserve">Cover the result. Ask learners to name the </w:t>
-      </w:r>
-      <w:r>
-        <w:rPr>
-          <w:b/>
-        </w:rPr>
-        <w:t>input</w:t>
-      </w:r>
-      <w:r>
-        <w:rPr>
-          <w:b w:val="0"/>
-        </w:rPr>
-        <w:t xml:space="preserve">s and predict the next step. Uncover one step, connect the icon to the actual procedure, and explain its </w:t>
-      </w:r>
-      <w:r>
-        <w:rPr>
-          <w:b/>
-        </w:rPr>
-        <w:t>evidence</w:t>
-      </w:r>
-      <w:r>
-        <w:rPr>
-          <w:b w:val="0"/>
-        </w:rPr>
-        <w:t>. Then change the supplied condition and compare.</w:t>
-      </w:r>
-    </w:p>
-    <w:p>
-      <w:pPr>
-        <w:spacing w:line="336" w:lineRule="auto" w:after="180"/>
-      </w:pPr>
-      <w:r>
-        <w:rPr>
-          <w:b w:val="0"/>
-        </w:rPr>
-        <w:t>The picture is a representation; it does not document execution of a real AI model.</w:t>
-      </w:r>
-    </w:p>
-    <w:p>
-      <w:pPr>
-        <w:pStyle w:val="Heading1"/>
-      </w:pPr>
-      <w:r>
-        <w:t>03. Demonstrate and guide practice</w:t>
-      </w:r>
-    </w:p>
-    <w:p>
-      <w:r>
-        <w:t>Demonstrate Subgroup Performance, reduce support deliberately and check individual reasoning before discussing answers.</w:t>
-      </w:r>
-    </w:p>
-    <w:p>
-      <w:pPr>
-        <w:pStyle w:val="Heading3"/>
-      </w:pPr>
-      <w:r>
-        <w:t>Choose the pacing route</w:t>
-      </w:r>
-    </w:p>
-    <w:p>
-      <w:pPr>
-        <w:spacing w:line="336" w:lineRule="auto" w:after="180"/>
-        <w:shd w:fill="F1F6F8"/>
-      </w:pPr>
-      <w:r>
-        <w:rPr>
-          <w:b w:val="0"/>
-        </w:rPr>
-        <w:t>Compact alternative: this two-session sequence covers selected core tasks. Use the three-session weekly plan for the full lesson, independent transfer, feedback and project work; allow extra time for extensions.</w:t>
-      </w:r>
-    </w:p>
-    <w:p>
-      <w:pPr>
-        <w:pStyle w:val="Heading3"/>
-      </w:pPr>
-      <w:r>
-        <w:t>Board sequence</w:t>
-      </w:r>
-    </w:p>
-    <w:p>
-      <w:pPr>
-        <w:pStyle w:val="Heading3"/>
-      </w:pPr>
-      <w:r>
-        <w:t>1. Put the facts on the board</w:t>
-      </w:r>
-    </w:p>
-    <w:p>
-      <w:pPr>
-        <w:spacing w:line="336" w:lineRule="auto" w:after="180"/>
-        <w:shd w:fill="F4F9FC"/>
-      </w:pPr>
-      <w:r>
-        <w:rPr>
-          <w:b w:val="0"/>
-        </w:rPr>
-        <w:t>Write the given facts: A has18/20 correct; B has6/10.</w:t>
-      </w:r>
-    </w:p>
-    <w:p>
-      <w:pPr>
-        <w:pStyle w:val="Heading3"/>
-      </w:pPr>
-      <w:r>
-        <w:t>2. State the decision to explain</w:t>
-      </w:r>
-    </w:p>
-    <w:p>
-      <w:pPr>
-        <w:spacing w:line="336" w:lineRule="auto" w:after="180"/>
-        <w:shd w:fill="F4F9FC"/>
-      </w:pPr>
-      <w:r>
-        <w:rPr>
-          <w:b w:val="0"/>
-        </w:rPr>
-        <w:t xml:space="preserve">Write the question to explain: Compute </w:t>
-      </w:r>
-      <w:r>
-        <w:rPr>
-          <w:b/>
-        </w:rPr>
-        <w:t>subgroup</w:t>
-      </w:r>
-      <w:r>
-        <w:rPr>
-          <w:b w:val="0"/>
-        </w:rPr>
-        <w:t xml:space="preserve"> results and </w:t>
-      </w:r>
-      <w:r>
-        <w:rPr>
-          <w:b/>
-        </w:rPr>
-        <w:t>evidence</w:t>
-      </w:r>
-      <w:r>
-        <w:rPr>
-          <w:b w:val="0"/>
-        </w:rPr>
-        <w:t xml:space="preserve"> limits.</w:t>
-      </w:r>
-    </w:p>
-    <w:p>
-      <w:pPr>
-        <w:pStyle w:val="Heading3"/>
-      </w:pPr>
-      <w:r>
-        <w:t>3. Reveal the worked reasoning</w:t>
-      </w:r>
-    </w:p>
-    <w:p>
-      <w:pPr>
-        <w:spacing w:line="336" w:lineRule="auto" w:after="180"/>
-        <w:shd w:fill="F1F6FC"/>
-      </w:pPr>
-      <w:r>
-        <w:rPr>
-          <w:b w:val="0"/>
-        </w:rPr>
-        <w:t xml:space="preserve">Reveal after </w:t>
-      </w:r>
-      <w:r>
-        <w:rPr>
-          <w:b/>
-        </w:rPr>
-        <w:t>prediction</w:t>
-      </w:r>
-      <w:r>
-        <w:rPr>
-          <w:b w:val="0"/>
-        </w:rPr>
-        <w:t>s: 90% versus</w:t>
-      </w:r>
-      <w:r>
-        <w:rPr>
-          <w:b/>
-        </w:rPr>
-        <w:t>60%</w:t>
-      </w:r>
-      <w:r>
-        <w:rPr>
-          <w:b w:val="0"/>
-        </w:rPr>
-        <w:t xml:space="preserve">, gap30 percentage points. Report </w:t>
-      </w:r>
-      <w:r>
-        <w:rPr>
-          <w:b/>
-        </w:rPr>
-        <w:t>denominator</w:t>
-      </w:r>
-      <w:r>
-        <w:rPr>
-          <w:b w:val="0"/>
-        </w:rPr>
-        <w:t>s and investigate collection/label differences without assuming an inherent group cause.</w:t>
-      </w:r>
-    </w:p>
-    <w:p>
-      <w:pPr>
-        <w:pStyle w:val="Heading3"/>
-      </w:pPr>
-      <w:r>
-        <w:t>Hold back the independent task</w:t>
-      </w:r>
-    </w:p>
-    <w:p>
-      <w:pPr>
-        <w:spacing w:line="336" w:lineRule="auto" w:after="180"/>
-        <w:shd w:fill="FFF5E6"/>
-      </w:pPr>
-      <w:r>
-        <w:rPr>
-          <w:b w:val="0"/>
-        </w:rPr>
-        <w:t>Keep for an independent attempt: Accuracy is 18/20 in bright light and 6/10 in dim light. Compute both rates and the percentage-point gap.</w:t>
-      </w:r>
-    </w:p>
-    <w:p>
-      <w:pPr>
-        <w:pStyle w:val="Heading3"/>
-      </w:pPr>
-      <w:r>
-        <w:t>Classroom dialogue</w:t>
-      </w:r>
-    </w:p>
-    <w:p>
-      <w:pPr>
-        <w:pStyle w:val="Heading3"/>
-      </w:pPr>
-      <w:r>
-        <w:t>Ask the class</w:t>
-      </w:r>
-    </w:p>
-    <w:p>
-      <w:pPr>
-        <w:spacing w:line="336" w:lineRule="auto" w:after="180"/>
-        <w:shd w:fill="F5F1FB"/>
-      </w:pPr>
-      <w:r>
-        <w:rPr>
-          <w:b w:val="0"/>
-        </w:rPr>
-        <w:t>Ask: Which facts are given, and which would we have to assume? Learners mark relevant details before discussing answers.</w:t>
-      </w:r>
-    </w:p>
-    <w:p>
-      <w:pPr>
-        <w:pStyle w:val="Heading3"/>
-      </w:pPr>
-      <w:r>
-        <w:t>Language to model</w:t>
-      </w:r>
-    </w:p>
-    <w:p>
-      <w:pPr>
-        <w:spacing w:line="336" w:lineRule="auto" w:after="180"/>
-        <w:shd w:fill="F1F6F8"/>
-      </w:pPr>
-      <w:r>
-        <w:rPr>
-          <w:b w:val="0"/>
-        </w:rPr>
-        <w:t>Say: Predict first. Show the rule, information path or calculation that would produce the result. A correct guess is not yet an explanation.</w:t>
-      </w:r>
-    </w:p>
-    <w:p>
-      <w:pPr>
-        <w:spacing w:line="336" w:lineRule="auto" w:after="180"/>
-      </w:pPr>
-      <w:r>
-        <w:rPr>
-          <w:b w:val="0"/>
-        </w:rPr>
-        <w:t xml:space="preserve">Reveal reasoning one step at a time. Explain why a tempting alternative fails. Write units and </w:t>
-      </w:r>
-      <w:r>
-        <w:rPr>
-          <w:b/>
-        </w:rPr>
-        <w:t>denominator</w:t>
-      </w:r>
-      <w:r>
-        <w:rPr>
-          <w:b w:val="0"/>
-        </w:rPr>
         <w:t>s for arithmetic, trace conditions for decisions, and identify supporting sources for claims.</w:t>
-      </w:r>
-    </w:p>
-    <w:p>
-      <w:pPr>
-        <w:spacing w:line="336" w:lineRule="auto" w:after="180"/>
-      </w:pPr>
-      <w:r>
-        <w:rPr>
-          <w:b w:val="0"/>
-        </w:rPr>
-        <w:t xml:space="preserve">In pairs, one learner solves while the other checks </w:t>
-      </w:r>
-      <w:r>
-        <w:rPr>
-          <w:b/>
-        </w:rPr>
-        <w:t>evidence</w:t>
-      </w:r>
-      <w:r>
-        <w:rPr>
-          <w:b w:val="0"/>
-        </w:rPr>
-        <w:t>; exchange roles. Remove the worked answer before independent assessment.</w:t>
       </w:r>
     </w:p>
     <w:p>
@@ -2895,427 +3332,122 @@
         <w:pStyle w:val="Heading3"/>
       </w:pPr>
       <w:r>
-        <w:t>Completion practice</w:t>
+        <w:t>Individual reasoning check</w:t>
+      </w:r>
+    </w:p>
+    <w:p>
+      <w:pPr>
+        <w:pStyle w:val="Heading3"/>
+      </w:pPr>
+      <w:r>
+        <w:t>Pictorial practice question</w:t>
+      </w:r>
+    </w:p>
+    <w:p>
+      <w:pPr>
+        <w:pStyle w:val="Heading3"/>
+      </w:pPr>
+      <w:r>
+        <w:t>Reasoned teacher answer</w:t>
+      </w:r>
+    </w:p>
+    <w:p>
+      <w:pPr>
+        <w:pStyle w:val="Heading1"/>
+      </w:pPr>
+      <w:r>
+        <w:t>04. Run the complete supplied investigation</w:t>
+      </w:r>
+    </w:p>
+    <w:p>
+      <w:r>
+        <w:t>Keep predictions, observed or supplied outcomes and unmeasured cases separate.</w:t>
+      </w:r>
+    </w:p>
+    <w:p>
+      <w:pPr>
+        <w:pStyle w:val="Heading2"/>
+      </w:pPr>
+      <w:r>
+        <w:t>Supplied inputs and checked guidance</w:t>
       </w:r>
     </w:p>
     <w:p>
       <w:pPr>
         <w:spacing w:line="336" w:lineRule="auto" w:after="180"/>
-        <w:shd w:fill="F5F1FB"/>
       </w:pPr>
       <w:r>
         <w:rPr>
           <w:b w:val="0"/>
         </w:rPr>
-        <w:t>Completion task: How does correcting one B error affect its rate?</w:t>
-      </w:r>
-    </w:p>
-    <w:p>
-      <w:pPr>
-        <w:pStyle w:val="Heading3"/>
-      </w:pPr>
-      <w:r>
-        <w:t>Reasoning to listen for</w:t>
+        <w:t>Full audit counts as supplied; cameraChas no evidence, not perfect performance. Alpha/Betaequal20%error but different 100%/75%recalls, showing metrics answer distinct questions. Prioritize a source-aware investigation, not an inherent group cause. IndependentX10%, Y50%, pooled 3/14≈21.4%; Yonly4 cases. No class counts for recall and no causal explanation are supplied.</w:t>
       </w:r>
     </w:p>
     <w:p>
       <w:pPr>
         <w:spacing w:line="336" w:lineRule="auto" w:after="180"/>
-        <w:shd w:fill="F1F6FC"/>
       </w:pPr>
       <w:r>
         <w:rPr>
           <w:b w:val="0"/>
         </w:rPr>
-        <w:t>Teacher check: Teacher explanation: B becomes 2/5=40 percent, a 20-percentage-point change from one case.</w:t>
-      </w:r>
-    </w:p>
-    <w:p>
-      <w:pPr>
-        <w:spacing w:line="336" w:lineRule="auto" w:after="180"/>
-      </w:pPr>
-      <w:r>
-        <w:rPr>
-          <w:b w:val="0"/>
-        </w:rPr>
-        <w:t xml:space="preserve">Start by identifying the given </w:t>
-      </w:r>
-      <w:r>
-        <w:rPr>
-          <w:b/>
-        </w:rPr>
-        <w:t>input</w:t>
-      </w:r>
-      <w:r>
-        <w:rPr>
-          <w:b w:val="0"/>
-        </w:rPr>
-        <w:t>s together. Leave the intermediate steps blank. If needed, model one step, then withdraw that help on the next step. Move to a full trace only when the partial trace is understood.</w:t>
-      </w:r>
-    </w:p>
-    <w:p>
-      <w:pPr>
-        <w:spacing w:line="336" w:lineRule="auto" w:after="180"/>
-      </w:pPr>
-      <w:r>
-        <w:rPr>
-          <w:b w:val="0"/>
-        </w:rPr>
-        <w:t>For partners, alternate explainer and checker; collect a response from every learner before discussion.</w:t>
-      </w:r>
-    </w:p>
-    <w:p>
-      <w:pPr>
-        <w:pStyle w:val="Heading3"/>
-      </w:pPr>
-      <w:r>
-        <w:t>Individual reasoning check</w:t>
-      </w:r>
-    </w:p>
-    <w:p>
-      <w:pPr>
-        <w:spacing w:line="336" w:lineRule="auto" w:after="180"/>
-      </w:pPr>
-      <w:r>
-        <w:rPr>
-          <w:b w:val="0"/>
-        </w:rPr>
-        <w:t xml:space="preserve">Use the worked case for </w:t>
-      </w:r>
-      <w:r>
-        <w:rPr>
-          <w:b/>
-        </w:rPr>
-        <w:t>Subgroup</w:t>
-      </w:r>
-      <w:r>
-        <w:rPr>
-          <w:b w:val="0"/>
-        </w:rPr>
-        <w:t xml:space="preserve"> evaluation. Proposed explanation: “A final answer is enough”. Decide whether this explanation is supported. Point to the step or supplied fact that decides; explain your repair if needed.</w:t>
-      </w:r>
-    </w:p>
-    <w:p>
-      <w:pPr>
-        <w:pStyle w:val="Heading3"/>
-      </w:pPr>
-      <w:r>
-        <w:t>Expected repair</w:t>
-      </w:r>
-    </w:p>
-    <w:p>
-      <w:pPr>
-        <w:spacing w:line="336" w:lineRule="auto" w:after="180"/>
-        <w:shd w:fill="F1F6FC"/>
-      </w:pPr>
-      <w:r>
-        <w:rPr>
-          <w:b w:val="0"/>
-        </w:rPr>
-        <w:t>Expected correction: Ask for the relevant counts, units, procedure or saved record. For this week: A 2/20=10 percent; B 3/5=60 percent; pooled 5/25=20 percent, a 50-point group gap.</w:t>
-      </w:r>
-    </w:p>
-    <w:p>
-      <w:pPr>
-        <w:spacing w:line="336" w:lineRule="auto" w:after="180"/>
-      </w:pPr>
-      <w:r>
-        <w:rPr>
-          <w:b w:val="0"/>
-        </w:rPr>
-        <w:t>Collect explanations, not only yes/no votes. If a misunderstanding is common, re-model the relevant step for the class.</w:t>
-      </w:r>
-    </w:p>
-    <w:p>
-      <w:pPr>
-        <w:spacing w:line="336" w:lineRule="auto" w:after="180"/>
-      </w:pPr>
-      <w:r>
-        <w:rPr>
-          <w:b w:val="0"/>
-        </w:rPr>
-        <w:t>If it affects a few learners, give a short targeted group explanation while others solve a more demanding variation.</w:t>
-      </w:r>
-    </w:p>
-    <w:p>
-      <w:pPr>
-        <w:pStyle w:val="Heading3"/>
-      </w:pPr>
-      <w:r>
-        <w:t>Pictorial practice question</w:t>
-      </w:r>
-    </w:p>
-    <w:p>
-      <w:pPr>
-        <w:spacing w:line="336" w:lineRule="auto" w:after="180"/>
-      </w:pPr>
-      <w:r>
-        <w:rPr>
-          <w:b w:val="0"/>
-        </w:rPr>
-        <w:t xml:space="preserve">Why should the report retain </w:t>
-      </w:r>
-      <w:r>
-        <w:rPr>
-          <w:b/>
-        </w:rPr>
-        <w:t>subgroup</w:t>
-      </w:r>
-      <w:r>
-        <w:rPr>
-          <w:b w:val="0"/>
-        </w:rPr>
-        <w:t xml:space="preserve"> rates alongside the total? Point to the relevant step in the picture, then write the changed result and the rule or </w:t>
-      </w:r>
-      <w:r>
-        <w:rPr>
-          <w:b/>
-        </w:rPr>
-        <w:t>evidence</w:t>
-      </w:r>
-      <w:r>
-        <w:rPr>
-          <w:b w:val="0"/>
-        </w:rPr>
-        <w:t xml:space="preserve"> that supports it.</w:t>
-      </w:r>
-    </w:p>
-    <w:p>
-      <w:pPr>
-        <w:pStyle w:val="Heading3"/>
-      </w:pPr>
-      <w:r>
-        <w:t>Reasoned teacher answer</w:t>
-      </w:r>
-    </w:p>
-    <w:p>
-      <w:pPr>
-        <w:spacing w:line="336" w:lineRule="auto" w:after="180"/>
-      </w:pPr>
-      <w:r>
-        <w:rPr>
-          <w:b w:val="0"/>
-        </w:rPr>
-        <w:t>The20% original total is dominated by Sun’s larger sample and understates the observed Shade difficulty. Include counts, conditions and uncertainty.</w:t>
-      </w:r>
-    </w:p>
-    <w:p>
-      <w:pPr>
-        <w:spacing w:line="336" w:lineRule="auto" w:after="180"/>
-      </w:pPr>
-      <w:r>
-        <w:rPr>
-          <w:b w:val="0"/>
-        </w:rPr>
-        <w:t xml:space="preserve">Changed-case check: Shade error becomes3/10=30%; pooled error becomes5/30≈16.7%. Extra evaluated cases change </w:t>
-      </w:r>
-      <w:r>
-        <w:rPr>
-          <w:b/>
-        </w:rPr>
-        <w:t>denominator</w:t>
-      </w:r>
-      <w:r>
-        <w:rPr>
-          <w:b w:val="0"/>
-        </w:rPr>
-        <w:t>s; existing errors have not disappeared.</w:t>
-      </w:r>
-    </w:p>
-    <w:p>
-      <w:pPr>
-        <w:spacing w:line="336" w:lineRule="auto" w:after="180"/>
-      </w:pPr>
-      <w:r>
-        <w:rPr>
-          <w:b w:val="0"/>
-        </w:rPr>
-        <w:t xml:space="preserve">Changed-case reasoning: Shade error becomes3/10=30%; pooled error becomes5/30≈16.7%. Extra evaluated cases change </w:t>
-      </w:r>
-      <w:r>
-        <w:rPr>
-          <w:b/>
-        </w:rPr>
-        <w:t>denominator</w:t>
-      </w:r>
-      <w:r>
-        <w:rPr>
-          <w:b w:val="0"/>
-        </w:rPr>
-        <w:t>s; existing errors have not disappeared.</w:t>
-      </w:r>
-    </w:p>
-    <w:p>
-      <w:pPr>
-        <w:spacing w:line="336" w:lineRule="auto" w:after="180"/>
-      </w:pPr>
-      <w:r>
-        <w:rPr>
-          <w:b w:val="0"/>
-        </w:rPr>
-        <w:t xml:space="preserve">Collect each learner’s explanation before discussion. Use the first missing connection between </w:t>
-      </w:r>
-      <w:r>
-        <w:rPr>
-          <w:b/>
-        </w:rPr>
-        <w:t>input</w:t>
-      </w:r>
-      <w:r>
-        <w:rPr>
-          <w:b w:val="0"/>
-        </w:rPr>
-        <w:t xml:space="preserve">, deciding step and result to choose support. This question is worked-case practice, not fresh mastery </w:t>
-      </w:r>
-      <w:r>
-        <w:rPr>
-          <w:b/>
-        </w:rPr>
-        <w:t>evidence</w:t>
-      </w:r>
-      <w:r>
-        <w:rPr>
-          <w:b w:val="0"/>
-        </w:rPr>
-        <w:t>.</w:t>
-      </w:r>
-    </w:p>
-    <w:p>
-      <w:pPr>
-        <w:pStyle w:val="Heading1"/>
-      </w:pPr>
-      <w:r>
-        <w:t>04. Run the weekly evidence lab</w:t>
-      </w:r>
-    </w:p>
-    <w:p>
-      <w:r>
-        <w:t>Run the Subgroup Performance investigation and use the first unsupported step to choose a teaching response.</w:t>
-      </w:r>
-    </w:p>
-    <w:p>
-      <w:pPr>
-        <w:spacing w:line="336" w:lineRule="auto" w:after="180"/>
-      </w:pPr>
-      <w:r>
-        <w:rPr>
-          <w:b w:val="0"/>
-        </w:rPr>
-        <w:t>Keep the test conditions fixed, record every result, and change only one planned factor.</w:t>
-      </w:r>
-    </w:p>
-    <w:p>
-      <w:pPr>
-        <w:spacing w:line="336" w:lineRule="auto" w:after="180"/>
-        <w:shd w:fill="F4F9FC"/>
-      </w:pPr>
-      <w:r>
-        <w:rPr>
-          <w:b w:val="0"/>
-        </w:rPr>
-        <w:t xml:space="preserve">1. Write the hypothesis and expected </w:t>
-      </w:r>
-      <w:r>
-        <w:rPr>
-          <w:b/>
-        </w:rPr>
-        <w:t>evidence</w:t>
-      </w:r>
-      <w:r>
-        <w:rPr>
-          <w:b w:val="0"/>
-        </w:rPr>
-        <w:t xml:space="preserve"> before running.</w:t>
-      </w:r>
-    </w:p>
-    <w:p>
-      <w:pPr>
-        <w:spacing w:line="336" w:lineRule="auto" w:after="180"/>
-        <w:shd w:fill="F4F9FC"/>
-      </w:pPr>
-      <w:r>
-        <w:rPr>
-          <w:b w:val="0"/>
-        </w:rPr>
-        <w:t xml:space="preserve">2. Slice Audit: compute metrics and </w:t>
-      </w:r>
-      <w:r>
-        <w:rPr>
-          <w:b/>
-        </w:rPr>
-        <w:t>denominator</w:t>
-      </w:r>
-      <w:r>
-        <w:rPr>
-          <w:b w:val="0"/>
-        </w:rPr>
-        <w:t>s for lighting, species, and camera; flag small samples and prioritize one gap.</w:t>
-      </w:r>
-    </w:p>
-    <w:p>
-      <w:pPr>
-        <w:spacing w:line="336" w:lineRule="auto" w:after="180"/>
-        <w:shd w:fill="F4F9FC"/>
-      </w:pPr>
-      <w:r>
-        <w:rPr>
-          <w:b w:val="0"/>
-        </w:rPr>
+        <w:t>Keep predeclared versus exploratory slices explicit.</w:t>
+      </w:r>
+    </w:p>
+    <w:p>
+      <w:pPr>
+        <w:pStyle w:val="Heading2"/>
+      </w:pPr>
+      <w:r>
+        <w:t>Predict, investigate and record</w:t>
+      </w:r>
+    </w:p>
+    <w:p>
+      <w:pPr>
+        <w:pStyle w:val="ListNumber"/>
+      </w:pPr>
+      <w:r>
+        <w:t>1. Write the hypothesis and expected evidence before running.</w:t>
+      </w:r>
+    </w:p>
+    <w:p>
+      <w:pPr>
+        <w:pStyle w:val="ListNumber"/>
+      </w:pPr>
+      <w:r>
+        <w:t>2. Slice Audit: compute metrics and denominators for lighting, species, and camera; flag small samples and prioritize one gap.</w:t>
+      </w:r>
+    </w:p>
+    <w:p>
+      <w:pPr>
+        <w:pStyle w:val="ListNumber"/>
+      </w:pPr>
+      <w:r>
         <w:t>3. Run one normal, one boundary, one missing, and one shifted case.</w:t>
       </w:r>
     </w:p>
     <w:p>
       <w:pPr>
-        <w:spacing w:line="336" w:lineRule="auto" w:after="180"/>
-        <w:shd w:fill="F4F9FC"/>
-      </w:pPr>
-      <w:r>
-        <w:rPr>
-          <w:b w:val="0"/>
-        </w:rPr>
+        <w:pStyle w:val="ListNumber"/>
+      </w:pPr>
+      <w:r>
         <w:t>4. Calculate the metric from raw counts or row-level errors.</w:t>
       </w:r>
     </w:p>
     <w:p>
       <w:pPr>
-        <w:spacing w:line="336" w:lineRule="auto" w:after="180"/>
-        <w:shd w:fill="F4F9FC"/>
-      </w:pPr>
-      <w:r>
-        <w:rPr>
-          <w:b w:val="0"/>
-        </w:rPr>
+        <w:pStyle w:val="ListNumber"/>
+      </w:pPr>
+      <w:r>
         <w:t>5. Interpret what changed, what did not, and what remains unsafe or unknown.</w:t>
       </w:r>
     </w:p>
     <w:p>
       <w:pPr>
-        <w:pStyle w:val="Heading3"/>
-      </w:pPr>
-      <w:r>
-        <w:t>Make the lab runnable</w:t>
-      </w:r>
-    </w:p>
-    <w:p>
-      <w:pPr>
-        <w:spacing w:line="336" w:lineRule="auto" w:after="180"/>
-      </w:pPr>
-      <w:r>
-        <w:rPr>
-          <w:b w:val="0"/>
-        </w:rPr>
-        <w:t>Use the concrete case as the shared normal case and the independent question as a second case. Each pair creates a boundary or missing-information case and predicts its result before testing.</w:t>
-      </w:r>
-    </w:p>
-    <w:p>
-      <w:pPr>
-        <w:spacing w:line="336" w:lineRule="auto" w:after="180"/>
-      </w:pPr>
-      <w:r>
-        <w:rPr>
-          <w:b w:val="0"/>
-        </w:rPr>
-        <w:t>Keep the expected result separate from an observed mistake.</w:t>
+        <w:pStyle w:val="Heading2"/>
+      </w:pPr>
+      <w:r>
+        <w:t>Keep the experiment ledger</w:t>
       </w:r>
     </w:p>
     <w:tbl>
@@ -3466,10 +3598,10 @@
     </w:tbl>
     <w:p>
       <w:pPr>
-        <w:pStyle w:val="Heading3"/>
-      </w:pPr>
-      <w:r>
-        <w:t>Diagnose and reteach</w:t>
+        <w:pStyle w:val="Heading2"/>
+      </w:pPr>
+      <w:r>
+        <w:t>Diagnose the current misconceptions</w:t>
       </w:r>
     </w:p>
     <w:p>
@@ -3480,19 +3612,41 @@
         <w:rPr>
           <w:b w:val="0"/>
         </w:rPr>
-        <w:t xml:space="preserve">MISCONCEPTION TO REPAIR A good overall result guarantees acceptable performance for every </w:t>
+        <w:t>A final answer is enough: Ask for the relevant counts, units, procedure or saved record. For this week: A 2/20=10 percent; B 3/5=60 percent; pooled 5/25=20 percent, a 50-point group gap.</w:t>
+      </w:r>
+    </w:p>
+    <w:p>
+      <w:pPr>
+        <w:spacing w:line="336" w:lineRule="auto" w:after="180"/>
+      </w:pPr>
+      <w:r>
+        <w:rPr>
+          <w:b w:val="0"/>
+        </w:rPr>
+        <w:t>A stronger claim makes a stronger project: Error types, consequences, access, labels and context can differ; a single equality does not establish acceptable treatment.</w:t>
+      </w:r>
+    </w:p>
+    <w:p>
+      <w:pPr>
+        <w:spacing w:line="336" w:lineRule="auto" w:after="180"/>
+      </w:pPr>
+      <w:r>
+        <w:rPr>
+          <w:b w:val="0"/>
+        </w:rPr>
+        <w:t xml:space="preserve">The new case can be copied from the example: The independent task changes the </w:t>
       </w:r>
       <w:r>
         <w:rPr>
           <w:b/>
         </w:rPr>
-        <w:t>subgroup</w:t>
+        <w:t>evidence</w:t>
       </w:r>
       <w:r>
         <w:rPr>
           <w:b w:val="0"/>
         </w:rPr>
-        <w:t>.</w:t>
+        <w:t>. Require a fresh explanation: X 10 percent; Y 50 percent; pooled 3/14 about 21.4 percent.</w:t>
       </w:r>
     </w:p>
     <w:p>
@@ -3503,90 +3657,15 @@
         <w:rPr>
           <w:b w:val="0"/>
         </w:rPr>
-        <w:t>For guessing, return to given facts and request a trace. For vocabulary without application, use one example and one non-example. For arithmetic errors, check the setup before the calculation.</w:t>
-      </w:r>
-    </w:p>
-    <w:p>
-      <w:pPr>
-        <w:spacing w:line="336" w:lineRule="auto" w:after="180"/>
-      </w:pPr>
-      <w:r>
-        <w:rPr>
-          <w:b w:val="0"/>
-        </w:rPr>
-        <w:t>Finish with a different uncoached case before recording mastery.</w:t>
-      </w:r>
-    </w:p>
-    <w:p>
-      <w:pPr>
-        <w:pStyle w:val="Heading3"/>
-      </w:pPr>
-      <w:r>
-        <w:t>Address these additional misconceptions</w:t>
-      </w:r>
-    </w:p>
-    <w:p>
-      <w:pPr>
-        <w:spacing w:line="336" w:lineRule="auto" w:after="180"/>
-      </w:pPr>
-      <w:r>
-        <w:rPr>
-          <w:b w:val="0"/>
-        </w:rPr>
-        <w:t>A final answer is enough: Ask for the relevant counts, units, procedure or saved record. For this week: A 2/20=10 percent; B 3/5=60 percent; pooled 5/25=20 percent, a 50-point group gap.</w:t>
-      </w:r>
-    </w:p>
-    <w:p>
-      <w:pPr>
-        <w:spacing w:line="336" w:lineRule="auto" w:after="180"/>
-      </w:pPr>
-      <w:r>
-        <w:rPr>
-          <w:b w:val="0"/>
-        </w:rPr>
-        <w:t>A stronger claim makes a stronger project: Error types, consequences, access, labels and context can differ; a single equality does not establish acceptable treatment.</w:t>
-      </w:r>
-    </w:p>
-    <w:p>
-      <w:pPr>
-        <w:spacing w:line="336" w:lineRule="auto" w:after="180"/>
-      </w:pPr>
-      <w:r>
-        <w:rPr>
-          <w:b w:val="0"/>
-        </w:rPr>
-        <w:t xml:space="preserve">The new case can be copied from the example: The independent task changes the </w:t>
-      </w:r>
-      <w:r>
-        <w:rPr>
-          <w:b/>
-        </w:rPr>
-        <w:t>evidence</w:t>
-      </w:r>
-      <w:r>
-        <w:rPr>
-          <w:b w:val="0"/>
-        </w:rPr>
-        <w:t>. Require a fresh explanation: X 10 percent; Y 50 percent; pooled 3/14 about 21.4 percent.</w:t>
-      </w:r>
-    </w:p>
-    <w:p>
-      <w:pPr>
-        <w:spacing w:line="336" w:lineRule="auto" w:after="180"/>
-      </w:pPr>
-      <w:r>
-        <w:rPr>
-          <w:b w:val="0"/>
-        </w:rPr>
         <w:t>Y has only four examples, and the table does not establish a cause.</w:t>
       </w:r>
     </w:p>
     <w:p>
       <w:pPr>
-        <w:pStyle w:val="Heading3"/>
-      </w:pPr>
-      <w:r>
-        <w:t>Match the support to the first error</w:t>
+        <w:pStyle w:val="Heading2"/>
+      </w:pPr>
+      <w:r>
+        <w:t>Choose accessible support</w:t>
       </w:r>
     </w:p>
     <w:tbl>
@@ -3759,15 +3838,500 @@
     </w:p>
     <w:p>
       <w:pPr>
+        <w:pStyle w:val="Heading2"/>
+      </w:pPr>
+      <w:r>
+        <w:t>Earlier wording, alternatives and picture transcripts · reference / check after trying</w:t>
+      </w:r>
+    </w:p>
+    <w:p>
+      <w:pPr>
+        <w:spacing w:line="336" w:lineRule="auto" w:after="180"/>
+      </w:pPr>
+      <w:r>
+        <w:rPr>
+          <w:b w:val="0"/>
+        </w:rPr>
+        <w:t>Run the weekly evidence lab</w:t>
+      </w:r>
+    </w:p>
+    <w:p>
+      <w:pPr>
+        <w:spacing w:line="336" w:lineRule="auto" w:after="180"/>
+      </w:pPr>
+      <w:r>
+        <w:rPr>
+          <w:b w:val="0"/>
+        </w:rPr>
+        <w:t>Keep the test conditions fixed, record every result, and change only one planned factor.</w:t>
+      </w:r>
+    </w:p>
+    <w:p>
+      <w:pPr>
+        <w:pStyle w:val="Heading3"/>
+      </w:pPr>
+      <w:r>
+        <w:t>Make the lab runnable</w:t>
+      </w:r>
+    </w:p>
+    <w:p>
+      <w:pPr>
+        <w:spacing w:line="336" w:lineRule="auto" w:after="180"/>
+      </w:pPr>
+      <w:r>
+        <w:rPr>
+          <w:b w:val="0"/>
+        </w:rPr>
+        <w:t>Use the supplied complete investigation for shared practice. Reserve the selected fresh X1/10andY2/4error-rate task for the individual first attempt before hints or feedback; earlier transfer questions remain additional practice.</w:t>
+      </w:r>
+    </w:p>
+    <w:p>
+      <w:pPr>
+        <w:pStyle w:val="Heading3"/>
+      </w:pPr>
+      <w:r>
+        <w:t>Diagnose and reteach</w:t>
+      </w:r>
+    </w:p>
+    <w:p>
+      <w:pPr>
+        <w:spacing w:line="336" w:lineRule="auto" w:after="180"/>
+      </w:pPr>
+      <w:r>
+        <w:rPr>
+          <w:b w:val="0"/>
+        </w:rPr>
+        <w:t xml:space="preserve">MISCONCEPTION TO REPAIR A good overall result guarantees acceptable performance for every </w:t>
+      </w:r>
+      <w:r>
+        <w:rPr>
+          <w:b/>
+        </w:rPr>
+        <w:t>subgroup</w:t>
+      </w:r>
+      <w:r>
+        <w:rPr>
+          <w:b w:val="0"/>
+        </w:rPr>
+        <w:t>.</w:t>
+      </w:r>
+    </w:p>
+    <w:p>
+      <w:pPr>
+        <w:spacing w:line="336" w:lineRule="auto" w:after="180"/>
+      </w:pPr>
+      <w:r>
+        <w:rPr>
+          <w:b w:val="0"/>
+        </w:rPr>
+        <w:t>For guessing, return to given facts and request a trace. For vocabulary without application, use one example and one non-example. For arithmetic errors, check the setup before the calculation.</w:t>
+      </w:r>
+    </w:p>
+    <w:p>
+      <w:pPr>
+        <w:spacing w:line="336" w:lineRule="auto" w:after="180"/>
+      </w:pPr>
+      <w:r>
+        <w:rPr>
+          <w:b w:val="0"/>
+        </w:rPr>
+        <w:t>Finish with a different uncoached case before recording mastery.</w:t>
+      </w:r>
+    </w:p>
+    <w:p>
+      <w:pPr>
+        <w:pStyle w:val="Heading3"/>
+      </w:pPr>
+      <w:r>
+        <w:t>Address these additional misconceptions</w:t>
+      </w:r>
+    </w:p>
+    <w:p>
+      <w:pPr>
+        <w:pStyle w:val="Heading3"/>
+      </w:pPr>
+      <w:r>
+        <w:t>Match the support to the first error</w:t>
+      </w:r>
+    </w:p>
+    <w:p>
+      <w:pPr>
         <w:pStyle w:val="Heading1"/>
       </w:pPr>
       <w:r>
-        <w:t>05. Assess and explain the answers</w:t>
-      </w:r>
-    </w:p>
-    <w:p>
-      <w:r>
-        <w:t>Use the Subgroup Performance questions, teacher keys and criteria after the relevant attempts. Previously discussed cases are practice; protect the separately selected independent task.</w:t>
+        <w:t>05. Assess the selected experiment transfer</w:t>
+      </w:r>
+    </w:p>
+    <w:p>
+      <w:r>
+        <w:t>Keep this key until after a first attempt; record any help and prior exposure.</w:t>
+      </w:r>
+    </w:p>
+    <w:p>
+      <w:pPr>
+        <w:pStyle w:val="Heading2"/>
+      </w:pPr>
+      <w:r>
+        <w:t>Selected independent task and checked key</w:t>
+      </w:r>
+    </w:p>
+    <w:p>
+      <w:pPr>
+        <w:spacing w:line="336" w:lineRule="auto" w:after="180"/>
+      </w:pPr>
+      <w:r>
+        <w:rPr>
+          <w:b w:val="0"/>
+        </w:rPr>
+        <w:t>Selected case: Groups X 1 error/10 and Y 2/4: calculate separate and pooled rates, then state one limit.</w:t>
+      </w:r>
+    </w:p>
+    <w:p>
+      <w:pPr>
+        <w:spacing w:line="336" w:lineRule="auto" w:after="180"/>
+      </w:pPr>
+      <w:r>
+        <w:rPr>
+          <w:b w:val="0"/>
+        </w:rPr>
+        <w:t>Teacher explanation: X 10 percent; Y 50 percent; pooled 3/14 about 21.4 percent. Y has only four examples, and the table does not establish a cause.</w:t>
+      </w:r>
+    </w:p>
+    <w:p>
+      <w:pPr>
+        <w:pStyle w:val="Heading2"/>
+      </w:pPr>
+      <w:r>
+        <w:t>Judge trace, scope and support</w:t>
+      </w:r>
+    </w:p>
+    <w:tbl>
+      <w:tblPr>
+        <w:tblStyle w:val="LightShading-Accent1"/>
+        <w:tblW w:type="auto" w:w="0"/>
+        <w:tblLook w:firstColumn="1" w:firstRow="1" w:lastColumn="0" w:lastRow="0" w:noHBand="0" w:noVBand="1" w:val="04A0"/>
+      </w:tblPr>
+      <w:tblGrid>
+        <w:gridCol w:w="5112"/>
+        <w:gridCol w:w="5112"/>
+      </w:tblGrid>
+      <w:tr>
+        <w:trPr>
+          <w:tblHeader/>
+        </w:trPr>
+        <w:tc>
+          <w:tcPr>
+            <w:tcW w:type="dxa" w:w="5112"/>
+          </w:tcPr>
+          <w:p>
+            <w:r>
+              <w:t>Dimension</w:t>
+            </w:r>
+          </w:p>
+        </w:tc>
+        <w:tc>
+          <w:tcPr>
+            <w:tcW w:type="dxa" w:w="5112"/>
+          </w:tcPr>
+          <w:p>
+            <w:r>
+              <w:t>Evidence required</w:t>
+            </w:r>
+          </w:p>
+        </w:tc>
+      </w:tr>
+      <w:tr>
+        <w:tc>
+          <w:tcPr>
+            <w:tcW w:type="dxa" w:w="5112"/>
+          </w:tcPr>
+          <w:p>
+            <w:r>
+              <w:t>Explanation</w:t>
+            </w:r>
+          </w:p>
+        </w:tc>
+        <w:tc>
+          <w:tcPr>
+            <w:tcW w:type="dxa" w:w="5112"/>
+          </w:tcPr>
+          <w:p>
+            <w:r>
+              <w:t>Names the applicable idea or procedure and ties it to the supplied facts.</w:t>
+            </w:r>
+          </w:p>
+        </w:tc>
+      </w:tr>
+      <w:tr>
+        <w:tc>
+          <w:tcPr>
+            <w:tcW w:type="dxa" w:w="5112"/>
+          </w:tcPr>
+          <w:p>
+            <w:r>
+              <w:t>Trace and result</w:t>
+            </w:r>
+          </w:p>
+        </w:tc>
+        <w:tc>
+          <w:tcPr>
+            <w:tcW w:type="dxa" w:w="5112"/>
+          </w:tcPr>
+          <w:p>
+            <w:r>
+              <w:t>Preserves the given inputs and shows the relevant intermediate steps; distinguishes a prediction from an observed execution.</w:t>
+            </w:r>
+          </w:p>
+        </w:tc>
+      </w:tr>
+      <w:tr>
+        <w:tc>
+          <w:tcPr>
+            <w:tcW w:type="dxa" w:w="5112"/>
+          </w:tcPr>
+          <w:p>
+            <w:r>
+              <w:t>Limits</w:t>
+            </w:r>
+          </w:p>
+        </w:tc>
+        <w:tc>
+          <w:tcPr>
+            <w:tcW w:type="dxa" w:w="5112"/>
+          </w:tcPr>
+          <w:p>
+            <w:r>
+              <w:t>States the assumptions, missing evidence or conditions under which the result would change.</w:t>
+            </w:r>
+          </w:p>
+        </w:tc>
+      </w:tr>
+    </w:tbl>
+    <w:p>
+      <w:pPr>
+        <w:spacing w:line="336" w:lineRule="auto" w:after="180"/>
+      </w:pPr>
+      <w:r>
+        <w:rPr>
+          <w:b w:val="0"/>
+        </w:rPr>
+        <w:t>Record each dimension as not yet, with support, or independent. Accept a valid alternative procedure with a defensible trace.</w:t>
+      </w:r>
+    </w:p>
+    <w:p>
+      <w:pPr>
+        <w:spacing w:line="336" w:lineRule="auto" w:after="180"/>
+      </w:pPr>
+      <w:r>
+        <w:rPr>
+          <w:b w:val="0"/>
+        </w:rPr>
+        <w:t xml:space="preserve">Do not penalise an honestly recorded model failure if the learner correctly explains its </w:t>
+      </w:r>
+      <w:r>
+        <w:rPr>
+          <w:b/>
+        </w:rPr>
+        <w:t>evidence</w:t>
+      </w:r>
+      <w:r>
+        <w:rPr>
+          <w:b w:val="0"/>
+        </w:rPr>
+        <w:t xml:space="preserve"> and limits.</w:t>
+      </w:r>
+    </w:p>
+    <w:p>
+      <w:pPr>
+        <w:pStyle w:val="Heading2"/>
+      </w:pPr>
+      <w:r>
+        <w:t>Give one repair action</w:t>
+      </w:r>
+    </w:p>
+    <w:p>
+      <w:pPr>
+        <w:spacing w:line="336" w:lineRule="auto" w:after="180"/>
+      </w:pPr>
+      <w:r>
+        <w:rPr>
+          <w:b w:val="0"/>
+        </w:rPr>
+        <w:t>Name the earliest unsupported step and give one action to repair it. Have the learner make that repair now and explain why. Then assess the relevant skill on a fresh, fully specified case.</w:t>
+      </w:r>
+    </w:p>
+    <w:p>
+      <w:pPr>
+        <w:spacing w:line="336" w:lineRule="auto" w:after="180"/>
+      </w:pPr>
+      <w:r>
+        <w:rPr>
+          <w:b w:val="0"/>
+        </w:rPr>
+        <w:t>Confirm it was not previously practised with feedback; solve and check the new case before assigning it. A follow-up design prompt is a starting brief, not automatically an equivalent test.</w:t>
+      </w:r>
+    </w:p>
+    <w:p>
+      <w:pPr>
+        <w:pStyle w:val="Heading2"/>
+      </w:pPr>
+      <w:r>
+        <w:t>W1 Calculate group rates</w:t>
+      </w:r>
+    </w:p>
+    <w:p>
+      <w:pPr>
+        <w:spacing w:line="336" w:lineRule="auto" w:after="180"/>
+      </w:pPr>
+      <w:r>
+        <w:rPr>
+          <w:b w:val="0"/>
+        </w:rPr>
+        <w:t>Calculate the worked group and pooled rates.</w:t>
+      </w:r>
+    </w:p>
+    <w:p>
+      <w:pPr>
+        <w:spacing w:line="336" w:lineRule="auto" w:after="180"/>
+      </w:pPr>
+      <w:r>
+        <w:rPr>
+          <w:b w:val="0"/>
+        </w:rPr>
+        <w:t>Teacher explanation: A 2/20=10 percent; B 3/5=60 percent; pooled 5/25=20 percent, a 50-point group gap.</w:t>
+      </w:r>
+    </w:p>
+    <w:p>
+      <w:pPr>
+        <w:pStyle w:val="Heading2"/>
+      </w:pPr>
+      <w:r>
+        <w:t>W2 Check sensitivity</w:t>
+      </w:r>
+    </w:p>
+    <w:p>
+      <w:pPr>
+        <w:spacing w:line="336" w:lineRule="auto" w:after="180"/>
+      </w:pPr>
+      <w:r>
+        <w:rPr>
+          <w:b w:val="0"/>
+        </w:rPr>
+        <w:t>How does correcting one B error affect its rate?</w:t>
+      </w:r>
+    </w:p>
+    <w:p>
+      <w:pPr>
+        <w:spacing w:line="336" w:lineRule="auto" w:after="180"/>
+      </w:pPr>
+      <w:r>
+        <w:rPr>
+          <w:b w:val="0"/>
+        </w:rPr>
+        <w:t>Teacher explanation: B becomes 2/5=40 percent, a 20-percentage-point change from one case.</w:t>
+      </w:r>
+    </w:p>
+    <w:p>
+      <w:pPr>
+        <w:pStyle w:val="Heading2"/>
+      </w:pPr>
+      <w:r>
+        <w:t>W3 Report missing coverage</w:t>
+      </w:r>
+    </w:p>
+    <w:p>
+      <w:pPr>
+        <w:spacing w:line="336" w:lineRule="auto" w:after="180"/>
+      </w:pPr>
+      <w:r>
+        <w:rPr>
+          <w:b w:val="0"/>
+        </w:rPr>
+        <w:t>Group C has no evaluated cases. What is its measured error rate?</w:t>
+      </w:r>
+    </w:p>
+    <w:p>
+      <w:pPr>
+        <w:spacing w:line="336" w:lineRule="auto" w:after="180"/>
+      </w:pPr>
+      <w:r>
+        <w:rPr>
+          <w:b w:val="0"/>
+        </w:rPr>
+        <w:t xml:space="preserve">Teacher explanation: Unavailable because the </w:t>
+      </w:r>
+      <w:r>
+        <w:rPr>
+          <w:b/>
+        </w:rPr>
+        <w:t>denominator</w:t>
+      </w:r>
+      <w:r>
+        <w:rPr>
+          <w:b w:val="0"/>
+        </w:rPr>
+        <w:t xml:space="preserve"> is zero; report missing </w:t>
+      </w:r>
+      <w:r>
+        <w:rPr>
+          <w:b/>
+        </w:rPr>
+        <w:t>coverage</w:t>
+      </w:r>
+      <w:r>
+        <w:rPr>
+          <w:b w:val="0"/>
+        </w:rPr>
+        <w:t xml:space="preserve"> and do not substitute zero.</w:t>
+      </w:r>
+    </w:p>
+    <w:p>
+      <w:pPr>
+        <w:pStyle w:val="Heading2"/>
+      </w:pPr>
+      <w:r>
+        <w:t>W5 Avoid a fairness shortcut</w:t>
+      </w:r>
+    </w:p>
+    <w:p>
+      <w:pPr>
+        <w:spacing w:line="336" w:lineRule="auto" w:after="180"/>
+      </w:pPr>
+      <w:r>
+        <w:rPr>
+          <w:b w:val="0"/>
+        </w:rPr>
+        <w:t>Why does equal accuracy not settle whether use is fair?</w:t>
+      </w:r>
+    </w:p>
+    <w:p>
+      <w:pPr>
+        <w:spacing w:line="336" w:lineRule="auto" w:after="180"/>
+      </w:pPr>
+      <w:r>
+        <w:rPr>
+          <w:b w:val="0"/>
+        </w:rPr>
+        <w:t>Teacher explanation: Error types, consequences, access, labels and context can differ; a single equality does not establish acceptable treatment.</w:t>
+      </w:r>
+    </w:p>
+    <w:p>
+      <w:pPr>
+        <w:pStyle w:val="Heading2"/>
+      </w:pPr>
+      <w:r>
+        <w:t>Earlier wording, alternatives and picture transcripts · reference / check after trying</w:t>
+      </w:r>
+    </w:p>
+    <w:p>
+      <w:pPr>
+        <w:spacing w:line="336" w:lineRule="auto" w:after="180"/>
+      </w:pPr>
+      <w:r>
+        <w:rPr>
+          <w:b w:val="0"/>
+        </w:rPr>
+        <w:t>Assess and explain the answers</w:t>
       </w:r>
     </w:p>
     <w:p>
@@ -3780,46 +4344,56 @@
     </w:p>
     <w:p>
       <w:pPr>
+        <w:spacing w:line="336" w:lineRule="auto" w:after="180"/>
+      </w:pPr>
+      <w:r>
+        <w:rPr>
+          <w:b w:val="0"/>
+        </w:rPr>
+        <w:t>90% versus</w:t>
+      </w:r>
+      <w:r>
+        <w:rPr>
+          <w:b/>
+        </w:rPr>
+        <w:t>60%</w:t>
+      </w:r>
+      <w:r>
+        <w:rPr>
+          <w:b w:val="0"/>
+        </w:rPr>
+        <w:t xml:space="preserve">, gap30 percentage points. Report </w:t>
+      </w:r>
+      <w:r>
+        <w:rPr>
+          <w:b/>
+        </w:rPr>
+        <w:t>denominator</w:t>
+      </w:r>
+      <w:r>
+        <w:rPr>
+          <w:b w:val="0"/>
+        </w:rPr>
+        <w:t>s and investigate collection/label differences without assuming an inherent group cause.</w:t>
+      </w:r>
+    </w:p>
+    <w:p>
+      <w:pPr>
         <w:pStyle w:val="Heading3"/>
       </w:pPr>
       <w:r>
-        <w:t>Teacher key · Worked case answer</w:t>
+        <w:t>Additional transfer practice question</w:t>
       </w:r>
     </w:p>
     <w:p>
       <w:pPr>
         <w:spacing w:line="336" w:lineRule="auto" w:after="180"/>
-        <w:shd w:fill="F1F6FC"/>
       </w:pPr>
       <w:r>
         <w:rPr>
           <w:b w:val="0"/>
         </w:rPr>
-        <w:t>90% versus</w:t>
-      </w:r>
-      <w:r>
-        <w:rPr>
-          <w:b/>
-        </w:rPr>
-        <w:t>60%</w:t>
-      </w:r>
-      <w:r>
-        <w:rPr>
-          <w:b w:val="0"/>
-        </w:rPr>
-        <w:t xml:space="preserve">, gap30 percentage points. Report </w:t>
-      </w:r>
-      <w:r>
-        <w:rPr>
-          <w:b/>
-        </w:rPr>
-        <w:t>denominator</w:t>
-      </w:r>
-      <w:r>
-        <w:rPr>
-          <w:b w:val="0"/>
-        </w:rPr>
-        <w:t>s and investigate collection/label differences without assuming an inherent group cause.</w:t>
+        <w:t>Accuracy is 18/20 in bright light and 6/10 in dim light. Compute both rates and the percentage-point gap.</w:t>
       </w:r>
     </w:p>
     <w:p>
@@ -3827,49 +4401,12 @@
         <w:pStyle w:val="Heading3"/>
       </w:pPr>
       <w:r>
-        <w:t>Independent question</w:t>
-      </w:r>
-    </w:p>
-    <w:p>
-      <w:pPr>
-        <w:pStyle w:val="Heading3"/>
-      </w:pPr>
-      <w:r>
-        <w:t>Independent question · withhold the key</w:t>
+        <w:t>Reasoned practice answer</w:t>
       </w:r>
     </w:p>
     <w:p>
       <w:pPr>
         <w:spacing w:line="336" w:lineRule="auto" w:after="180"/>
-        <w:shd w:fill="F5F1FB"/>
-      </w:pPr>
-      <w:r>
-        <w:rPr>
-          <w:b w:val="0"/>
-        </w:rPr>
-        <w:t>Accuracy is 18/20 in bright light and 6/10 in dim light. Compute both rates and the percentage-point gap.</w:t>
-      </w:r>
-    </w:p>
-    <w:p>
-      <w:pPr>
-        <w:pStyle w:val="Heading3"/>
-      </w:pPr>
-      <w:r>
-        <w:t>Expected independent answer</w:t>
-      </w:r>
-    </w:p>
-    <w:p>
-      <w:pPr>
-        <w:pStyle w:val="Heading3"/>
-      </w:pPr>
-      <w:r>
-        <w:t>Teacher key · Expected independent answer</w:t>
-      </w:r>
-    </w:p>
-    <w:p>
-      <w:pPr>
-        <w:spacing w:line="336" w:lineRule="auto" w:after="180"/>
-        <w:shd w:fill="F1F6FC"/>
       </w:pPr>
       <w:r>
         <w:rPr>
@@ -4199,210 +4736,378 @@
     </w:p>
     <w:p>
       <w:pPr>
+        <w:spacing w:line="336" w:lineRule="auto" w:after="180"/>
+      </w:pPr>
+      <w:r>
+        <w:rPr>
+          <w:b w:val="0"/>
+        </w:rPr>
+        <w:t>Overall=24/30=</w:t>
+      </w:r>
+      <w:r>
+        <w:rPr>
+          <w:b/>
+        </w:rPr>
+        <w:t>80%</w:t>
+      </w:r>
+      <w:r>
+        <w:rPr>
+          <w:b w:val="0"/>
+        </w:rPr>
+        <w:t>; A=90%, B=</w:t>
+      </w:r>
+      <w:r>
+        <w:rPr>
+          <w:b/>
+        </w:rPr>
+        <w:t>60%</w:t>
+      </w:r>
+      <w:r>
+        <w:rPr>
+          <w:b w:val="0"/>
+        </w:rPr>
+        <w:t>, gap=30 percentage points. These data do not prove the device itself causes the difference; lighting, leaf mix or labels may differ.</w:t>
+      </w:r>
+    </w:p>
+    <w:p>
+      <w:pPr>
+        <w:spacing w:line="336" w:lineRule="auto" w:after="180"/>
+      </w:pPr>
+      <w:r>
+        <w:rPr>
+          <w:b w:val="0"/>
+        </w:rPr>
+        <w:t>Investigate with comparable cases and preserve small-sample uncertainty.</w:t>
+      </w:r>
+    </w:p>
+    <w:p>
+      <w:pPr>
         <w:pStyle w:val="Heading3"/>
       </w:pPr>
       <w:r>
-        <w:t>Teacher key · Original transfer answer</w:t>
+        <w:t>Explanations for the additional workbook examples</w:t>
+      </w:r>
+    </w:p>
+    <w:p>
+      <w:pPr>
+        <w:pStyle w:val="Heading3"/>
+      </w:pPr>
+      <w:r>
+        <w:t>W1 Calculate group rates</w:t>
+      </w:r>
+    </w:p>
+    <w:p>
+      <w:pPr>
+        <w:pStyle w:val="Heading3"/>
+      </w:pPr>
+      <w:r>
+        <w:t>W2 Check sensitivity</w:t>
+      </w:r>
+    </w:p>
+    <w:p>
+      <w:pPr>
+        <w:pStyle w:val="Heading3"/>
+      </w:pPr>
+      <w:r>
+        <w:t>W3 Report missing coverage</w:t>
+      </w:r>
+    </w:p>
+    <w:p>
+      <w:pPr>
+        <w:pStyle w:val="Heading3"/>
+      </w:pPr>
+      <w:r>
+        <w:t>W4 Apply independently</w:t>
       </w:r>
     </w:p>
     <w:p>
       <w:pPr>
         <w:spacing w:line="336" w:lineRule="auto" w:after="180"/>
-        <w:shd w:fill="F1F6FC"/>
       </w:pPr>
       <w:r>
         <w:rPr>
           <w:b w:val="0"/>
         </w:rPr>
-        <w:t>Overall=24/30=</w:t>
+        <w:t>Groups X 1 error/10 and Y 2/4: calculate separate and pooled rates, then state one limit.</w:t>
+      </w:r>
+    </w:p>
+    <w:p>
+      <w:pPr>
+        <w:spacing w:line="336" w:lineRule="auto" w:after="180"/>
+      </w:pPr>
+      <w:r>
+        <w:rPr>
+          <w:b w:val="0"/>
+        </w:rPr>
+        <w:t>Teacher explanation: X 10 percent; Y 50 percent; pooled 3/14 about 21.4 percent. Y has only four examples, and the table does not establish a cause.</w:t>
+      </w:r>
+    </w:p>
+    <w:p>
+      <w:pPr>
+        <w:pStyle w:val="Heading3"/>
+      </w:pPr>
+      <w:r>
+        <w:t>W5 Avoid a fairness shortcut</w:t>
+      </w:r>
+    </w:p>
+    <w:p>
+      <w:pPr>
+        <w:pStyle w:val="Heading3"/>
+      </w:pPr>
+      <w:r>
+        <w:t>Assess independent transfer</w:t>
+      </w:r>
+    </w:p>
+    <w:p>
+      <w:pPr>
+        <w:pStyle w:val="Heading3"/>
+      </w:pPr>
+      <w:r>
+        <w:t>Selected case answer</w:t>
+      </w:r>
+    </w:p>
+    <w:p>
+      <w:pPr>
+        <w:pStyle w:val="Heading3"/>
+      </w:pPr>
+      <w:r>
+        <w:t>Feedback that the learner uses</w:t>
+      </w:r>
+    </w:p>
+    <w:p>
+      <w:pPr>
+        <w:pStyle w:val="Heading1"/>
+      </w:pPr>
+      <w:r>
+        <w:t>06. Connect, support and revisit the experiment</w:t>
+      </w:r>
+    </w:p>
+    <w:p>
+      <w:r>
+        <w:t>Retain failures and assess a fresh parallel case after help.</w:t>
+      </w:r>
+    </w:p>
+    <w:p>
+      <w:pPr>
+        <w:pStyle w:val="Heading2"/>
+      </w:pPr>
+      <w:r>
+        <w:t>Project evidence</w:t>
+      </w:r>
+    </w:p>
+    <w:p>
+      <w:pPr>
+        <w:spacing w:line="336" w:lineRule="auto" w:after="180"/>
+      </w:pPr>
+      <w:r>
+        <w:rPr>
+          <w:b w:val="0"/>
+        </w:rPr>
+        <w:t xml:space="preserve">Add </w:t>
       </w:r>
       <w:r>
         <w:rPr>
           <w:b/>
         </w:rPr>
-        <w:t>80%</w:t>
+        <w:t>subgroup</w:t>
       </w:r>
       <w:r>
         <w:rPr>
           <w:b w:val="0"/>
         </w:rPr>
-        <w:t>; A=90%, B=</w:t>
+        <w:t xml:space="preserve"> tables and a minimum acceptable threshold to the Plant Classifier release criteria.</w:t>
+      </w:r>
+    </w:p>
+    <w:p>
+      <w:pPr>
+        <w:spacing w:line="336" w:lineRule="auto" w:after="180"/>
+      </w:pPr>
+      <w:r>
+        <w:rPr>
+          <w:b w:val="0"/>
+        </w:rPr>
+        <w:t xml:space="preserve">Keep the decision, </w:t>
       </w:r>
       <w:r>
         <w:rPr>
           <w:b/>
         </w:rPr>
-        <w:t>60%</w:t>
+        <w:t>input</w:t>
       </w:r>
       <w:r>
         <w:rPr>
           <w:b w:val="0"/>
         </w:rPr>
-        <w:t>, gap=30 percentage points. These data do not prove the device itself causes the difference; lighting, leaf mix or labels may differ.</w:t>
+        <w:t xml:space="preserve">, result, explanation and remaining limitation in the project </w:t>
+      </w:r>
+      <w:r>
+        <w:rPr>
+          <w:b/>
+        </w:rPr>
+        <w:t>evidence</w:t>
+      </w:r>
+      <w:r>
+        <w:rPr>
+          <w:b w:val="0"/>
+        </w:rPr>
+        <w:t xml:space="preserve"> record. Retrieve this record next week rather than restarting the project.</w:t>
       </w:r>
     </w:p>
     <w:p>
       <w:pPr>
         <w:spacing w:line="336" w:lineRule="auto" w:after="180"/>
-        <w:shd w:fill="F1F6FC"/>
       </w:pPr>
       <w:r>
         <w:rPr>
           <w:b w:val="0"/>
         </w:rPr>
-        <w:t>Investigate with comparable cases and preserve small-sample uncertainty.</w:t>
-      </w:r>
-    </w:p>
-    <w:p>
-      <w:pPr>
-        <w:pStyle w:val="Heading3"/>
-      </w:pPr>
-      <w:r>
-        <w:t>Explanations for the additional workbook examples</w:t>
-      </w:r>
-    </w:p>
-    <w:p>
-      <w:pPr>
-        <w:pStyle w:val="Heading3"/>
-      </w:pPr>
-      <w:r>
-        <w:t>W1 Calculate group rates</w:t>
-      </w:r>
-    </w:p>
-    <w:p>
-      <w:pPr>
-        <w:pStyle w:val="Heading3"/>
-      </w:pPr>
-      <w:r>
-        <w:t>Workbook question · W1</w:t>
+        <w:t xml:space="preserve">For your Responsible Plant Classifier, save the </w:t>
+      </w:r>
+      <w:r>
+        <w:rPr>
+          <w:b/>
+        </w:rPr>
+        <w:t>input</w:t>
+      </w:r>
+      <w:r>
+        <w:rPr>
+          <w:b w:val="0"/>
+        </w:rPr>
+        <w:t>, procedure, observed result and limitation of this check.</w:t>
       </w:r>
     </w:p>
     <w:p>
       <w:pPr>
         <w:spacing w:line="336" w:lineRule="auto" w:after="180"/>
-        <w:shd w:fill="F5F1FB"/>
       </w:pPr>
       <w:r>
         <w:rPr>
           <w:b w:val="0"/>
         </w:rPr>
-        <w:t>Calculate the worked group and pooled rates.</w:t>
-      </w:r>
-    </w:p>
-    <w:p>
-      <w:pPr>
-        <w:pStyle w:val="Heading3"/>
-      </w:pPr>
-      <w:r>
-        <w:t>Teacher reasoning · W1</w:t>
+        <w:t>Label this worked example as practice; use a different, previously unreviewed case when checking independent understanding.</w:t>
+      </w:r>
+    </w:p>
+    <w:p>
+      <w:pPr>
+        <w:pStyle w:val="Heading2"/>
+      </w:pPr>
+      <w:r>
+        <w:t>Support and selected reassessment</w:t>
       </w:r>
     </w:p>
     <w:p>
       <w:pPr>
         <w:spacing w:line="336" w:lineRule="auto" w:after="180"/>
-        <w:shd w:fill="F1F6FC"/>
       </w:pPr>
       <w:r>
         <w:rPr>
           <w:b w:val="0"/>
         </w:rPr>
-        <w:t>Teacher explanation: A 2/20=10 percent; B 3/5=60 percent; pooled 5/25=20 percent, a 50-point group gap.</w:t>
-      </w:r>
-    </w:p>
-    <w:p>
-      <w:pPr>
-        <w:pStyle w:val="Heading3"/>
-      </w:pPr>
-      <w:r>
-        <w:t>W2 Check sensitivity</w:t>
-      </w:r>
-    </w:p>
-    <w:p>
-      <w:pPr>
-        <w:pStyle w:val="Heading3"/>
-      </w:pPr>
-      <w:r>
-        <w:t>Workbook question · W2</w:t>
+        <w:t xml:space="preserve">Use a tiny labelled dataset, explicit units and a named positive class. Stretch: require a baseline, held-out evaluation and </w:t>
+      </w:r>
+      <w:r>
+        <w:rPr>
+          <w:b/>
+        </w:rPr>
+        <w:t>subgroup</w:t>
+      </w:r>
+      <w:r>
+        <w:rPr>
+          <w:b w:val="0"/>
+        </w:rPr>
+        <w:t xml:space="preserve"> or shifted-condition analysis with </w:t>
+      </w:r>
+      <w:r>
+        <w:rPr>
+          <w:b/>
+        </w:rPr>
+        <w:t>denominator</w:t>
+      </w:r>
+      <w:r>
+        <w:rPr>
+          <w:b w:val="0"/>
+        </w:rPr>
+        <w:t>s.</w:t>
       </w:r>
     </w:p>
     <w:p>
       <w:pPr>
         <w:spacing w:line="336" w:lineRule="auto" w:after="180"/>
-        <w:shd w:fill="F5F1FB"/>
       </w:pPr>
       <w:r>
         <w:rPr>
           <w:b w:val="0"/>
         </w:rPr>
-        <w:t>How does correcting one B error affect its rate?</w:t>
-      </w:r>
-    </w:p>
-    <w:p>
-      <w:pPr>
-        <w:pStyle w:val="Heading3"/>
-      </w:pPr>
-      <w:r>
-        <w:t>Teacher reasoning · W2</w:t>
+        <w:t xml:space="preserve">Provide a blank </w:t>
+      </w:r>
+      <w:r>
+        <w:rPr>
+          <w:b/>
+        </w:rPr>
+        <w:t>evidence</w:t>
+      </w:r>
+      <w:r>
+        <w:rPr>
+          <w:b w:val="0"/>
+        </w:rPr>
+        <w:t xml:space="preserve"> table and allow a verbal explanation before writing. Highlight the given conditions without supplying the W 4 conclusion. Use </w:t>
+      </w:r>
+      <w:r>
+        <w:rPr>
+          <w:b/>
+        </w:rPr>
+        <w:t>subgroup</w:t>
+      </w:r>
+      <w:r>
+        <w:rPr>
+          <w:b w:val="0"/>
+        </w:rPr>
+        <w:t xml:space="preserve"> and </w:t>
+      </w:r>
+      <w:r>
+        <w:rPr>
+          <w:b/>
+        </w:rPr>
+        <w:t>disaggregation</w:t>
+      </w:r>
+      <w:r>
+        <w:rPr>
+          <w:b w:val="0"/>
+        </w:rPr>
+        <w:t xml:space="preserve"> in full sentences.</w:t>
       </w:r>
     </w:p>
     <w:p>
       <w:pPr>
         <w:spacing w:line="336" w:lineRule="auto" w:after="180"/>
-        <w:shd w:fill="F1F6FC"/>
       </w:pPr>
       <w:r>
         <w:rPr>
           <w:b w:val="0"/>
         </w:rPr>
-        <w:t>Teacher explanation: B becomes 2/5=40 percent, a 20-percentage-point change from one case.</w:t>
-      </w:r>
-    </w:p>
-    <w:p>
-      <w:pPr>
-        <w:pStyle w:val="Heading3"/>
-      </w:pPr>
-      <w:r>
-        <w:t>W3 Report missing coverage</w:t>
-      </w:r>
-    </w:p>
-    <w:p>
-      <w:pPr>
-        <w:pStyle w:val="Heading3"/>
-      </w:pPr>
-      <w:r>
-        <w:t>Workbook question · W3</w:t>
+        <w:t>Extension: alter one condition in the worked example and explain which conclusion changes and which remains supported.</w:t>
       </w:r>
     </w:p>
     <w:p>
       <w:pPr>
         <w:spacing w:line="336" w:lineRule="auto" w:after="180"/>
-        <w:shd w:fill="F5F1FB"/>
       </w:pPr>
       <w:r>
         <w:rPr>
           <w:b w:val="0"/>
         </w:rPr>
-        <w:t>Group C has no evaluated cases. What is its measured error rate?</w:t>
-      </w:r>
-    </w:p>
-    <w:p>
-      <w:pPr>
-        <w:pStyle w:val="Heading3"/>
-      </w:pPr>
-      <w:r>
-        <w:t>Teacher reasoning · W3</w:t>
+        <w:t>For independent W 4, require: X 10 percent; Y 50 percent; pooled 3/14 about 21.4 percent. Y has only four examples, and the table does not establish a cause.</w:t>
       </w:r>
     </w:p>
     <w:p>
       <w:pPr>
         <w:spacing w:line="336" w:lineRule="auto" w:after="180"/>
-        <w:shd w:fill="F1F6FC"/>
       </w:pPr>
       <w:r>
         <w:rPr>
           <w:b w:val="0"/>
         </w:rPr>
-        <w:t xml:space="preserve">Teacher explanation: Unavailable because the </w:t>
+        <w:t xml:space="preserve">Fresh retry X 2/8 and Y 1/2:25 and 50 percent, pooled 3/10=30 percent. Require </w:t>
       </w:r>
       <w:r>
         <w:rPr>
@@ -4414,673 +5119,26 @@
         <w:rPr>
           <w:b w:val="0"/>
         </w:rPr>
-        <w:t xml:space="preserve"> is zero; report missing </w:t>
-      </w:r>
-      <w:r>
-        <w:rPr>
-          <w:b/>
-        </w:rPr>
-        <w:t>coverage</w:t>
-      </w:r>
+        <w:t>s, the small Y sample and no causal inference. Mark each criterion as independent, supported or not yet demonstrated.</w:t>
+      </w:r>
+    </w:p>
+    <w:p>
+      <w:pPr>
+        <w:spacing w:line="336" w:lineRule="auto" w:after="180"/>
+      </w:pPr>
       <w:r>
         <w:rPr>
           <w:b w:val="0"/>
         </w:rPr>
-        <w:t xml:space="preserve"> and do not substitute zero.</w:t>
-      </w:r>
-    </w:p>
-    <w:p>
-      <w:pPr>
-        <w:pStyle w:val="Heading3"/>
-      </w:pPr>
-      <w:r>
-        <w:t>W4 Apply independently</w:t>
-      </w:r>
-    </w:p>
-    <w:p>
-      <w:pPr>
-        <w:pStyle w:val="Heading3"/>
-      </w:pPr>
-      <w:r>
-        <w:t>Workbook question · W4</w:t>
-      </w:r>
-    </w:p>
-    <w:p>
-      <w:pPr>
-        <w:spacing w:line="336" w:lineRule="auto" w:after="180"/>
-        <w:shd w:fill="F5F1FB"/>
-      </w:pPr>
-      <w:r>
-        <w:rPr>
-          <w:b w:val="0"/>
-        </w:rPr>
-        <w:t>Groups X 1 error/10 and Y 2/4: calculate separate and pooled rates, then state one limit.</w:t>
-      </w:r>
-    </w:p>
-    <w:p>
-      <w:pPr>
-        <w:pStyle w:val="Heading3"/>
-      </w:pPr>
-      <w:r>
-        <w:t>Teacher reasoning · W4</w:t>
-      </w:r>
-    </w:p>
-    <w:p>
-      <w:pPr>
-        <w:spacing w:line="336" w:lineRule="auto" w:after="180"/>
-        <w:shd w:fill="F1F6FC"/>
-      </w:pPr>
-      <w:r>
-        <w:rPr>
-          <w:b w:val="0"/>
-        </w:rPr>
-        <w:t>Teacher explanation: X 10 percent; Y 50 percent; pooled 3/14 about 21.4 percent. Y has only four examples, and the table does not establish a cause.</w:t>
-      </w:r>
-    </w:p>
-    <w:p>
-      <w:pPr>
-        <w:pStyle w:val="Heading3"/>
-      </w:pPr>
-      <w:r>
-        <w:t>W5 Avoid a fairness shortcut</w:t>
-      </w:r>
-    </w:p>
-    <w:p>
-      <w:pPr>
-        <w:pStyle w:val="Heading3"/>
-      </w:pPr>
-      <w:r>
-        <w:t>Workbook question · W5</w:t>
-      </w:r>
-    </w:p>
-    <w:p>
-      <w:pPr>
-        <w:spacing w:line="336" w:lineRule="auto" w:after="180"/>
-        <w:shd w:fill="F5F1FB"/>
-      </w:pPr>
-      <w:r>
-        <w:rPr>
-          <w:b w:val="0"/>
-        </w:rPr>
-        <w:t>Why does equal accuracy not settle whether use is fair?</w:t>
-      </w:r>
-    </w:p>
-    <w:p>
-      <w:pPr>
-        <w:pStyle w:val="Heading3"/>
-      </w:pPr>
-      <w:r>
-        <w:t>Teacher reasoning · W5</w:t>
-      </w:r>
-    </w:p>
-    <w:p>
-      <w:pPr>
-        <w:spacing w:line="336" w:lineRule="auto" w:after="180"/>
-        <w:shd w:fill="F1F6FC"/>
-      </w:pPr>
-      <w:r>
-        <w:rPr>
-          <w:b w:val="0"/>
-        </w:rPr>
-        <w:t>Teacher explanation: Error types, consequences, access, labels and context can differ; a single equality does not establish acceptable treatment.</w:t>
-      </w:r>
-    </w:p>
-    <w:p>
-      <w:pPr>
-        <w:pStyle w:val="Heading3"/>
-      </w:pPr>
-      <w:r>
-        <w:t>Assess independent transfer</w:t>
-      </w:r>
-    </w:p>
-    <w:p>
-      <w:pPr>
-        <w:pStyle w:val="Heading3"/>
-      </w:pPr>
-      <w:r>
-        <w:t>Independent question · withhold the key</w:t>
-      </w:r>
-    </w:p>
-    <w:p>
-      <w:pPr>
-        <w:spacing w:line="336" w:lineRule="auto" w:after="180"/>
-        <w:shd w:fill="F5F1FB"/>
-      </w:pPr>
-      <w:r>
-        <w:rPr>
-          <w:b w:val="0"/>
-        </w:rPr>
-        <w:t>Selected case: Groups X 1 error/10 and Y 2/4: calculate separate and pooled rates, then state one limit.</w:t>
-      </w:r>
-    </w:p>
-    <w:p>
-      <w:pPr>
-        <w:pStyle w:val="Heading3"/>
-      </w:pPr>
-      <w:r>
-        <w:t>Selected case answer</w:t>
-      </w:r>
-    </w:p>
-    <w:p>
-      <w:pPr>
-        <w:pStyle w:val="Heading3"/>
-      </w:pPr>
-      <w:r>
-        <w:t>Teacher key · Selected case answer</w:t>
-      </w:r>
-    </w:p>
-    <w:p>
-      <w:pPr>
-        <w:spacing w:line="336" w:lineRule="auto" w:after="180"/>
-        <w:shd w:fill="F1F6FC"/>
-      </w:pPr>
-      <w:r>
-        <w:rPr>
-          <w:b w:val="0"/>
-        </w:rPr>
-        <w:t>Teacher explanation: X 10 percent; Y 50 percent; pooled 3/14 about 21.4 percent. Y has only four examples, and the table does not establish a cause.</w:t>
-      </w:r>
-    </w:p>
-    <w:tbl>
-      <w:tblPr>
-        <w:tblStyle w:val="LightShading-Accent1"/>
-        <w:tblW w:type="auto" w:w="0"/>
-        <w:tblLook w:firstColumn="1" w:firstRow="1" w:lastColumn="0" w:lastRow="0" w:noHBand="0" w:noVBand="1" w:val="04A0"/>
-      </w:tblPr>
-      <w:tblGrid>
-        <w:gridCol w:w="5112"/>
-        <w:gridCol w:w="5112"/>
-      </w:tblGrid>
-      <w:tr>
-        <w:trPr>
-          <w:tblHeader/>
-        </w:trPr>
-        <w:tc>
-          <w:tcPr>
-            <w:tcW w:type="dxa" w:w="5112"/>
-          </w:tcPr>
-          <w:p>
-            <w:r>
-              <w:t>Dimension</w:t>
-            </w:r>
-          </w:p>
-        </w:tc>
-        <w:tc>
-          <w:tcPr>
-            <w:tcW w:type="dxa" w:w="5112"/>
-          </w:tcPr>
-          <w:p>
-            <w:r>
-              <w:t>Evidence required</w:t>
-            </w:r>
-          </w:p>
-        </w:tc>
-      </w:tr>
-      <w:tr>
-        <w:tc>
-          <w:tcPr>
-            <w:tcW w:type="dxa" w:w="5112"/>
-          </w:tcPr>
-          <w:p>
-            <w:r>
-              <w:t>Explanation</w:t>
-            </w:r>
-          </w:p>
-        </w:tc>
-        <w:tc>
-          <w:tcPr>
-            <w:tcW w:type="dxa" w:w="5112"/>
-          </w:tcPr>
-          <w:p>
-            <w:r>
-              <w:t>Names the applicable idea or procedure and ties it to the supplied facts.</w:t>
-            </w:r>
-          </w:p>
-        </w:tc>
-      </w:tr>
-      <w:tr>
-        <w:tc>
-          <w:tcPr>
-            <w:tcW w:type="dxa" w:w="5112"/>
-          </w:tcPr>
-          <w:p>
-            <w:r>
-              <w:t>Trace and result</w:t>
-            </w:r>
-          </w:p>
-        </w:tc>
-        <w:tc>
-          <w:tcPr>
-            <w:tcW w:type="dxa" w:w="5112"/>
-          </w:tcPr>
-          <w:p>
-            <w:r>
-              <w:t>Preserves the given inputs and shows the relevant intermediate steps; distinguishes a prediction from an observed execution.</w:t>
-            </w:r>
-          </w:p>
-        </w:tc>
-      </w:tr>
-      <w:tr>
-        <w:tc>
-          <w:tcPr>
-            <w:tcW w:type="dxa" w:w="5112"/>
-          </w:tcPr>
-          <w:p>
-            <w:r>
-              <w:t>Limits</w:t>
-            </w:r>
-          </w:p>
-        </w:tc>
-        <w:tc>
-          <w:tcPr>
-            <w:tcW w:type="dxa" w:w="5112"/>
-          </w:tcPr>
-          <w:p>
-            <w:r>
-              <w:t>States the assumptions, missing evidence or conditions under which the result would change.</w:t>
-            </w:r>
-          </w:p>
-        </w:tc>
-      </w:tr>
-    </w:tbl>
-    <w:p>
-      <w:pPr>
-        <w:pStyle w:val="Heading3"/>
-      </w:pPr>
-      <w:r>
-        <w:t>Teacher key · Selected case answer</w:t>
-      </w:r>
-    </w:p>
-    <w:p>
-      <w:pPr>
-        <w:spacing w:line="336" w:lineRule="auto" w:after="180"/>
-        <w:shd w:fill="F1F6FC"/>
-      </w:pPr>
-      <w:r>
-        <w:rPr>
-          <w:b w:val="0"/>
-        </w:rPr>
-        <w:t>Record each dimension as not yet, with support, or independent. Accept a valid alternative procedure with a defensible trace.</w:t>
-      </w:r>
-    </w:p>
-    <w:p>
-      <w:pPr>
-        <w:spacing w:line="336" w:lineRule="auto" w:after="180"/>
-        <w:shd w:fill="F1F6FC"/>
-      </w:pPr>
-      <w:r>
-        <w:rPr>
-          <w:b w:val="0"/>
-        </w:rPr>
-        <w:t xml:space="preserve">Do not penalise an honestly recorded model failure if the learner correctly explains its </w:t>
-      </w:r>
-      <w:r>
-        <w:rPr>
-          <w:b/>
-        </w:rPr>
-        <w:t>evidence</w:t>
-      </w:r>
-      <w:r>
-        <w:rPr>
-          <w:b w:val="0"/>
-        </w:rPr>
-        <w:t xml:space="preserve"> and limits.</w:t>
-      </w:r>
-    </w:p>
-    <w:p>
-      <w:pPr>
-        <w:pStyle w:val="Heading3"/>
-      </w:pPr>
-      <w:r>
-        <w:t>Feedback that the learner uses</w:t>
-      </w:r>
-    </w:p>
-    <w:p>
-      <w:pPr>
-        <w:spacing w:line="336" w:lineRule="auto" w:after="180"/>
-      </w:pPr>
-      <w:r>
-        <w:rPr>
-          <w:b w:val="0"/>
-        </w:rPr>
-        <w:t>Name the earliest unsupported step and give one action to repair it. Have the learner make that repair now and explain why. Then assess the relevant skill on a fresh, fully specified case.</w:t>
-      </w:r>
-    </w:p>
-    <w:p>
-      <w:pPr>
-        <w:spacing w:line="336" w:lineRule="auto" w:after="180"/>
-      </w:pPr>
-      <w:r>
-        <w:rPr>
-          <w:b w:val="0"/>
-        </w:rPr>
-        <w:t>Confirm it was not previously practised with feedback; solve and check the new case before assigning it. A follow-up design prompt is a starting brief, not automatically an equivalent test.</w:t>
-      </w:r>
-    </w:p>
-    <w:p>
-      <w:pPr>
-        <w:pStyle w:val="Heading1"/>
-      </w:pPr>
-      <w:r>
-        <w:t>06. Connect and extend learning</w:t>
-      </w:r>
-    </w:p>
-    <w:p>
-      <w:r>
-        <w:t>Connect Subgroup Performance to Responsible Plant Classifier, adapt support and plan a later changed-case check.</w:t>
-      </w:r>
-    </w:p>
-    <w:p>
-      <w:pPr>
-        <w:pStyle w:val="Heading3"/>
-      </w:pPr>
-      <w:r>
-        <w:t>Responsible Plant Classifier</w:t>
-      </w:r>
-    </w:p>
-    <w:p>
-      <w:pPr>
-        <w:spacing w:line="336" w:lineRule="auto" w:after="180"/>
-      </w:pPr>
-      <w:r>
-        <w:rPr>
-          <w:b w:val="0"/>
-        </w:rPr>
-        <w:t xml:space="preserve">Add </w:t>
-      </w:r>
-      <w:r>
-        <w:rPr>
-          <w:b/>
-        </w:rPr>
-        <w:t>subgroup</w:t>
-      </w:r>
-      <w:r>
-        <w:rPr>
-          <w:b w:val="0"/>
-        </w:rPr>
-        <w:t xml:space="preserve"> tables and a minimum acceptable threshold to the Plant Classifier release criteria.</w:t>
-      </w:r>
-    </w:p>
-    <w:p>
-      <w:pPr>
-        <w:spacing w:line="336" w:lineRule="auto" w:after="180"/>
-      </w:pPr>
-      <w:r>
-        <w:rPr>
-          <w:b w:val="0"/>
-        </w:rPr>
-        <w:t xml:space="preserve">Keep the decision, </w:t>
-      </w:r>
-      <w:r>
-        <w:rPr>
-          <w:b/>
-        </w:rPr>
-        <w:t>input</w:t>
-      </w:r>
-      <w:r>
-        <w:rPr>
-          <w:b w:val="0"/>
-        </w:rPr>
-        <w:t xml:space="preserve">, result, explanation and remaining limitation in the project </w:t>
-      </w:r>
-      <w:r>
-        <w:rPr>
-          <w:b/>
-        </w:rPr>
-        <w:t>evidence</w:t>
-      </w:r>
-      <w:r>
-        <w:rPr>
-          <w:b w:val="0"/>
-        </w:rPr>
-        <w:t xml:space="preserve"> record. Retrieve this record next week rather than restarting the project.</w:t>
-      </w:r>
-    </w:p>
-    <w:p>
-      <w:pPr>
-        <w:pStyle w:val="Heading3"/>
-      </w:pPr>
-      <w:r>
-        <w:t>Support and stretch</w:t>
-      </w:r>
-    </w:p>
-    <w:p>
-      <w:pPr>
-        <w:spacing w:line="336" w:lineRule="auto" w:after="180"/>
-      </w:pPr>
-      <w:r>
-        <w:rPr>
-          <w:b w:val="0"/>
-        </w:rPr>
-        <w:t xml:space="preserve">Use a tiny labelled dataset, explicit units and a named positive class. Stretch: require a baseline, held-out evaluation and </w:t>
-      </w:r>
-      <w:r>
-        <w:rPr>
-          <w:b/>
-        </w:rPr>
-        <w:t>subgroup</w:t>
-      </w:r>
-      <w:r>
-        <w:rPr>
-          <w:b w:val="0"/>
-        </w:rPr>
-        <w:t xml:space="preserve"> or shifted-condition analysis with </w:t>
-      </w:r>
-      <w:r>
-        <w:rPr>
-          <w:b/>
-        </w:rPr>
-        <w:t>denominator</w:t>
-      </w:r>
-      <w:r>
-        <w:rPr>
-          <w:b w:val="0"/>
-        </w:rPr>
-        <w:t>s.</w:t>
-      </w:r>
-    </w:p>
-    <w:p>
-      <w:pPr>
-        <w:pStyle w:val="Heading3"/>
-      </w:pPr>
-      <w:r>
-        <w:t>Exit reflection</w:t>
-      </w:r>
-    </w:p>
-    <w:p>
-      <w:pPr>
-        <w:spacing w:line="336" w:lineRule="auto" w:after="180"/>
-      </w:pPr>
-      <w:r>
-        <w:rPr>
-          <w:b w:val="0"/>
-        </w:rPr>
-        <w:t xml:space="preserve">Ask for one decision the learner can now justify and one situation requiring more </w:t>
-      </w:r>
-      <w:r>
-        <w:rPr>
-          <w:b/>
-        </w:rPr>
-        <w:t>evidence</w:t>
-      </w:r>
-      <w:r>
-        <w:rPr>
-          <w:b w:val="0"/>
-        </w:rPr>
-        <w:t xml:space="preserve"> or human review. Confidence ratings are separate from correct independent performance.</w:t>
-      </w:r>
-    </w:p>
-    <w:p>
-      <w:pPr>
-        <w:pStyle w:val="Heading3"/>
-      </w:pPr>
-      <w:r>
-        <w:t>Bridge to the next week</w:t>
-      </w:r>
-    </w:p>
-    <w:p>
-      <w:pPr>
-        <w:spacing w:line="336" w:lineRule="auto" w:after="180"/>
-      </w:pPr>
-      <w:r>
-        <w:rPr>
-          <w:b w:val="0"/>
-        </w:rPr>
-        <w:t xml:space="preserve">Next: Week 32: Proxy Features and Fairness. Retrieve today’s </w:t>
-      </w:r>
-      <w:r>
-        <w:rPr>
-          <w:b/>
-        </w:rPr>
-        <w:t>evidence</w:t>
-      </w:r>
-      <w:r>
-        <w:rPr>
-          <w:b w:val="0"/>
-        </w:rPr>
-        <w:t xml:space="preserve"> and identify what carries forward and what is new.</w:t>
-      </w:r>
-    </w:p>
-    <w:p>
-      <w:pPr>
-        <w:pStyle w:val="Heading3"/>
-      </w:pPr>
-      <w:r>
-        <w:t>Support and fresh reassessment</w:t>
-      </w:r>
-    </w:p>
-    <w:p>
-      <w:pPr>
-        <w:spacing w:line="336" w:lineRule="auto" w:after="180"/>
-      </w:pPr>
-      <w:r>
-        <w:rPr>
-          <w:b w:val="0"/>
-        </w:rPr>
-        <w:t xml:space="preserve">Provide a blank </w:t>
-      </w:r>
-      <w:r>
-        <w:rPr>
-          <w:b/>
-        </w:rPr>
-        <w:t>evidence</w:t>
-      </w:r>
-      <w:r>
-        <w:rPr>
-          <w:b w:val="0"/>
-        </w:rPr>
-        <w:t xml:space="preserve"> table and allow a verbal explanation before writing. Highlight the given conditions without supplying the W 4 conclusion. Use </w:t>
-      </w:r>
-      <w:r>
-        <w:rPr>
-          <w:b/>
-        </w:rPr>
-        <w:t>subgroup</w:t>
-      </w:r>
-      <w:r>
-        <w:rPr>
-          <w:b w:val="0"/>
-        </w:rPr>
-        <w:t xml:space="preserve"> and </w:t>
-      </w:r>
-      <w:r>
-        <w:rPr>
-          <w:b/>
-        </w:rPr>
-        <w:t>disaggregation</w:t>
-      </w:r>
-      <w:r>
-        <w:rPr>
-          <w:b w:val="0"/>
-        </w:rPr>
-        <w:t xml:space="preserve"> in full sentences.</w:t>
-      </w:r>
-    </w:p>
-    <w:p>
-      <w:pPr>
-        <w:spacing w:line="336" w:lineRule="auto" w:after="180"/>
-      </w:pPr>
-      <w:r>
-        <w:rPr>
-          <w:b w:val="0"/>
-        </w:rPr>
-        <w:t>Extension: alter one condition in the worked example and explain which conclusion changes and which remains supported.</w:t>
-      </w:r>
-    </w:p>
-    <w:p>
-      <w:pPr>
-        <w:spacing w:line="336" w:lineRule="auto" w:after="180"/>
-      </w:pPr>
-      <w:r>
-        <w:rPr>
-          <w:b w:val="0"/>
-        </w:rPr>
-        <w:t>For independent W 4, require: X 10 percent; Y 50 percent; pooled 3/14 about 21.4 percent. Y has only four examples, and the table does not establish a cause.</w:t>
-      </w:r>
-    </w:p>
-    <w:p>
-      <w:pPr>
-        <w:spacing w:line="336" w:lineRule="auto" w:after="180"/>
-      </w:pPr>
-      <w:r>
-        <w:rPr>
-          <w:b w:val="0"/>
-        </w:rPr>
-        <w:t xml:space="preserve">Fresh retry X 2/8 and Y 1/2:25 and 50 percent, pooled 3/10=30 percent. Require </w:t>
-      </w:r>
-      <w:r>
-        <w:rPr>
-          <w:b/>
-        </w:rPr>
-        <w:t>denominator</w:t>
-      </w:r>
-      <w:r>
-        <w:rPr>
-          <w:b w:val="0"/>
-        </w:rPr>
-        <w:t>s, the small Y sample and no causal inference. Mark each criterion as independent, supported or not yet demonstrated.</w:t>
-      </w:r>
-    </w:p>
-    <w:p>
-      <w:pPr>
-        <w:spacing w:line="336" w:lineRule="auto" w:after="180"/>
-      </w:pPr>
-      <w:r>
-        <w:rPr>
-          <w:b w:val="0"/>
-        </w:rPr>
         <w:t>Reassess the reasoning after feedback; do not replace the first attempt silently.</w:t>
       </w:r>
     </w:p>
     <w:p>
       <w:pPr>
-        <w:spacing w:line="336" w:lineRule="auto" w:after="180"/>
-      </w:pPr>
-      <w:r>
-        <w:rPr>
-          <w:b w:val="0"/>
-        </w:rPr>
-        <w:t xml:space="preserve">Next week: Proxy features and fairness. Carry forward the saved </w:t>
-      </w:r>
-      <w:r>
-        <w:rPr>
-          <w:b/>
-        </w:rPr>
-        <w:t>evidence</w:t>
-      </w:r>
-      <w:r>
-        <w:rPr>
-          <w:b w:val="0"/>
-        </w:rPr>
-        <w:t xml:space="preserve"> and the distinction between development choices and justified claims.</w:t>
-      </w:r>
-    </w:p>
-    <w:p>
-      <w:pPr>
-        <w:pStyle w:val="Heading3"/>
-      </w:pPr>
-      <w:r>
-        <w:t>Plan the delayed return</w:t>
+        <w:pStyle w:val="Heading2"/>
+      </w:pPr>
+      <w:r>
+        <w:t>Delayed return</w:t>
       </w:r>
     </w:p>
     <w:p>
@@ -5297,71 +5355,188 @@
     </w:p>
     <w:p>
       <w:pPr>
+        <w:pStyle w:val="Heading2"/>
+      </w:pPr>
+      <w:r>
+        <w:t>Bridge and reflection</w:t>
+      </w:r>
+    </w:p>
+    <w:p>
+      <w:pPr>
+        <w:spacing w:line="336" w:lineRule="auto" w:after="180"/>
+      </w:pPr>
+      <w:r>
+        <w:rPr>
+          <w:b w:val="0"/>
+        </w:rPr>
+        <w:t xml:space="preserve">Ask for one decision the learner can now justify and one situation requiring more </w:t>
+      </w:r>
+      <w:r>
+        <w:rPr>
+          <w:b/>
+        </w:rPr>
+        <w:t>evidence</w:t>
+      </w:r>
+      <w:r>
+        <w:rPr>
+          <w:b w:val="0"/>
+        </w:rPr>
+        <w:t xml:space="preserve"> or human review. Confidence ratings are separate from correct independent performance.</w:t>
+      </w:r>
+    </w:p>
+    <w:p>
+      <w:pPr>
+        <w:spacing w:line="336" w:lineRule="auto" w:after="180"/>
+      </w:pPr>
+      <w:r>
+        <w:rPr>
+          <w:b w:val="0"/>
+        </w:rPr>
+        <w:t xml:space="preserve">Next: Week 32: Proxy Features and Fairness. Retrieve today’s </w:t>
+      </w:r>
+      <w:r>
+        <w:rPr>
+          <w:b/>
+        </w:rPr>
+        <w:t>evidence</w:t>
+      </w:r>
+      <w:r>
+        <w:rPr>
+          <w:b w:val="0"/>
+        </w:rPr>
+        <w:t xml:space="preserve"> and identify what carries forward and what is new.</w:t>
+      </w:r>
+    </w:p>
+    <w:p>
+      <w:pPr>
+        <w:spacing w:line="336" w:lineRule="auto" w:after="180"/>
+      </w:pPr>
+      <w:r>
+        <w:rPr>
+          <w:b w:val="0"/>
+        </w:rPr>
+        <w:t xml:space="preserve">Next week: Proxy features and fairness. Carry forward the saved </w:t>
+      </w:r>
+      <w:r>
+        <w:rPr>
+          <w:b/>
+        </w:rPr>
+        <w:t>evidence</w:t>
+      </w:r>
+      <w:r>
+        <w:rPr>
+          <w:b w:val="0"/>
+        </w:rPr>
+        <w:t xml:space="preserve"> and the distinction between development choices and justified claims.</w:t>
+      </w:r>
+    </w:p>
+    <w:p>
+      <w:pPr>
+        <w:pStyle w:val="Heading2"/>
+      </w:pPr>
+      <w:r>
+        <w:t>Earlier wording, alternatives and picture transcripts · reference / check after trying</w:t>
+      </w:r>
+    </w:p>
+    <w:p>
+      <w:pPr>
+        <w:spacing w:line="336" w:lineRule="auto" w:after="180"/>
+      </w:pPr>
+      <w:r>
+        <w:rPr>
+          <w:b w:val="0"/>
+        </w:rPr>
+        <w:t>Connect and extend learning</w:t>
+      </w:r>
+    </w:p>
+    <w:p>
+      <w:pPr>
         <w:pStyle w:val="Heading3"/>
       </w:pPr>
       <w:r>
+        <w:t>Responsible Plant Classifier</w:t>
+      </w:r>
+    </w:p>
+    <w:p>
+      <w:pPr>
+        <w:pStyle w:val="Heading3"/>
+      </w:pPr>
+      <w:r>
+        <w:t>Support and stretch</w:t>
+      </w:r>
+    </w:p>
+    <w:p>
+      <w:pPr>
+        <w:pStyle w:val="Heading3"/>
+      </w:pPr>
+      <w:r>
+        <w:t>Exit reflection</w:t>
+      </w:r>
+    </w:p>
+    <w:p>
+      <w:pPr>
+        <w:pStyle w:val="Heading3"/>
+      </w:pPr>
+      <w:r>
+        <w:t>Bridge to the next week</w:t>
+      </w:r>
+    </w:p>
+    <w:p>
+      <w:pPr>
+        <w:pStyle w:val="Heading3"/>
+      </w:pPr>
+      <w:r>
+        <w:t>Support and fresh reassessment</w:t>
+      </w:r>
+    </w:p>
+    <w:p>
+      <w:pPr>
+        <w:pStyle w:val="Heading3"/>
+      </w:pPr>
+      <w:r>
+        <w:t>Plan the delayed return</w:t>
+      </w:r>
+    </w:p>
+    <w:p>
+      <w:pPr>
+        <w:pStyle w:val="Heading3"/>
+      </w:pPr>
+      <w:r>
         <w:t>Project evidence from this case</w:t>
       </w:r>
     </w:p>
     <w:p>
       <w:pPr>
+        <w:pStyle w:val="Heading1"/>
+      </w:pPr>
+      <w:r>
+        <w:t>Reference bank and extra practice</w:t>
+      </w:r>
+    </w:p>
+    <w:p>
+      <w:pPr>
+        <w:pStyle w:val="Heading1"/>
+      </w:pPr>
+      <w:r>
+        <w:t>07. Reference · Alternative planning checklist</w:t>
+      </w:r>
+    </w:p>
+    <w:p>
+      <w:r>
+        <w:t>Use alongside the main route without repeating the whole cycle.</w:t>
+      </w:r>
+    </w:p>
+    <w:p>
+      <w:pPr>
+        <w:pStyle w:val="Heading2"/>
+      </w:pPr>
+      <w:r>
+        <w:t>Planning and assessment reference</w:t>
+      </w:r>
+    </w:p>
+    <w:p>
+      <w:pPr>
         <w:spacing w:line="336" w:lineRule="auto" w:after="180"/>
-      </w:pPr>
-      <w:r>
-        <w:rPr>
-          <w:b w:val="0"/>
-        </w:rPr>
-        <w:t xml:space="preserve">For your Responsible Plant Classifier, save the </w:t>
-      </w:r>
-      <w:r>
-        <w:rPr>
-          <w:b/>
-        </w:rPr>
-        <w:t>input</w:t>
-      </w:r>
-      <w:r>
-        <w:rPr>
-          <w:b w:val="0"/>
-        </w:rPr>
-        <w:t>, procedure, observed result and limitation of this check.</w:t>
-      </w:r>
-    </w:p>
-    <w:p>
-      <w:pPr>
-        <w:spacing w:line="336" w:lineRule="auto" w:after="180"/>
-      </w:pPr>
-      <w:r>
-        <w:rPr>
-          <w:b w:val="0"/>
-        </w:rPr>
-        <w:t>Label this worked example as practice; use a different, previously unreviewed case when checking independent understanding.</w:t>
-      </w:r>
-    </w:p>
-    <w:p>
-      <w:pPr>
-        <w:pStyle w:val="Heading1"/>
-      </w:pPr>
-      <w:r>
-        <w:t>07. Prepare, teach and assess</w:t>
-      </w:r>
-    </w:p>
-    <w:p>
-      <w:r>
-        <w:t>Use this preparation summary alongside the detailed Subgroup Performance lesson; it is a checklist rather than a replacement for the full sequence.</w:t>
-      </w:r>
-    </w:p>
-    <w:p>
-      <w:pPr>
-        <w:pStyle w:val="Heading3"/>
-      </w:pPr>
-      <w:r>
-        <w:t>Teaching target</w:t>
-      </w:r>
-    </w:p>
-    <w:p>
-      <w:pPr>
-        <w:spacing w:line="336" w:lineRule="auto" w:after="180"/>
-        <w:shd w:fill="EDF7F3"/>
       </w:pPr>
       <w:r>
         <w:rPr>
@@ -5551,7 +5726,6 @@
     <w:p>
       <w:pPr>
         <w:spacing w:line="336" w:lineRule="auto" w:after="180"/>
-        <w:shd w:fill="F5F1FB"/>
       </w:pPr>
       <w:r>
         <w:rPr>
@@ -5562,16 +5736,7 @@
     </w:p>
     <w:p>
       <w:pPr>
-        <w:pStyle w:val="Heading3"/>
-      </w:pPr>
-      <w:r>
-        <w:t>Supported practice answer</w:t>
-      </w:r>
-    </w:p>
-    <w:p>
-      <w:pPr>
         <w:spacing w:line="336" w:lineRule="auto" w:after="180"/>
-        <w:shd w:fill="F1F6FC"/>
       </w:pPr>
       <w:r>
         <w:rPr>
@@ -5616,16 +5781,7 @@
     </w:p>
     <w:p>
       <w:pPr>
-        <w:pStyle w:val="Heading3"/>
-      </w:pPr>
-      <w:r>
-        <w:t>Repair the misconception</w:t>
-      </w:r>
-    </w:p>
-    <w:p>
-      <w:pPr>
         <w:spacing w:line="336" w:lineRule="auto" w:after="180"/>
-        <w:shd w:fill="FFF5E6"/>
       </w:pPr>
       <w:r>
         <w:rPr>
@@ -5636,16 +5792,7 @@
     </w:p>
     <w:p>
       <w:pPr>
-        <w:pStyle w:val="Heading3"/>
-      </w:pPr>
-      <w:r>
-        <w:t>Support without giving away the answer</w:t>
-      </w:r>
-    </w:p>
-    <w:p>
-      <w:pPr>
         <w:spacing w:line="336" w:lineRule="auto" w:after="180"/>
-        <w:shd w:fill="F1F6F8"/>
       </w:pPr>
       <w:r>
         <w:rPr>
@@ -5668,16 +5815,7 @@
     </w:p>
     <w:p>
       <w:pPr>
-        <w:pStyle w:val="Heading3"/>
-      </w:pPr>
-      <w:r>
-        <w:t>Extend the reasoning</w:t>
-      </w:r>
-    </w:p>
-    <w:p>
-      <w:pPr>
         <w:spacing w:line="336" w:lineRule="auto" w:after="180"/>
-        <w:shd w:fill="F5F1FB"/>
       </w:pPr>
       <w:r>
         <w:rPr>
@@ -5701,7 +5839,6 @@
     <w:p>
       <w:pPr>
         <w:spacing w:line="336" w:lineRule="auto" w:after="180"/>
-        <w:shd w:fill="F5F1FB"/>
       </w:pPr>
       <w:r>
         <w:rPr>
@@ -5724,16 +5861,7 @@
     </w:p>
     <w:p>
       <w:pPr>
-        <w:pStyle w:val="Heading3"/>
-      </w:pPr>
-      <w:r>
-        <w:t>Protect the independent attempt</w:t>
-      </w:r>
-    </w:p>
-    <w:p>
-      <w:pPr>
         <w:spacing w:line="336" w:lineRule="auto" w:after="180"/>
-        <w:shd w:fill="FFF5E6"/>
       </w:pPr>
       <w:r>
         <w:rPr>
@@ -5928,16 +6056,7 @@
     </w:tbl>
     <w:p>
       <w:pPr>
-        <w:pStyle w:val="Heading3"/>
-      </w:pPr>
-      <w:r>
-        <w:t>Project checkpoint</w:t>
-      </w:r>
-    </w:p>
-    <w:p>
-      <w:pPr>
         <w:spacing w:line="336" w:lineRule="auto" w:after="180"/>
-        <w:shd w:fill="EDF7F3"/>
       </w:pPr>
       <w:r>
         <w:rPr>
@@ -5986,12 +6105,20 @@
         <w:pStyle w:val="Heading1"/>
       </w:pPr>
       <w:r>
-        <w:t>08. Use feedback, labs and repair paths</w:t>
-      </w:r>
-    </w:p>
-    <w:p>
-      <w:r>
-        <w:t>Use feedback, earlier review and portfolios purposefully. Apply the coding routine only when this lesson has an executable lab.</w:t>
+        <w:t>08. Reference · Feedback and evidence records</w:t>
+      </w:r>
+    </w:p>
+    <w:p>
+      <w:r>
+        <w:t>Keep supported rehearsal separate from independent performance.</w:t>
+      </w:r>
+    </w:p>
+    <w:p>
+      <w:pPr>
+        <w:pStyle w:val="Heading2"/>
+      </w:pPr>
+      <w:r>
+        <w:t>Record and repair</w:t>
       </w:r>
     </w:p>
     <w:p>
@@ -6030,10 +6157,44 @@
     </w:p>
     <w:p>
       <w:pPr>
-        <w:pStyle w:val="Heading3"/>
-      </w:pPr>
-      <w:r>
-        <w:t>For later coding lessons</w:t>
+        <w:spacing w:line="336" w:lineRule="auto" w:after="180"/>
+      </w:pPr>
+      <w:r>
+        <w:rPr>
+          <w:b w:val="0"/>
+        </w:rPr>
+        <w:t>Use the earlier worked-explanation links to address a specific missing building block, then return to the current question. Adapt this suggestion after observing the learner; it is not an automatic diagnosis.</w:t>
+      </w:r>
+    </w:p>
+    <w:p>
+      <w:pPr>
+        <w:spacing w:line="336" w:lineRule="auto" w:after="180"/>
+      </w:pPr>
+      <w:r>
+        <w:rPr>
+          <w:b w:val="0"/>
+        </w:rPr>
+        <w:t xml:space="preserve">Collect the completed-work portfolio as </w:t>
+      </w:r>
+      <w:r>
+        <w:rPr>
+          <w:b/>
+        </w:rPr>
+        <w:t>evidence</w:t>
+      </w:r>
+      <w:r>
+        <w:rPr>
+          <w:b w:val="0"/>
+        </w:rPr>
+        <w:t>. Record support separately from correctness, and assess explanation, trace/test and limitations. Progress ticks and quiz selections alone do not establish mastery.</w:t>
+      </w:r>
+    </w:p>
+    <w:p>
+      <w:pPr>
+        <w:pStyle w:val="Heading2"/>
+      </w:pPr>
+      <w:r>
+        <w:t>Earlier wording, alternatives and picture transcripts · reference / check after trying</w:t>
       </w:r>
     </w:p>
     <w:p>
@@ -6044,7 +6205,6 @@
     <w:p>
       <w:pPr>
         <w:spacing w:line="336" w:lineRule="auto" w:after="180"/>
-        <w:shd w:fill="F1F6F8"/>
       </w:pPr>
       <w:r>
         <w:rPr>
@@ -6067,77 +6227,20 @@
     </w:p>
     <w:p>
       <w:pPr>
-        <w:spacing w:line="336" w:lineRule="auto" w:after="180"/>
-      </w:pPr>
-      <w:r>
-        <w:rPr>
-          <w:b w:val="0"/>
-        </w:rPr>
-        <w:t>Use the earlier worked-explanation links to address a specific missing building block, then return to the current question. Adapt this suggestion after observing the learner; it is not an automatic diagnosis.</w:t>
-      </w:r>
-    </w:p>
-    <w:p>
-      <w:pPr>
-        <w:spacing w:line="336" w:lineRule="auto" w:after="180"/>
-      </w:pPr>
-      <w:r>
-        <w:rPr>
-          <w:b w:val="0"/>
-        </w:rPr>
-        <w:t xml:space="preserve">Collect the completed-work portfolio as </w:t>
-      </w:r>
-      <w:r>
-        <w:rPr>
-          <w:b/>
-        </w:rPr>
-        <w:t>evidence</w:t>
-      </w:r>
-      <w:r>
-        <w:rPr>
-          <w:b w:val="0"/>
-        </w:rPr>
-        <w:t>. Record support separately from correctness, and assess explanation, trace/test and limitations. Progress ticks and quiz selections alone do not establish mastery.</w:t>
-      </w:r>
-    </w:p>
-    <w:p>
-      <w:pPr>
         <w:pStyle w:val="Heading1"/>
       </w:pPr>
       <w:r>
-        <w:t>09. Visual concept journey</w:t>
-      </w:r>
-    </w:p>
-    <w:p>
-      <w:r>
-        <w:t>Show one Subgroup Performance graphic at a time, request a prediction and discuss its trace before the independent assessment.</w:t>
-      </w:r>
-    </w:p>
-    <w:p>
-      <w:pPr>
-        <w:spacing w:line="336" w:lineRule="auto" w:after="180"/>
-      </w:pPr>
-      <w:r>
-        <w:rPr>
-          <w:b w:val="0"/>
-        </w:rPr>
-        <w:t xml:space="preserve">Use one picture at a time. Hide a worked result before asking for a </w:t>
-      </w:r>
-      <w:r>
-        <w:rPr>
-          <w:b/>
-        </w:rPr>
-        <w:t>prediction</w:t>
-      </w:r>
-      <w:r>
-        <w:rPr>
-          <w:b w:val="0"/>
-        </w:rPr>
-        <w:t>, then reveal it for feedback. These are supported teaching cases; retain the separate independent assessment for a fresh first attempt.</w:t>
-      </w:r>
-    </w:p>
-    <w:p>
-      <w:pPr>
-        <w:pStyle w:val="Heading3"/>
+        <w:t>09. Reference · Teach with the six pictures</w:t>
+      </w:r>
+    </w:p>
+    <w:p>
+      <w:r>
+        <w:t>Choose one picture for a specific reasoning move.</w:t>
+      </w:r>
+    </w:p>
+    <w:p>
+      <w:pPr>
+        <w:pStyle w:val="Heading2"/>
       </w:pPr>
       <w:r>
         <w:t>01. Subgroup Performance: the case</w:t>
@@ -6148,7 +6251,7 @@
         <w:drawing>
           <wp:inline xmlns:a="http://schemas.openxmlformats.org/drawingml/2006/main" xmlns:pic="http://schemas.openxmlformats.org/drawingml/2006/picture">
             <wp:extent cx="5486400" cy="2990088"/>
-            <wp:docPr id="3" name="Picture 3" descr="Calculate subgroup and pooled error rates without letting the larger group hide a gap. Supplied facts: Group Sun: 2 errors in20 photos; Shade: 3 errors in5. Same error definition; related plant views are documented. All inputs and outcomes in this worked example are invented classroom data; no real model run is claimed."/>
+            <wp:docPr id="4" name="Picture 4" descr="Calculate subgroup and pooled error rates without letting the larger group hide a gap. Supplied facts: Group Sun: 2 errors in20 photos; Shade: 3 errors in5. Same error definition; related plant views are documented. All inputs and outcomes in this worked example are invented classroom data; no real model run is claimed."/>
             <wp:cNvGraphicFramePr>
               <a:graphicFrameLocks noChangeAspect="1"/>
             </wp:cNvGraphicFramePr>
@@ -6160,7 +6263,7 @@
                     <pic:cNvPicPr/>
                   </pic:nvPicPr>
                   <pic:blipFill>
-                    <a:blip r:embed="rId11"/>
+                    <a:blip r:embed="rId12"/>
                     <a:stretch>
                       <a:fillRect/>
                     </a:stretch>
@@ -6228,7 +6331,6 @@
     <w:p>
       <w:pPr>
         <w:spacing w:line="336" w:lineRule="auto" w:after="180"/>
-        <w:shd w:fill="F5F1FB"/>
       </w:pPr>
       <w:r>
         <w:rPr>
@@ -6239,16 +6341,7 @@
     </w:p>
     <w:p>
       <w:pPr>
-        <w:pStyle w:val="Heading3"/>
-      </w:pPr>
-      <w:r>
-        <w:t>Discuss while showing the picture</w:t>
-      </w:r>
-    </w:p>
-    <w:p>
-      <w:pPr>
         <w:spacing w:line="336" w:lineRule="auto" w:after="180"/>
-        <w:shd w:fill="F1F6F8"/>
       </w:pPr>
       <w:r>
         <w:rPr>
@@ -6259,7 +6352,7 @@
     </w:p>
     <w:p>
       <w:pPr>
-        <w:pStyle w:val="Heading3"/>
+        <w:pStyle w:val="Heading2"/>
       </w:pPr>
       <w:r>
         <w:t>02. Follow the deciding steps</w:t>
@@ -6270,7 +6363,7 @@
         <w:drawing>
           <wp:inline xmlns:a="http://schemas.openxmlformats.org/drawingml/2006/main" xmlns:pic="http://schemas.openxmlformats.org/drawingml/2006/picture">
             <wp:extent cx="5486400" cy="3337560"/>
-            <wp:docPr id="4" name="Picture 4" descr="Sun rate: Sun error=2/20=10%. → Shade rate: Shade error=3/5=60%. → Pooled rate: Total error=5/25=20%, which hides the 50-percentage-point subgroup difference."/>
+            <wp:docPr id="5" name="Picture 5" descr="Sun rate: Sun error=2/20=10%. → Shade rate: Shade error=3/5=60%. → Pooled rate: Total error=5/25=20%, which hides the 50-percentage-point subgroup difference."/>
             <wp:cNvGraphicFramePr>
               <a:graphicFrameLocks noChangeAspect="1"/>
             </wp:cNvGraphicFramePr>
@@ -6282,7 +6375,7 @@
                     <pic:cNvPicPr/>
                   </pic:nvPicPr>
                   <pic:blipFill>
-                    <a:blip r:embed="rId12"/>
+                    <a:blip r:embed="rId10"/>
                     <a:stretch>
                       <a:fillRect/>
                     </a:stretch>
@@ -6339,7 +6432,6 @@
     <w:p>
       <w:pPr>
         <w:spacing w:line="336" w:lineRule="auto" w:after="180"/>
-        <w:shd w:fill="F5F1FB"/>
       </w:pPr>
       <w:r>
         <w:rPr>
@@ -6362,16 +6454,7 @@
     </w:p>
     <w:p>
       <w:pPr>
-        <w:pStyle w:val="Heading3"/>
-      </w:pPr>
-      <w:r>
-        <w:t>Discuss while showing the picture</w:t>
-      </w:r>
-    </w:p>
-    <w:p>
-      <w:pPr>
         <w:spacing w:line="336" w:lineRule="auto" w:after="180"/>
-        <w:shd w:fill="F1F6F8"/>
       </w:pPr>
       <w:r>
         <w:rPr>
@@ -6394,7 +6477,7 @@
     </w:p>
     <w:p>
       <w:pPr>
-        <w:pStyle w:val="Heading3"/>
+        <w:pStyle w:val="Heading2"/>
       </w:pPr>
       <w:r>
         <w:t>03. Subgroup error rates</w:t>
@@ -6405,7 +6488,7 @@
         <w:drawing>
           <wp:inline xmlns:a="http://schemas.openxmlformats.org/drawingml/2006/main" xmlns:pic="http://schemas.openxmlformats.org/drawingml/2006/picture">
             <wp:extent cx="5486400" cy="3145536"/>
-            <wp:docPr id="5" name="Picture 5" descr="Subgroup error rates. Units: percent. Sun (n20): 10. Shade (n5): 60. pooled (n25): 20."/>
+            <wp:docPr id="6" name="Picture 6" descr="Subgroup error rates. Units: percent. Sun (n20): 10. Shade (n5): 60. pooled (n25): 20."/>
             <wp:cNvGraphicFramePr>
               <a:graphicFrameLocks noChangeAspect="1"/>
             </wp:cNvGraphicFramePr>
@@ -6456,7 +6539,6 @@
     <w:p>
       <w:pPr>
         <w:spacing w:line="336" w:lineRule="auto" w:after="180"/>
-        <w:shd w:fill="F5F1FB"/>
       </w:pPr>
       <w:r>
         <w:rPr>
@@ -6467,16 +6549,7 @@
     </w:p>
     <w:p>
       <w:pPr>
-        <w:pStyle w:val="Heading3"/>
-      </w:pPr>
-      <w:r>
-        <w:t>Discuss while showing the picture</w:t>
-      </w:r>
-    </w:p>
-    <w:p>
-      <w:pPr>
         <w:spacing w:line="336" w:lineRule="auto" w:after="180"/>
-        <w:shd w:fill="F1F6F8"/>
       </w:pPr>
       <w:r>
         <w:rPr>
@@ -6488,7 +6561,6 @@
     <w:p>
       <w:pPr>
         <w:spacing w:line="336" w:lineRule="auto" w:after="180"/>
-        <w:shd w:fill="F1F6F8"/>
       </w:pPr>
       <w:r>
         <w:rPr>
@@ -6511,7 +6583,7 @@
     </w:p>
     <w:p>
       <w:pPr>
-        <w:pStyle w:val="Heading3"/>
+        <w:pStyle w:val="Heading2"/>
       </w:pPr>
       <w:r>
         <w:t>04. Change one thing. Trace what follows.</w:t>
@@ -6522,7 +6594,7 @@
         <w:drawing>
           <wp:inline xmlns:a="http://schemas.openxmlformats.org/drawingml/2006/main" xmlns:pic="http://schemas.openxmlformats.org/drawingml/2006/picture">
             <wp:extent cx="5486400" cy="3026664"/>
-            <wp:docPr id="6" name="Picture 6" descr="Original case: Total error=5/25=20%, which hides the 50-percentage-point subgroup difference. Changed condition: Shade gains5 new cases with no errors. Expected result: Shade error becomes3/10=30%; pooled error becomes5/30≈16.7%. Reason: Extra evaluated cases change denominators; existing errors have not disappeared."/>
+            <wp:docPr id="7" name="Picture 7" descr="Original case: Total error=5/25=20%, which hides the 50-percentage-point subgroup difference. Changed condition: Shade gains5 new cases with no errors. Expected result: Shade error becomes3/10=30%; pooled error becomes5/30≈16.7%. Reason: Extra evaluated cases change denominators; existing errors have not disappeared."/>
             <wp:cNvGraphicFramePr>
               <a:graphicFrameLocks noChangeAspect="1"/>
             </wp:cNvGraphicFramePr>
@@ -6602,7 +6674,6 @@
     <w:p>
       <w:pPr>
         <w:spacing w:line="336" w:lineRule="auto" w:after="180"/>
-        <w:shd w:fill="F5F1FB"/>
       </w:pPr>
       <w:r>
         <w:rPr>
@@ -6613,16 +6684,7 @@
     </w:p>
     <w:p>
       <w:pPr>
-        <w:pStyle w:val="Heading3"/>
-      </w:pPr>
-      <w:r>
-        <w:t>Discuss while showing the picture</w:t>
-      </w:r>
-    </w:p>
-    <w:p>
-      <w:pPr>
         <w:spacing w:line="336" w:lineRule="auto" w:after="180"/>
-        <w:shd w:fill="F1F6F8"/>
       </w:pPr>
       <w:r>
         <w:rPr>
@@ -6634,7 +6696,6 @@
     <w:p>
       <w:pPr>
         <w:spacing w:line="336" w:lineRule="auto" w:after="180"/>
-        <w:shd w:fill="F1F6F8"/>
       </w:pPr>
       <w:r>
         <w:rPr>
@@ -6657,7 +6718,7 @@
     </w:p>
     <w:p>
       <w:pPr>
-        <w:pStyle w:val="Heading3"/>
+        <w:pStyle w:val="Heading2"/>
       </w:pPr>
       <w:r>
         <w:t>05. Connect the explanation to its limit</w:t>
@@ -6668,7 +6729,7 @@
         <w:drawing>
           <wp:inline xmlns:a="http://schemas.openxmlformats.org/drawingml/2006/main" xmlns:pic="http://schemas.openxmlformats.org/drawingml/2006/picture">
             <wp:extent cx="5486400" cy="2834640"/>
-            <wp:docPr id="7" name="Picture 7" descr="Read the picture in order. Total error=5/25=20%, which hides the 50-percentage-point subgroup difference. The arrows show which recorded input or intermediate result each decision uses. Explain the deciding step aloud before checking the changed case; pointing to the final answer alone does not show how it follows. Limit: Small subgroup samples have high variability. An observed gap does not by itself establish discrimination or a causal explanation."/>
+            <wp:docPr id="8" name="Picture 8" descr="Read the picture in order. Total error=5/25=20%, which hides the 50-percentage-point subgroup difference. The arrows show which recorded input or intermediate result each decision uses. Explain the deciding step aloud before checking the changed case; pointing to the final answer alone does not show how it follows. Limit: Small subgroup samples have high variability. An observed gap does not by itself establish discrimination or a causal explanation."/>
             <wp:cNvGraphicFramePr>
               <a:graphicFrameLocks noChangeAspect="1"/>
             </wp:cNvGraphicFramePr>
@@ -6771,7 +6832,6 @@
     <w:p>
       <w:pPr>
         <w:spacing w:line="336" w:lineRule="auto" w:after="180"/>
-        <w:shd w:fill="F5F1FB"/>
       </w:pPr>
       <w:r>
         <w:rPr>
@@ -6782,16 +6842,7 @@
     </w:p>
     <w:p>
       <w:pPr>
-        <w:pStyle w:val="Heading3"/>
-      </w:pPr>
-      <w:r>
-        <w:t>Discuss while showing the picture</w:t>
-      </w:r>
-    </w:p>
-    <w:p>
-      <w:pPr>
         <w:spacing w:line="336" w:lineRule="auto" w:after="180"/>
-        <w:shd w:fill="F1F6F8"/>
       </w:pPr>
       <w:r>
         <w:rPr>
@@ -6803,7 +6854,6 @@
     <w:p>
       <w:pPr>
         <w:spacing w:line="336" w:lineRule="auto" w:after="180"/>
-        <w:shd w:fill="F1F6F8"/>
       </w:pPr>
       <w:r>
         <w:rPr>
@@ -6826,7 +6876,7 @@
     </w:p>
     <w:p>
       <w:pPr>
-        <w:pStyle w:val="Heading3"/>
+        <w:pStyle w:val="Heading2"/>
       </w:pPr>
       <w:r>
         <w:t>06. Make the idea visible in your project</w:t>
@@ -6837,7 +6887,7 @@
         <w:drawing>
           <wp:inline xmlns:a="http://schemas.openxmlformats.org/drawingml/2006/main" xmlns:pic="http://schemas.openxmlformats.org/drawingml/2006/picture">
             <wp:extent cx="5486400" cy="3681984"/>
-            <wp:docPr id="8" name="Picture 8" descr="For your Responsible Plant Classifier, save the input, procedure, observed result and limitation of this check. Label this worked example as practice; use a different, previously unreviewed case when checking independent understanding. Draw your input, deciding step, result and limit. Supported question: Why should the report retain subgroup rates alongside the total? Point to the relevant step in the picture, then write the changed result and the rule or evidence that supports it."/>
+            <wp:docPr id="9" name="Picture 9" descr="For your Responsible Plant Classifier, save the input, procedure, observed result and limitation of this check. Label this worked example as practice; use a different, previously unreviewed case when checking independent understanding. Draw your input, deciding step, result and limit. Supported question: Why should the report retain subgroup rates alongside the total? Point to the relevant step in the picture, then write the changed result and the rule or evidence that supports it."/>
             <wp:cNvGraphicFramePr>
               <a:graphicFrameLocks noChangeAspect="1"/>
             </wp:cNvGraphicFramePr>
@@ -6952,7 +7002,6 @@
     <w:p>
       <w:pPr>
         <w:spacing w:line="336" w:lineRule="auto" w:after="180"/>
-        <w:shd w:fill="F5F1FB"/>
       </w:pPr>
       <w:r>
         <w:rPr>
@@ -6975,70 +7024,138 @@
     </w:p>
     <w:p>
       <w:pPr>
+        <w:spacing w:line="336" w:lineRule="auto" w:after="180"/>
+      </w:pPr>
+      <w:r>
+        <w:rPr>
+          <w:b w:val="0"/>
+        </w:rPr>
+        <w:t xml:space="preserve">Teacher prompt: Draw your project trace and justify the deciding step using </w:t>
+      </w:r>
+      <w:r>
+        <w:rPr>
+          <w:b/>
+        </w:rPr>
+        <w:t>evidence</w:t>
+      </w:r>
+      <w:r>
+        <w:rPr>
+          <w:b w:val="0"/>
+        </w:rPr>
+        <w:t>. Ask learners to describe one label or arrow in ordinary words. Use the adjacent transcript if the image is difficult to see.</w:t>
+      </w:r>
+    </w:p>
+    <w:p>
+      <w:pPr>
+        <w:spacing w:line="336" w:lineRule="auto" w:after="180"/>
+      </w:pPr>
+      <w:r>
+        <w:rPr>
+          <w:b w:val="0"/>
+        </w:rPr>
+        <w:t>Supported practice key: The20% original total is dominated by Sun’s larger sample and understates the observed Shade difficulty. Include counts, conditions and uncertainty.</w:t>
+      </w:r>
+    </w:p>
+    <w:p>
+      <w:pPr>
+        <w:spacing w:line="336" w:lineRule="auto" w:after="180"/>
+      </w:pPr>
+      <w:r>
+        <w:rPr>
+          <w:b w:val="0"/>
+        </w:rPr>
+        <w:t xml:space="preserve">Changed-case check: Shade error becomes3/10=30%; pooled error becomes5/30≈16.7%. Extra evaluated cases change </w:t>
+      </w:r>
+      <w:r>
+        <w:rPr>
+          <w:b/>
+        </w:rPr>
+        <w:t>denominator</w:t>
+      </w:r>
+      <w:r>
+        <w:rPr>
+          <w:b w:val="0"/>
+        </w:rPr>
+        <w:t>s; existing errors have not disappeared.</w:t>
+      </w:r>
+    </w:p>
+    <w:p>
+      <w:pPr>
+        <w:pStyle w:val="Heading2"/>
+      </w:pPr>
+      <w:r>
+        <w:t>Earlier wording, alternatives and picture transcripts · reference / check after trying</w:t>
+      </w:r>
+    </w:p>
+    <w:p>
+      <w:pPr>
+        <w:spacing w:line="336" w:lineRule="auto" w:after="180"/>
+      </w:pPr>
+      <w:r>
+        <w:rPr>
+          <w:b w:val="0"/>
+        </w:rPr>
+        <w:t xml:space="preserve">Use one picture at a time. Hide a worked result before asking for a </w:t>
+      </w:r>
+      <w:r>
+        <w:rPr>
+          <w:b/>
+        </w:rPr>
+        <w:t>prediction</w:t>
+      </w:r>
+      <w:r>
+        <w:rPr>
+          <w:b w:val="0"/>
+        </w:rPr>
+        <w:t>, then reveal it for feedback. These are supported teaching cases; retain the separate independent assessment for a fresh first attempt.</w:t>
+      </w:r>
+    </w:p>
+    <w:p>
+      <w:pPr>
         <w:pStyle w:val="Heading3"/>
       </w:pPr>
       <w:r>
-        <w:t>Discuss while showing the picture</w:t>
-      </w:r>
-    </w:p>
-    <w:p>
-      <w:pPr>
-        <w:spacing w:line="336" w:lineRule="auto" w:after="180"/>
-        <w:shd w:fill="F1F6F8"/>
-      </w:pPr>
-      <w:r>
-        <w:rPr>
-          <w:b w:val="0"/>
-        </w:rPr>
-        <w:t xml:space="preserve">Teacher prompt: Draw your project trace and justify the deciding step using </w:t>
-      </w:r>
-      <w:r>
-        <w:rPr>
-          <w:b/>
-        </w:rPr>
-        <w:t>evidence</w:t>
-      </w:r>
-      <w:r>
-        <w:rPr>
-          <w:b w:val="0"/>
-        </w:rPr>
-        <w:t>. Ask learners to describe one label or arrow in ordinary words. Use the adjacent transcript if the image is difficult to see.</w:t>
-      </w:r>
-    </w:p>
-    <w:p>
-      <w:pPr>
-        <w:spacing w:line="336" w:lineRule="auto" w:after="180"/>
-        <w:shd w:fill="F1F6F8"/>
-      </w:pPr>
-      <w:r>
-        <w:rPr>
-          <w:b w:val="0"/>
-        </w:rPr>
-        <w:t>Supported practice key: The20% original total is dominated by Sun’s larger sample and understates the observed Shade difficulty. Include counts, conditions and uncertainty.</w:t>
-      </w:r>
-    </w:p>
-    <w:p>
-      <w:pPr>
-        <w:spacing w:line="336" w:lineRule="auto" w:after="180"/>
-        <w:shd w:fill="F1F6F8"/>
-      </w:pPr>
-      <w:r>
-        <w:rPr>
-          <w:b w:val="0"/>
-        </w:rPr>
-        <w:t xml:space="preserve">Changed-case check: Shade error becomes3/10=30%; pooled error becomes5/30≈16.7%. Extra evaluated cases change </w:t>
-      </w:r>
-      <w:r>
-        <w:rPr>
-          <w:b/>
-        </w:rPr>
-        <w:t>denominator</w:t>
-      </w:r>
-      <w:r>
-        <w:rPr>
-          <w:b w:val="0"/>
-        </w:rPr>
-        <w:t>s; existing errors have not disappeared.</w:t>
+        <w:t>01. Subgroup Performance: the case</w:t>
+      </w:r>
+    </w:p>
+    <w:p>
+      <w:pPr>
+        <w:pStyle w:val="Heading3"/>
+      </w:pPr>
+      <w:r>
+        <w:t>02. Follow the deciding steps</w:t>
+      </w:r>
+    </w:p>
+    <w:p>
+      <w:pPr>
+        <w:pStyle w:val="Heading3"/>
+      </w:pPr>
+      <w:r>
+        <w:t>03. Subgroup error rates</w:t>
+      </w:r>
+    </w:p>
+    <w:p>
+      <w:pPr>
+        <w:pStyle w:val="Heading3"/>
+      </w:pPr>
+      <w:r>
+        <w:t>04. Change one thing. Trace what follows.</w:t>
+      </w:r>
+    </w:p>
+    <w:p>
+      <w:pPr>
+        <w:pStyle w:val="Heading3"/>
+      </w:pPr>
+      <w:r>
+        <w:t>05. Connect the explanation to its limit</w:t>
+      </w:r>
+    </w:p>
+    <w:p>
+      <w:pPr>
+        <w:pStyle w:val="Heading3"/>
+      </w:pPr>
+      <w:r>
+        <w:t>06. Make the idea visible in your project</w:t>
       </w:r>
     </w:p>
     <w:sectPr>
